--- a/fuentes/63520002_CF02_DU.docx
+++ b/fuentes/63520002_CF02_DU.docx
@@ -558,7 +558,7 @@
           <w:r>
             <w:fldChar w:fldCharType="separate"/>
           </w:r>
-          <w:hyperlink w:anchor="_Toc236293567" w:history="1">
+          <w:hyperlink w:anchor="_Toc238570390" w:history="1">
             <w:r>
               <w:rPr>
                 <w:rStyle w:val="Hipervnculo"/>
@@ -585,7 +585,7 @@
                 <w:noProof/>
                 <w:webHidden/>
               </w:rPr>
-              <w:instrText xml:space="preserve"> PAGEREF _Toc236293567 \h </w:instrText>
+              <w:instrText xml:space="preserve"> PAGEREF _Toc238570390 \h </w:instrText>
             </w:r>
             <w:r>
               <w:rPr>
@@ -631,7 +631,7 @@
               <w14:ligatures w14:val="none"/>
             </w:rPr>
           </w:pPr>
-          <w:hyperlink w:anchor="_Toc236293568" w:history="1">
+          <w:hyperlink w:anchor="_Toc238570391" w:history="1">
             <w:r>
               <w:rPr>
                 <w:rStyle w:val="Hipervnculo"/>
@@ -658,7 +658,7 @@
                 <w:noProof/>
                 <w:webHidden/>
               </w:rPr>
-              <w:instrText xml:space="preserve"> PAGEREF _Toc236293568 \h </w:instrText>
+              <w:instrText xml:space="preserve"> PAGEREF _Toc238570391 \h </w:instrText>
             </w:r>
             <w:r>
               <w:rPr>
@@ -704,7 +704,7 @@
               <w14:ligatures w14:val="none"/>
             </w:rPr>
           </w:pPr>
-          <w:hyperlink w:anchor="_Toc236293569" w:history="1">
+          <w:hyperlink w:anchor="_Toc238570392" w:history="1">
             <w:r>
               <w:rPr>
                 <w:rStyle w:val="Hipervnculo"/>
@@ -731,7 +731,7 @@
                 <w:noProof/>
                 <w:webHidden/>
               </w:rPr>
-              <w:instrText xml:space="preserve"> PAGEREF _Toc236293569 \h </w:instrText>
+              <w:instrText xml:space="preserve"> PAGEREF _Toc238570392 \h </w:instrText>
             </w:r>
             <w:r>
               <w:rPr>
@@ -777,7 +777,7 @@
               <w14:ligatures w14:val="none"/>
             </w:rPr>
           </w:pPr>
-          <w:hyperlink w:anchor="_Toc236293570" w:history="1">
+          <w:hyperlink w:anchor="_Toc238570393" w:history="1">
             <w:r>
               <w:rPr>
                 <w:rStyle w:val="Hipervnculo"/>
@@ -804,7 +804,7 @@
                 <w:noProof/>
                 <w:webHidden/>
               </w:rPr>
-              <w:instrText xml:space="preserve"> PAGEREF _Toc236293570 \h </w:instrText>
+              <w:instrText xml:space="preserve"> PAGEREF _Toc238570393 \h </w:instrText>
             </w:r>
             <w:r>
               <w:rPr>
@@ -850,7 +850,7 @@
               <w14:ligatures w14:val="none"/>
             </w:rPr>
           </w:pPr>
-          <w:hyperlink w:anchor="_Toc236293571" w:history="1">
+          <w:hyperlink w:anchor="_Toc238570394" w:history="1">
             <w:r>
               <w:rPr>
                 <w:rStyle w:val="Hipervnculo"/>
@@ -877,7 +877,7 @@
                 <w:noProof/>
                 <w:webHidden/>
               </w:rPr>
-              <w:instrText xml:space="preserve"> PAGEREF _Toc236293571 \h </w:instrText>
+              <w:instrText xml:space="preserve"> PAGEREF _Toc238570394 \h </w:instrText>
             </w:r>
             <w:r>
               <w:rPr>
@@ -923,7 +923,7 @@
               <w14:ligatures w14:val="none"/>
             </w:rPr>
           </w:pPr>
-          <w:hyperlink w:anchor="_Toc236293572" w:history="1">
+          <w:hyperlink w:anchor="_Toc238570395" w:history="1">
             <w:r>
               <w:rPr>
                 <w:rStyle w:val="Hipervnculo"/>
@@ -950,7 +950,7 @@
                 <w:noProof/>
                 <w:webHidden/>
               </w:rPr>
-              <w:instrText xml:space="preserve"> PAGEREF _Toc236293572 \h </w:instrText>
+              <w:instrText xml:space="preserve"> PAGEREF _Toc238570395 \h </w:instrText>
             </w:r>
             <w:r>
               <w:rPr>
@@ -996,7 +996,7 @@
               <w14:ligatures w14:val="none"/>
             </w:rPr>
           </w:pPr>
-          <w:hyperlink w:anchor="_Toc236293573" w:history="1">
+          <w:hyperlink w:anchor="_Toc238570396" w:history="1">
             <w:r>
               <w:rPr>
                 <w:rStyle w:val="Hipervnculo"/>
@@ -1023,7 +1023,7 @@
                 <w:noProof/>
                 <w:webHidden/>
               </w:rPr>
-              <w:instrText xml:space="preserve"> PAGEREF _Toc236293573 \h </w:instrText>
+              <w:instrText xml:space="preserve"> PAGEREF _Toc238570396 \h </w:instrText>
             </w:r>
             <w:r>
               <w:rPr>
@@ -1069,7 +1069,7 @@
               <w14:ligatures w14:val="none"/>
             </w:rPr>
           </w:pPr>
-          <w:hyperlink w:anchor="_Toc236293574" w:history="1">
+          <w:hyperlink w:anchor="_Toc238570397" w:history="1">
             <w:r>
               <w:rPr>
                 <w:rStyle w:val="Hipervnculo"/>
@@ -1096,7 +1096,7 @@
                 <w:noProof/>
                 <w:webHidden/>
               </w:rPr>
-              <w:instrText xml:space="preserve"> PAGEREF _Toc236293574 \h </w:instrText>
+              <w:instrText xml:space="preserve"> PAGEREF _Toc238570397 \h </w:instrText>
             </w:r>
             <w:r>
               <w:rPr>
@@ -1142,7 +1142,7 @@
               <w14:ligatures w14:val="none"/>
             </w:rPr>
           </w:pPr>
-          <w:hyperlink w:anchor="_Toc236293575" w:history="1">
+          <w:hyperlink w:anchor="_Toc238570398" w:history="1">
             <w:r>
               <w:rPr>
                 <w:rStyle w:val="Hipervnculo"/>
@@ -1153,6 +1153,7 @@
             <w:r>
               <w:rPr>
                 <w:rStyle w:val="Extranjerismo"/>
+                <w:noProof/>
               </w:rPr>
               <w:t>baker's percentage</w:t>
             </w:r>
@@ -1182,7 +1183,7 @@
                 <w:noProof/>
                 <w:webHidden/>
               </w:rPr>
-              <w:instrText xml:space="preserve"> PAGEREF _Toc236293575 \h </w:instrText>
+              <w:instrText xml:space="preserve"> PAGEREF _Toc238570398 \h </w:instrText>
             </w:r>
             <w:r>
               <w:rPr>
@@ -1228,7 +1229,7 @@
               <w14:ligatures w14:val="none"/>
             </w:rPr>
           </w:pPr>
-          <w:hyperlink w:anchor="_Toc236293576" w:history="1">
+          <w:hyperlink w:anchor="_Toc238570399" w:history="1">
             <w:r>
               <w:rPr>
                 <w:rStyle w:val="Hipervnculo"/>
@@ -1255,7 +1256,7 @@
                 <w:noProof/>
                 <w:webHidden/>
               </w:rPr>
-              <w:instrText xml:space="preserve"> PAGEREF _Toc236293576 \h </w:instrText>
+              <w:instrText xml:space="preserve"> PAGEREF _Toc238570399 \h </w:instrText>
             </w:r>
             <w:r>
               <w:rPr>
@@ -1301,7 +1302,7 @@
               <w14:ligatures w14:val="none"/>
             </w:rPr>
           </w:pPr>
-          <w:hyperlink w:anchor="_Toc236293577" w:history="1">
+          <w:hyperlink w:anchor="_Toc238570400" w:history="1">
             <w:r>
               <w:rPr>
                 <w:rStyle w:val="Hipervnculo"/>
@@ -1328,7 +1329,7 @@
                 <w:noProof/>
                 <w:webHidden/>
               </w:rPr>
-              <w:instrText xml:space="preserve"> PAGEREF _Toc236293577 \h </w:instrText>
+              <w:instrText xml:space="preserve"> PAGEREF _Toc238570400 \h </w:instrText>
             </w:r>
             <w:r>
               <w:rPr>
@@ -1374,7 +1375,7 @@
               <w14:ligatures w14:val="none"/>
             </w:rPr>
           </w:pPr>
-          <w:hyperlink w:anchor="_Toc236293578" w:history="1">
+          <w:hyperlink w:anchor="_Toc238570401" w:history="1">
             <w:r>
               <w:rPr>
                 <w:rStyle w:val="Hipervnculo"/>
@@ -1401,7 +1402,7 @@
                 <w:noProof/>
                 <w:webHidden/>
               </w:rPr>
-              <w:instrText xml:space="preserve"> PAGEREF _Toc236293578 \h </w:instrText>
+              <w:instrText xml:space="preserve"> PAGEREF _Toc238570401 \h </w:instrText>
             </w:r>
             <w:r>
               <w:rPr>
@@ -1447,7 +1448,7 @@
               <w14:ligatures w14:val="none"/>
             </w:rPr>
           </w:pPr>
-          <w:hyperlink w:anchor="_Toc236293579" w:history="1">
+          <w:hyperlink w:anchor="_Toc238570402" w:history="1">
             <w:r>
               <w:rPr>
                 <w:rStyle w:val="Hipervnculo"/>
@@ -1474,7 +1475,7 @@
                 <w:noProof/>
                 <w:webHidden/>
               </w:rPr>
-              <w:instrText xml:space="preserve"> PAGEREF _Toc236293579 \h </w:instrText>
+              <w:instrText xml:space="preserve"> PAGEREF _Toc238570402 \h </w:instrText>
             </w:r>
             <w:r>
               <w:rPr>
@@ -1520,7 +1521,7 @@
               <w14:ligatures w14:val="none"/>
             </w:rPr>
           </w:pPr>
-          <w:hyperlink w:anchor="_Toc236293580" w:history="1">
+          <w:hyperlink w:anchor="_Toc238570403" w:history="1">
             <w:r>
               <w:rPr>
                 <w:rStyle w:val="Hipervnculo"/>
@@ -1547,7 +1548,7 @@
                 <w:noProof/>
                 <w:webHidden/>
               </w:rPr>
-              <w:instrText xml:space="preserve"> PAGEREF _Toc236293580 \h </w:instrText>
+              <w:instrText xml:space="preserve"> PAGEREF _Toc238570403 \h </w:instrText>
             </w:r>
             <w:r>
               <w:rPr>
@@ -1593,7 +1594,7 @@
               <w14:ligatures w14:val="none"/>
             </w:rPr>
           </w:pPr>
-          <w:hyperlink w:anchor="_Toc236293581" w:history="1">
+          <w:hyperlink w:anchor="_Toc238570404" w:history="1">
             <w:r>
               <w:rPr>
                 <w:rStyle w:val="Hipervnculo"/>
@@ -1620,7 +1621,7 @@
                 <w:noProof/>
                 <w:webHidden/>
               </w:rPr>
-              <w:instrText xml:space="preserve"> PAGEREF _Toc236293581 \h </w:instrText>
+              <w:instrText xml:space="preserve"> PAGEREF _Toc238570404 \h </w:instrText>
             </w:r>
             <w:r>
               <w:rPr>
@@ -1666,7 +1667,7 @@
               <w14:ligatures w14:val="none"/>
             </w:rPr>
           </w:pPr>
-          <w:hyperlink w:anchor="_Toc236293582" w:history="1">
+          <w:hyperlink w:anchor="_Toc238570405" w:history="1">
             <w:r>
               <w:rPr>
                 <w:rStyle w:val="Hipervnculo"/>
@@ -1693,7 +1694,7 @@
                 <w:noProof/>
                 <w:webHidden/>
               </w:rPr>
-              <w:instrText xml:space="preserve"> PAGEREF _Toc236293582 \h </w:instrText>
+              <w:instrText xml:space="preserve"> PAGEREF _Toc238570405 \h </w:instrText>
             </w:r>
             <w:r>
               <w:rPr>
@@ -1739,7 +1740,7 @@
               <w14:ligatures w14:val="none"/>
             </w:rPr>
           </w:pPr>
-          <w:hyperlink w:anchor="_Toc236293583" w:history="1">
+          <w:hyperlink w:anchor="_Toc238570406" w:history="1">
             <w:r>
               <w:rPr>
                 <w:rStyle w:val="Hipervnculo"/>
@@ -1766,7 +1767,7 @@
                 <w:noProof/>
                 <w:webHidden/>
               </w:rPr>
-              <w:instrText xml:space="preserve"> PAGEREF _Toc236293583 \h </w:instrText>
+              <w:instrText xml:space="preserve"> PAGEREF _Toc238570406 \h </w:instrText>
             </w:r>
             <w:r>
               <w:rPr>
@@ -1812,7 +1813,7 @@
               <w14:ligatures w14:val="none"/>
             </w:rPr>
           </w:pPr>
-          <w:hyperlink w:anchor="_Toc236293584" w:history="1">
+          <w:hyperlink w:anchor="_Toc238570407" w:history="1">
             <w:r>
               <w:rPr>
                 <w:rStyle w:val="Hipervnculo"/>
@@ -1839,7 +1840,7 @@
                 <w:noProof/>
                 <w:webHidden/>
               </w:rPr>
-              <w:instrText xml:space="preserve"> PAGEREF _Toc236293584 \h </w:instrText>
+              <w:instrText xml:space="preserve"> PAGEREF _Toc238570407 \h </w:instrText>
             </w:r>
             <w:r>
               <w:rPr>
@@ -1885,7 +1886,7 @@
               <w14:ligatures w14:val="none"/>
             </w:rPr>
           </w:pPr>
-          <w:hyperlink w:anchor="_Toc236293585" w:history="1">
+          <w:hyperlink w:anchor="_Toc238570408" w:history="1">
             <w:r>
               <w:rPr>
                 <w:rStyle w:val="Hipervnculo"/>
@@ -1912,7 +1913,7 @@
                 <w:noProof/>
                 <w:webHidden/>
               </w:rPr>
-              <w:instrText xml:space="preserve"> PAGEREF _Toc236293585 \h </w:instrText>
+              <w:instrText xml:space="preserve"> PAGEREF _Toc238570408 \h </w:instrText>
             </w:r>
             <w:r>
               <w:rPr>
@@ -1958,7 +1959,7 @@
               <w14:ligatures w14:val="none"/>
             </w:rPr>
           </w:pPr>
-          <w:hyperlink w:anchor="_Toc236293586" w:history="1">
+          <w:hyperlink w:anchor="_Toc238570409" w:history="1">
             <w:r>
               <w:rPr>
                 <w:rStyle w:val="Hipervnculo"/>
@@ -1985,7 +1986,7 @@
                 <w:noProof/>
                 <w:webHidden/>
               </w:rPr>
-              <w:instrText xml:space="preserve"> PAGEREF _Toc236293586 \h </w:instrText>
+              <w:instrText xml:space="preserve"> PAGEREF _Toc238570409 \h </w:instrText>
             </w:r>
             <w:r>
               <w:rPr>
@@ -2006,6 +2007,79 @@
                 <w:webHidden/>
               </w:rPr>
               <w:t>40</w:t>
+            </w:r>
+            <w:r>
+              <w:rPr>
+                <w:noProof/>
+                <w:webHidden/>
+              </w:rPr>
+              <w:fldChar w:fldCharType="end"/>
+            </w:r>
+          </w:hyperlink>
+        </w:p>
+        <w:p>
+          <w:pPr>
+            <w:pStyle w:val="TDC2"/>
+            <w:tabs>
+              <w:tab w:val="right" w:leader="dot" w:pos="9962"/>
+            </w:tabs>
+            <w:rPr>
+              <w:rFonts w:eastAsiaTheme="minorEastAsia"/>
+              <w:noProof/>
+              <w:kern w:val="0"/>
+              <w:sz w:val="22"/>
+              <w:lang w:eastAsia="es-CO"/>
+              <w14:ligatures w14:val="none"/>
+            </w:rPr>
+          </w:pPr>
+          <w:hyperlink w:anchor="_Toc238570410" w:history="1">
+            <w:r>
+              <w:rPr>
+                <w:rStyle w:val="Hipervnculo"/>
+                <w:noProof/>
+              </w:rPr>
+              <w:t>4.6. Solución de problemas comunes en la masa madre</w:t>
+            </w:r>
+            <w:r>
+              <w:rPr>
+                <w:noProof/>
+                <w:webHidden/>
+              </w:rPr>
+              <w:tab/>
+            </w:r>
+            <w:r>
+              <w:rPr>
+                <w:noProof/>
+                <w:webHidden/>
+              </w:rPr>
+              <w:fldChar w:fldCharType="begin"/>
+            </w:r>
+            <w:r>
+              <w:rPr>
+                <w:noProof/>
+                <w:webHidden/>
+              </w:rPr>
+              <w:instrText xml:space="preserve"> PAGEREF _Toc238570410 \h </w:instrText>
+            </w:r>
+            <w:r>
+              <w:rPr>
+                <w:noProof/>
+                <w:webHidden/>
+              </w:rPr>
+            </w:r>
+            <w:r>
+              <w:rPr>
+                <w:noProof/>
+                <w:webHidden/>
+              </w:rPr>
+              <w:fldChar w:fldCharType="separate"/>
+            </w:r>
+            <w:r>
+              <w:rPr>
+                <w:noProof/>
+                <w:webHidden/>
+              </w:rPr>
+              <w:t>41</w:t>
             </w:r>
             <w:r>
               <w:rPr>
@@ -2031,7 +2105,7 @@
               <w14:ligatures w14:val="none"/>
             </w:rPr>
           </w:pPr>
-          <w:hyperlink w:anchor="_Toc236293587" w:history="1">
+          <w:hyperlink w:anchor="_Toc238570411" w:history="1">
             <w:r>
               <w:rPr>
                 <w:rStyle w:val="Hipervnculo"/>
@@ -2058,7 +2132,7 @@
                 <w:noProof/>
                 <w:webHidden/>
               </w:rPr>
-              <w:instrText xml:space="preserve"> PAGEREF _Toc236293587 \h </w:instrText>
+              <w:instrText xml:space="preserve"> PAGEREF _Toc238570411 \h </w:instrText>
             </w:r>
             <w:r>
               <w:rPr>
@@ -2078,7 +2152,7 @@
                 <w:noProof/>
                 <w:webHidden/>
               </w:rPr>
-              <w:t>43</w:t>
+              <w:t>47</w:t>
             </w:r>
             <w:r>
               <w:rPr>
@@ -2104,7 +2178,7 @@
               <w14:ligatures w14:val="none"/>
             </w:rPr>
           </w:pPr>
-          <w:hyperlink w:anchor="_Toc236293588" w:history="1">
+          <w:hyperlink w:anchor="_Toc238570412" w:history="1">
             <w:r>
               <w:rPr>
                 <w:rStyle w:val="Hipervnculo"/>
@@ -2131,7 +2205,7 @@
                 <w:noProof/>
                 <w:webHidden/>
               </w:rPr>
-              <w:instrText xml:space="preserve"> PAGEREF _Toc236293588 \h </w:instrText>
+              <w:instrText xml:space="preserve"> PAGEREF _Toc238570412 \h </w:instrText>
             </w:r>
             <w:r>
               <w:rPr>
@@ -2151,7 +2225,7 @@
                 <w:noProof/>
                 <w:webHidden/>
               </w:rPr>
-              <w:t>43</w:t>
+              <w:t>47</w:t>
             </w:r>
             <w:r>
               <w:rPr>
@@ -2177,7 +2251,7 @@
               <w14:ligatures w14:val="none"/>
             </w:rPr>
           </w:pPr>
-          <w:hyperlink w:anchor="_Toc236293589" w:history="1">
+          <w:hyperlink w:anchor="_Toc238570413" w:history="1">
             <w:r>
               <w:rPr>
                 <w:rStyle w:val="Hipervnculo"/>
@@ -2204,7 +2278,7 @@
                 <w:noProof/>
                 <w:webHidden/>
               </w:rPr>
-              <w:instrText xml:space="preserve"> PAGEREF _Toc236293589 \h </w:instrText>
+              <w:instrText xml:space="preserve"> PAGEREF _Toc238570413 \h </w:instrText>
             </w:r>
             <w:r>
               <w:rPr>
@@ -2224,7 +2298,7 @@
                 <w:noProof/>
                 <w:webHidden/>
               </w:rPr>
-              <w:t>44</w:t>
+              <w:t>48</w:t>
             </w:r>
             <w:r>
               <w:rPr>
@@ -2250,7 +2324,7 @@
               <w14:ligatures w14:val="none"/>
             </w:rPr>
           </w:pPr>
-          <w:hyperlink w:anchor="_Toc236293590" w:history="1">
+          <w:hyperlink w:anchor="_Toc238570414" w:history="1">
             <w:r>
               <w:rPr>
                 <w:rStyle w:val="Hipervnculo"/>
@@ -2277,7 +2351,7 @@
                 <w:noProof/>
                 <w:webHidden/>
               </w:rPr>
-              <w:instrText xml:space="preserve"> PAGEREF _Toc236293590 \h </w:instrText>
+              <w:instrText xml:space="preserve"> PAGEREF _Toc238570414 \h </w:instrText>
             </w:r>
             <w:r>
               <w:rPr>
@@ -2297,7 +2371,7 @@
                 <w:noProof/>
                 <w:webHidden/>
               </w:rPr>
-              <w:t>46</w:t>
+              <w:t>50</w:t>
             </w:r>
             <w:r>
               <w:rPr>
@@ -2323,7 +2397,7 @@
               <w14:ligatures w14:val="none"/>
             </w:rPr>
           </w:pPr>
-          <w:hyperlink w:anchor="_Toc236293591" w:history="1">
+          <w:hyperlink w:anchor="_Toc238570415" w:history="1">
             <w:r>
               <w:rPr>
                 <w:rStyle w:val="Hipervnculo"/>
@@ -2350,7 +2424,7 @@
                 <w:noProof/>
                 <w:webHidden/>
               </w:rPr>
-              <w:instrText xml:space="preserve"> PAGEREF _Toc236293591 \h </w:instrText>
+              <w:instrText xml:space="preserve"> PAGEREF _Toc238570415 \h </w:instrText>
             </w:r>
             <w:r>
               <w:rPr>
@@ -2370,7 +2444,7 @@
                 <w:noProof/>
                 <w:webHidden/>
               </w:rPr>
-              <w:t>49</w:t>
+              <w:t>53</w:t>
             </w:r>
             <w:r>
               <w:rPr>
@@ -2396,7 +2470,7 @@
               <w14:ligatures w14:val="none"/>
             </w:rPr>
           </w:pPr>
-          <w:hyperlink w:anchor="_Toc236293592" w:history="1">
+          <w:hyperlink w:anchor="_Toc238570416" w:history="1">
             <w:r>
               <w:rPr>
                 <w:rStyle w:val="Hipervnculo"/>
@@ -2423,7 +2497,7 @@
                 <w:noProof/>
                 <w:webHidden/>
               </w:rPr>
-              <w:instrText xml:space="preserve"> PAGEREF _Toc236293592 \h </w:instrText>
+              <w:instrText xml:space="preserve"> PAGEREF _Toc238570416 \h </w:instrText>
             </w:r>
             <w:r>
               <w:rPr>
@@ -2443,7 +2517,7 @@
                 <w:noProof/>
                 <w:webHidden/>
               </w:rPr>
-              <w:t>52</w:t>
+              <w:t>56</w:t>
             </w:r>
             <w:r>
               <w:rPr>
@@ -2469,7 +2543,7 @@
               <w14:ligatures w14:val="none"/>
             </w:rPr>
           </w:pPr>
-          <w:hyperlink w:anchor="_Toc236293593" w:history="1">
+          <w:hyperlink w:anchor="_Toc238570417" w:history="1">
             <w:r>
               <w:rPr>
                 <w:rStyle w:val="Hipervnculo"/>
@@ -2496,7 +2570,7 @@
                 <w:noProof/>
                 <w:webHidden/>
               </w:rPr>
-              <w:instrText xml:space="preserve"> PAGEREF _Toc236293593 \h </w:instrText>
+              <w:instrText xml:space="preserve"> PAGEREF _Toc238570417 \h </w:instrText>
             </w:r>
             <w:r>
               <w:rPr>
@@ -2516,7 +2590,7 @@
                 <w:noProof/>
                 <w:webHidden/>
               </w:rPr>
-              <w:t>58</w:t>
+              <w:t>64</w:t>
             </w:r>
             <w:r>
               <w:rPr>
@@ -2542,7 +2616,7 @@
               <w14:ligatures w14:val="none"/>
             </w:rPr>
           </w:pPr>
-          <w:hyperlink w:anchor="_Toc236293594" w:history="1">
+          <w:hyperlink w:anchor="_Toc238570418" w:history="1">
             <w:r>
               <w:rPr>
                 <w:rStyle w:val="Hipervnculo"/>
@@ -2569,7 +2643,7 @@
                 <w:noProof/>
                 <w:webHidden/>
               </w:rPr>
-              <w:instrText xml:space="preserve"> PAGEREF _Toc236293594 \h </w:instrText>
+              <w:instrText xml:space="preserve"> PAGEREF _Toc238570418 \h </w:instrText>
             </w:r>
             <w:r>
               <w:rPr>
@@ -2589,7 +2663,7 @@
                 <w:noProof/>
                 <w:webHidden/>
               </w:rPr>
-              <w:t>60</w:t>
+              <w:t>66</w:t>
             </w:r>
             <w:r>
               <w:rPr>
@@ -2615,7 +2689,7 @@
               <w14:ligatures w14:val="none"/>
             </w:rPr>
           </w:pPr>
-          <w:hyperlink w:anchor="_Toc236293595" w:history="1">
+          <w:hyperlink w:anchor="_Toc238570419" w:history="1">
             <w:r>
               <w:rPr>
                 <w:rStyle w:val="Hipervnculo"/>
@@ -2642,7 +2716,7 @@
                 <w:noProof/>
                 <w:webHidden/>
               </w:rPr>
-              <w:instrText xml:space="preserve"> PAGEREF _Toc236293595 \h </w:instrText>
+              <w:instrText xml:space="preserve"> PAGEREF _Toc238570419 \h </w:instrText>
             </w:r>
             <w:r>
               <w:rPr>
@@ -2662,7 +2736,7 @@
                 <w:noProof/>
                 <w:webHidden/>
               </w:rPr>
-              <w:t>64</w:t>
+              <w:t>70</w:t>
             </w:r>
             <w:r>
               <w:rPr>
@@ -2688,7 +2762,7 @@
               <w14:ligatures w14:val="none"/>
             </w:rPr>
           </w:pPr>
-          <w:hyperlink w:anchor="_Toc236293596" w:history="1">
+          <w:hyperlink w:anchor="_Toc238570420" w:history="1">
             <w:r>
               <w:rPr>
                 <w:rStyle w:val="Hipervnculo"/>
@@ -2715,7 +2789,7 @@
                 <w:noProof/>
                 <w:webHidden/>
               </w:rPr>
-              <w:instrText xml:space="preserve"> PAGEREF _Toc236293596 \h </w:instrText>
+              <w:instrText xml:space="preserve"> PAGEREF _Toc238570420 \h </w:instrText>
             </w:r>
             <w:r>
               <w:rPr>
@@ -2735,7 +2809,7 @@
                 <w:noProof/>
                 <w:webHidden/>
               </w:rPr>
-              <w:t>65</w:t>
+              <w:t>71</w:t>
             </w:r>
             <w:r>
               <w:rPr>
@@ -2763,7 +2837,7 @@
       <w:pPr>
         <w:pStyle w:val="Titulosgenerales"/>
       </w:pPr>
-      <w:bookmarkStart w:id="0" w:name="_Toc236293567"/>
+      <w:bookmarkStart w:id="0" w:name="_Toc238570390"/>
       <w:r>
         <w:lastRenderedPageBreak/>
         <w:t>Introducción</w:t>
@@ -2777,7 +2851,15 @@
     </w:p>
     <w:p>
       <w:r>
-        <w:t>La masa madre es el corazón del pan artesanal: su correcta elaboración y alimentación garantizan una fermentación equilibrada que aporta aroma, textura y valor nutricional (Wing &amp; Scott, 2021). Además, el conocimiento de las variables de control (temperatura, tiempo, hidratación) permite al panadero obtener resultados consistentes y de alta calidad. La producción de pan implica el manejo de fórmulas, técnicas de amasado, moldeado y horneado que, integradas con las Buenas Prácticas de Manufactura, aseguran un producto inocuo.</w:t>
+        <w:t>La masa madre es el corazón del pan artesanal: su correcta elaboración y alimentación garantizan una fermentación equilibrada que aporta aroma, textura y valor nutricional (</w:t>
+      </w:r>
+      <w:proofErr w:type="spellStart"/>
+      <w:r>
+        <w:t>Wing</w:t>
+      </w:r>
+      <w:proofErr w:type="spellEnd"/>
+      <w:r>
+        <w:t xml:space="preserve"> &amp; Scott, 2021). Además, el conocimiento de las variables de control (temperatura, tiempo, hidratación) permite al panadero obtener resultados consistentes y de alta calidad. La producción de pan implica el manejo de fórmulas, técnicas de amasado, moldeado y horneado que, integradas con las Buenas Prácticas de Manufactura, aseguran un producto inocuo.</w:t>
       </w:r>
     </w:p>
     <w:p>
@@ -2802,7 +2884,7 @@
       <w:pPr>
         <w:pStyle w:val="Ttulo1"/>
       </w:pPr>
-      <w:bookmarkStart w:id="1" w:name="_Toc236293568"/>
+      <w:bookmarkStart w:id="1" w:name="_Toc238570391"/>
       <w:r>
         <w:lastRenderedPageBreak/>
         <w:t>Materias primas para la panificación</w:t>
@@ -2826,7 +2908,7 @@
       <w:pPr>
         <w:pStyle w:val="Ttulo2"/>
       </w:pPr>
-      <w:bookmarkStart w:id="2" w:name="_Toc236293569"/>
+      <w:bookmarkStart w:id="2" w:name="_Toc238570392"/>
       <w:r>
         <w:t>Concepto, tipos y características</w:t>
       </w:r>
@@ -2864,6 +2946,11 @@
     </w:p>
     <w:p>
       <w:pPr>
+        <w:pStyle w:val="Prrafodelista"/>
+        <w:numPr>
+          <w:ilvl w:val="0"/>
+          <w:numId w:val="61"/>
+        </w:numPr>
         <w:rPr>
           <w:lang w:val="es-419" w:eastAsia="es-CO"/>
         </w:rPr>
@@ -2880,11 +2967,23 @@
         <w:rPr>
           <w:lang w:val="es-419" w:eastAsia="es-CO"/>
         </w:rPr>
-        <w:t>: es el polvo obtenido de la molienda de granos de cereales, principalmente trigo. La harina de trigo es la más utilizada porque contiene dos proteínas, gliadina y glutenina, que al hidratarse forman el gluten, una red elástica que atrapa los gases de la fermentación (Viteri &amp; Cordero, 2024). Las harinas se clasifican según su fuerza (contenido proteico) y su extracción (grado de refinamiento). Para masa madre se recomienda harina integral o semi integral en las primeras etapas, ya que contienen más microorganismos y nutrientes. Para el pan final se pueden usar harinas de fuerza (11-13 % de proteína) que proporcionan buena estructura.</w:t>
-      </w:r>
-    </w:p>
-    <w:p>
-      <w:pPr>
+        <w:t xml:space="preserve">: es el polvo obtenido de la molienda de granos de cereales, principalmente trigo. La harina de trigo es la más utilizada porque contiene dos proteínas, gliadina y glutenina, que al hidratarse forman el gluten, una red elástica que atrapa los gases de la fermentación (Viteri &amp; Cordero, 2024). Las harinas se clasifican según su fuerza (contenido proteico) y su extracción (grado de refinamiento). Para masa madre se recomienda harina integral o semi integral en las primeras etapas, ya que contienen más microorganismos y nutrientes. Para el pan final se pueden usar </w:t>
+      </w:r>
+      <w:r>
+        <w:rPr>
+          <w:lang w:val="es-419" w:eastAsia="es-CO"/>
+        </w:rPr>
+        <w:lastRenderedPageBreak/>
+        <w:t>harinas de fuerza (11-13 % de proteína) que proporcionan buena estructura.</w:t>
+      </w:r>
+    </w:p>
+    <w:p>
+      <w:pPr>
+        <w:pStyle w:val="Prrafodelista"/>
+        <w:numPr>
+          <w:ilvl w:val="0"/>
+          <w:numId w:val="61"/>
+        </w:numPr>
         <w:rPr>
           <w:lang w:val="es-419" w:eastAsia="es-CO"/>
         </w:rPr>
@@ -2895,7 +2994,6 @@
           <w:bCs/>
           <w:lang w:val="es-419" w:eastAsia="es-CO"/>
         </w:rPr>
-        <w:lastRenderedPageBreak/>
         <w:t>Agua:</w:t>
       </w:r>
       <w:r>
@@ -2907,6 +3005,11 @@
     </w:p>
     <w:p>
       <w:pPr>
+        <w:pStyle w:val="Prrafodelista"/>
+        <w:numPr>
+          <w:ilvl w:val="0"/>
+          <w:numId w:val="61"/>
+        </w:numPr>
         <w:rPr>
           <w:lang w:val="es-419" w:eastAsia="es-CO"/>
         </w:rPr>
@@ -3241,7 +3344,6 @@
         <w:rPr>
           <w:lang w:val="es-419" w:eastAsia="es-CO"/>
         </w:rPr>
-        <w:lastRenderedPageBreak/>
         <w:t>Características del agua para panificación</w:t>
       </w:r>
     </w:p>
@@ -3398,7 +3500,15 @@
               <w:pStyle w:val="TextoTablas"/>
             </w:pPr>
             <w:r>
-              <w:t>Dureza (CaCO₃)</w:t>
+              <w:t>Dureza (</w:t>
+            </w:r>
+            <w:proofErr w:type="spellStart"/>
+            <w:r>
+              <w:t>CaCO</w:t>
+            </w:r>
+            <w:proofErr w:type="spellEnd"/>
+            <w:r>
+              <w:t>₃)</w:t>
             </w:r>
           </w:p>
         </w:tc>
@@ -3488,7 +3598,7 @@
       <w:pPr>
         <w:pStyle w:val="Ttulo2"/>
       </w:pPr>
-      <w:bookmarkStart w:id="3" w:name="_Toc236293570"/>
+      <w:bookmarkStart w:id="3" w:name="_Toc238570393"/>
       <w:r>
         <w:t>P</w:t>
       </w:r>
@@ -3561,7 +3671,35 @@
         <w:rPr>
           <w:lang w:val="es-419" w:eastAsia="es-CO"/>
         </w:rPr>
-        <w:t>Carga microbiana (recuento de mesófilos, esporas de Bacillus cereus).</w:t>
+        <w:t xml:space="preserve">Carga microbiana (recuento de mesófilos, esporas de </w:t>
+      </w:r>
+      <w:proofErr w:type="spellStart"/>
+      <w:r>
+        <w:rPr>
+          <w:lang w:val="es-419" w:eastAsia="es-CO"/>
+        </w:rPr>
+        <w:t>Bacillus</w:t>
+      </w:r>
+      <w:proofErr w:type="spellEnd"/>
+      <w:r>
+        <w:rPr>
+          <w:lang w:val="es-419" w:eastAsia="es-CO"/>
+        </w:rPr>
+        <w:t xml:space="preserve"> </w:t>
+      </w:r>
+      <w:proofErr w:type="spellStart"/>
+      <w:r>
+        <w:rPr>
+          <w:lang w:val="es-419" w:eastAsia="es-CO"/>
+        </w:rPr>
+        <w:t>cereus</w:t>
+      </w:r>
+      <w:proofErr w:type="spellEnd"/>
+      <w:r>
+        <w:rPr>
+          <w:lang w:val="es-419" w:eastAsia="es-CO"/>
+        </w:rPr>
+        <w:t>).</w:t>
       </w:r>
     </w:p>
     <w:p>
@@ -3624,6 +3762,7 @@
           <w:bCs/>
           <w:lang w:val="es-419" w:eastAsia="es-CO"/>
         </w:rPr>
+        <w:lastRenderedPageBreak/>
         <w:t>Identificación del producto</w:t>
       </w:r>
       <w:r>
@@ -3650,7 +3789,6 @@
           <w:bCs/>
           <w:lang w:val="es-419" w:eastAsia="es-CO"/>
         </w:rPr>
-        <w:lastRenderedPageBreak/>
         <w:t>Análisis proximal</w:t>
       </w:r>
       <w:r>
@@ -3683,7 +3821,63 @@
         <w:rPr>
           <w:lang w:val="es-419" w:eastAsia="es-CO"/>
         </w:rPr>
-        <w:t>: recuento de mesófilos, mohos y levaduras, Escherichia coli, Salmonella, Bacillus cereus.</w:t>
+        <w:t xml:space="preserve">: recuento de mesófilos, mohos y levaduras, </w:t>
+      </w:r>
+      <w:proofErr w:type="spellStart"/>
+      <w:r>
+        <w:rPr>
+          <w:lang w:val="es-419" w:eastAsia="es-CO"/>
+        </w:rPr>
+        <w:t>Escherichia</w:t>
+      </w:r>
+      <w:proofErr w:type="spellEnd"/>
+      <w:r>
+        <w:rPr>
+          <w:lang w:val="es-419" w:eastAsia="es-CO"/>
+        </w:rPr>
+        <w:t xml:space="preserve"> </w:t>
+      </w:r>
+      <w:proofErr w:type="spellStart"/>
+      <w:r>
+        <w:rPr>
+          <w:lang w:val="es-419" w:eastAsia="es-CO"/>
+        </w:rPr>
+        <w:t>coli</w:t>
+      </w:r>
+      <w:proofErr w:type="spellEnd"/>
+      <w:r>
+        <w:rPr>
+          <w:lang w:val="es-419" w:eastAsia="es-CO"/>
+        </w:rPr>
+        <w:t xml:space="preserve">, Salmonella, </w:t>
+      </w:r>
+      <w:proofErr w:type="spellStart"/>
+      <w:r>
+        <w:rPr>
+          <w:lang w:val="es-419" w:eastAsia="es-CO"/>
+        </w:rPr>
+        <w:t>Bacillus</w:t>
+      </w:r>
+      <w:proofErr w:type="spellEnd"/>
+      <w:r>
+        <w:rPr>
+          <w:lang w:val="es-419" w:eastAsia="es-CO"/>
+        </w:rPr>
+        <w:t xml:space="preserve"> </w:t>
+      </w:r>
+      <w:proofErr w:type="spellStart"/>
+      <w:r>
+        <w:rPr>
+          <w:lang w:val="es-419" w:eastAsia="es-CO"/>
+        </w:rPr>
+        <w:t>cereus</w:t>
+      </w:r>
+      <w:proofErr w:type="spellEnd"/>
+      <w:r>
+        <w:rPr>
+          <w:lang w:val="es-419" w:eastAsia="es-CO"/>
+        </w:rPr>
+        <w:t>.</w:t>
       </w:r>
     </w:p>
     <w:p>
@@ -4035,6 +4229,7 @@
               <w:pStyle w:val="TextoTablas"/>
             </w:pPr>
             <w:r>
+              <w:lastRenderedPageBreak/>
               <w:t>Gluten seco</w:t>
             </w:r>
           </w:p>
@@ -4063,7 +4258,6 @@
               <w:pStyle w:val="TextoTablas"/>
             </w:pPr>
             <w:r>
-              <w:lastRenderedPageBreak/>
               <w:t>Recuento de aerobios mesófilos</w:t>
             </w:r>
           </w:p>
@@ -4077,8 +4271,13 @@
               <w:pStyle w:val="TextoTablas"/>
             </w:pPr>
             <w:r>
-              <w:t>200.000 UFC/g máx</w:t>
-            </w:r>
+              <w:t xml:space="preserve">200.000 UFC/g </w:t>
+            </w:r>
+            <w:proofErr w:type="spellStart"/>
+            <w:r>
+              <w:t>máx</w:t>
+            </w:r>
+            <w:proofErr w:type="spellEnd"/>
           </w:p>
         </w:tc>
       </w:tr>
@@ -4108,8 +4307,13 @@
               <w:pStyle w:val="TextoTablas"/>
             </w:pPr>
             <w:r>
-              <w:t>3.000 UFC/g máx</w:t>
-            </w:r>
+              <w:t xml:space="preserve">3.000 UFC/g </w:t>
+            </w:r>
+            <w:proofErr w:type="spellStart"/>
+            <w:r>
+              <w:t>máx</w:t>
+            </w:r>
+            <w:proofErr w:type="spellEnd"/>
           </w:p>
         </w:tc>
       </w:tr>
@@ -4123,8 +4327,21 @@
               <w:pStyle w:val="TextoTablas"/>
             </w:pPr>
             <w:r>
-              <w:t>Recuento de Escherichia coli</w:t>
-            </w:r>
+              <w:t xml:space="preserve">Recuento de </w:t>
+            </w:r>
+            <w:proofErr w:type="spellStart"/>
+            <w:r>
+              <w:t>Escherichia</w:t>
+            </w:r>
+            <w:proofErr w:type="spellEnd"/>
+            <w:r>
+              <w:t xml:space="preserve"> </w:t>
+            </w:r>
+            <w:proofErr w:type="spellStart"/>
+            <w:r>
+              <w:t>coli</w:t>
+            </w:r>
+            <w:proofErr w:type="spellEnd"/>
           </w:p>
         </w:tc>
         <w:tc>
@@ -4182,8 +4399,21 @@
               <w:pStyle w:val="TextoTablas"/>
             </w:pPr>
             <w:r>
-              <w:t>Recuento de Bacillus cereus</w:t>
-            </w:r>
+              <w:t xml:space="preserve">Recuento de </w:t>
+            </w:r>
+            <w:proofErr w:type="spellStart"/>
+            <w:r>
+              <w:t>Bacillus</w:t>
+            </w:r>
+            <w:proofErr w:type="spellEnd"/>
+            <w:r>
+              <w:t xml:space="preserve"> </w:t>
+            </w:r>
+            <w:proofErr w:type="spellStart"/>
+            <w:r>
+              <w:t>cereus</w:t>
+            </w:r>
+            <w:proofErr w:type="spellEnd"/>
           </w:p>
         </w:tc>
         <w:tc>
@@ -4195,8 +4425,13 @@
               <w:pStyle w:val="TextoTablas"/>
             </w:pPr>
             <w:r>
-              <w:t>500 UFC/g máx</w:t>
-            </w:r>
+              <w:t xml:space="preserve">500 UFC/g </w:t>
+            </w:r>
+            <w:proofErr w:type="spellStart"/>
+            <w:r>
+              <w:t>máx</w:t>
+            </w:r>
+            <w:proofErr w:type="spellEnd"/>
           </w:p>
         </w:tc>
       </w:tr>
@@ -4308,7 +4543,7 @@
       <w:pPr>
         <w:pStyle w:val="Ttulo2"/>
       </w:pPr>
-      <w:bookmarkStart w:id="4" w:name="_Toc236293571"/>
+      <w:bookmarkStart w:id="4" w:name="_Toc238570394"/>
       <w:r>
         <w:t>Almacenamiento y conservación</w:t>
       </w:r>
@@ -4324,14 +4559,14 @@
         <w:rPr>
           <w:lang w:val="es-419" w:eastAsia="es-CO"/>
         </w:rPr>
-        <w:t xml:space="preserve">El almacenamiento adecuado de las materias primas es esencial para preservar su calidad y evitar contaminaciones. Las harinas deben guardarse en recipientes herméticos o en sacos sobre estibas (separadas del piso al menos 15 cm y de las paredes 50 cm), en un lugar fresco (temperatura inferior a 25 °C), seco (humedad relativa &lt; 60 %) y ventilado (Viteri &amp; Cordero, 2024). El agua debe almacenarse en </w:t>
+        <w:t xml:space="preserve">El almacenamiento adecuado de las materias primas es esencial para preservar su calidad y evitar contaminaciones. Las harinas deben guardarse en recipientes herméticos o en sacos sobre estibas (separadas del piso al menos 15 cm y de las paredes 50 cm), en un lugar fresco (temperatura inferior a 25 °C), seco (humedad </w:t>
       </w:r>
       <w:r>
         <w:rPr>
           <w:lang w:val="es-419" w:eastAsia="es-CO"/>
         </w:rPr>
         <w:lastRenderedPageBreak/>
-        <w:t>recipientes limpios y tapados, preferiblemente de acero inoxidable o plástico grado alimenticio. La sal se conserva en envases cerrados en lugar seco para evitar que absorba humedad. Es fundamental aplicar el principio PEPS (Primero en Entrar, Primero en Salir) para rotar inventarios y evitar el vencimiento. Se recomienda inspeccionar periódicamente la presencia de plagas o signos de humedad.</w:t>
+        <w:t>relativa &lt; 60 %) y ventilado (Viteri &amp; Cordero, 2024). El agua debe almacenarse en recipientes limpios y tapados, preferiblemente de acero inoxidable o plástico grado alimenticio. La sal se conserva en envases cerrados en lugar seco para evitar que absorba humedad. Es fundamental aplicar el principio PEPS (Primero en Entrar, Primero en Salir) para rotar inventarios y evitar el vencimiento. Se recomienda inspeccionar periódicamente la presencia de plagas o signos de humedad.</w:t>
       </w:r>
     </w:p>
     <w:p>
@@ -4665,7 +4900,7 @@
       <w:pPr>
         <w:pStyle w:val="Ttulo1"/>
       </w:pPr>
-      <w:bookmarkStart w:id="5" w:name="_Toc236293572"/>
+      <w:bookmarkStart w:id="5" w:name="_Toc238570395"/>
       <w:r>
         <w:lastRenderedPageBreak/>
         <w:t>F</w:t>
@@ -4692,7 +4927,7 @@
       <w:pPr>
         <w:pStyle w:val="Ttulo2"/>
       </w:pPr>
-      <w:bookmarkStart w:id="6" w:name="_Toc236293573"/>
+      <w:bookmarkStart w:id="6" w:name="_Toc238570396"/>
       <w:r>
         <w:t>Aritmética aplicada: operaciones básicas</w:t>
       </w:r>
@@ -5138,7 +5373,7 @@
       <w:pPr>
         <w:pStyle w:val="Ttulo2"/>
       </w:pPr>
-      <w:bookmarkStart w:id="7" w:name="_Toc236293574"/>
+      <w:bookmarkStart w:id="7" w:name="_Toc238570397"/>
       <w:r>
         <w:t>Unidades de medida</w:t>
       </w:r>
@@ -5487,7 +5722,7 @@
       <w:pPr>
         <w:pStyle w:val="Ttulo2"/>
       </w:pPr>
-      <w:bookmarkStart w:id="8" w:name="_Toc236293575"/>
+      <w:bookmarkStart w:id="8" w:name="_Toc238570398"/>
       <w:r>
         <w:t>Porcentaje panadero (</w:t>
       </w:r>
@@ -5710,11 +5945,19 @@
           <w:lang w:val="es-419" w:eastAsia="es-CO"/>
         </w:rPr>
       </w:pPr>
-      <w:r>
-        <w:rPr>
-          <w:lang w:val="es-419" w:eastAsia="es-CO"/>
-        </w:rPr>
-        <w:t>Total porcentual: 197 %</w:t>
+      <w:proofErr w:type="gramStart"/>
+      <w:r>
+        <w:rPr>
+          <w:lang w:val="es-419" w:eastAsia="es-CO"/>
+        </w:rPr>
+        <w:t>Total</w:t>
+      </w:r>
+      <w:proofErr w:type="gramEnd"/>
+      <w:r>
+        <w:rPr>
+          <w:lang w:val="es-419" w:eastAsia="es-CO"/>
+        </w:rPr>
+        <w:t xml:space="preserve"> porcentual: 197 %</w:t>
       </w:r>
       <w:r>
         <w:rPr>
@@ -5838,136 +6081,62 @@
     </w:p>
     <w:p>
       <w:pPr>
-        <w:rPr>
-          <w:lang w:val="es-419" w:eastAsia="es-CO"/>
-        </w:rPr>
-      </w:pPr>
-      <w:r>
-        <w:rPr>
-          <w:lang w:val="es-419" w:eastAsia="es-CO"/>
-        </w:rPr>
-        <w:t xml:space="preserve"> </w:t>
-      </w:r>
-      <w:r>
-        <w:rPr>
-          <w:highlight w:val="yellow"/>
-          <w:lang w:val="es-419" w:eastAsia="es-CO"/>
-        </w:rPr>
-        <w:t>Falta figura</w:t>
-      </w:r>
-    </w:p>
-    <w:p>
-      <w:pPr>
-        <w:rPr>
-          <w:lang w:val="es-419" w:eastAsia="es-CO"/>
-        </w:rPr>
-      </w:pPr>
-      <w:r>
-        <w:rPr>
-          <w:lang w:val="es-419" w:eastAsia="es-CO"/>
-        </w:rPr>
-        <w:t>TEXTO ALTERNATIVO:</w:t>
-      </w:r>
-    </w:p>
-    <w:p>
-      <w:pPr>
-        <w:rPr>
-          <w:lang w:val="es-419" w:eastAsia="es-CO"/>
-        </w:rPr>
-      </w:pPr>
-      <w:r>
-        <w:rPr>
-          <w:lang w:val="es-419" w:eastAsia="es-CO"/>
-        </w:rPr>
-        <w:t>La figura 1 describe un esquema del porcentaje panadero</w:t>
-      </w:r>
-      <w:r>
-        <w:rPr>
-          <w:lang w:val="es-419" w:eastAsia="es-CO"/>
-        </w:rPr>
-        <w:t>:</w:t>
-      </w:r>
-      <w:r>
-        <w:rPr>
-          <w:lang w:val="es-419" w:eastAsia="es-CO"/>
-        </w:rPr>
-        <w:t xml:space="preserve"> </w:t>
-      </w:r>
-    </w:p>
-    <w:p>
-      <w:pPr>
-        <w:rPr>
-          <w:lang w:val="es-419" w:eastAsia="es-CO"/>
-        </w:rPr>
-      </w:pPr>
-      <w:r>
-        <w:rPr>
-          <w:lang w:val="es-419" w:eastAsia="es-CO"/>
-        </w:rPr>
-        <w:t>Sal: 5 %.</w:t>
-      </w:r>
-    </w:p>
-    <w:p>
-      <w:pPr>
-        <w:rPr>
-          <w:lang w:val="es-419" w:eastAsia="es-CO"/>
-        </w:rPr>
-      </w:pPr>
-      <w:r>
-        <w:rPr>
-          <w:lang w:val="es-419" w:eastAsia="es-CO"/>
-        </w:rPr>
-        <w:t>Masa Madre 25%.</w:t>
-      </w:r>
-    </w:p>
-    <w:p>
-      <w:pPr>
-        <w:rPr>
-          <w:lang w:val="es-419" w:eastAsia="es-CO"/>
-        </w:rPr>
-      </w:pPr>
-      <w:r>
-        <w:rPr>
-          <w:lang w:val="es-419" w:eastAsia="es-CO"/>
-        </w:rPr>
-        <w:t>Agua 70 %.</w:t>
-      </w:r>
-    </w:p>
-    <w:p>
-      <w:pPr>
-        <w:rPr>
-          <w:lang w:val="es-419" w:eastAsia="es-CO"/>
-        </w:rPr>
-      </w:pPr>
-      <w:r>
-        <w:rPr>
-          <w:lang w:val="es-419" w:eastAsia="es-CO"/>
-        </w:rPr>
-        <w:t>Harina 100%.</w:t>
-      </w:r>
-    </w:p>
-    <w:p>
-      <w:pPr>
-        <w:rPr>
-          <w:lang w:val="es-419" w:eastAsia="es-CO"/>
-        </w:rPr>
-      </w:pPr>
-      <w:r>
-        <w:rPr>
-          <w:lang w:val="es-419" w:eastAsia="es-CO"/>
-        </w:rPr>
-        <w:t>Suma total = 197 % (masa total en relación con la harina).</w:t>
-      </w:r>
-    </w:p>
-    <w:p>
-      <w:pPr>
-        <w:rPr>
-          <w:lang w:val="es-419" w:eastAsia="es-CO"/>
-        </w:rPr>
-      </w:pPr>
-    </w:p>
-    <w:p>
-      <w:pPr>
+        <w:jc w:val="center"/>
+        <w:rPr>
+          <w:lang w:val="es-419" w:eastAsia="es-CO"/>
+        </w:rPr>
+      </w:pPr>
+      <w:r>
+        <w:rPr>
+          <w:noProof/>
+          <w:lang w:val="es-419" w:eastAsia="es-CO"/>
+        </w:rPr>
+        <w:drawing>
+          <wp:inline distT="0" distB="0" distL="0" distR="0" wp14:anchorId="67754488" wp14:editId="6E86D9DD">
+            <wp:extent cx="4680000" cy="2192400"/>
+            <wp:effectExtent l="0" t="0" r="6350" b="0"/>
+            <wp:docPr id="1" name="Imagen 1" descr="La figura 1 describe un esquema del porcentaje panadero: &#10;Sal: 5 %.&#10;Masa Madre 25%.&#10;Agua 70 %.&#10;Harina 100%.&#10;Suma total = 197 % (masa total en relación con la harina).&#10;"/>
+            <wp:cNvGraphicFramePr>
+              <a:graphicFrameLocks xmlns:a="http://schemas.openxmlformats.org/drawingml/2006/main" noChangeAspect="1"/>
+            </wp:cNvGraphicFramePr>
+            <a:graphic xmlns:a="http://schemas.openxmlformats.org/drawingml/2006/main">
+              <a:graphicData uri="http://schemas.openxmlformats.org/drawingml/2006/picture">
+                <pic:pic xmlns:pic="http://schemas.openxmlformats.org/drawingml/2006/picture">
+                  <pic:nvPicPr>
+                    <pic:cNvPr id="1" name="Imagen 1" descr="La figura 1 describe un esquema del porcentaje panadero: &#10;Sal: 5 %.&#10;Masa Madre 25%.&#10;Agua 70 %.&#10;Harina 100%.&#10;Suma total = 197 % (masa total en relación con la harina).&#10;"/>
+                    <pic:cNvPicPr/>
+                  </pic:nvPicPr>
+                  <pic:blipFill>
+                    <a:blip r:embed="rId12" cstate="print">
+                      <a:extLst>
+                        <a:ext uri="{28A0092B-C50C-407E-A947-70E740481C1C}">
+                          <a14:useLocalDpi xmlns:a14="http://schemas.microsoft.com/office/drawing/2010/main" val="0"/>
+                        </a:ext>
+                      </a:extLst>
+                    </a:blip>
+                    <a:stretch>
+                      <a:fillRect/>
+                    </a:stretch>
+                  </pic:blipFill>
+                  <pic:spPr>
+                    <a:xfrm>
+                      <a:off x="0" y="0"/>
+                      <a:ext cx="4680000" cy="2192400"/>
+                    </a:xfrm>
+                    <a:prstGeom prst="rect">
+                      <a:avLst/>
+                    </a:prstGeom>
+                  </pic:spPr>
+                </pic:pic>
+              </a:graphicData>
+            </a:graphic>
+          </wp:inline>
+        </w:drawing>
+      </w:r>
+    </w:p>
+    <w:p>
+      <w:pPr>
+        <w:ind w:left="1415"/>
         <w:rPr>
           <w:lang w:val="es-419" w:eastAsia="es-CO"/>
         </w:rPr>
@@ -6042,7 +6211,6 @@
         <w:rPr>
           <w:lang w:val="es-419" w:eastAsia="es-CO"/>
         </w:rPr>
-        <w:lastRenderedPageBreak/>
         <w:t>Facilita la comparación entre diferentes formulaciones y la evaluación de sus características.</w:t>
       </w:r>
     </w:p>
@@ -6079,6 +6247,7 @@
         <w:rPr>
           <w:lang w:val="es-419" w:eastAsia="es-CO"/>
         </w:rPr>
+        <w:lastRenderedPageBreak/>
         <w:t>Favorece la estandarización de las recetas y la repetibilidad de los resultados.</w:t>
       </w:r>
     </w:p>
@@ -6140,20 +6309,7 @@
           <w:bCs/>
           <w:lang w:val="es-419" w:eastAsia="es-CO"/>
         </w:rPr>
-        <w:t>Llamado a la acción</w:t>
-      </w:r>
-    </w:p>
-    <w:p>
-      <w:pPr>
-        <w:rPr>
-          <w:lang w:val="es-419" w:eastAsia="es-CO"/>
-        </w:rPr>
-      </w:pPr>
-      <w:r>
-        <w:rPr>
-          <w:lang w:val="es-419" w:eastAsia="es-CO"/>
-        </w:rPr>
-        <w:t xml:space="preserve"> Taller de cálculo: escalado de recetas paso a paso</w:t>
+        <w:t>Taller de cálculo: escalado de recetas paso a paso</w:t>
       </w:r>
     </w:p>
     <w:p>
@@ -6182,23 +6338,49 @@
       </w:r>
       <w:r>
         <w:rPr>
-          <w:highlight w:val="yellow"/>
-          <w:lang w:val="es-419" w:eastAsia="es-CO"/>
-        </w:rPr>
-        <w:t>Anexo_Taller_Aplicado</w:t>
-      </w:r>
-      <w:r>
-        <w:rPr>
-          <w:lang w:val="es-419" w:eastAsia="es-CO"/>
-        </w:rPr>
-        <w:t xml:space="preserve">, el cual reúne ejercicios que explican cómo calcular el escalado de recetas paso a paso. </w:t>
+          <w:lang w:val="es-419" w:eastAsia="es-CO"/>
+        </w:rPr>
+        <w:t>Anexo_Taller_Aplicado,</w:t>
+      </w:r>
+      <w:r>
+        <w:rPr>
+          <w:lang w:val="es-419" w:eastAsia="es-CO"/>
+        </w:rPr>
+        <w:t xml:space="preserve"> </w:t>
+      </w:r>
+      <w:r>
+        <w:rPr>
+          <w:lang w:val="es-419" w:eastAsia="es-CO"/>
+        </w:rPr>
+        <w:t xml:space="preserve">que se encuentra en la carpeta Anexos; </w:t>
+      </w:r>
+      <w:r>
+        <w:rPr>
+          <w:lang w:val="es-419" w:eastAsia="es-CO"/>
+        </w:rPr>
+        <w:t xml:space="preserve">el cual reúne ejercicios que explican cómo calcular el escalado de recetas paso a paso. </w:t>
+      </w:r>
+    </w:p>
+    <w:p>
+      <w:pPr>
+        <w:spacing w:before="0" w:after="160" w:line="259" w:lineRule="auto"/>
+        <w:ind w:firstLine="0"/>
+        <w:rPr>
+          <w:lang w:val="es-419" w:eastAsia="es-CO"/>
+        </w:rPr>
+      </w:pPr>
+      <w:r>
+        <w:rPr>
+          <w:lang w:val="es-419" w:eastAsia="es-CO"/>
+        </w:rPr>
+        <w:br w:type="page"/>
       </w:r>
     </w:p>
     <w:p>
       <w:pPr>
         <w:pStyle w:val="Ttulo1"/>
       </w:pPr>
-      <w:bookmarkStart w:id="9" w:name="_Toc236293576"/>
+      <w:bookmarkStart w:id="9" w:name="_Toc238570399"/>
       <w:r>
         <w:lastRenderedPageBreak/>
         <w:t>Fermentación: reacciones y control</w:t>
@@ -6222,7 +6404,7 @@
       <w:pPr>
         <w:pStyle w:val="Ttulo2"/>
       </w:pPr>
-      <w:bookmarkStart w:id="10" w:name="_Toc236293577"/>
+      <w:bookmarkStart w:id="10" w:name="_Toc238570400"/>
       <w:r>
         <w:t>Concepto de fermentación y microorganismos involucrados</w:t>
       </w:r>
@@ -6294,7 +6476,91 @@
         <w:rPr>
           <w:lang w:val="es-419" w:eastAsia="es-CO"/>
         </w:rPr>
-        <w:t>Las levaduras silvestres, entre ellas Saccharomyces cerevisiae, Candida milleri y Kluyveromyces marxianus, transforman los azúcares fermentables en dióxido de carbono (CO₂) y etanol. El dióxido de carbono queda atrapado en la red de gluten, favoreciendo el crecimiento de la masa y la formación de una miga ligera y aireada. Además, durante la fermentación producen compuestos que contribuyen al desarrollo del aroma característico del pan.</w:t>
+        <w:t xml:space="preserve">Las levaduras silvestres, entre ellas </w:t>
+      </w:r>
+      <w:proofErr w:type="spellStart"/>
+      <w:r>
+        <w:rPr>
+          <w:lang w:val="es-419" w:eastAsia="es-CO"/>
+        </w:rPr>
+        <w:t>Saccharomyces</w:t>
+      </w:r>
+      <w:proofErr w:type="spellEnd"/>
+      <w:r>
+        <w:rPr>
+          <w:lang w:val="es-419" w:eastAsia="es-CO"/>
+        </w:rPr>
+        <w:t xml:space="preserve"> </w:t>
+      </w:r>
+      <w:proofErr w:type="spellStart"/>
+      <w:r>
+        <w:rPr>
+          <w:lang w:val="es-419" w:eastAsia="es-CO"/>
+        </w:rPr>
+        <w:t>cerevisiae</w:t>
+      </w:r>
+      <w:proofErr w:type="spellEnd"/>
+      <w:r>
+        <w:rPr>
+          <w:lang w:val="es-419" w:eastAsia="es-CO"/>
+        </w:rPr>
+        <w:t xml:space="preserve">, </w:t>
+      </w:r>
+      <w:proofErr w:type="spellStart"/>
+      <w:r>
+        <w:rPr>
+          <w:lang w:val="es-419" w:eastAsia="es-CO"/>
+        </w:rPr>
+        <w:t>Candida</w:t>
+      </w:r>
+      <w:proofErr w:type="spellEnd"/>
+      <w:r>
+        <w:rPr>
+          <w:lang w:val="es-419" w:eastAsia="es-CO"/>
+        </w:rPr>
+        <w:t xml:space="preserve"> </w:t>
+      </w:r>
+      <w:proofErr w:type="spellStart"/>
+      <w:r>
+        <w:rPr>
+          <w:lang w:val="es-419" w:eastAsia="es-CO"/>
+        </w:rPr>
+        <w:t>milleri</w:t>
+      </w:r>
+      <w:proofErr w:type="spellEnd"/>
+      <w:r>
+        <w:rPr>
+          <w:lang w:val="es-419" w:eastAsia="es-CO"/>
+        </w:rPr>
+        <w:t xml:space="preserve"> y </w:t>
+      </w:r>
+      <w:proofErr w:type="spellStart"/>
+      <w:r>
+        <w:rPr>
+          <w:lang w:val="es-419" w:eastAsia="es-CO"/>
+        </w:rPr>
+        <w:t>Kluyveromyces</w:t>
+      </w:r>
+      <w:proofErr w:type="spellEnd"/>
+      <w:r>
+        <w:rPr>
+          <w:lang w:val="es-419" w:eastAsia="es-CO"/>
+        </w:rPr>
+        <w:t xml:space="preserve"> </w:t>
+      </w:r>
+      <w:proofErr w:type="spellStart"/>
+      <w:r>
+        <w:rPr>
+          <w:lang w:val="es-419" w:eastAsia="es-CO"/>
+        </w:rPr>
+        <w:t>marxianus</w:t>
+      </w:r>
+      <w:proofErr w:type="spellEnd"/>
+      <w:r>
+        <w:rPr>
+          <w:lang w:val="es-419" w:eastAsia="es-CO"/>
+        </w:rPr>
+        <w:t>, transforman los azúcares fermentables en dióxido de carbono (CO₂) y etanol. El dióxido de carbono queda atrapado en la red de gluten, favoreciendo el crecimiento de la masa y la formación de una miga ligera y aireada. Además, durante la fermentación producen compuestos que contribuyen al desarrollo del aroma característico del pan.</w:t>
       </w:r>
     </w:p>
     <w:p>
@@ -6321,7 +6587,35 @@
         <w:rPr>
           <w:lang w:val="es-419" w:eastAsia="es-CO"/>
         </w:rPr>
-        <w:t>Las bacterias ácido-lácticas, pertenecientes principalmente a los géneros Lactobacillus, Leuconostoc y Pediococcus, producen ácido láctico y ácido acético a partir de los azúcares disponibles en la masa. Estos ácidos disminuyen el pH, favorecen la conservación del pan al limitar el crecimiento de microorganismos indeseables, fortalecen la estructura de la masa y aportan el sabor ligeramente ácido característico de los panes elaborados con masa madre.</w:t>
+        <w:t xml:space="preserve">Las bacterias ácido-lácticas, pertenecientes principalmente a los géneros Lactobacillus, </w:t>
+      </w:r>
+      <w:proofErr w:type="spellStart"/>
+      <w:r>
+        <w:rPr>
+          <w:lang w:val="es-419" w:eastAsia="es-CO"/>
+        </w:rPr>
+        <w:t>Leuconostoc</w:t>
+      </w:r>
+      <w:proofErr w:type="spellEnd"/>
+      <w:r>
+        <w:rPr>
+          <w:lang w:val="es-419" w:eastAsia="es-CO"/>
+        </w:rPr>
+        <w:t xml:space="preserve"> y </w:t>
+      </w:r>
+      <w:proofErr w:type="spellStart"/>
+      <w:r>
+        <w:rPr>
+          <w:lang w:val="es-419" w:eastAsia="es-CO"/>
+        </w:rPr>
+        <w:t>Pediococcus</w:t>
+      </w:r>
+      <w:proofErr w:type="spellEnd"/>
+      <w:r>
+        <w:rPr>
+          <w:lang w:val="es-419" w:eastAsia="es-CO"/>
+        </w:rPr>
+        <w:t>, producen ácido láctico y ácido acético a partir de los azúcares disponibles en la masa. Estos ácidos disminuyen el pH, favorecen la conservación del pan al limitar el crecimiento de microorganismos indeseables, fortalecen la estructura de la masa y aportan el sabor ligeramente ácido característico de los panes elaborados con masa madre.</w:t>
       </w:r>
     </w:p>
     <w:p>
@@ -6374,7 +6668,7 @@
       <w:pPr>
         <w:pStyle w:val="Ttulo2"/>
       </w:pPr>
-      <w:bookmarkStart w:id="11" w:name="_Toc236293578"/>
+      <w:bookmarkStart w:id="11" w:name="_Toc238570401"/>
       <w:r>
         <w:lastRenderedPageBreak/>
         <w:t>Reacciones físico-químicas y microbiológicas</w:t>
@@ -6575,7 +6869,21 @@
         <w:rPr>
           <w:lang w:val="es-419" w:eastAsia="es-CO"/>
         </w:rPr>
-        <w:t>El ácido acético produce una sensación más intensa, penetrante y ligeramente avinagrada. Por esta razón, la relación entre ácido láctico y ácido acético influye directamente en el perfil de sabor del pan. Una mayor proporción de ácido láctico genera una acidez más suave, mientras que una mayor presencia de ácido acético produce sabores más marcados y picantes (Gänzle, 2014).</w:t>
+        <w:t>El ácido acético produce una sensación más intensa, penetrante y ligeramente avinagrada. Por esta razón, la relación entre ácido láctico y ácido acético influye directamente en el perfil de sabor del pan. Una mayor proporción de ácido láctico genera una acidez más suave, mientras que una mayor presencia de ácido acético produce sabores más marcados y picantes (</w:t>
+      </w:r>
+      <w:proofErr w:type="spellStart"/>
+      <w:r>
+        <w:rPr>
+          <w:lang w:val="es-419" w:eastAsia="es-CO"/>
+        </w:rPr>
+        <w:t>Gänzle</w:t>
+      </w:r>
+      <w:proofErr w:type="spellEnd"/>
+      <w:r>
+        <w:rPr>
+          <w:lang w:val="es-419" w:eastAsia="es-CO"/>
+        </w:rPr>
+        <w:t>, 2014).</w:t>
       </w:r>
     </w:p>
     <w:p>
@@ -6952,7 +7260,21 @@
         <w:rPr>
           <w:lang w:val="es-419" w:eastAsia="es-CO"/>
         </w:rPr>
-        <w:t>Nota. Adaptado de Gänzle (2014).</w:t>
+        <w:t xml:space="preserve">Nota. Adaptado de </w:t>
+      </w:r>
+      <w:proofErr w:type="spellStart"/>
+      <w:r>
+        <w:rPr>
+          <w:lang w:val="es-419" w:eastAsia="es-CO"/>
+        </w:rPr>
+        <w:t>Gänzle</w:t>
+      </w:r>
+      <w:proofErr w:type="spellEnd"/>
+      <w:r>
+        <w:rPr>
+          <w:lang w:val="es-419" w:eastAsia="es-CO"/>
+        </w:rPr>
+        <w:t xml:space="preserve"> (2014).</w:t>
       </w:r>
     </w:p>
     <w:p>
@@ -7002,7 +7324,7 @@
       <w:pPr>
         <w:pStyle w:val="Ttulo2"/>
       </w:pPr>
-      <w:bookmarkStart w:id="12" w:name="_Toc236293579"/>
+      <w:bookmarkStart w:id="12" w:name="_Toc238570402"/>
       <w:r>
         <w:lastRenderedPageBreak/>
         <w:t>Cambios sensoriales durante la fermentación</w:t>
@@ -7187,33 +7509,35 @@
     </w:p>
     <w:p>
       <w:pPr>
-        <w:rPr>
-          <w:lang w:val="es-419" w:eastAsia="es-CO"/>
-        </w:rPr>
-      </w:pPr>
-      <w:r>
-        <w:rPr>
-          <w:lang w:val="es-419" w:eastAsia="es-CO"/>
-        </w:rPr>
+        <w:spacing w:before="0" w:after="160" w:line="259" w:lineRule="auto"/>
+        <w:ind w:firstLine="0"/>
+        <w:rPr>
+          <w:lang w:val="es-419" w:eastAsia="es-CO"/>
+        </w:rPr>
+      </w:pPr>
+      <w:r>
+        <w:rPr>
+          <w:lang w:val="es-419" w:eastAsia="es-CO"/>
+        </w:rPr>
+        <w:br w:type="page"/>
+      </w:r>
+    </w:p>
+    <w:p>
+      <w:pPr>
+        <w:rPr>
+          <w:lang w:val="es-419" w:eastAsia="es-CO"/>
+        </w:rPr>
+      </w:pPr>
+      <w:r>
+        <w:rPr>
+          <w:lang w:val="es-419" w:eastAsia="es-CO"/>
+        </w:rPr>
+        <w:lastRenderedPageBreak/>
         <w:t xml:space="preserve">La siguiente tabla describe los parámetros de control de la fermentación: </w:t>
       </w:r>
     </w:p>
     <w:p>
       <w:pPr>
-        <w:rPr>
-          <w:lang w:val="es-419" w:eastAsia="es-CO"/>
-        </w:rPr>
-      </w:pPr>
-    </w:p>
-    <w:p>
-      <w:pPr>
-        <w:rPr>
-          <w:lang w:val="es-419" w:eastAsia="es-CO"/>
-        </w:rPr>
-      </w:pPr>
-    </w:p>
-    <w:p>
-      <w:pPr>
         <w:pStyle w:val="Tabla"/>
         <w:rPr>
           <w:lang w:val="es-419" w:eastAsia="es-CO"/>
@@ -7223,7 +7547,6 @@
         <w:rPr>
           <w:lang w:val="es-419" w:eastAsia="es-CO"/>
         </w:rPr>
-        <w:lastRenderedPageBreak/>
         <w:t>Parámetros de control de fermentación</w:t>
       </w:r>
     </w:p>
@@ -7500,7 +7823,7 @@
       <w:pPr>
         <w:pStyle w:val="Ttulo2"/>
       </w:pPr>
-      <w:bookmarkStart w:id="13" w:name="_Toc236293580"/>
+      <w:bookmarkStart w:id="13" w:name="_Toc238570403"/>
       <w:r>
         <w:t>Factores que afectan la fermentación</w:t>
       </w:r>
@@ -7516,18 +7839,23 @@
         <w:rPr>
           <w:lang w:val="es-419" w:eastAsia="es-CO"/>
         </w:rPr>
-        <w:t xml:space="preserve">La fermentación de la masa madre es un proceso dinámico que depende de diferentes condiciones ambientales y de manejo. Factores como la temperatura, el tiempo, el pH y la hidratación influyen directamente en la actividad de las levaduras y las bacterias ácido-lácticas, determinando la velocidad de fermentación y las características finales de la masa. Comprender cómo actúa cada uno de estos factores </w:t>
+        <w:t xml:space="preserve">La fermentación de la masa madre es un proceso dinámico que depende de diferentes condiciones ambientales y de manejo. Factores como la temperatura, el tiempo, el pH y la hidratación influyen directamente en la actividad de las levaduras y las bacterias ácido-lácticas, determinando la velocidad de fermentación y las </w:t>
       </w:r>
       <w:r>
         <w:rPr>
           <w:lang w:val="es-419" w:eastAsia="es-CO"/>
         </w:rPr>
         <w:lastRenderedPageBreak/>
-        <w:t>permite controlar el proceso de manera más precisa, prevenir alteraciones y obtener panes con el volumen, la textura, el aroma y el sabor deseados.</w:t>
-      </w:r>
-    </w:p>
-    <w:p>
-      <w:pPr>
+        <w:t>características finales de la masa. Comprender cómo actúa cada uno de estos factores permite controlar el proceso de manera más precisa, prevenir alteraciones y obtener panes con el volumen, la textura, el aroma y el sabor deseados.</w:t>
+      </w:r>
+    </w:p>
+    <w:p>
+      <w:pPr>
+        <w:pStyle w:val="Prrafodelista"/>
+        <w:numPr>
+          <w:ilvl w:val="0"/>
+          <w:numId w:val="62"/>
+        </w:numPr>
         <w:rPr>
           <w:lang w:val="es-419" w:eastAsia="es-CO"/>
         </w:rPr>
@@ -7573,6 +7901,11 @@
     </w:p>
     <w:p>
       <w:pPr>
+        <w:pStyle w:val="Prrafodelista"/>
+        <w:numPr>
+          <w:ilvl w:val="0"/>
+          <w:numId w:val="62"/>
+        </w:numPr>
         <w:rPr>
           <w:lang w:val="es-419" w:eastAsia="es-CO"/>
         </w:rPr>
@@ -7618,6 +7951,11 @@
     </w:p>
     <w:p>
       <w:pPr>
+        <w:pStyle w:val="Prrafodelista"/>
+        <w:numPr>
+          <w:ilvl w:val="0"/>
+          <w:numId w:val="62"/>
+        </w:numPr>
         <w:rPr>
           <w:lang w:val="es-419" w:eastAsia="es-CO"/>
         </w:rPr>
@@ -7634,11 +7972,44 @@
         <w:rPr>
           <w:lang w:val="es-419" w:eastAsia="es-CO"/>
         </w:rPr>
-        <w:t>: la acidez es un conservante natural. Un pH de 4.0 o inferior inhibe la mayoría de las bacterias patógenas, incluyendo Salmonella y Escherichia coli. Sin embargo, un pH demasiado bajo (&lt;3.5) puede debilitar el gluten y producir una miga densa.</w:t>
-      </w:r>
-    </w:p>
-    <w:p>
-      <w:pPr>
+        <w:t xml:space="preserve">: la acidez es un conservante natural. Un pH de 4.0 o inferior inhibe la mayoría de las bacterias patógenas, incluyendo Salmonella y </w:t>
+      </w:r>
+      <w:proofErr w:type="spellStart"/>
+      <w:r>
+        <w:rPr>
+          <w:lang w:val="es-419" w:eastAsia="es-CO"/>
+        </w:rPr>
+        <w:t>Escherichia</w:t>
+      </w:r>
+      <w:proofErr w:type="spellEnd"/>
+      <w:r>
+        <w:rPr>
+          <w:lang w:val="es-419" w:eastAsia="es-CO"/>
+        </w:rPr>
+        <w:t xml:space="preserve"> </w:t>
+      </w:r>
+      <w:proofErr w:type="spellStart"/>
+      <w:r>
+        <w:rPr>
+          <w:lang w:val="es-419" w:eastAsia="es-CO"/>
+        </w:rPr>
+        <w:t>coli</w:t>
+      </w:r>
+      <w:proofErr w:type="spellEnd"/>
+      <w:r>
+        <w:rPr>
+          <w:lang w:val="es-419" w:eastAsia="es-CO"/>
+        </w:rPr>
+        <w:t>. Sin embargo, un pH demasiado bajo (&lt;3.5) puede debilitar el gluten y producir una miga densa.</w:t>
+      </w:r>
+    </w:p>
+    <w:p>
+      <w:pPr>
+        <w:pStyle w:val="Prrafodelista"/>
+        <w:numPr>
+          <w:ilvl w:val="0"/>
+          <w:numId w:val="62"/>
+        </w:numPr>
         <w:rPr>
           <w:lang w:val="es-419" w:eastAsia="es-CO"/>
         </w:rPr>
@@ -7673,6 +8044,20 @@
     </w:p>
     <w:p>
       <w:pPr>
+        <w:rPr>
+          <w:lang w:val="es-419" w:eastAsia="es-CO"/>
+        </w:rPr>
+      </w:pPr>
+    </w:p>
+    <w:p>
+      <w:pPr>
+        <w:rPr>
+          <w:lang w:val="es-419" w:eastAsia="es-CO"/>
+        </w:rPr>
+      </w:pPr>
+    </w:p>
+    <w:p>
+      <w:pPr>
         <w:pStyle w:val="Tabla"/>
         <w:rPr>
           <w:lang w:val="es-419" w:eastAsia="es-CO"/>
@@ -7682,6 +8067,7 @@
         <w:rPr>
           <w:lang w:val="es-419" w:eastAsia="es-CO"/>
         </w:rPr>
+        <w:lastRenderedPageBreak/>
         <w:t>Relación entre hidratación y tipo de pan</w:t>
       </w:r>
     </w:p>
@@ -7880,7 +8266,6 @@
               <w:pStyle w:val="TextoTablas"/>
             </w:pPr>
             <w:r>
-              <w:lastRenderedPageBreak/>
               <w:t>65 - 70</w:t>
             </w:r>
           </w:p>
@@ -8072,7 +8457,7 @@
       <w:pPr>
         <w:pStyle w:val="Ttulo1"/>
       </w:pPr>
-      <w:bookmarkStart w:id="14" w:name="_Toc236293581"/>
+      <w:bookmarkStart w:id="14" w:name="_Toc238570404"/>
       <w:r>
         <w:lastRenderedPageBreak/>
         <w:t>Masa madre</w:t>
@@ -8089,14 +8474,28 @@
         <w:rPr>
           <w:lang w:val="es-419" w:eastAsia="es-CO"/>
         </w:rPr>
-        <w:t>La masa madre es el cultivo natural que da origen a la fermentación característica de los panes artesanales. Conocer cómo se obtiene, se alimenta y se conserva permite mantener una comunidad activa de levaduras y bacterias ácido-lácticas, indispensable para lograr fermentaciones estables y productos de calidad. En este capítulo se aborda el proceso completo de elaboración de la masa madre, desde su creación hasta su mantenimiento y conservación, además de las principales recomendaciones para su utilización en la panificación artesanal (Wing &amp; Scott, 2021).</w:t>
+        <w:t>La masa madre es el cultivo natural que da origen a la fermentación característica de los panes artesanales. Conocer cómo se obtiene, se alimenta y se conserva permite mantener una comunidad activa de levaduras y bacterias ácido-lácticas, indispensable para lograr fermentaciones estables y productos de calidad. En este capítulo se aborda el proceso completo de elaboración de la masa madre, desde su creación hasta su mantenimiento y conservación, además de las principales recomendaciones para su utilización en la panificación artesanal (</w:t>
+      </w:r>
+      <w:proofErr w:type="spellStart"/>
+      <w:r>
+        <w:rPr>
+          <w:lang w:val="es-419" w:eastAsia="es-CO"/>
+        </w:rPr>
+        <w:t>Wing</w:t>
+      </w:r>
+      <w:proofErr w:type="spellEnd"/>
+      <w:r>
+        <w:rPr>
+          <w:lang w:val="es-419" w:eastAsia="es-CO"/>
+        </w:rPr>
+        <w:t xml:space="preserve"> &amp; Scott, 2021).</w:t>
       </w:r>
     </w:p>
     <w:p>
       <w:pPr>
         <w:pStyle w:val="Ttulo2"/>
       </w:pPr>
-      <w:bookmarkStart w:id="15" w:name="_Toc236293582"/>
+      <w:bookmarkStart w:id="15" w:name="_Toc238570405"/>
       <w:r>
         <w:t>Origen, concepto y tipos</w:t>
       </w:r>
@@ -8114,6 +8513,7 @@
         </w:rPr>
         <w:t xml:space="preserve">La masa madre es el método de fermentación natural más antiguo utilizado para elaborar pan. Su origen se remonta al Antiguo Egipto, hace más de 5.000 años, cuando se descubrió que una mezcla de harina y agua, al permanecer en reposo, fermentaba de forma espontánea y permitía obtener panes de mayor volumen, aroma y sabor (Castiblanco, 2020). Actualmente también se conoce como </w:t>
       </w:r>
+      <w:proofErr w:type="spellStart"/>
       <w:r>
         <w:rPr>
           <w:rStyle w:val="Extranjerismo"/>
@@ -8121,12 +8521,14 @@
         </w:rPr>
         <w:t>sourdough</w:t>
       </w:r>
+      <w:proofErr w:type="spellEnd"/>
       <w:r>
         <w:rPr>
           <w:lang w:val="es-419" w:eastAsia="es-CO"/>
         </w:rPr>
         <w:t xml:space="preserve"> o </w:t>
       </w:r>
+      <w:proofErr w:type="spellStart"/>
       <w:r>
         <w:rPr>
           <w:rStyle w:val="Extranjerismo"/>
@@ -8134,6 +8536,7 @@
         </w:rPr>
         <w:t>levain</w:t>
       </w:r>
+      <w:proofErr w:type="spellEnd"/>
       <w:r>
         <w:rPr>
           <w:lang w:val="es-419" w:eastAsia="es-CO"/>
@@ -8603,7 +9006,7 @@
       <w:pPr>
         <w:pStyle w:val="Ttulo2"/>
       </w:pPr>
-      <w:bookmarkStart w:id="16" w:name="_Toc236293583"/>
+      <w:bookmarkStart w:id="16" w:name="_Toc238570406"/>
       <w:r>
         <w:t>Proceso de elaboración</w:t>
       </w:r>
@@ -8631,7 +9034,21 @@
         <w:rPr>
           <w:lang w:val="es-419" w:eastAsia="es-CO"/>
         </w:rPr>
-        <w:t>% hidratación) a 25 °C (Wing &amp; Scott, 2021).</w:t>
+        <w:t>% hidratación) a 25 °C (</w:t>
+      </w:r>
+      <w:proofErr w:type="spellStart"/>
+      <w:r>
+        <w:rPr>
+          <w:lang w:val="es-419" w:eastAsia="es-CO"/>
+        </w:rPr>
+        <w:t>Wing</w:t>
+      </w:r>
+      <w:proofErr w:type="spellEnd"/>
+      <w:r>
+        <w:rPr>
+          <w:lang w:val="es-419" w:eastAsia="es-CO"/>
+        </w:rPr>
+        <w:t xml:space="preserve"> &amp; Scott, 2021).</w:t>
       </w:r>
     </w:p>
     <w:p>
@@ -8819,7 +9236,7 @@
       <w:pPr>
         <w:pStyle w:val="Ttulo2"/>
       </w:pPr>
-      <w:bookmarkStart w:id="17" w:name="_Toc236293584"/>
+      <w:bookmarkStart w:id="17" w:name="_Toc238570407"/>
       <w:r>
         <w:t>Alimentación y mantenimiento</w:t>
       </w:r>
@@ -9188,7 +9605,7 @@
         <w:pStyle w:val="Prrafodelista"/>
         <w:numPr>
           <w:ilvl w:val="0"/>
-          <w:numId w:val="45"/>
+          <w:numId w:val="63"/>
         </w:numPr>
         <w:rPr>
           <w:lang w:val="es-419" w:eastAsia="es-CO"/>
@@ -9206,7 +9623,7 @@
         <w:pStyle w:val="Prrafodelista"/>
         <w:numPr>
           <w:ilvl w:val="0"/>
-          <w:numId w:val="45"/>
+          <w:numId w:val="63"/>
         </w:numPr>
         <w:rPr>
           <w:lang w:val="es-419" w:eastAsia="es-CO"/>
@@ -9224,7 +9641,7 @@
         <w:pStyle w:val="Prrafodelista"/>
         <w:numPr>
           <w:ilvl w:val="0"/>
-          <w:numId w:val="45"/>
+          <w:numId w:val="63"/>
         </w:numPr>
         <w:rPr>
           <w:lang w:val="es-419" w:eastAsia="es-CO"/>
@@ -9242,7 +9659,7 @@
         <w:pStyle w:val="Prrafodelista"/>
         <w:numPr>
           <w:ilvl w:val="0"/>
-          <w:numId w:val="45"/>
+          <w:numId w:val="63"/>
         </w:numPr>
         <w:rPr>
           <w:lang w:val="es-419" w:eastAsia="es-CO"/>
@@ -9289,7 +9706,7 @@
       <w:pPr>
         <w:pStyle w:val="Ttulo2"/>
       </w:pPr>
-      <w:bookmarkStart w:id="18" w:name="_Toc236293585"/>
+      <w:bookmarkStart w:id="18" w:name="_Toc238570408"/>
       <w:r>
         <w:lastRenderedPageBreak/>
         <w:t>Conservación de la masa madre</w:t>
@@ -9575,6 +9992,7 @@
         </w:rPr>
         <w:t xml:space="preserve">La masa madre puede desarrollar una capa de líquido oscuro (agua de fermentación, llamada </w:t>
       </w:r>
+      <w:proofErr w:type="spellStart"/>
       <w:r>
         <w:rPr>
           <w:rStyle w:val="Extranjerismo"/>
@@ -9582,6 +10000,7 @@
         </w:rPr>
         <w:t>hooch</w:t>
       </w:r>
+      <w:proofErr w:type="spellEnd"/>
       <w:r>
         <w:rPr>
           <w:lang w:val="es-419" w:eastAsia="es-CO"/>
@@ -9629,7 +10048,7 @@
       <w:pPr>
         <w:pStyle w:val="Ttulo2"/>
       </w:pPr>
-      <w:bookmarkStart w:id="19" w:name="_Toc236293586"/>
+      <w:bookmarkStart w:id="19" w:name="_Toc238570409"/>
       <w:r>
         <w:lastRenderedPageBreak/>
         <w:t>Uso de la masa madre en panificación</w:t>
@@ -9670,7 +10089,21 @@
         <w:rPr>
           <w:lang w:val="es-419" w:eastAsia="es-CO"/>
         </w:rPr>
-        <w:t xml:space="preserve">6 horas después de la alimentación, cuando ha duplicado su volumen) (Gänzle, 2014). </w:t>
+        <w:t>6 horas después de la alimentación, cuando ha duplicado su volumen) (</w:t>
+      </w:r>
+      <w:proofErr w:type="spellStart"/>
+      <w:r>
+        <w:rPr>
+          <w:lang w:val="es-419" w:eastAsia="es-CO"/>
+        </w:rPr>
+        <w:t>Gänzle</w:t>
+      </w:r>
+      <w:proofErr w:type="spellEnd"/>
+      <w:r>
+        <w:rPr>
+          <w:lang w:val="es-419" w:eastAsia="es-CO"/>
+        </w:rPr>
+        <w:t xml:space="preserve">, 2014). </w:t>
       </w:r>
     </w:p>
     <w:p>
@@ -9759,7 +10192,21 @@
         <w:rPr>
           <w:lang w:val="es-419" w:eastAsia="es-CO"/>
         </w:rPr>
-        <w:t>Mayor digestibilidad (la fermentación predigiere parcialmente los almidones).</w:t>
+        <w:t xml:space="preserve">Mayor digestibilidad (la fermentación </w:t>
+      </w:r>
+      <w:proofErr w:type="spellStart"/>
+      <w:r>
+        <w:rPr>
+          <w:lang w:val="es-419" w:eastAsia="es-CO"/>
+        </w:rPr>
+        <w:t>predigiere</w:t>
+      </w:r>
+      <w:proofErr w:type="spellEnd"/>
+      <w:r>
+        <w:rPr>
+          <w:lang w:val="es-419" w:eastAsia="es-CO"/>
+        </w:rPr>
+        <w:t xml:space="preserve"> parcialmente los almidones).</w:t>
       </w:r>
     </w:p>
     <w:p>
@@ -9859,6 +10306,30 @@
     </w:p>
     <w:p>
       <w:pPr>
+        <w:pStyle w:val="Ttulo2"/>
+      </w:pPr>
+      <w:bookmarkStart w:id="20" w:name="_Toc238570410"/>
+      <w:r>
+        <w:lastRenderedPageBreak/>
+        <w:t>Solución de problemas comunes en la masa madre</w:t>
+      </w:r>
+      <w:bookmarkEnd w:id="20"/>
+    </w:p>
+    <w:p>
+      <w:pPr>
+        <w:rPr>
+          <w:lang w:val="es-419" w:eastAsia="es-CO"/>
+        </w:rPr>
+      </w:pPr>
+      <w:r>
+        <w:rPr>
+          <w:lang w:val="es-419" w:eastAsia="es-CO"/>
+        </w:rPr>
+        <w:t>Durante la obtención y el mantenimiento de la masa madre pueden presentarse cambios relacionados con la actividad de los microorganismos, las condiciones ambientales o la frecuencia de alimentación. La mayoría de estas situaciones pueden corregirse mediante ajustes en la alimentación, la temperatura o el manejo del cultivo. La siguiente tabla presenta algunos de los problemas más frecuentes, sus posibles causas y las acciones recomendadas para recuperar la actividad de la masa madre.</w:t>
+      </w:r>
+    </w:p>
+    <w:p>
+      <w:pPr>
         <w:rPr>
           <w:lang w:val="es-419" w:eastAsia="es-CO"/>
         </w:rPr>
@@ -9881,7 +10352,6 @@
         <w:rPr>
           <w:lang w:val="es-419" w:eastAsia="es-CO"/>
         </w:rPr>
-        <w:lastRenderedPageBreak/>
         <w:t>Solución de problemas comunes en la masa madre</w:t>
       </w:r>
     </w:p>
@@ -9892,9 +10362,9 @@
         <w:tblLook w:val="04A0" w:firstRow="1" w:lastRow="0" w:firstColumn="1" w:lastColumn="0" w:noHBand="0" w:noVBand="1"/>
       </w:tblPr>
       <w:tblGrid>
-        <w:gridCol w:w="2547"/>
-        <w:gridCol w:w="3260"/>
-        <w:gridCol w:w="4155"/>
+        <w:gridCol w:w="2122"/>
+        <w:gridCol w:w="4677"/>
+        <w:gridCol w:w="3163"/>
       </w:tblGrid>
       <w:tr>
         <w:trPr>
@@ -9903,7 +10373,7 @@
         </w:trPr>
         <w:tc>
           <w:tcPr>
-            <w:tcW w:w="2547" w:type="dxa"/>
+            <w:tcW w:w="2122" w:type="dxa"/>
           </w:tcPr>
           <w:p>
             <w:pPr>
@@ -9916,7 +10386,7 @@
         </w:tc>
         <w:tc>
           <w:tcPr>
-            <w:tcW w:w="3260" w:type="dxa"/>
+            <w:tcW w:w="4677" w:type="dxa"/>
           </w:tcPr>
           <w:p>
             <w:pPr>
@@ -9929,7 +10399,7 @@
         </w:tc>
         <w:tc>
           <w:tcPr>
-            <w:tcW w:w="4155" w:type="dxa"/>
+            <w:tcW w:w="3163" w:type="dxa"/>
           </w:tcPr>
           <w:p>
             <w:pPr>
@@ -9947,7 +10417,7 @@
         </w:trPr>
         <w:tc>
           <w:tcPr>
-            <w:tcW w:w="2547" w:type="dxa"/>
+            <w:tcW w:w="2122" w:type="dxa"/>
           </w:tcPr>
           <w:p>
             <w:pPr>
@@ -9960,7 +10430,7 @@
         </w:tc>
         <w:tc>
           <w:tcPr>
-            <w:tcW w:w="3260" w:type="dxa"/>
+            <w:tcW w:w="4677" w:type="dxa"/>
           </w:tcPr>
           <w:p>
             <w:pPr>
@@ -9973,7 +10443,7 @@
         </w:tc>
         <w:tc>
           <w:tcPr>
-            <w:tcW w:w="4155" w:type="dxa"/>
+            <w:tcW w:w="3163" w:type="dxa"/>
           </w:tcPr>
           <w:p>
             <w:pPr>
@@ -10000,7 +10470,7 @@
       <w:tr>
         <w:tc>
           <w:tcPr>
-            <w:tcW w:w="2547" w:type="dxa"/>
+            <w:tcW w:w="2122" w:type="dxa"/>
           </w:tcPr>
           <w:p>
             <w:pPr>
@@ -10013,7 +10483,7 @@
         </w:tc>
         <w:tc>
           <w:tcPr>
-            <w:tcW w:w="3260" w:type="dxa"/>
+            <w:tcW w:w="4677" w:type="dxa"/>
           </w:tcPr>
           <w:p>
             <w:pPr>
@@ -10026,7 +10496,7 @@
         </w:tc>
         <w:tc>
           <w:tcPr>
-            <w:tcW w:w="4155" w:type="dxa"/>
+            <w:tcW w:w="3163" w:type="dxa"/>
           </w:tcPr>
           <w:p>
             <w:pPr>
@@ -10044,7 +10514,7 @@
         </w:trPr>
         <w:tc>
           <w:tcPr>
-            <w:tcW w:w="2547" w:type="dxa"/>
+            <w:tcW w:w="2122" w:type="dxa"/>
           </w:tcPr>
           <w:p>
             <w:pPr>
@@ -10057,7 +10527,7 @@
         </w:tc>
         <w:tc>
           <w:tcPr>
-            <w:tcW w:w="3260" w:type="dxa"/>
+            <w:tcW w:w="4677" w:type="dxa"/>
           </w:tcPr>
           <w:p>
             <w:pPr>
@@ -10070,7 +10540,7 @@
         </w:tc>
         <w:tc>
           <w:tcPr>
-            <w:tcW w:w="4155" w:type="dxa"/>
+            <w:tcW w:w="3163" w:type="dxa"/>
           </w:tcPr>
           <w:p>
             <w:pPr>
@@ -10085,7 +10555,7 @@
       <w:tr>
         <w:tc>
           <w:tcPr>
-            <w:tcW w:w="2547" w:type="dxa"/>
+            <w:tcW w:w="2122" w:type="dxa"/>
           </w:tcPr>
           <w:p>
             <w:pPr>
@@ -10107,7 +10577,7 @@
         </w:tc>
         <w:tc>
           <w:tcPr>
-            <w:tcW w:w="3260" w:type="dxa"/>
+            <w:tcW w:w="4677" w:type="dxa"/>
           </w:tcPr>
           <w:p>
             <w:pPr>
@@ -10120,7 +10590,7 @@
         </w:tc>
         <w:tc>
           <w:tcPr>
-            <w:tcW w:w="4155" w:type="dxa"/>
+            <w:tcW w:w="3163" w:type="dxa"/>
           </w:tcPr>
           <w:p>
             <w:pPr>
@@ -10138,7 +10608,7 @@
         </w:trPr>
         <w:tc>
           <w:tcPr>
-            <w:tcW w:w="2547" w:type="dxa"/>
+            <w:tcW w:w="2122" w:type="dxa"/>
           </w:tcPr>
           <w:p>
             <w:pPr>
@@ -10151,7 +10621,7 @@
         </w:tc>
         <w:tc>
           <w:tcPr>
-            <w:tcW w:w="3260" w:type="dxa"/>
+            <w:tcW w:w="4677" w:type="dxa"/>
           </w:tcPr>
           <w:p>
             <w:pPr>
@@ -10164,7 +10634,7 @@
         </w:tc>
         <w:tc>
           <w:tcPr>
-            <w:tcW w:w="4155" w:type="dxa"/>
+            <w:tcW w:w="3163" w:type="dxa"/>
           </w:tcPr>
           <w:p>
             <w:pPr>
@@ -10179,20 +10649,21 @@
       <w:tr>
         <w:tc>
           <w:tcPr>
-            <w:tcW w:w="2547" w:type="dxa"/>
-          </w:tcPr>
-          <w:p>
-            <w:pPr>
-              <w:pStyle w:val="TextoTablas"/>
-            </w:pPr>
-            <w:r>
+            <w:tcW w:w="2122" w:type="dxa"/>
+          </w:tcPr>
+          <w:p>
+            <w:pPr>
+              <w:pStyle w:val="TextoTablas"/>
+            </w:pPr>
+            <w:r>
+              <w:lastRenderedPageBreak/>
               <w:t>Moho en la superficie</w:t>
             </w:r>
           </w:p>
         </w:tc>
         <w:tc>
           <w:tcPr>
-            <w:tcW w:w="3260" w:type="dxa"/>
+            <w:tcW w:w="4677" w:type="dxa"/>
           </w:tcPr>
           <w:p>
             <w:pPr>
@@ -10205,7 +10676,7 @@
         </w:tc>
         <w:tc>
           <w:tcPr>
-            <w:tcW w:w="4155" w:type="dxa"/>
+            <w:tcW w:w="3163" w:type="dxa"/>
           </w:tcPr>
           <w:p>
             <w:pPr>
@@ -10254,22 +10725,7 @@
         <w:rPr>
           <w:lang w:val="es-419" w:eastAsia="es-CO"/>
         </w:rPr>
-        <w:lastRenderedPageBreak/>
         <w:t xml:space="preserve">Con el objetivo de que amplíe sus conocimientos en el tema abordado, lo invitamos a consultar el siguiente pódcast en el enlace a continuación: </w:t>
-      </w:r>
-    </w:p>
-    <w:p>
-      <w:pPr>
-        <w:rPr>
-          <w:lang w:val="es-419" w:eastAsia="es-CO"/>
-        </w:rPr>
-      </w:pPr>
-      <w:r>
-        <w:rPr>
-          <w:highlight w:val="yellow"/>
-          <w:lang w:val="es-419" w:eastAsia="es-CO"/>
-        </w:rPr>
-        <w:t>PODCAST_01_CF02_63520005</w:t>
       </w:r>
     </w:p>
     <w:tbl>
@@ -10295,7 +10751,7 @@
                 <w:bCs/>
               </w:rPr>
             </w:pPr>
-            <w:bookmarkStart w:id="20" w:name="_Hlk232674115"/>
+            <w:bookmarkStart w:id="21" w:name="_Hlk232674115"/>
             <w:r>
               <w:rPr>
                 <w:b/>
@@ -10303,6 +10759,20 @@
               </w:rPr>
               <w:t xml:space="preserve">Transcripción del pódcast. </w:t>
             </w:r>
+            <w:r>
+              <w:rPr>
+                <w:b/>
+                <w:bCs/>
+              </w:rPr>
+              <w:t>El arte de la masa madre: de la harina y el agua a un cultivo vivo</w:t>
+            </w:r>
+            <w:r>
+              <w:rPr>
+                <w:b/>
+                <w:bCs/>
+              </w:rPr>
+              <w:t>.</w:t>
+            </w:r>
           </w:p>
         </w:tc>
       </w:tr>
@@ -10311,22 +10781,441 @@
           <w:tcPr>
             <w:tcW w:w="9962" w:type="dxa"/>
           </w:tcPr>
-          <w:p/>
-          <w:p/>
-          <w:p/>
-          <w:p/>
-          <w:p/>
-          <w:p/>
-          <w:p/>
-          <w:p/>
-          <w:p/>
-          <w:p/>
-          <w:p/>
-          <w:p/>
-          <w:p/>
+          <w:p>
+            <w:r>
+              <w:rPr>
+                <w:b/>
+                <w:bCs/>
+              </w:rPr>
+              <w:t>Mujer</w:t>
+            </w:r>
+            <w:r>
+              <w:t xml:space="preserve">: </w:t>
+            </w:r>
+            <w:r>
+              <w:t>Bienvenidos a este nuevo episodio. Hoy hablaremos de uno de los protagonistas del pan artesanal: la masa madre. Aunque muchas personas la consideran un secreto de los panaderos, en realidad es el resultado de un proceso biológico que combina ciencia, técnica y mucha observación.</w:t>
+            </w:r>
+          </w:p>
+          <w:p>
+            <w:r>
+              <w:rPr>
+                <w:b/>
+                <w:bCs/>
+              </w:rPr>
+              <w:lastRenderedPageBreak/>
+              <w:t>Hombre</w:t>
+            </w:r>
+            <w:r>
+              <w:t xml:space="preserve">: </w:t>
+            </w:r>
+            <w:r>
+              <w:t>Así es. Hoy descubriremos qué es la masa madre, cómo se obtiene, cómo se conserva y por qué su manejo adecuado hace la diferencia en la calidad del pan. ¡Bienvenidos!</w:t>
+            </w:r>
+          </w:p>
+          <w:p>
+            <w:r>
+              <w:rPr>
+                <w:b/>
+                <w:bCs/>
+              </w:rPr>
+              <w:t>Mujer</w:t>
+            </w:r>
+            <w:r>
+              <w:rPr>
+                <w:b/>
+                <w:bCs/>
+              </w:rPr>
+              <w:tab/>
+            </w:r>
+            <w:r>
+              <w:t xml:space="preserve">: </w:t>
+            </w:r>
+            <w:r>
+              <w:t>Cuando escuchamos el término "masa madre", es común pensar que se trata simplemente de una mezcla de harina y agua.</w:t>
+            </w:r>
+          </w:p>
+          <w:p>
+            <w:r>
+              <w:rPr>
+                <w:b/>
+                <w:bCs/>
+              </w:rPr>
+              <w:t>Hombre</w:t>
+            </w:r>
+            <w:r>
+              <w:rPr>
+                <w:b/>
+                <w:bCs/>
+              </w:rPr>
+              <w:t>:</w:t>
+            </w:r>
+            <w:r>
+              <w:t xml:space="preserve"> </w:t>
+            </w:r>
+            <w:r>
+              <w:t>Pero en realidad es mucho más que eso. La masa madre es un cultivo simbiótico de levaduras silvestres y bacterias lácticas, que se desarrolla de forma natural cuando la harina y el agua se mezclan y se mantienen en condiciones adecuadas.</w:t>
+            </w:r>
+          </w:p>
+          <w:p>
+            <w:r>
+              <w:rPr>
+                <w:b/>
+                <w:bCs/>
+              </w:rPr>
+              <w:t>Mujer</w:t>
+            </w:r>
+            <w:r>
+              <w:rPr>
+                <w:b/>
+                <w:bCs/>
+              </w:rPr>
+              <w:t>:</w:t>
+            </w:r>
+            <w:r>
+              <w:t xml:space="preserve"> </w:t>
+            </w:r>
+            <w:r>
+              <w:t>Entonces, ¿podemos decir que la masa madre está viva?</w:t>
+            </w:r>
+          </w:p>
+          <w:p>
+            <w:r>
+              <w:rPr>
+                <w:b/>
+                <w:bCs/>
+              </w:rPr>
+              <w:t>Hombre</w:t>
+            </w:r>
+            <w:r>
+              <w:rPr>
+                <w:b/>
+                <w:bCs/>
+              </w:rPr>
+              <w:t>:</w:t>
+            </w:r>
+            <w:r>
+              <w:t xml:space="preserve"> </w:t>
+            </w:r>
+            <w:r>
+              <w:t>Exactamente. Los microorganismos presentes de manera natural en la harina y en el ambiente comienzan a alimentarse de los azúcares disponibles. Durante ese proceso producen dióxido de carbono, responsable de las burbujas y del crecimiento de la masa, y también ácidos orgánicos, que aportan sabor y ayudan a conservar el pan de forma natural.</w:t>
+            </w:r>
+          </w:p>
+          <w:p>
+            <w:r>
+              <w:rPr>
+                <w:b/>
+                <w:bCs/>
+              </w:rPr>
+              <w:t>Mujer</w:t>
+            </w:r>
+            <w:r>
+              <w:rPr>
+                <w:b/>
+                <w:bCs/>
+              </w:rPr>
+              <w:t>:</w:t>
+            </w:r>
+            <w:r>
+              <w:t xml:space="preserve"> </w:t>
+            </w:r>
+            <w:r>
+              <w:t>Muchos panaderos recomiendan comenzar la masa madre con harina integral o de centeno. ¿Por qué?</w:t>
+            </w:r>
+          </w:p>
+          <w:p>
+            <w:r>
+              <w:rPr>
+                <w:b/>
+                <w:bCs/>
+              </w:rPr>
+              <w:t>Hombre</w:t>
+            </w:r>
+            <w:r>
+              <w:t xml:space="preserve">: </w:t>
+            </w:r>
+            <w:r>
+              <w:t>Porque estas harinas contienen una mayor diversidad de microorganismos y nutrientes, lo que facilita el desarrollo del cultivo durante sus primeros días y favorece una fermentación más estable.</w:t>
+            </w:r>
+          </w:p>
+          <w:p>
+            <w:r>
+              <w:rPr>
+                <w:b/>
+                <w:bCs/>
+              </w:rPr>
+              <w:lastRenderedPageBreak/>
+              <w:t>Mujer</w:t>
+            </w:r>
+            <w:r>
+              <w:t xml:space="preserve">: </w:t>
+            </w:r>
+            <w:r>
+              <w:t>Es decir que, preparar una masa madre no es algo que ocurra de un momento a otro.</w:t>
+            </w:r>
+          </w:p>
+          <w:p>
+            <w:r>
+              <w:rPr>
+                <w:b/>
+                <w:bCs/>
+              </w:rPr>
+              <w:t>Hombre</w:t>
+            </w:r>
+            <w:r>
+              <w:t xml:space="preserve">: </w:t>
+            </w:r>
+            <w:r>
+              <w:t>Es correcto, este un proceso que normalmente tarda entre cinco y siete días. Durante ese tiempo el cultivo evoluciona poco a poco hasta alcanzar un equilibrio entre las levaduras y las bacterias.</w:t>
+            </w:r>
+          </w:p>
+          <w:p>
+            <w:r>
+              <w:rPr>
+                <w:b/>
+                <w:bCs/>
+              </w:rPr>
+              <w:t>Mujer</w:t>
+            </w:r>
+            <w:r>
+              <w:rPr>
+                <w:b/>
+                <w:bCs/>
+              </w:rPr>
+              <w:t>:</w:t>
+            </w:r>
+            <w:r>
+              <w:t xml:space="preserve"> </w:t>
+            </w:r>
+            <w:r>
+              <w:t>¿Y qué ocurre durante esos días?</w:t>
+            </w:r>
+          </w:p>
+          <w:p>
+            <w:r>
+              <w:rPr>
+                <w:b/>
+                <w:bCs/>
+              </w:rPr>
+              <w:t>Hombre</w:t>
+            </w:r>
+            <w:r>
+              <w:t xml:space="preserve">: </w:t>
+            </w:r>
+            <w:r>
+              <w:t>Cada jornada se realiza un procedimiento llamado refresco. Consiste en retirar una parte de la mezcla y agregar harina y agua fresca. Este paso permite alimentar el cultivo y seleccionar las cepas de microorganismos mejor adaptadas, favoreciendo su estabilidad.</w:t>
+            </w:r>
+          </w:p>
+          <w:p>
+            <w:r>
+              <w:rPr>
+                <w:b/>
+                <w:bCs/>
+              </w:rPr>
+              <w:t>Mujer</w:t>
+            </w:r>
+            <w:r>
+              <w:rPr>
+                <w:b/>
+                <w:bCs/>
+              </w:rPr>
+              <w:t>:</w:t>
+            </w:r>
+            <w:r>
+              <w:t xml:space="preserve"> </w:t>
+            </w:r>
+            <w:r>
+              <w:t>Entonces, parece que hacer masa madre también implica aprender a observar…</w:t>
+            </w:r>
+          </w:p>
+          <w:p>
+            <w:r>
+              <w:rPr>
+                <w:b/>
+                <w:bCs/>
+              </w:rPr>
+              <w:t>Hombre</w:t>
+            </w:r>
+            <w:r>
+              <w:rPr>
+                <w:b/>
+                <w:bCs/>
+              </w:rPr>
+              <w:t>:</w:t>
+            </w:r>
+            <w:r>
+              <w:t xml:space="preserve"> </w:t>
+            </w:r>
+            <w:r>
+              <w:t>…así es; más que seguir una receta al pie de la letra, es importante interpretar cómo evoluciona el cultivo día tras día.</w:t>
+            </w:r>
+          </w:p>
+          <w:p>
+            <w:r>
+              <w:t>Mujer</w:t>
+            </w:r>
+            <w:r>
+              <w:t xml:space="preserve">: </w:t>
+            </w:r>
+            <w:r>
+              <w:t>¿Y cómo sabemos que la masa madre está madurando correctamente?</w:t>
+            </w:r>
+          </w:p>
+          <w:p>
+            <w:r>
+              <w:rPr>
+                <w:b/>
+                <w:bCs/>
+              </w:rPr>
+              <w:t>Hombre</w:t>
+            </w:r>
+            <w:r>
+              <w:rPr>
+                <w:b/>
+                <w:bCs/>
+              </w:rPr>
+              <w:t>:</w:t>
+            </w:r>
+            <w:r>
+              <w:t xml:space="preserve"> </w:t>
+            </w:r>
+            <w:r>
+              <w:t>Hay varios indicadores. Uno de ellos es el aumento de volumen. También aparecen burbujas distribuidas en toda la mezcla y un aroma agradable, parecido al yogur o a frutas fermentadas. Estas señales indican que la actividad microbiana es adecuada.</w:t>
+            </w:r>
+          </w:p>
+          <w:p>
+            <w:r>
+              <w:rPr>
+                <w:b/>
+                <w:bCs/>
+              </w:rPr>
+              <w:lastRenderedPageBreak/>
+              <w:t>Mujer</w:t>
+            </w:r>
+            <w:r>
+              <w:rPr>
+                <w:b/>
+                <w:bCs/>
+              </w:rPr>
+              <w:t>:</w:t>
+            </w:r>
+            <w:r>
+              <w:t xml:space="preserve"> </w:t>
+            </w:r>
+            <w:r>
+              <w:t>Entonces, cuando aparecen esas características, ¿la masa madre ya está lista?</w:t>
+            </w:r>
+          </w:p>
+          <w:p>
+            <w:r>
+              <w:rPr>
+                <w:b/>
+                <w:bCs/>
+              </w:rPr>
+              <w:t>Hombre</w:t>
+            </w:r>
+            <w:r>
+              <w:t xml:space="preserve">: </w:t>
+            </w:r>
+            <w:r>
+              <w:t xml:space="preserve">Generalmente sí. En ese momento el cultivo alcanza una actividad suficiente para incorporarse a la elaboración del pan y aportar fermentación, aroma y sabor. En caso que quiera conservarse se debe mantener en refrigeración, entre 2 y 5 grados Celsius. El frío ralentiza la actividad microbiana sin detenerla completamente, permitiendo mantener el cultivo por semanas con alimentaciones cada 3 a 7 días, según la frecuencia de uso; si estuvo refrigerada varios días, lo recomendable es realizar al menos un refresco antes de utilizarla. </w:t>
+            </w:r>
+          </w:p>
+          <w:p>
+            <w:r>
+              <w:rPr>
+                <w:b/>
+                <w:bCs/>
+              </w:rPr>
+              <w:t>Mujer</w:t>
+            </w:r>
+            <w:r>
+              <w:tab/>
+            </w:r>
+            <w:r>
+              <w:t xml:space="preserve">: </w:t>
+            </w:r>
+            <w:r>
+              <w:t>Pero, ¿también existen señales que indican si algo no va bien?</w:t>
+            </w:r>
+          </w:p>
+          <w:p>
+            <w:r>
+              <w:rPr>
+                <w:b/>
+                <w:bCs/>
+              </w:rPr>
+              <w:t>Hombre</w:t>
+            </w:r>
+            <w:r>
+              <w:rPr>
+                <w:b/>
+                <w:bCs/>
+              </w:rPr>
+              <w:t>:</w:t>
+            </w:r>
+            <w:r>
+              <w:t xml:space="preserve"> </w:t>
+            </w:r>
+            <w:r>
+              <w:t>Claro que sí. Por ejemplo, un olor parecido a la acetona suele indicar que el cultivo necesita alimento. En cambio, un olor desagradable o a podrido puede ser señal de contaminación y, en ese caso, lo más seguro es descartar la masa madre.</w:t>
+            </w:r>
+          </w:p>
+          <w:p>
+            <w:r>
+              <w:rPr>
+                <w:b/>
+                <w:bCs/>
+              </w:rPr>
+              <w:t>Mujer</w:t>
+            </w:r>
+            <w:r>
+              <w:t xml:space="preserve">: </w:t>
+            </w:r>
+            <w:r>
+              <w:t xml:space="preserve">En conclusión, una buena masa madre requiere constancia, observación y un manejo cuidadoso. Cada alimentación fortalece el cultivo y contribuye a obtener fermentaciones más estables y panes de mejor calidad. </w:t>
+            </w:r>
+          </w:p>
+          <w:p>
+            <w:r>
+              <w:rPr>
+                <w:b/>
+                <w:bCs/>
+              </w:rPr>
+              <w:t>Hombre</w:t>
+            </w:r>
+            <w:r>
+              <w:t xml:space="preserve">: </w:t>
+            </w:r>
+            <w:r>
+              <w:t>Porque la masa madre es mucho más que una mezcla de harina y agua. Es un cultivo vivo que se obtiene mediante un proceso controlado de fermentación y cuyo éxito depende de su manejo adecuado.</w:t>
+            </w:r>
+          </w:p>
+          <w:p>
+            <w:r>
+              <w:rPr>
+                <w:b/>
+                <w:bCs/>
+              </w:rPr>
+              <w:lastRenderedPageBreak/>
+              <w:t>Mujer</w:t>
+            </w:r>
+            <w:r>
+              <w:rPr>
+                <w:b/>
+                <w:bCs/>
+              </w:rPr>
+              <w:tab/>
+            </w:r>
+            <w:r>
+              <w:t xml:space="preserve">: </w:t>
+            </w:r>
+            <w:r>
+              <w:t>Comprender estos principios permite elaborar panes con mejores características de sabor, aroma, textura y conservación. Gracias por acompañarnos. ¡Nos escuchamos en el próximo episodio!</w:t>
+            </w:r>
+          </w:p>
         </w:tc>
       </w:tr>
-      <w:bookmarkEnd w:id="20"/>
+      <w:bookmarkEnd w:id="21"/>
     </w:tbl>
     <w:p>
       <w:pPr>
@@ -10337,49 +11226,94 @@
     </w:p>
     <w:p>
       <w:pPr>
+        <w:spacing w:before="0" w:after="160" w:line="259" w:lineRule="auto"/>
+        <w:ind w:firstLine="0"/>
+        <w:rPr>
+          <w:lang w:val="es-419" w:eastAsia="es-CO"/>
+        </w:rPr>
+      </w:pPr>
+      <w:r>
+        <w:rPr>
+          <w:lang w:val="es-419" w:eastAsia="es-CO"/>
+        </w:rPr>
+        <w:br w:type="page"/>
+      </w:r>
+    </w:p>
+    <w:p>
+      <w:pPr>
         <w:pStyle w:val="Ttulo1"/>
       </w:pPr>
-      <w:bookmarkStart w:id="21" w:name="_Toc236293587"/>
+      <w:bookmarkStart w:id="22" w:name="_Toc238570411"/>
       <w:r>
         <w:lastRenderedPageBreak/>
         <w:t>Producción de pan de masa madre</w:t>
       </w:r>
-      <w:bookmarkEnd w:id="21"/>
-    </w:p>
-    <w:p>
-      <w:pPr>
-        <w:rPr>
-          <w:lang w:val="es-419" w:eastAsia="es-CO"/>
-        </w:rPr>
-      </w:pPr>
-      <w:r>
-        <w:rPr>
-          <w:lang w:val="es-419" w:eastAsia="es-CO"/>
-        </w:rPr>
-        <w:t>La producción artesanal de pan con masa madre representa la integración de los conocimientos adquiridos sobre materias primas, fermentación y manejo del cultivo. En esta etapa, cada decisión del panadero influye directamente en las características finales del producto, por lo que es necesario aplicar procedimientos técnicos de manera ordenada y controlada. En este capítulo se desarrollan las principales etapas del proceso de elaboración, desde la formulación de la receta y el uso de prefermentos hasta el amasado, la fermentación, el moldeado, la decoración, el horneado y la conservación del pan. El estudio de estos procedimientos permitirá al aprendiz elaborar panes de masa madre con calidad artesanal, aplicando criterios técnicos que favorezcan la obtención de productos seguros, consistentes y con alto valor sensorial (Flecha, 2015; Viteri &amp; Cordero, 2024).</w:t>
+      <w:bookmarkEnd w:id="22"/>
+    </w:p>
+    <w:p>
+      <w:pPr>
+        <w:rPr>
+          <w:lang w:val="es-419" w:eastAsia="es-CO"/>
+        </w:rPr>
+      </w:pPr>
+      <w:r>
+        <w:rPr>
+          <w:lang w:val="es-419" w:eastAsia="es-CO"/>
+        </w:rPr>
+        <w:t xml:space="preserve">La producción artesanal de pan con masa madre representa la integración de los conocimientos adquiridos sobre materias primas, fermentación y manejo del cultivo. En esta etapa, cada decisión del panadero influye directamente en las características finales del producto, por lo que es necesario aplicar procedimientos técnicos de manera ordenada y controlada. En este capítulo se desarrollan las principales etapas del proceso de elaboración, desde la formulación de la receta y el uso de </w:t>
+      </w:r>
+      <w:proofErr w:type="spellStart"/>
+      <w:r>
+        <w:rPr>
+          <w:lang w:val="es-419" w:eastAsia="es-CO"/>
+        </w:rPr>
+        <w:t>prefermentos</w:t>
+      </w:r>
+      <w:proofErr w:type="spellEnd"/>
+      <w:r>
+        <w:rPr>
+          <w:lang w:val="es-419" w:eastAsia="es-CO"/>
+        </w:rPr>
+        <w:t xml:space="preserve"> hasta el amasado, la fermentación, el moldeado, la decoración, el horneado y la conservación del pan. El estudio de estos procedimientos permitirá al aprendiz elaborar panes de masa madre con calidad artesanal, aplicando criterios técnicos que favorezcan la obtención de productos seguros, consistentes y con alto valor sensorial (Flecha, 2015; Viteri &amp; Cordero, 2024).</w:t>
       </w:r>
     </w:p>
     <w:p>
       <w:pPr>
         <w:pStyle w:val="Ttulo2"/>
       </w:pPr>
-      <w:bookmarkStart w:id="22" w:name="_Toc236293588"/>
+      <w:bookmarkStart w:id="23" w:name="_Toc238570412"/>
+      <w:proofErr w:type="spellStart"/>
       <w:r>
         <w:t>Prefermentos</w:t>
       </w:r>
-      <w:bookmarkEnd w:id="22"/>
-    </w:p>
-    <w:p>
-      <w:pPr>
-        <w:rPr>
-          <w:lang w:val="es-419" w:eastAsia="es-CO"/>
-        </w:rPr>
-      </w:pPr>
-      <w:r>
-        <w:rPr>
-          <w:lang w:val="es-419" w:eastAsia="es-CO"/>
-        </w:rPr>
-        <w:t>Un prefermento es una mezcla de harina, agua y una fuente de microorganismos (masa madre o levadura) que se deja fermentar antes de incorporarla a la masa final. Mejora la textura, el sabor y la conservación del pan (Castiblanco, 2020).</w:t>
+      <w:bookmarkEnd w:id="23"/>
+      <w:proofErr w:type="spellEnd"/>
+    </w:p>
+    <w:p>
+      <w:pPr>
+        <w:rPr>
+          <w:lang w:val="es-419" w:eastAsia="es-CO"/>
+        </w:rPr>
+      </w:pPr>
+      <w:r>
+        <w:rPr>
+          <w:lang w:val="es-419" w:eastAsia="es-CO"/>
+        </w:rPr>
+        <w:t xml:space="preserve">Un </w:t>
+      </w:r>
+      <w:proofErr w:type="spellStart"/>
+      <w:r>
+        <w:rPr>
+          <w:lang w:val="es-419" w:eastAsia="es-CO"/>
+        </w:rPr>
+        <w:t>prefermento</w:t>
+      </w:r>
+      <w:proofErr w:type="spellEnd"/>
+      <w:r>
+        <w:rPr>
+          <w:lang w:val="es-419" w:eastAsia="es-CO"/>
+        </w:rPr>
+        <w:t xml:space="preserve"> es una mezcla de harina, agua y una fuente de microorganismos (masa madre o levadura) que se deja fermentar antes de incorporarla a la masa final. Mejora la textura, el sabor y la conservación del pan (Castiblanco, 2020).</w:t>
       </w:r>
     </w:p>
     <w:p>
@@ -10396,8 +11330,18 @@
           <w:bCs/>
           <w:lang w:val="es-419" w:eastAsia="es-CO"/>
         </w:rPr>
-        <w:t>Clases de prefermentos</w:t>
-      </w:r>
+        <w:t xml:space="preserve">Clases de </w:t>
+      </w:r>
+      <w:proofErr w:type="spellStart"/>
+      <w:r>
+        <w:rPr>
+          <w:b/>
+          <w:bCs/>
+          <w:lang w:val="es-419" w:eastAsia="es-CO"/>
+        </w:rPr>
+        <w:t>prefermentos</w:t>
+      </w:r>
+      <w:proofErr w:type="spellEnd"/>
     </w:p>
     <w:p>
       <w:pPr>
@@ -10416,6 +11360,7 @@
         </w:rPr>
         <w:t>Masa madre (</w:t>
       </w:r>
+      <w:proofErr w:type="spellStart"/>
       <w:r>
         <w:rPr>
           <w:rStyle w:val="Extranjerismo"/>
@@ -10423,11 +11368,26 @@
         </w:rPr>
         <w:t>sourdough</w:t>
       </w:r>
-      <w:r>
-        <w:rPr>
-          <w:lang w:val="es-419" w:eastAsia="es-CO"/>
-        </w:rPr>
-        <w:t>): actúa como prefermento cuando se usa directamente en la receta.</w:t>
+      <w:proofErr w:type="spellEnd"/>
+      <w:r>
+        <w:rPr>
+          <w:lang w:val="es-419" w:eastAsia="es-CO"/>
+        </w:rPr>
+        <w:t xml:space="preserve">): actúa como </w:t>
+      </w:r>
+      <w:proofErr w:type="spellStart"/>
+      <w:r>
+        <w:rPr>
+          <w:lang w:val="es-419" w:eastAsia="es-CO"/>
+        </w:rPr>
+        <w:t>prefermento</w:t>
+      </w:r>
+      <w:proofErr w:type="spellEnd"/>
+      <w:r>
+        <w:rPr>
+          <w:lang w:val="es-419" w:eastAsia="es-CO"/>
+        </w:rPr>
+        <w:t xml:space="preserve"> cuando se usa directamente en la receta.</w:t>
       </w:r>
     </w:p>
     <w:p>
@@ -10448,6 +11408,7 @@
           <w:lang w:val="es-419" w:eastAsia="es-CO"/>
         </w:rPr>
       </w:pPr>
+      <w:proofErr w:type="spellStart"/>
       <w:r>
         <w:rPr>
           <w:rStyle w:val="Extranjerismo"/>
@@ -10456,11 +11417,26 @@
         <w:lastRenderedPageBreak/>
         <w:t>Poolish</w:t>
       </w:r>
-      <w:r>
-        <w:rPr>
-          <w:lang w:val="es-419" w:eastAsia="es-CO"/>
-        </w:rPr>
-        <w:t>: prefermento líquido (100 % hidratación) con una pequeña cantidad de levadura comercial. No aplica para pan de masa madre pura.</w:t>
+      <w:proofErr w:type="spellEnd"/>
+      <w:r>
+        <w:rPr>
+          <w:lang w:val="es-419" w:eastAsia="es-CO"/>
+        </w:rPr>
+        <w:t xml:space="preserve">: </w:t>
+      </w:r>
+      <w:proofErr w:type="spellStart"/>
+      <w:r>
+        <w:rPr>
+          <w:lang w:val="es-419" w:eastAsia="es-CO"/>
+        </w:rPr>
+        <w:t>prefermento</w:t>
+      </w:r>
+      <w:proofErr w:type="spellEnd"/>
+      <w:r>
+        <w:rPr>
+          <w:lang w:val="es-419" w:eastAsia="es-CO"/>
+        </w:rPr>
+        <w:t xml:space="preserve"> líquido (100 % hidratación) con una pequeña cantidad de levadura comercial. No aplica para pan de masa madre pura.</w:t>
       </w:r>
     </w:p>
     <w:p>
@@ -10474,6 +11450,7 @@
           <w:lang w:val="es-419" w:eastAsia="es-CO"/>
         </w:rPr>
       </w:pPr>
+      <w:proofErr w:type="spellStart"/>
       <w:r>
         <w:rPr>
           <w:rStyle w:val="Extranjerismo"/>
@@ -10481,11 +11458,26 @@
         </w:rPr>
         <w:t>Bigá</w:t>
       </w:r>
-      <w:r>
-        <w:rPr>
-          <w:lang w:val="es-419" w:eastAsia="es-CO"/>
-        </w:rPr>
-        <w:t>: prefermento duro (50</w:t>
+      <w:proofErr w:type="spellEnd"/>
+      <w:r>
+        <w:rPr>
+          <w:lang w:val="es-419" w:eastAsia="es-CO"/>
+        </w:rPr>
+        <w:t xml:space="preserve">: </w:t>
+      </w:r>
+      <w:proofErr w:type="spellStart"/>
+      <w:r>
+        <w:rPr>
+          <w:lang w:val="es-419" w:eastAsia="es-CO"/>
+        </w:rPr>
+        <w:t>prefermento</w:t>
+      </w:r>
+      <w:proofErr w:type="spellEnd"/>
+      <w:r>
+        <w:rPr>
+          <w:lang w:val="es-419" w:eastAsia="es-CO"/>
+        </w:rPr>
+        <w:t xml:space="preserve"> duro (50</w:t>
       </w:r>
       <w:r>
         <w:rPr>
@@ -10522,7 +11514,21 @@
         <w:rPr>
           <w:lang w:val="es-419" w:eastAsia="es-CO"/>
         </w:rPr>
-        <w:t>En el pan de masa madre, la propia masa madre hace las veces de prefermento.</w:t>
+        <w:t xml:space="preserve">En el pan de masa madre, la propia masa madre hace las veces de </w:t>
+      </w:r>
+      <w:proofErr w:type="spellStart"/>
+      <w:r>
+        <w:rPr>
+          <w:lang w:val="es-419" w:eastAsia="es-CO"/>
+        </w:rPr>
+        <w:t>prefermento</w:t>
+      </w:r>
+      <w:proofErr w:type="spellEnd"/>
+      <w:r>
+        <w:rPr>
+          <w:lang w:val="es-419" w:eastAsia="es-CO"/>
+        </w:rPr>
+        <w:t>.</w:t>
       </w:r>
     </w:p>
     <w:p>
@@ -10536,8 +11542,16 @@
         <w:rPr>
           <w:lang w:val="es-419" w:eastAsia="es-CO"/>
         </w:rPr>
-        <w:t>Características de los principales prefermentos</w:t>
-      </w:r>
+        <w:t xml:space="preserve">Características de los principales </w:t>
+      </w:r>
+      <w:proofErr w:type="spellStart"/>
+      <w:r>
+        <w:rPr>
+          <w:lang w:val="es-419" w:eastAsia="es-CO"/>
+        </w:rPr>
+        <w:t>prefermentos</w:t>
+      </w:r>
+      <w:proofErr w:type="spellEnd"/>
     </w:p>
     <w:tbl>
       <w:tblPr>
@@ -10564,9 +11578,11 @@
             <w:pPr>
               <w:pStyle w:val="TextoTablas"/>
             </w:pPr>
+            <w:proofErr w:type="spellStart"/>
             <w:r>
               <w:t>Prefermento</w:t>
             </w:r>
+            <w:proofErr w:type="spellEnd"/>
           </w:p>
         </w:tc>
         <w:tc>
@@ -10675,12 +11691,14 @@
             <w:pPr>
               <w:pStyle w:val="TextoTablas"/>
             </w:pPr>
+            <w:proofErr w:type="spellStart"/>
             <w:r>
               <w:rPr>
                 <w:rStyle w:val="Extranjerismo"/>
               </w:rPr>
               <w:t>Poolish</w:t>
             </w:r>
+            <w:proofErr w:type="spellEnd"/>
           </w:p>
         </w:tc>
         <w:tc>
@@ -10741,12 +11759,14 @@
             <w:pPr>
               <w:pStyle w:val="TextoTablas"/>
             </w:pPr>
+            <w:proofErr w:type="spellStart"/>
             <w:r>
               <w:rPr>
                 <w:rStyle w:val="Extranjerismo"/>
               </w:rPr>
               <w:t>Bigá</w:t>
             </w:r>
+            <w:proofErr w:type="spellEnd"/>
           </w:p>
         </w:tc>
         <w:tc>
@@ -10825,11 +11845,11 @@
       <w:pPr>
         <w:pStyle w:val="Ttulo2"/>
       </w:pPr>
-      <w:bookmarkStart w:id="23" w:name="_Toc236293589"/>
+      <w:bookmarkStart w:id="24" w:name="_Toc238570413"/>
       <w:r>
         <w:t>Formulación y balanceo</w:t>
       </w:r>
-      <w:bookmarkEnd w:id="23"/>
+      <w:bookmarkEnd w:id="24"/>
     </w:p>
     <w:p>
       <w:pPr>
@@ -10855,7 +11875,21 @@
           <w:lang w:val="es-419" w:eastAsia="es-CO"/>
         </w:rPr>
         <w:lastRenderedPageBreak/>
-        <w:t>A continuación, se presenta una formulación básica para la elaboración de una hogaza de masa madre (Wing &amp; Scott, 2021).</w:t>
+        <w:t>A continuación, se presenta una formulación básica para la elaboración de una hogaza de masa madre (</w:t>
+      </w:r>
+      <w:proofErr w:type="spellStart"/>
+      <w:r>
+        <w:rPr>
+          <w:lang w:val="es-419" w:eastAsia="es-CO"/>
+        </w:rPr>
+        <w:t>Wing</w:t>
+      </w:r>
+      <w:proofErr w:type="spellEnd"/>
+      <w:r>
+        <w:rPr>
+          <w:lang w:val="es-419" w:eastAsia="es-CO"/>
+        </w:rPr>
+        <w:t xml:space="preserve"> &amp; Scott, 2021).</w:t>
       </w:r>
     </w:p>
     <w:p>
@@ -11669,11 +12703,11 @@
       <w:pPr>
         <w:pStyle w:val="Ttulo2"/>
       </w:pPr>
-      <w:bookmarkStart w:id="24" w:name="_Toc236293590"/>
+      <w:bookmarkStart w:id="25" w:name="_Toc238570414"/>
       <w:r>
         <w:t>Mezcla y amasado</w:t>
       </w:r>
-      <w:bookmarkEnd w:id="24"/>
+      <w:bookmarkEnd w:id="25"/>
     </w:p>
     <w:p>
       <w:pPr>
@@ -11751,6 +12785,7 @@
         </w:rPr>
         <w:t>Amasado manual (método francés): se mezclan la harina, el agua y la masa madre hasta integrar los ingredientes. Luego se realiza una autólisis de aproximadamente 30 minutos, que favorece la hidratación de la harina y el desarrollo inicial del gluten. Después se incorpora la sal y se continúa el amasado mediante pliegues y estiramientos hasta obtener una masa lisa, elástica y capaz de superar la prueba de la membrana (</w:t>
       </w:r>
+      <w:proofErr w:type="spellStart"/>
       <w:r>
         <w:rPr>
           <w:rStyle w:val="Extranjerismo"/>
@@ -11758,6 +12793,7 @@
         </w:rPr>
         <w:t>windowpane</w:t>
       </w:r>
+      <w:proofErr w:type="spellEnd"/>
       <w:r>
         <w:rPr>
           <w:lang w:val="es-419" w:eastAsia="es-CO"/>
@@ -11913,7 +12949,21 @@
         <w:rPr>
           <w:lang w:val="es-419" w:eastAsia="es-CO"/>
         </w:rPr>
-        <w:t>Tiempo de amasado, evitando tanto un amasado insuficiente como el sobreamasado, ya que ambos afectan la formación y estabilidad de la red de gluten.</w:t>
+        <w:t xml:space="preserve">Tiempo de amasado, evitando tanto un amasado insuficiente como el </w:t>
+      </w:r>
+      <w:proofErr w:type="spellStart"/>
+      <w:r>
+        <w:rPr>
+          <w:lang w:val="es-419" w:eastAsia="es-CO"/>
+        </w:rPr>
+        <w:t>sobreamasado</w:t>
+      </w:r>
+      <w:proofErr w:type="spellEnd"/>
+      <w:r>
+        <w:rPr>
+          <w:lang w:val="es-419" w:eastAsia="es-CO"/>
+        </w:rPr>
+        <w:t>, ya que ambos afectan la formación y estabilidad de la red de gluten.</w:t>
       </w:r>
     </w:p>
     <w:p>
@@ -12272,11 +13322,11 @@
       <w:pPr>
         <w:pStyle w:val="Ttulo2"/>
       </w:pPr>
-      <w:bookmarkStart w:id="25" w:name="_Toc236293591"/>
+      <w:bookmarkStart w:id="26" w:name="_Toc238570415"/>
       <w:r>
         <w:t>Fermentación, porcionado, moldeado y decoración</w:t>
       </w:r>
-      <w:bookmarkEnd w:id="25"/>
+      <w:bookmarkEnd w:id="26"/>
     </w:p>
     <w:p>
       <w:pPr>
@@ -12290,13 +13340,31 @@
         </w:rPr>
         <w:t>Una vez finalizado el amasado, la masa se deposita en un recipiente ligeramente aceitado y cubierto para iniciar la fermentación primaria o fermentación en bloque. Esta etapa suele durar entre 3 y 5 horas a una temperatura de 24 a 26 °C, dependiendo de la actividad de la masa madre y de las condiciones ambientales (Flecha, 2015). Durante este periodo se realizan pliegues (</w:t>
       </w:r>
+      <w:proofErr w:type="spellStart"/>
       <w:r>
         <w:rPr>
           <w:rStyle w:val="Extranjerismo"/>
           <w:lang w:val="es-419" w:eastAsia="es-CO"/>
         </w:rPr>
-        <w:t>stretch and fold</w:t>
-      </w:r>
+        <w:t>stretch</w:t>
+      </w:r>
+      <w:proofErr w:type="spellEnd"/>
+      <w:r>
+        <w:rPr>
+          <w:rStyle w:val="Extranjerismo"/>
+          <w:lang w:val="es-419" w:eastAsia="es-CO"/>
+        </w:rPr>
+        <w:t xml:space="preserve"> and </w:t>
+      </w:r>
+      <w:proofErr w:type="spellStart"/>
+      <w:r>
+        <w:rPr>
+          <w:rStyle w:val="Extranjerismo"/>
+          <w:lang w:val="es-419" w:eastAsia="es-CO"/>
+        </w:rPr>
+        <w:t>fold</w:t>
+      </w:r>
+      <w:proofErr w:type="spellEnd"/>
       <w:r>
         <w:rPr>
           <w:lang w:val="es-419" w:eastAsia="es-CO"/>
@@ -12336,6 +13404,7 @@
         </w:rPr>
         <w:t>El moldeado final consiste en dar la forma característica al pan, creando una superficie tensa que favorezca el crecimiento durante el horneado. Las formas más comunes son la hogaza redonda (</w:t>
       </w:r>
+      <w:proofErr w:type="spellStart"/>
       <w:r>
         <w:rPr>
           <w:rStyle w:val="Extranjerismo"/>
@@ -12343,12 +13412,14 @@
         </w:rPr>
         <w:t>boule</w:t>
       </w:r>
+      <w:proofErr w:type="spellEnd"/>
       <w:r>
         <w:rPr>
           <w:lang w:val="es-419" w:eastAsia="es-CO"/>
         </w:rPr>
         <w:t>) y el pan alargado (</w:t>
       </w:r>
+      <w:proofErr w:type="spellStart"/>
       <w:r>
         <w:rPr>
           <w:rStyle w:val="Extranjerismo"/>
@@ -12356,12 +13427,14 @@
         </w:rPr>
         <w:t>batard</w:t>
       </w:r>
+      <w:proofErr w:type="spellEnd"/>
       <w:r>
         <w:rPr>
           <w:lang w:val="es-419" w:eastAsia="es-CO"/>
         </w:rPr>
         <w:t>), cuya elección depende del producto que se desea obtener (Viteri &amp; Cordero, 2024). Finalizado el moldeado, las piezas se colocan en canastas de fermentación (</w:t>
       </w:r>
+      <w:proofErr w:type="spellStart"/>
       <w:r>
         <w:rPr>
           <w:rStyle w:val="Extranjerismo"/>
@@ -12369,11 +13442,26 @@
         </w:rPr>
         <w:t>bannetons</w:t>
       </w:r>
-      <w:r>
-        <w:rPr>
-          <w:lang w:val="es-419" w:eastAsia="es-CO"/>
-        </w:rPr>
-        <w:t>) previamente enharinadas, donde se desarrolla la fermentación secundaria o prueba final, que puede realizarse entre 2 y 4 horas a temperatura ambiente o entre 12 y 16 horas en refrigeración. La fermentación en frío favorece un mayor desarrollo del sabor, mejora la estructura de la masa y facilita el greñado (Wing &amp; Scott, 2021).</w:t>
+      <w:proofErr w:type="spellEnd"/>
+      <w:r>
+        <w:rPr>
+          <w:lang w:val="es-419" w:eastAsia="es-CO"/>
+        </w:rPr>
+        <w:t>) previamente enharinadas, donde se desarrolla la fermentación secundaria o prueba final, que puede realizarse entre 2 y 4 horas a temperatura ambiente o entre 12 y 16 horas en refrigeración. La fermentación en frío favorece un mayor desarrollo del sabor, mejora la estructura de la masa y facilita el greñado (</w:t>
+      </w:r>
+      <w:proofErr w:type="spellStart"/>
+      <w:r>
+        <w:rPr>
+          <w:lang w:val="es-419" w:eastAsia="es-CO"/>
+        </w:rPr>
+        <w:t>Wing</w:t>
+      </w:r>
+      <w:proofErr w:type="spellEnd"/>
+      <w:r>
+        <w:rPr>
+          <w:lang w:val="es-419" w:eastAsia="es-CO"/>
+        </w:rPr>
+        <w:t xml:space="preserve"> &amp; Scott, 2021).</w:t>
       </w:r>
     </w:p>
     <w:p>
@@ -12411,6 +13499,11 @@
     </w:p>
     <w:p>
       <w:pPr>
+        <w:pStyle w:val="Prrafodelista"/>
+        <w:numPr>
+          <w:ilvl w:val="0"/>
+          <w:numId w:val="64"/>
+        </w:numPr>
         <w:rPr>
           <w:lang w:val="es-419" w:eastAsia="es-CO"/>
         </w:rPr>
@@ -12432,6 +13525,11 @@
     </w:p>
     <w:p>
       <w:pPr>
+        <w:pStyle w:val="Prrafodelista"/>
+        <w:numPr>
+          <w:ilvl w:val="0"/>
+          <w:numId w:val="64"/>
+        </w:numPr>
         <w:rPr>
           <w:lang w:val="es-419" w:eastAsia="es-CO"/>
         </w:rPr>
@@ -12444,6 +13542,7 @@
         </w:rPr>
         <w:t xml:space="preserve">Formado de </w:t>
       </w:r>
+      <w:proofErr w:type="spellStart"/>
       <w:r>
         <w:rPr>
           <w:rStyle w:val="Extranjerismo"/>
@@ -12453,6 +13552,7 @@
         </w:rPr>
         <w:t>batard</w:t>
       </w:r>
+      <w:proofErr w:type="spellEnd"/>
       <w:r>
         <w:rPr>
           <w:lang w:val="es-419" w:eastAsia="es-CO"/>
@@ -12462,6 +13562,11 @@
     </w:p>
     <w:p>
       <w:pPr>
+        <w:pStyle w:val="Prrafodelista"/>
+        <w:numPr>
+          <w:ilvl w:val="0"/>
+          <w:numId w:val="64"/>
+        </w:numPr>
         <w:rPr>
           <w:lang w:val="es-419" w:eastAsia="es-CO"/>
         </w:rPr>
@@ -12474,6 +13579,7 @@
         </w:rPr>
         <w:t>Greñado (</w:t>
       </w:r>
+      <w:proofErr w:type="spellStart"/>
       <w:r>
         <w:rPr>
           <w:rStyle w:val="Extranjerismo"/>
@@ -12483,6 +13589,7 @@
         </w:rPr>
         <w:t>scoring</w:t>
       </w:r>
+      <w:proofErr w:type="spellEnd"/>
       <w:r>
         <w:rPr>
           <w:b/>
@@ -12640,11 +13747,11 @@
       <w:pPr>
         <w:pStyle w:val="Ttulo2"/>
       </w:pPr>
-      <w:bookmarkStart w:id="26" w:name="_Toc236293592"/>
+      <w:bookmarkStart w:id="27" w:name="_Toc238570416"/>
       <w:r>
         <w:t>Horneado, conservación y aplicación práctica</w:t>
       </w:r>
-      <w:bookmarkEnd w:id="26"/>
+      <w:bookmarkEnd w:id="27"/>
     </w:p>
     <w:p>
       <w:pPr>
@@ -12755,13 +13862,31 @@
         </w:rPr>
         <w:t>Vapor: durante los primeros minutos mantiene la superficie húmeda y flexible, favoreciendo la máxima expansión del pan (</w:t>
       </w:r>
+      <w:proofErr w:type="spellStart"/>
       <w:r>
         <w:rPr>
           <w:rStyle w:val="Extranjerismo"/>
           <w:lang w:val="es-419" w:eastAsia="es-CO"/>
         </w:rPr>
-        <w:t>horn spring</w:t>
-      </w:r>
+        <w:t>horn</w:t>
+      </w:r>
+      <w:proofErr w:type="spellEnd"/>
+      <w:r>
+        <w:rPr>
+          <w:rStyle w:val="Extranjerismo"/>
+          <w:lang w:val="es-419" w:eastAsia="es-CO"/>
+        </w:rPr>
+        <w:t xml:space="preserve"> </w:t>
+      </w:r>
+      <w:proofErr w:type="spellStart"/>
+      <w:r>
+        <w:rPr>
+          <w:rStyle w:val="Extranjerismo"/>
+          <w:lang w:val="es-419" w:eastAsia="es-CO"/>
+        </w:rPr>
+        <w:t>spring</w:t>
+      </w:r>
+      <w:proofErr w:type="spellEnd"/>
       <w:r>
         <w:rPr>
           <w:lang w:val="es-419" w:eastAsia="es-CO"/>
@@ -12816,13 +13941,31 @@
         </w:rPr>
         <w:t>Expansión inicial: el calor acelera la producción y expansión de los gases, provocando el crecimiento final del pan (</w:t>
       </w:r>
+      <w:proofErr w:type="spellStart"/>
       <w:r>
         <w:rPr>
           <w:rStyle w:val="Extranjerismo"/>
           <w:lang w:val="es-419" w:eastAsia="es-CO"/>
         </w:rPr>
-        <w:t>horn spring</w:t>
-      </w:r>
+        <w:t>horn</w:t>
+      </w:r>
+      <w:proofErr w:type="spellEnd"/>
+      <w:r>
+        <w:rPr>
+          <w:rStyle w:val="Extranjerismo"/>
+          <w:lang w:val="es-419" w:eastAsia="es-CO"/>
+        </w:rPr>
+        <w:t xml:space="preserve"> </w:t>
+      </w:r>
+      <w:proofErr w:type="spellStart"/>
+      <w:r>
+        <w:rPr>
+          <w:rStyle w:val="Extranjerismo"/>
+          <w:lang w:val="es-419" w:eastAsia="es-CO"/>
+        </w:rPr>
+        <w:t>spring</w:t>
+      </w:r>
+      <w:proofErr w:type="spellEnd"/>
       <w:r>
         <w:rPr>
           <w:lang w:val="es-419" w:eastAsia="es-CO"/>
@@ -13387,13 +14530,6 @@
         <w:t xml:space="preserve">Con el objetivo de que amplíe sus conocimientos en el tema abordado, lo invitamos a consultar el siguiente pódcast en el enlace a continuación: </w:t>
       </w:r>
     </w:p>
-    <w:p>
-      <w:pPr>
-        <w:rPr>
-          <w:lang w:val="es-419" w:eastAsia="es-CO"/>
-        </w:rPr>
-      </w:pPr>
-    </w:p>
     <w:tbl>
       <w:tblPr>
         <w:tblStyle w:val="Tablaconcuadrcula"/>
@@ -13424,6 +14560,20 @@
               </w:rPr>
               <w:t xml:space="preserve">Transcripción del pódcast. </w:t>
             </w:r>
+            <w:r>
+              <w:rPr>
+                <w:b/>
+                <w:bCs/>
+              </w:rPr>
+              <w:t>Del frasco al horno: produciendo pan artesanal de masa madre</w:t>
+            </w:r>
+            <w:r>
+              <w:rPr>
+                <w:b/>
+                <w:bCs/>
+              </w:rPr>
+              <w:t>.</w:t>
+            </w:r>
           </w:p>
         </w:tc>
       </w:tr>
@@ -13432,19 +14582,396 @@
           <w:tcPr>
             <w:tcW w:w="9962" w:type="dxa"/>
           </w:tcPr>
-          <w:p/>
-          <w:p/>
-          <w:p/>
-          <w:p/>
-          <w:p/>
-          <w:p/>
-          <w:p/>
-          <w:p/>
-          <w:p/>
-          <w:p/>
-          <w:p/>
-          <w:p/>
-          <w:p/>
+          <w:p>
+            <w:r>
+              <w:rPr>
+                <w:b/>
+                <w:bCs/>
+              </w:rPr>
+              <w:t>Mujer</w:t>
+            </w:r>
+            <w:r>
+              <w:t xml:space="preserve">: </w:t>
+            </w:r>
+            <w:r>
+              <w:t xml:space="preserve">Bienvenidos a un nuevo episodio. Hoy hablaremos sobre un proceso que combina tradición, ciencia y técnica: la elaboración de pan artesanal de masa madre. </w:t>
+            </w:r>
+          </w:p>
+          <w:p>
+            <w:r>
+              <w:rPr>
+                <w:b/>
+                <w:bCs/>
+              </w:rPr>
+              <w:t>Hombre</w:t>
+            </w:r>
+            <w:r>
+              <w:rPr>
+                <w:b/>
+                <w:bCs/>
+              </w:rPr>
+              <w:t>:</w:t>
+            </w:r>
+            <w:r>
+              <w:t xml:space="preserve"> </w:t>
+            </w:r>
+            <w:r>
+              <w:t>Así es. Detrás de un pan con buena corteza, una miga esponjosa y un aroma característico existe una serie de decisiones que marcan la diferencia en el resultado final. Acompáñenos a recorrer este proceso paso a paso.</w:t>
+            </w:r>
+          </w:p>
+          <w:p>
+            <w:r>
+              <w:rPr>
+                <w:b/>
+                <w:bCs/>
+              </w:rPr>
+              <w:t>Mujer</w:t>
+            </w:r>
+            <w:r>
+              <w:rPr>
+                <w:b/>
+                <w:bCs/>
+              </w:rPr>
+              <w:tab/>
+            </w:r>
+            <w:r>
+              <w:rPr>
+                <w:b/>
+                <w:bCs/>
+              </w:rPr>
+              <w:t>:</w:t>
+            </w:r>
+            <w:r>
+              <w:t xml:space="preserve"> </w:t>
+            </w:r>
+            <w:r>
+              <w:t>Empecemos por la formulación de la receta. En panadería artesanal se utiliza el sistema de porcentaje panadero, un método estandarizado donde la harina siempre representa el 100 %, mientras que los demás ingredientes se expresan como porcentaje respecto a ella. Esto facilita ajustar las cantidades sin perder el equilibrio de la receta.</w:t>
+            </w:r>
+          </w:p>
+          <w:p>
+            <w:r>
+              <w:rPr>
+                <w:b/>
+                <w:bCs/>
+              </w:rPr>
+              <w:lastRenderedPageBreak/>
+              <w:t>Hombre</w:t>
+            </w:r>
+            <w:r>
+              <w:t xml:space="preserve">: </w:t>
+            </w:r>
+            <w:r>
+              <w:t xml:space="preserve">Por ejemplo, una receta básica para pan de masa madre puede formularse con 100 % de harina, 70 % de agua, 25 % de masa madre y 2 % de sal. </w:t>
+            </w:r>
+          </w:p>
+          <w:p>
+            <w:r>
+              <w:rPr>
+                <w:b/>
+                <w:bCs/>
+              </w:rPr>
+              <w:t>Mujer</w:t>
+            </w:r>
+            <w:r>
+              <w:tab/>
+            </w:r>
+            <w:r>
+              <w:t xml:space="preserve">: </w:t>
+            </w:r>
+            <w:r>
+              <w:t>Es decir, si se utilizan 500 gramos de harina, se requieren 350 gramos de agua, 125 gramos de masa madre y 10 gramos de sal. Este sistema permite calcular la hidratación real de la masa, considerando que la masa madre también aporta harina y agua, algo que influye directamente en la textura y el manejo de la masa.</w:t>
+            </w:r>
+          </w:p>
+          <w:p>
+            <w:r>
+              <w:rPr>
+                <w:b/>
+                <w:bCs/>
+              </w:rPr>
+              <w:t>Hombre</w:t>
+            </w:r>
+            <w:r>
+              <w:t xml:space="preserve">: </w:t>
+            </w:r>
+            <w:r>
+              <w:t>Una vez definidos los ingredientes, comienza el amasado. Esta etapa tiene dos objetivos fundamentales: lograr que todos los ingredientes se hidraten de manera uniforme y desarrollar la red de gluten, responsable de retener los gases que se producirán durante la fermentación.</w:t>
+            </w:r>
+          </w:p>
+          <w:p>
+            <w:r>
+              <w:rPr>
+                <w:b/>
+                <w:bCs/>
+              </w:rPr>
+              <w:t>Mujer</w:t>
+            </w:r>
+            <w:r>
+              <w:rPr>
+                <w:b/>
+                <w:bCs/>
+              </w:rPr>
+              <w:tab/>
+            </w:r>
+            <w:r>
+              <w:t xml:space="preserve">: </w:t>
+            </w:r>
+            <w:r>
+              <w:t>Para favorecer ese desarrollo, muchos panaderos utilizan la técnica de autólisis. Esta consiste en mezclar harina, agua y masa madre, dejando reposar la mezcla durante aproximadamente treinta minutos antes de incorporar la sal. Ese descanso permite que las proteínas se hidraten mejor y que el gluten comience a desarrollarse de forma natural.</w:t>
+            </w:r>
+          </w:p>
+          <w:p>
+            <w:r>
+              <w:rPr>
+                <w:b/>
+                <w:bCs/>
+              </w:rPr>
+              <w:t>Hombre</w:t>
+            </w:r>
+            <w:r>
+              <w:rPr>
+                <w:b/>
+                <w:bCs/>
+              </w:rPr>
+              <w:t>:</w:t>
+            </w:r>
+            <w:r>
+              <w:t xml:space="preserve"> </w:t>
+            </w:r>
+            <w:r>
+              <w:t>Después se incorpora la sal y continúa el amasado hasta alcanzar el punto adecuado. Una forma sencilla de comprobarlo es mediante la prueba de la membrana. Si al estirar un pequeño fragmento de masa se forma una película fina y translúcida sin romperse, significa que el gluten se ha desarrollado correctamente.</w:t>
+            </w:r>
+          </w:p>
+          <w:p>
+            <w:r>
+              <w:rPr>
+                <w:b/>
+                <w:bCs/>
+              </w:rPr>
+              <w:t>Mujer</w:t>
+            </w:r>
+            <w:r>
+              <w:rPr>
+                <w:b/>
+                <w:bCs/>
+              </w:rPr>
+              <w:t>:</w:t>
+            </w:r>
+            <w:r>
+              <w:t xml:space="preserve"> </w:t>
+            </w:r>
+            <w:r>
+              <w:t xml:space="preserve">Con la masa lista, inicia la fermentación primaria, una etapa que normalmente dura entre 3 y 5 horas a una temperatura cercana a los 24 o 26 grados </w:t>
+            </w:r>
+            <w:r>
+              <w:lastRenderedPageBreak/>
+              <w:t>centígrados. Durante este tiempo, las levaduras y bacterias lácticas metabolizan los azúcares, producen dióxido de carbono y ácidos orgánicos, responsables tanto del crecimiento como del desarrollo del sabor y el aroma del pan.</w:t>
+            </w:r>
+          </w:p>
+          <w:p>
+            <w:r>
+              <w:rPr>
+                <w:b/>
+                <w:bCs/>
+              </w:rPr>
+              <w:t>Hombre</w:t>
+            </w:r>
+            <w:r>
+              <w:rPr>
+                <w:b/>
+                <w:bCs/>
+              </w:rPr>
+              <w:t>:</w:t>
+            </w:r>
+            <w:r>
+              <w:t xml:space="preserve"> </w:t>
+            </w:r>
+            <w:r>
+              <w:t>Durante esa fermentación también se realizan pliegues cada 30 o 45 minutos en las primeras horas. Estos pliegues fortalecen la estructura del gluten, redistribuyen los microorganismos y mejoran la capacidad de la masa para retener los gases. Al finalizar esta etapa, la masa debe haber incrementado su volumen entre un 30 % y un 50 %.</w:t>
+            </w:r>
+          </w:p>
+          <w:p>
+            <w:r>
+              <w:rPr>
+                <w:b/>
+                <w:bCs/>
+              </w:rPr>
+              <w:t>Mujer</w:t>
+            </w:r>
+            <w:r>
+              <w:rPr>
+                <w:b/>
+                <w:bCs/>
+              </w:rPr>
+              <w:t>:</w:t>
+            </w:r>
+            <w:r>
+              <w:t xml:space="preserve"> </w:t>
+            </w:r>
+            <w:r>
+              <w:t xml:space="preserve">Luego viene el dividido y el moldeado. La masa se porciona según el peso deseado y se le da la forma final, como una </w:t>
+            </w:r>
+            <w:r>
+              <w:rPr>
+                <w:rStyle w:val="Extranjerismo"/>
+              </w:rPr>
+              <w:t>boule</w:t>
+            </w:r>
+            <w:r>
+              <w:t xml:space="preserve">, de forma redonda, o una </w:t>
+            </w:r>
+            <w:proofErr w:type="spellStart"/>
+            <w:r>
+              <w:rPr>
+                <w:rStyle w:val="Extranjerismo"/>
+              </w:rPr>
+              <w:t>batard</w:t>
+            </w:r>
+            <w:proofErr w:type="spellEnd"/>
+            <w:r>
+              <w:t>, de forma alargada. Este paso no solo define la apariencia del pan, sino que también influye en su crecimiento durante el horneado.</w:t>
+            </w:r>
+          </w:p>
+          <w:p>
+            <w:r>
+              <w:rPr>
+                <w:b/>
+                <w:bCs/>
+              </w:rPr>
+              <w:t>Hombre</w:t>
+            </w:r>
+            <w:r>
+              <w:t xml:space="preserve">: </w:t>
+            </w:r>
+            <w:r>
+              <w:t xml:space="preserve">Después se desarrolla la fermentación secundaria o prueba final. La masa se coloca en canastas de fermentación, conocidas como </w:t>
+            </w:r>
+            <w:r>
+              <w:rPr>
+                <w:rStyle w:val="Extranjerismo"/>
+              </w:rPr>
+              <w:t>bannetons</w:t>
+            </w:r>
+            <w:r>
+              <w:t>, donde puede permanecer entre 2 y 4 horas a temperatura ambiente o entre 12 y 16 horas en refrigeración. Esta fermentación lenta permite obtener sabores más complejos y una mejor textura de la corteza.</w:t>
+            </w:r>
+          </w:p>
+          <w:p>
+            <w:r>
+              <w:rPr>
+                <w:b/>
+                <w:bCs/>
+              </w:rPr>
+              <w:t>Mujer</w:t>
+            </w:r>
+            <w:r>
+              <w:rPr>
+                <w:b/>
+                <w:bCs/>
+              </w:rPr>
+              <w:t>:</w:t>
+            </w:r>
+            <w:r>
+              <w:t xml:space="preserve"> </w:t>
+            </w:r>
+            <w:r>
+              <w:t>Antes de llevar el pan al horno se realiza el greñado, es decir, los cortes superficiales sobre la masa. Estos cortes controlan la expansión del pan durante el horneado y ayudan a obtener una corteza bien desarrollada y una presentación característica.</w:t>
+            </w:r>
+          </w:p>
+          <w:p>
+            <w:r>
+              <w:rPr>
+                <w:b/>
+                <w:bCs/>
+              </w:rPr>
+              <w:lastRenderedPageBreak/>
+              <w:t>Hombre</w:t>
+            </w:r>
+            <w:r>
+              <w:t xml:space="preserve">: </w:t>
+            </w:r>
+            <w:r>
+              <w:t>El horneado inicia a 250 grados centígrados con vapor durante los primeros 10 a 15 minutos, favoreciendo el máximo crecimiento del pan. Después, la temperatura se disminuye a 220 grados hasta alcanzar una temperatura interna igual o superior a 96 grados centígrados.</w:t>
+            </w:r>
+          </w:p>
+          <w:p>
+            <w:r>
+              <w:rPr>
+                <w:b/>
+                <w:bCs/>
+              </w:rPr>
+              <w:t>Mujer</w:t>
+            </w:r>
+            <w:r>
+              <w:t xml:space="preserve">: </w:t>
+            </w:r>
+            <w:r>
+              <w:t xml:space="preserve">Durante esta última etapa ocurren transformaciones fundamentales, como la reacción de Maillard, responsable del color y los aromas tostados de la corteza, y la gelatinización del almidón, que fija la estructura definitiva de la miga. </w:t>
+            </w:r>
+          </w:p>
+          <w:p>
+            <w:r>
+              <w:t>Hombre</w:t>
+            </w:r>
+            <w:r>
+              <w:tab/>
+              <w:t>Como hemos visto, la producción de pan artesanal de masa madre es un proceso donde cada etapa está relacionada con la siguiente. La formulación, el desarrollo del gluten, las fermentaciones, el greñado y el horneado trabajan de manera conjunta para obtener un producto de calidad.</w:t>
+            </w:r>
+          </w:p>
+          <w:p>
+            <w:r>
+              <w:rPr>
+                <w:b/>
+                <w:bCs/>
+              </w:rPr>
+              <w:t>Mujer</w:t>
+            </w:r>
+            <w:r>
+              <w:rPr>
+                <w:b/>
+                <w:bCs/>
+              </w:rPr>
+              <w:t>:</w:t>
+            </w:r>
+            <w:r>
+              <w:t xml:space="preserve"> </w:t>
+            </w:r>
+            <w:r>
+              <w:t xml:space="preserve">Por eso, la clave está en combinar el conocimiento técnico con la observación constante. </w:t>
+            </w:r>
+          </w:p>
+          <w:p>
+            <w:r>
+              <w:rPr>
+                <w:b/>
+                <w:bCs/>
+              </w:rPr>
+              <w:t>Hombre</w:t>
+            </w:r>
+            <w:r>
+              <w:rPr>
+                <w:b/>
+                <w:bCs/>
+              </w:rPr>
+              <w:t>:</w:t>
+            </w:r>
+            <w:r>
+              <w:t xml:space="preserve"> </w:t>
+            </w:r>
+            <w:r>
+              <w:t xml:space="preserve">Comprender los fundamentos científicos de la fermentación y aprender a interpretar los indicadores sensoriales de la masa permite transformar un cultivo vivo en un pan artesanal con excelentes características de sabor, aroma, textura y calidad. </w:t>
+            </w:r>
+          </w:p>
+          <w:p>
+            <w:r>
+              <w:t>Mujer</w:t>
+            </w:r>
+            <w:r>
+              <w:t xml:space="preserve">: </w:t>
+            </w:r>
+            <w:r>
+              <w:t>Gracias por acompañarnos. ¡Nos escuchamos en el próximo episodio!</w:t>
+            </w:r>
+          </w:p>
         </w:tc>
       </w:tr>
     </w:tbl>
@@ -13459,7 +14986,14 @@
           <w:lang w:val="es-419" w:eastAsia="es-CO"/>
         </w:rPr>
         <w:lastRenderedPageBreak/>
-        <w:t xml:space="preserve">Hasta este punto se han abordado las principales etapas para la elaboración de pan con masa madre, desde la preparación del cultivo hasta el horneado y la conservación del producto terminado. Ahora es momento de poner en práctica estos conocimientos mediante una situación de aprendizaje basada en un contexto real de producción. </w:t>
+        <w:t xml:space="preserve">Hasta este punto se han abordado las principales etapas para la elaboración de pan con masa madre, desde la preparación del cultivo hasta el horneado y la conservación del producto terminado. Ahora es momento de poner en práctica estos </w:t>
+      </w:r>
+      <w:r>
+        <w:rPr>
+          <w:lang w:val="es-419" w:eastAsia="es-CO"/>
+        </w:rPr>
+        <w:lastRenderedPageBreak/>
+        <w:t xml:space="preserve">conocimientos mediante una situación de aprendizaje basada en un contexto real de producción. </w:t>
       </w:r>
     </w:p>
     <w:p>
@@ -13478,34 +15012,26 @@
     <w:p>
       <w:pPr>
         <w:rPr>
-          <w:lang w:val="es-419" w:eastAsia="es-CO"/>
-        </w:rPr>
-      </w:pPr>
-      <w:r>
-        <w:rPr>
-          <w:lang w:val="es-419" w:eastAsia="es-CO"/>
-        </w:rPr>
-        <w:t>Taller de integrador: planificación de la producción de pan de masa madre.</w:t>
-      </w:r>
-    </w:p>
-    <w:p>
-      <w:pPr>
-        <w:rPr>
-          <w:lang w:val="es-419" w:eastAsia="es-CO"/>
-        </w:rPr>
-      </w:pPr>
-      <w:r>
-        <w:rPr>
-          <w:lang w:val="es-419" w:eastAsia="es-CO"/>
-        </w:rPr>
-        <w:t>Descripción</w:t>
-      </w:r>
-      <w:r>
-        <w:rPr>
-          <w:lang w:val="es-419" w:eastAsia="es-CO"/>
-        </w:rPr>
-        <w:t xml:space="preserve">. </w:t>
-      </w:r>
+          <w:b/>
+          <w:bCs/>
+          <w:lang w:val="es-419" w:eastAsia="es-CO"/>
+        </w:rPr>
+      </w:pPr>
+      <w:r>
+        <w:rPr>
+          <w:b/>
+          <w:bCs/>
+          <w:lang w:val="es-419" w:eastAsia="es-CO"/>
+        </w:rPr>
+        <w:t>Taller de integrador: planificación de la producción de pan de masa madre</w:t>
+      </w:r>
+    </w:p>
+    <w:p>
+      <w:pPr>
+        <w:rPr>
+          <w:lang w:val="es-419" w:eastAsia="es-CO"/>
+        </w:rPr>
+      </w:pPr>
       <w:r>
         <w:rPr>
           <w:lang w:val="es-419" w:eastAsia="es-CO"/>
@@ -13514,7 +15040,6 @@
       </w:r>
       <w:r>
         <w:rPr>
-          <w:color w:val="FF0000"/>
           <w:lang w:val="es-419" w:eastAsia="es-CO"/>
         </w:rPr>
         <w:t>Anexo_Taller_Integrador</w:t>
@@ -13523,118 +15048,142 @@
         <w:rPr>
           <w:lang w:val="es-419" w:eastAsia="es-CO"/>
         </w:rPr>
-        <w:t>, el cual tiene como objetivo que usted puede aplicar los conocimientos adquiridos en el componente formativo.</w:t>
-      </w:r>
-    </w:p>
-    <w:p>
-      <w:pPr>
-        <w:rPr>
-          <w:lang w:val="es-419" w:eastAsia="es-CO"/>
-        </w:rPr>
-      </w:pPr>
-      <w:r>
-        <w:rPr>
-          <w:lang w:val="es-419" w:eastAsia="es-CO"/>
-        </w:rPr>
-        <w:t xml:space="preserve">El dominio de las técnicas de producción artesanal de pan con masa madre representa la integración de los conocimientos adquiridos a lo largo de este componente formativo. Comprender la función de cada etapa del proceso y aplicar criterios técnicos en la elaboración, el horneado y la conservación del producto permite </w:t>
-      </w:r>
-      <w:r>
-        <w:rPr>
-          <w:lang w:val="es-419" w:eastAsia="es-CO"/>
-        </w:rPr>
+        <w:t xml:space="preserve"> en la carpeta Anexos; </w:t>
+      </w:r>
+      <w:r>
+        <w:rPr>
+          <w:lang w:val="es-419" w:eastAsia="es-CO"/>
+        </w:rPr>
+        <w:t>el cual tiene como objetivo que usted puede aplicar los conocimientos adquiridos en el componente formativo.</w:t>
+      </w:r>
+    </w:p>
+    <w:p>
+      <w:pPr>
+        <w:rPr>
+          <w:lang w:val="es-419" w:eastAsia="es-CO"/>
+        </w:rPr>
+      </w:pPr>
+      <w:r>
+        <w:rPr>
+          <w:lang w:val="es-419" w:eastAsia="es-CO"/>
+        </w:rPr>
+        <w:t>El dominio de las técnicas de producción artesanal de pan con masa madre representa la integración de los conocimientos adquiridos a lo largo de este componente formativo. Comprender la función de cada etapa del proceso y aplicar criterios técnicos en la elaboración, el horneado y la conservación del producto permite obtener panes de alta calidad y desarrollar competencias que favorecen un desempeño responsable, innovador y orientado al mejoramiento continuo dentro del sector de la panificación artesanal.</w:t>
+      </w:r>
+    </w:p>
+    <w:p>
+      <w:pPr>
+        <w:rPr>
+          <w:lang w:val="es-419" w:eastAsia="es-CO"/>
+        </w:rPr>
+      </w:pPr>
+    </w:p>
+    <w:p>
+      <w:pPr>
+        <w:rPr>
+          <w:lang w:val="es-419" w:eastAsia="es-CO"/>
+        </w:rPr>
+      </w:pPr>
+    </w:p>
+    <w:p>
+      <w:pPr>
+        <w:pStyle w:val="Titulosgenerales"/>
+        <w:ind w:left="-360"/>
+        <w:rPr>
+          <w:u w:val="single"/>
+        </w:rPr>
+      </w:pPr>
+      <w:bookmarkStart w:id="28" w:name="_Toc238570417"/>
+      <w:r>
         <w:lastRenderedPageBreak/>
-        <w:t>obtener panes de alta calidad y desarrollar competencias que favorecen un desempeño responsable, innovador y orientado al mejoramiento continuo dentro del sector de la panificación artesanal.</w:t>
-      </w:r>
-    </w:p>
-    <w:p>
-      <w:pPr>
-        <w:rPr>
-          <w:lang w:val="es-419" w:eastAsia="es-CO"/>
-        </w:rPr>
-      </w:pPr>
-    </w:p>
-    <w:p>
-      <w:pPr>
-        <w:rPr>
-          <w:lang w:val="es-419" w:eastAsia="es-CO"/>
-        </w:rPr>
-      </w:pPr>
+        <w:t>Síntesis</w:t>
+      </w:r>
+      <w:bookmarkEnd w:id="28"/>
+      <w:r>
+        <w:t xml:space="preserve"> </w:t>
+      </w:r>
+    </w:p>
+    <w:p>
+      <w:r>
+        <w:t xml:space="preserve">El componente formativo Obtención de masa madre y producción artesanal de pan, integra conocimientos técnicos y habilidades prácticas que permiten desarrollar procesos de panificación con criterios de calidad e inocuidad. A lo largo del mismo, se abordaron los fundamentos relacionados con la selección y manejo de las materias primas, la formulación de recetas mediante el porcentaje panadero, la comprensión de la fermentación y el manejo adecuado de la masa madre como cultivo natural. </w:t>
+      </w:r>
+    </w:p>
+    <w:p>
+      <w:r>
+        <w:t>Asimismo, se desarrollaron las principales etapas del proceso de producción, incluyendo el amasado, la fermentación, el porcionado, el moldeado, el horneado y la conservación del producto terminado. La articulación de estos conocimientos fortalece la capacidad del aprendiz para planificar, ejecutar y controlar la elaboración de panes de masa madre, aplicando criterios técnicos que contribuyan a obtener productos con características sensoriales diferenciadas, calidad constante y valor agregado, en concordancia con las buenas prácticas de manufactura y las necesidades del sector de la panificación artesanal</w:t>
+      </w:r>
+      <w:r>
+        <w:t>.</w:t>
+      </w:r>
     </w:p>
     <w:p/>
     <w:p/>
+    <w:p>
+      <w:pPr>
+        <w:ind w:firstLine="0"/>
+        <w:jc w:val="center"/>
+      </w:pPr>
+      <w:r>
+        <w:rPr>
+          <w:noProof/>
+        </w:rPr>
+        <w:lastRenderedPageBreak/>
+        <w:drawing>
+          <wp:inline distT="0" distB="0" distL="0" distR="0" wp14:anchorId="287C5917" wp14:editId="2B3CA19C">
+            <wp:extent cx="6332220" cy="4017010"/>
+            <wp:effectExtent l="0" t="0" r="0" b="2540"/>
+            <wp:docPr id="2" name="Gráfico 2" descr="El componente formativo Obtención de masa madre y producción artesanal de pan, integra conocimientos técnicos y habilidades prácticas que permiten desarrollar procesos de panificación con criterios de calidad e inocuidad. A lo largo del mismo, se abordaron los fundamentos relacionados con la selección y manejo de las materias primas, la formulación de recetas mediante el porcentaje panadero, la comprensión de la fermentación y el manejo adecuado de la masa madre como cultivo natural. &#10;&#10;Asimismo, se desarrollaron las principales etapas del proceso de producción, incluyendo el amasado, la fermentación, el porcionado, el moldeado, el horneado y la conservación del producto terminado. La articulación de estos conocimientos fortalece la capacidad del aprendiz para planificar, ejecutar y controlar la elaboración de panes de masa madre, aplicando criterios técnicos que contribuyan a obtener productos con características sensoriales diferenciadas, calidad constante y valor agregado, en concordancia con las buenas prácticas de manufactura y las necesidades del sector de la panificación artesanal.&#10;"/>
+            <wp:cNvGraphicFramePr>
+              <a:graphicFrameLocks xmlns:a="http://schemas.openxmlformats.org/drawingml/2006/main" noChangeAspect="1"/>
+            </wp:cNvGraphicFramePr>
+            <a:graphic xmlns:a="http://schemas.openxmlformats.org/drawingml/2006/main">
+              <a:graphicData uri="http://schemas.openxmlformats.org/drawingml/2006/picture">
+                <pic:pic xmlns:pic="http://schemas.openxmlformats.org/drawingml/2006/picture">
+                  <pic:nvPicPr>
+                    <pic:cNvPr id="2" name="Gráfico 2" descr="El componente formativo Obtención de masa madre y producción artesanal de pan, integra conocimientos técnicos y habilidades prácticas que permiten desarrollar procesos de panificación con criterios de calidad e inocuidad. A lo largo del mismo, se abordaron los fundamentos relacionados con la selección y manejo de las materias primas, la formulación de recetas mediante el porcentaje panadero, la comprensión de la fermentación y el manejo adecuado de la masa madre como cultivo natural. &#10;&#10;Asimismo, se desarrollaron las principales etapas del proceso de producción, incluyendo el amasado, la fermentación, el porcionado, el moldeado, el horneado y la conservación del producto terminado. La articulación de estos conocimientos fortalece la capacidad del aprendiz para planificar, ejecutar y controlar la elaboración de panes de masa madre, aplicando criterios técnicos que contribuyan a obtener productos con características sensoriales diferenciadas, calidad constante y valor agregado, en concordancia con las buenas prácticas de manufactura y las necesidades del sector de la panificación artesanal.&#10;"/>
+                    <pic:cNvPicPr/>
+                  </pic:nvPicPr>
+                  <pic:blipFill>
+                    <a:blip r:embed="rId13">
+                      <a:extLst>
+                        <a:ext uri="{28A0092B-C50C-407E-A947-70E740481C1C}">
+                          <a14:useLocalDpi xmlns:a14="http://schemas.microsoft.com/office/drawing/2010/main" val="0"/>
+                        </a:ext>
+                        <a:ext uri="{96DAC541-7B7A-43D3-8B79-37D633B846F1}">
+                          <asvg:svgBlip xmlns:asvg="http://schemas.microsoft.com/office/drawing/2016/SVG/main" r:embed="rId14"/>
+                        </a:ext>
+                      </a:extLst>
+                    </a:blip>
+                    <a:stretch>
+                      <a:fillRect/>
+                    </a:stretch>
+                  </pic:blipFill>
+                  <pic:spPr>
+                    <a:xfrm>
+                      <a:off x="0" y="0"/>
+                      <a:ext cx="6332220" cy="4017010"/>
+                    </a:xfrm>
+                    <a:prstGeom prst="rect">
+                      <a:avLst/>
+                    </a:prstGeom>
+                  </pic:spPr>
+                </pic:pic>
+              </a:graphicData>
+            </a:graphic>
+          </wp:inline>
+        </w:drawing>
+      </w:r>
+    </w:p>
     <w:p/>
-    <w:p/>
     <w:p>
       <w:pPr>
         <w:pStyle w:val="Titulosgenerales"/>
-        <w:ind w:left="-360"/>
-        <w:rPr>
-          <w:u w:val="single"/>
-        </w:rPr>
-      </w:pPr>
-      <w:bookmarkStart w:id="27" w:name="_Toc236293593"/>
-      <w:r>
-        <w:lastRenderedPageBreak/>
-        <w:t>Síntesis</w:t>
-      </w:r>
-      <w:bookmarkEnd w:id="27"/>
-      <w:r>
-        <w:t xml:space="preserve"> </w:t>
-      </w:r>
-    </w:p>
-    <w:p>
-      <w:r>
-        <w:t xml:space="preserve">El componente formativo Obtención de masa madre y producción artesanal de pan, integra conocimientos técnicos y habilidades prácticas que permiten desarrollar procesos de panificación con criterios de calidad e inocuidad. A lo largo del mismo, se abordaron los fundamentos relacionados con la selección y manejo de las materias primas, la formulación de recetas mediante el porcentaje panadero, la comprensión de la fermentación y el manejo adecuado de la masa madre como cultivo natural. </w:t>
-      </w:r>
-    </w:p>
-    <w:p>
-      <w:r>
-        <w:t>Asimismo, se desarrollaron las principales etapas del proceso de producción, incluyendo el amasado, la fermentación, el porcionado, el moldeado, el horneado y la conservación del producto terminado. La articulación de estos conocimientos fortalece la capacidad del aprendiz para planificar, ejecutar y controlar la elaboración de panes de masa madre, aplicando criterios técnicos que contribuyan a obtener productos con características sensoriales diferenciadas, calidad constante y valor agregado, en concordancia con las buenas prácticas de manufactura y las necesidades del sector de la panificación artesanal</w:t>
-      </w:r>
-      <w:r>
-        <w:t>.</w:t>
-      </w:r>
-    </w:p>
-    <w:p>
-      <w:r>
-        <w:rPr>
-          <w:color w:val="FF0000"/>
-        </w:rPr>
-        <w:t xml:space="preserve">Texto alt: </w:t>
-      </w:r>
-      <w:r>
-        <w:t xml:space="preserve">El componente formativo Obtención de masa madre y producción artesanal de pan, integra conocimientos técnicos y habilidades prácticas que permiten desarrollar procesos de panificación con criterios de calidad e inocuidad. A lo largo del mismo, se abordaron los fundamentos relacionados con la selección y manejo de las materias primas, la formulación de recetas mediante el porcentaje panadero, la comprensión de la fermentación y el manejo adecuado de la masa madre como cultivo natural. </w:t>
-      </w:r>
-    </w:p>
-    <w:p/>
-    <w:p>
-      <w:r>
-        <w:t>Asimismo, se desarrollaron las principales etapas del proceso de producción, incluyendo el amasado, la fermentación, el porcionado, el moldeado, el horneado y la conservación del producto terminado. La articulación de estos conocimientos fortalece la capacidad del aprendiz para planificar, ejecutar y controlar la elaboración de panes de masa madre, aplicando criterios técnicos que contribuyan a obtener productos con características sensoriales diferenciadas, calidad constante y valor agregado, en concordancia con las buenas prácticas de manufactura y las necesidades del sector de la panificación artesanal.</w:t>
-      </w:r>
-    </w:p>
-    <w:p>
-      <w:pPr>
-        <w:ind w:firstLine="0"/>
-      </w:pPr>
-      <w:r>
-        <w:rPr>
-          <w:noProof/>
-          <w:highlight w:val="yellow"/>
-        </w:rPr>
-        <w:t>Falta imagen</w:t>
-      </w:r>
-    </w:p>
-    <w:p/>
-    <w:p>
-      <w:pPr>
-        <w:pStyle w:val="Titulosgenerales"/>
-      </w:pPr>
-      <w:bookmarkStart w:id="28" w:name="_Toc236293594"/>
+      </w:pPr>
+      <w:bookmarkStart w:id="29" w:name="_Toc238570418"/>
       <w:r>
         <w:lastRenderedPageBreak/>
         <w:t>Glosario</w:t>
       </w:r>
-      <w:bookmarkEnd w:id="28"/>
+      <w:bookmarkEnd w:id="29"/>
     </w:p>
     <w:p>
       <w:r>
@@ -14114,12 +15663,12 @@
       <w:pPr>
         <w:pStyle w:val="Titulosgenerales"/>
       </w:pPr>
-      <w:bookmarkStart w:id="29" w:name="_Toc236293595"/>
+      <w:bookmarkStart w:id="30" w:name="_Toc238570419"/>
       <w:r>
         <w:lastRenderedPageBreak/>
         <w:t>Referencias bibliográficas</w:t>
       </w:r>
-      <w:bookmarkEnd w:id="29"/>
+      <w:bookmarkEnd w:id="30"/>
       <w:r>
         <w:t xml:space="preserve"> </w:t>
       </w:r>
@@ -14128,7 +15677,7 @@
       <w:r>
         <w:t xml:space="preserve">Castiblanco, E. (2020). Recopilación de técnicas en panadería (Tomo I). Fundación Universitaria San Mateo. </w:t>
       </w:r>
-      <w:hyperlink r:id="rId12" w:history="1">
+      <w:hyperlink r:id="rId15" w:history="1">
         <w:r>
           <w:rPr>
             <w:rStyle w:val="Hipervnculo"/>
@@ -14141,7 +15690,7 @@
       <w:r>
         <w:t xml:space="preserve"> Flecha, M. (2015). Procesos y técnicas de panificación. Xunta de Galicia. </w:t>
       </w:r>
-      <w:hyperlink r:id="rId13" w:history="1">
+      <w:hyperlink r:id="rId16" w:history="1">
         <w:r>
           <w:rPr>
             <w:rStyle w:val="Hipervnculo"/>
@@ -14156,15 +15705,20 @@
       </w:r>
     </w:p>
     <w:p>
-      <w:r>
-        <w:t xml:space="preserve">Minifie, B. (2017). Tecnología de la panadería: procesos y controles. Editorial Limusa. </w:t>
+      <w:proofErr w:type="spellStart"/>
+      <w:r>
+        <w:t>Minifie</w:t>
+      </w:r>
+      <w:proofErr w:type="spellEnd"/>
+      <w:r>
+        <w:t xml:space="preserve">, B. (2017). Tecnología de la panadería: procesos y controles. Editorial Limusa. </w:t>
       </w:r>
     </w:p>
     <w:p>
       <w:r>
         <w:t xml:space="preserve">Viteri, M. P., &amp; Cordero, D. (2024). El arte de la panificación. Editorial San Isidro. </w:t>
       </w:r>
-      <w:hyperlink r:id="rId14" w:history="1">
+      <w:hyperlink r:id="rId17" w:history="1">
         <w:r>
           <w:rPr>
             <w:rStyle w:val="Hipervnculo"/>
@@ -14174,8 +15728,13 @@
       </w:hyperlink>
     </w:p>
     <w:p>
-      <w:r>
-        <w:t xml:space="preserve">Wing, D., &amp; Scott, A. (2021). </w:t>
+      <w:proofErr w:type="spellStart"/>
+      <w:r>
+        <w:t>Wing</w:t>
+      </w:r>
+      <w:proofErr w:type="spellEnd"/>
+      <w:r>
+        <w:t xml:space="preserve">, D., &amp; Scott, A. (2021). </w:t>
       </w:r>
       <w:r>
         <w:rPr>
@@ -14207,12 +15766,12 @@
       <w:pPr>
         <w:pStyle w:val="Titulosgenerales"/>
       </w:pPr>
-      <w:bookmarkStart w:id="30" w:name="_Toc236293596"/>
+      <w:bookmarkStart w:id="31" w:name="_Toc238570420"/>
       <w:r>
         <w:lastRenderedPageBreak/>
         <w:t>Créditos</w:t>
       </w:r>
-      <w:bookmarkEnd w:id="30"/>
+      <w:bookmarkEnd w:id="31"/>
     </w:p>
     <w:tbl>
       <w:tblPr>
@@ -14314,11 +15873,15 @@
             <w:pPr>
               <w:pStyle w:val="TextoTablas"/>
               <w:rPr>
+                <w:sz w:val="28"/>
+                <w:szCs w:val="28"/>
                 <w:lang w:val="es-CO"/>
               </w:rPr>
             </w:pPr>
             <w:r>
               <w:rPr>
+                <w:sz w:val="28"/>
+                <w:szCs w:val="28"/>
                 <w:lang w:val="es-CO"/>
               </w:rPr>
               <w:t>Claudia Johanna Gómez Pérez</w:t>
@@ -14333,11 +15896,15 @@
             <w:pPr>
               <w:pStyle w:val="TextoTablas"/>
               <w:rPr>
+                <w:sz w:val="28"/>
+                <w:szCs w:val="28"/>
                 <w:lang w:val="es-CO"/>
               </w:rPr>
             </w:pPr>
             <w:r>
               <w:rPr>
+                <w:sz w:val="28"/>
+                <w:szCs w:val="28"/>
                 <w:lang w:val="es-CO"/>
               </w:rPr>
               <w:t>Profesional G06. Responsable Ecosistema Virtual de Recursos Educativos Digitales</w:t>
@@ -14352,11 +15919,15 @@
             <w:pPr>
               <w:pStyle w:val="TextoTablas"/>
               <w:rPr>
+                <w:sz w:val="28"/>
+                <w:szCs w:val="28"/>
                 <w:lang w:val="es-CO"/>
               </w:rPr>
             </w:pPr>
             <w:r>
               <w:rPr>
+                <w:sz w:val="28"/>
+                <w:szCs w:val="28"/>
                 <w:lang w:val="es-CO"/>
               </w:rPr>
               <w:t>Centro Agroturístico - Regional Santander</w:t>
@@ -14373,11 +15944,15 @@
             <w:pPr>
               <w:pStyle w:val="TextoTablas"/>
               <w:rPr>
+                <w:sz w:val="28"/>
+                <w:szCs w:val="28"/>
                 <w:lang w:val="es-CO"/>
               </w:rPr>
             </w:pPr>
             <w:r>
               <w:rPr>
+                <w:sz w:val="28"/>
+                <w:szCs w:val="28"/>
                 <w:lang w:val="es-CO"/>
               </w:rPr>
               <w:t>Miguel de Jesús Paredes Maestre</w:t>
@@ -14392,14 +15967,18 @@
             <w:pPr>
               <w:pStyle w:val="TextoTablas"/>
               <w:rPr>
+                <w:sz w:val="28"/>
+                <w:szCs w:val="28"/>
                 <w:lang w:val="es-CO"/>
               </w:rPr>
             </w:pPr>
             <w:r>
               <w:rPr>
+                <w:sz w:val="28"/>
+                <w:szCs w:val="28"/>
                 <w:lang w:val="es-CO"/>
               </w:rPr>
-              <w:t>Responsable de la línea de producción</w:t>
+              <w:t>Responsable de línea de producción</w:t>
             </w:r>
           </w:p>
         </w:tc>
@@ -14411,26 +15990,18 @@
             <w:pPr>
               <w:pStyle w:val="TextoTablas"/>
               <w:rPr>
+                <w:sz w:val="28"/>
+                <w:szCs w:val="28"/>
                 <w:lang w:val="es-CO"/>
               </w:rPr>
             </w:pPr>
             <w:r>
               <w:rPr>
+                <w:sz w:val="28"/>
+                <w:szCs w:val="28"/>
                 <w:lang w:val="es-CO"/>
               </w:rPr>
-              <w:t>Centro de Comercio y Servicios</w:t>
-            </w:r>
-            <w:r>
-              <w:rPr>
-                <w:lang w:val="es-CO"/>
-              </w:rPr>
-              <w:t xml:space="preserve"> -</w:t>
-            </w:r>
-            <w:r>
-              <w:rPr>
-                <w:lang w:val="es-CO"/>
-              </w:rPr>
-              <w:t xml:space="preserve"> Regional Atlántico</w:t>
+              <w:t>Centro de Comercio y Servicios - Regional Atlántico</w:t>
             </w:r>
           </w:p>
         </w:tc>
@@ -14447,9 +16018,19 @@
             <w:pPr>
               <w:pStyle w:val="TextoTablas"/>
               <w:rPr>
+                <w:sz w:val="28"/>
+                <w:szCs w:val="28"/>
                 <w:lang w:val="es-CO"/>
               </w:rPr>
             </w:pPr>
+            <w:r>
+              <w:rPr>
+                <w:sz w:val="28"/>
+                <w:szCs w:val="28"/>
+                <w:lang w:val="es-CO"/>
+              </w:rPr>
+              <w:t>Yina Paola Castro Zarate</w:t>
+            </w:r>
           </w:p>
         </w:tc>
         <w:tc>
@@ -14460,9 +16041,51 @@
             <w:pPr>
               <w:pStyle w:val="TextoTablas"/>
               <w:rPr>
+                <w:sz w:val="28"/>
+                <w:szCs w:val="28"/>
                 <w:lang w:val="es-CO"/>
               </w:rPr>
             </w:pPr>
+            <w:r>
+              <w:rPr>
+                <w:rFonts w:eastAsia="Calibri" w:cs="Calibri"/>
+                <w:sz w:val="28"/>
+                <w:szCs w:val="28"/>
+              </w:rPr>
+              <w:t>Expert</w:t>
+            </w:r>
+            <w:r>
+              <w:rPr>
+                <w:rFonts w:eastAsia="Calibri" w:cs="Calibri"/>
+                <w:sz w:val="28"/>
+                <w:szCs w:val="28"/>
+              </w:rPr>
+              <w:t>a</w:t>
+            </w:r>
+            <w:r>
+              <w:rPr>
+                <w:rFonts w:eastAsia="Calibri" w:cs="Calibri"/>
+                <w:sz w:val="28"/>
+                <w:szCs w:val="28"/>
+              </w:rPr>
+              <w:t xml:space="preserve"> Temátic</w:t>
+            </w:r>
+            <w:r>
+              <w:rPr>
+                <w:rFonts w:eastAsia="Calibri" w:cs="Calibri"/>
+                <w:sz w:val="28"/>
+                <w:szCs w:val="28"/>
+              </w:rPr>
+              <w:t>a</w:t>
+            </w:r>
+            <w:r>
+              <w:rPr>
+                <w:rFonts w:eastAsia="Calibri" w:cs="Calibri"/>
+                <w:sz w:val="28"/>
+                <w:szCs w:val="28"/>
+              </w:rPr>
+              <w:t xml:space="preserve"> Gastronomía</w:t>
+            </w:r>
           </w:p>
         </w:tc>
         <w:tc>
@@ -14473,9 +16096,19 @@
             <w:pPr>
               <w:pStyle w:val="TextoTablas"/>
               <w:rPr>
+                <w:sz w:val="28"/>
+                <w:szCs w:val="28"/>
                 <w:lang w:val="es-CO"/>
               </w:rPr>
             </w:pPr>
+            <w:r>
+              <w:rPr>
+                <w:sz w:val="28"/>
+                <w:szCs w:val="28"/>
+                <w:lang w:val="es-CO"/>
+              </w:rPr>
+              <w:t>Centro de Comercio y Servicios - Regional Atlántico</w:t>
+            </w:r>
           </w:p>
         </w:tc>
       </w:tr>
@@ -14488,9 +16121,19 @@
             <w:pPr>
               <w:pStyle w:val="TextoTablas"/>
               <w:rPr>
+                <w:sz w:val="28"/>
+                <w:szCs w:val="28"/>
                 <w:lang w:val="es-CO"/>
               </w:rPr>
             </w:pPr>
+            <w:r>
+              <w:rPr>
+                <w:sz w:val="28"/>
+                <w:szCs w:val="28"/>
+                <w:lang w:val="es-CO"/>
+              </w:rPr>
+              <w:t>María Fernanda Morales Angulo</w:t>
+            </w:r>
           </w:p>
         </w:tc>
         <w:tc>
@@ -14501,9 +16144,19 @@
             <w:pPr>
               <w:pStyle w:val="TextoTablas"/>
               <w:rPr>
+                <w:sz w:val="28"/>
+                <w:szCs w:val="28"/>
                 <w:lang w:val="es-CO"/>
               </w:rPr>
             </w:pPr>
+            <w:r>
+              <w:rPr>
+                <w:rFonts w:eastAsia="Calibri" w:cs="Calibri"/>
+                <w:sz w:val="28"/>
+                <w:szCs w:val="28"/>
+              </w:rPr>
+              <w:t>Evaluadora instruccional</w:t>
+            </w:r>
           </w:p>
         </w:tc>
         <w:tc>
@@ -14514,9 +16167,19 @@
             <w:pPr>
               <w:pStyle w:val="TextoTablas"/>
               <w:rPr>
+                <w:sz w:val="28"/>
+                <w:szCs w:val="28"/>
                 <w:lang w:val="es-CO"/>
               </w:rPr>
             </w:pPr>
+            <w:r>
+              <w:rPr>
+                <w:sz w:val="28"/>
+                <w:szCs w:val="28"/>
+                <w:lang w:val="es-CO"/>
+              </w:rPr>
+              <w:t>Centro de Comercio y Servicios - Regional Atlántico</w:t>
+            </w:r>
           </w:p>
         </w:tc>
       </w:tr>
@@ -14532,9 +16195,19 @@
             <w:pPr>
               <w:pStyle w:val="TextoTablas"/>
               <w:rPr>
+                <w:sz w:val="28"/>
+                <w:szCs w:val="28"/>
                 <w:lang w:val="es-CO"/>
               </w:rPr>
             </w:pPr>
+            <w:r>
+              <w:rPr>
+                <w:rFonts w:eastAsia="Calibri" w:cs="Calibri"/>
+                <w:sz w:val="28"/>
+                <w:szCs w:val="28"/>
+              </w:rPr>
+              <w:t>Luis Gabriel Urueta</w:t>
+            </w:r>
           </w:p>
         </w:tc>
         <w:tc>
@@ -14545,9 +16218,20 @@
             <w:pPr>
               <w:pStyle w:val="TextoTablas"/>
               <w:rPr>
+                <w:sz w:val="28"/>
+                <w:szCs w:val="28"/>
                 <w:lang w:val="es-CO"/>
               </w:rPr>
             </w:pPr>
+            <w:r>
+              <w:rPr>
+                <w:rFonts w:eastAsia="Calibri" w:cs="Calibri"/>
+                <w:sz w:val="28"/>
+                <w:szCs w:val="28"/>
+                <w:lang w:val="es-ES"/>
+              </w:rPr>
+              <w:t>Diseñador de contenidos digitales</w:t>
+            </w:r>
           </w:p>
         </w:tc>
         <w:tc>
@@ -14558,9 +16242,19 @@
             <w:pPr>
               <w:pStyle w:val="TextoTablas"/>
               <w:rPr>
+                <w:sz w:val="28"/>
+                <w:szCs w:val="28"/>
                 <w:lang w:val="es-CO"/>
               </w:rPr>
             </w:pPr>
+            <w:r>
+              <w:rPr>
+                <w:sz w:val="28"/>
+                <w:szCs w:val="28"/>
+                <w:lang w:val="es-CO"/>
+              </w:rPr>
+              <w:t>Centro de Comercio y Servicios - Regional Atlántico</w:t>
+            </w:r>
           </w:p>
         </w:tc>
       </w:tr>
@@ -14573,9 +16267,19 @@
             <w:pPr>
               <w:pStyle w:val="TextoTablas"/>
               <w:rPr>
+                <w:sz w:val="28"/>
+                <w:szCs w:val="28"/>
                 <w:lang w:val="es-CO"/>
               </w:rPr>
             </w:pPr>
+            <w:r>
+              <w:rPr>
+                <w:rFonts w:eastAsia="Calibri" w:cs="Calibri"/>
+                <w:sz w:val="28"/>
+                <w:szCs w:val="28"/>
+              </w:rPr>
+              <w:t>Carlos Andrés Diaz Pinto</w:t>
+            </w:r>
           </w:p>
         </w:tc>
         <w:tc>
@@ -14586,9 +16290,28 @@
             <w:pPr>
               <w:pStyle w:val="TextoTablas"/>
               <w:rPr>
+                <w:sz w:val="28"/>
+                <w:szCs w:val="28"/>
                 <w:lang w:val="es-CO"/>
               </w:rPr>
             </w:pPr>
+            <w:r>
+              <w:rPr>
+                <w:sz w:val="28"/>
+                <w:szCs w:val="28"/>
+                <w:lang w:val="es-CO"/>
+              </w:rPr>
+              <w:t xml:space="preserve">Desarrollador </w:t>
+            </w:r>
+            <w:r>
+              <w:rPr>
+                <w:rStyle w:val="Extranjerismo"/>
+                <w:sz w:val="28"/>
+                <w:szCs w:val="28"/>
+                <w:lang w:val="es-CO"/>
+              </w:rPr>
+              <w:t>full stack</w:t>
+            </w:r>
           </w:p>
         </w:tc>
         <w:tc>
@@ -14599,9 +16322,19 @@
             <w:pPr>
               <w:pStyle w:val="TextoTablas"/>
               <w:rPr>
+                <w:sz w:val="28"/>
+                <w:szCs w:val="28"/>
                 <w:lang w:val="es-CO"/>
               </w:rPr>
             </w:pPr>
+            <w:r>
+              <w:rPr>
+                <w:sz w:val="28"/>
+                <w:szCs w:val="28"/>
+                <w:lang w:val="es-CO"/>
+              </w:rPr>
+              <w:t>Centro de Comercio y Servicios - Regional Atlántico</w:t>
+            </w:r>
           </w:p>
         </w:tc>
       </w:tr>
@@ -14616,7 +16349,19 @@
           <w:p>
             <w:pPr>
               <w:pStyle w:val="TextoTablas"/>
-            </w:pPr>
+              <w:rPr>
+                <w:sz w:val="28"/>
+                <w:szCs w:val="28"/>
+              </w:rPr>
+            </w:pPr>
+            <w:r>
+              <w:rPr>
+                <w:rFonts w:eastAsia="Calibri" w:cs="Calibri"/>
+                <w:sz w:val="28"/>
+                <w:szCs w:val="28"/>
+              </w:rPr>
+              <w:t>Alexander Rafael Acosta Bedoya</w:t>
+            </w:r>
           </w:p>
         </w:tc>
         <w:tc>
@@ -14627,9 +16372,20 @@
             <w:pPr>
               <w:pStyle w:val="TextoTablas"/>
               <w:rPr>
+                <w:sz w:val="28"/>
+                <w:szCs w:val="28"/>
                 <w:lang w:val="es-CO"/>
               </w:rPr>
             </w:pPr>
+            <w:r>
+              <w:rPr>
+                <w:rFonts w:eastAsia="Calibri" w:cs="Calibri"/>
+                <w:sz w:val="28"/>
+                <w:szCs w:val="28"/>
+                <w:lang w:val="es-ES"/>
+              </w:rPr>
+              <w:t>Animador y productor audiovisual</w:t>
+            </w:r>
           </w:p>
         </w:tc>
         <w:tc>
@@ -14640,9 +16396,19 @@
             <w:pPr>
               <w:pStyle w:val="TextoTablas"/>
               <w:rPr>
+                <w:sz w:val="28"/>
+                <w:szCs w:val="28"/>
                 <w:lang w:val="es-CO"/>
               </w:rPr>
             </w:pPr>
+            <w:r>
+              <w:rPr>
+                <w:sz w:val="28"/>
+                <w:szCs w:val="28"/>
+                <w:lang w:val="es-CO"/>
+              </w:rPr>
+              <w:t>Centro de Comercio y Servicios - Regional Atlántico</w:t>
+            </w:r>
           </w:p>
         </w:tc>
       </w:tr>
@@ -14654,7 +16420,19 @@
           <w:p>
             <w:pPr>
               <w:pStyle w:val="TextoTablas"/>
-            </w:pPr>
+              <w:rPr>
+                <w:sz w:val="28"/>
+                <w:szCs w:val="28"/>
+              </w:rPr>
+            </w:pPr>
+            <w:r>
+              <w:rPr>
+                <w:rFonts w:eastAsia="Calibri" w:cs="Calibri"/>
+                <w:sz w:val="28"/>
+                <w:szCs w:val="28"/>
+              </w:rPr>
+              <w:t>Nelson Iván Vera Briceño</w:t>
+            </w:r>
           </w:p>
         </w:tc>
         <w:tc>
@@ -14665,9 +16443,20 @@
             <w:pPr>
               <w:pStyle w:val="TextoTablas"/>
               <w:rPr>
+                <w:sz w:val="28"/>
+                <w:szCs w:val="28"/>
                 <w:lang w:val="es-CO"/>
               </w:rPr>
             </w:pPr>
+            <w:r>
+              <w:rPr>
+                <w:rFonts w:eastAsia="Calibri" w:cs="Calibri"/>
+                <w:sz w:val="28"/>
+                <w:szCs w:val="28"/>
+                <w:lang w:val="es-ES"/>
+              </w:rPr>
+              <w:t>Animador y productor audiovisual</w:t>
+            </w:r>
           </w:p>
         </w:tc>
         <w:tc>
@@ -14678,9 +16467,19 @@
             <w:pPr>
               <w:pStyle w:val="TextoTablas"/>
               <w:rPr>
+                <w:sz w:val="28"/>
+                <w:szCs w:val="28"/>
                 <w:lang w:val="es-CO"/>
               </w:rPr>
             </w:pPr>
+            <w:r>
+              <w:rPr>
+                <w:sz w:val="28"/>
+                <w:szCs w:val="28"/>
+                <w:lang w:val="es-CO"/>
+              </w:rPr>
+              <w:t>Centro de Comercio y Servicios - Regional Atlántico</w:t>
+            </w:r>
           </w:p>
         </w:tc>
       </w:tr>
@@ -14695,7 +16494,19 @@
           <w:p>
             <w:pPr>
               <w:pStyle w:val="TextoTablas"/>
-            </w:pPr>
+              <w:rPr>
+                <w:sz w:val="28"/>
+                <w:szCs w:val="28"/>
+              </w:rPr>
+            </w:pPr>
+            <w:r>
+              <w:rPr>
+                <w:rFonts w:eastAsia="Calibri" w:cs="Calibri"/>
+                <w:sz w:val="28"/>
+                <w:szCs w:val="28"/>
+              </w:rPr>
+              <w:t>Luz Karime Amaya Cabra</w:t>
+            </w:r>
           </w:p>
         </w:tc>
         <w:tc>
@@ -14706,9 +16517,35 @@
             <w:pPr>
               <w:pStyle w:val="TextoTablas"/>
               <w:rPr>
+                <w:sz w:val="28"/>
+                <w:szCs w:val="28"/>
                 <w:lang w:val="es-CO"/>
               </w:rPr>
             </w:pPr>
+            <w:r>
+              <w:rPr>
+                <w:rFonts w:eastAsia="Calibri" w:cs="Calibri"/>
+                <w:sz w:val="28"/>
+                <w:szCs w:val="28"/>
+              </w:rPr>
+              <w:t>Evaluador</w:t>
+            </w:r>
+            <w:r>
+              <w:rPr>
+                <w:rFonts w:eastAsia="Calibri" w:cs="Calibri"/>
+                <w:sz w:val="28"/>
+                <w:szCs w:val="28"/>
+              </w:rPr>
+              <w:t>a</w:t>
+            </w:r>
+            <w:r>
+              <w:rPr>
+                <w:rFonts w:eastAsia="Calibri" w:cs="Calibri"/>
+                <w:sz w:val="28"/>
+                <w:szCs w:val="28"/>
+              </w:rPr>
+              <w:t xml:space="preserve"> de contenidos inclusivos y accesibles</w:t>
+            </w:r>
           </w:p>
         </w:tc>
         <w:tc>
@@ -14719,9 +16556,19 @@
             <w:pPr>
               <w:pStyle w:val="TextoTablas"/>
               <w:rPr>
+                <w:sz w:val="28"/>
+                <w:szCs w:val="28"/>
                 <w:lang w:val="es-CO"/>
               </w:rPr>
             </w:pPr>
+            <w:r>
+              <w:rPr>
+                <w:sz w:val="28"/>
+                <w:szCs w:val="28"/>
+                <w:lang w:val="es-CO"/>
+              </w:rPr>
+              <w:t>Centro de Comercio y Servicios - Regional Atlántico</w:t>
+            </w:r>
           </w:p>
         </w:tc>
       </w:tr>
@@ -14734,9 +16581,20 @@
             <w:pPr>
               <w:pStyle w:val="TextoTablas"/>
               <w:rPr>
+                <w:sz w:val="28"/>
+                <w:szCs w:val="28"/>
                 <w:lang w:val="es-CO"/>
               </w:rPr>
             </w:pPr>
+            <w:r>
+              <w:rPr>
+                <w:rFonts w:eastAsia="Calibri" w:cs="Calibri"/>
+                <w:sz w:val="28"/>
+                <w:szCs w:val="28"/>
+              </w:rPr>
+              <w:lastRenderedPageBreak/>
+              <w:t>Laura Daniela Burgos Rueda</w:t>
+            </w:r>
           </w:p>
         </w:tc>
         <w:tc>
@@ -14747,9 +16605,19 @@
             <w:pPr>
               <w:pStyle w:val="TextoTablas"/>
               <w:rPr>
+                <w:sz w:val="28"/>
+                <w:szCs w:val="28"/>
                 <w:lang w:val="es-CO"/>
               </w:rPr>
             </w:pPr>
+            <w:r>
+              <w:rPr>
+                <w:rFonts w:eastAsia="Calibri" w:cs="Calibri"/>
+                <w:sz w:val="28"/>
+                <w:szCs w:val="28"/>
+              </w:rPr>
+              <w:t>Evaluadora de contenidos inclusivos y accesibles</w:t>
+            </w:r>
           </w:p>
         </w:tc>
         <w:tc>
@@ -14760,9 +16628,19 @@
             <w:pPr>
               <w:pStyle w:val="TextoTablas"/>
               <w:rPr>
+                <w:sz w:val="28"/>
+                <w:szCs w:val="28"/>
                 <w:lang w:val="es-CO"/>
               </w:rPr>
             </w:pPr>
+            <w:r>
+              <w:rPr>
+                <w:sz w:val="28"/>
+                <w:szCs w:val="28"/>
+                <w:lang w:val="es-CO"/>
+              </w:rPr>
+              <w:t>Centro de Comercio y Servicios - Regional Atlántico</w:t>
+            </w:r>
           </w:p>
         </w:tc>
       </w:tr>
@@ -14778,9 +16656,19 @@
             <w:pPr>
               <w:pStyle w:val="TextoTablas"/>
               <w:rPr>
+                <w:sz w:val="28"/>
+                <w:szCs w:val="28"/>
                 <w:lang w:val="es-CO"/>
               </w:rPr>
             </w:pPr>
+            <w:r>
+              <w:rPr>
+                <w:rFonts w:eastAsia="Calibri" w:cs="Calibri"/>
+                <w:sz w:val="28"/>
+                <w:szCs w:val="28"/>
+              </w:rPr>
+              <w:t>Jonathan Adié Villafañe</w:t>
+            </w:r>
           </w:p>
         </w:tc>
         <w:tc>
@@ -14791,9 +16679,19 @@
             <w:pPr>
               <w:pStyle w:val="TextoTablas"/>
               <w:rPr>
+                <w:sz w:val="28"/>
+                <w:szCs w:val="28"/>
                 <w:lang w:val="es-CO"/>
               </w:rPr>
             </w:pPr>
+            <w:r>
+              <w:rPr>
+                <w:rFonts w:eastAsia="Calibri" w:cs="Calibri"/>
+                <w:sz w:val="28"/>
+                <w:szCs w:val="28"/>
+              </w:rPr>
+              <w:t>Validador y vinculador de recursos educativos digitales</w:t>
+            </w:r>
           </w:p>
         </w:tc>
         <w:tc>
@@ -14804,9 +16702,19 @@
             <w:pPr>
               <w:pStyle w:val="TextoTablas"/>
               <w:rPr>
+                <w:sz w:val="28"/>
+                <w:szCs w:val="28"/>
                 <w:lang w:val="es-CO"/>
               </w:rPr>
             </w:pPr>
+            <w:r>
+              <w:rPr>
+                <w:sz w:val="28"/>
+                <w:szCs w:val="28"/>
+                <w:lang w:val="es-CO"/>
+              </w:rPr>
+              <w:t>Centro de Comercio y Servicios - Regional Atlántico</w:t>
+            </w:r>
           </w:p>
         </w:tc>
       </w:tr>
@@ -14819,9 +16727,19 @@
             <w:pPr>
               <w:pStyle w:val="TextoTablas"/>
               <w:rPr>
+                <w:sz w:val="28"/>
+                <w:szCs w:val="28"/>
                 <w:lang w:val="es-CO"/>
               </w:rPr>
             </w:pPr>
+            <w:r>
+              <w:rPr>
+                <w:rFonts w:eastAsia="Calibri" w:cs="Calibri"/>
+                <w:sz w:val="28"/>
+                <w:szCs w:val="28"/>
+              </w:rPr>
+              <w:t>Karine Isabel Ospino Fritz</w:t>
+            </w:r>
           </w:p>
         </w:tc>
         <w:tc>
@@ -14832,9 +16750,51 @@
             <w:pPr>
               <w:pStyle w:val="TextoTablas"/>
               <w:rPr>
+                <w:sz w:val="28"/>
+                <w:szCs w:val="28"/>
                 <w:lang w:val="es-CO"/>
               </w:rPr>
             </w:pPr>
+            <w:r>
+              <w:rPr>
+                <w:rFonts w:eastAsia="Calibri" w:cs="Calibri"/>
+                <w:sz w:val="28"/>
+                <w:szCs w:val="28"/>
+              </w:rPr>
+              <w:t>Validador</w:t>
+            </w:r>
+            <w:r>
+              <w:rPr>
+                <w:rFonts w:eastAsia="Calibri" w:cs="Calibri"/>
+                <w:sz w:val="28"/>
+                <w:szCs w:val="28"/>
+              </w:rPr>
+              <w:t>a</w:t>
+            </w:r>
+            <w:r>
+              <w:rPr>
+                <w:rFonts w:eastAsia="Calibri" w:cs="Calibri"/>
+                <w:sz w:val="28"/>
+                <w:szCs w:val="28"/>
+              </w:rPr>
+              <w:t xml:space="preserve"> y vinculador</w:t>
+            </w:r>
+            <w:r>
+              <w:rPr>
+                <w:rFonts w:eastAsia="Calibri" w:cs="Calibri"/>
+                <w:sz w:val="28"/>
+                <w:szCs w:val="28"/>
+              </w:rPr>
+              <w:t>a</w:t>
+            </w:r>
+            <w:r>
+              <w:rPr>
+                <w:rFonts w:eastAsia="Calibri" w:cs="Calibri"/>
+                <w:sz w:val="28"/>
+                <w:szCs w:val="28"/>
+              </w:rPr>
+              <w:t xml:space="preserve"> de recursos educativos digitales</w:t>
+            </w:r>
           </w:p>
         </w:tc>
         <w:tc>
@@ -14845,223 +16805,19 @@
             <w:pPr>
               <w:pStyle w:val="TextoTablas"/>
               <w:rPr>
+                <w:sz w:val="28"/>
+                <w:szCs w:val="28"/>
                 <w:lang w:val="es-CO"/>
               </w:rPr>
             </w:pPr>
-          </w:p>
-        </w:tc>
-      </w:tr>
-      <w:tr>
-        <w:trPr>
-          <w:cnfStyle w:val="000000100000" w:firstRow="0" w:lastRow="0" w:firstColumn="0" w:lastColumn="0" w:oddVBand="0" w:evenVBand="0" w:oddHBand="1" w:evenHBand="0" w:firstRowFirstColumn="0" w:firstRowLastColumn="0" w:lastRowFirstColumn="0" w:lastRowLastColumn="0"/>
-        </w:trPr>
-        <w:tc>
-          <w:tcPr>
-            <w:tcW w:w="2830" w:type="dxa"/>
-          </w:tcPr>
-          <w:p>
-            <w:pPr>
-              <w:pStyle w:val="TextoTablas"/>
-              <w:rPr>
+            <w:r>
+              <w:rPr>
+                <w:sz w:val="28"/>
+                <w:szCs w:val="28"/>
                 <w:lang w:val="es-CO"/>
               </w:rPr>
-            </w:pPr>
-          </w:p>
-        </w:tc>
-        <w:tc>
-          <w:tcPr>
-            <w:tcW w:w="3261" w:type="dxa"/>
-          </w:tcPr>
-          <w:p>
-            <w:pPr>
-              <w:pStyle w:val="TextoTablas"/>
-              <w:rPr>
-                <w:lang w:val="es-CO"/>
-              </w:rPr>
-            </w:pPr>
-          </w:p>
-        </w:tc>
-        <w:tc>
-          <w:tcPr>
-            <w:tcW w:w="3969" w:type="dxa"/>
-          </w:tcPr>
-          <w:p>
-            <w:pPr>
-              <w:pStyle w:val="TextoTablas"/>
-              <w:rPr>
-                <w:lang w:val="es-CO"/>
-              </w:rPr>
-            </w:pPr>
-          </w:p>
-        </w:tc>
-      </w:tr>
-      <w:tr>
-        <w:tc>
-          <w:tcPr>
-            <w:tcW w:w="2830" w:type="dxa"/>
-          </w:tcPr>
-          <w:p>
-            <w:pPr>
-              <w:pStyle w:val="TextoTablas"/>
-              <w:rPr>
-                <w:lang w:val="es-CO"/>
-              </w:rPr>
-            </w:pPr>
-          </w:p>
-        </w:tc>
-        <w:tc>
-          <w:tcPr>
-            <w:tcW w:w="3261" w:type="dxa"/>
-          </w:tcPr>
-          <w:p>
-            <w:pPr>
-              <w:pStyle w:val="TextoTablas"/>
-              <w:rPr>
-                <w:lang w:val="es-CO"/>
-              </w:rPr>
-            </w:pPr>
-          </w:p>
-        </w:tc>
-        <w:tc>
-          <w:tcPr>
-            <w:tcW w:w="3969" w:type="dxa"/>
-          </w:tcPr>
-          <w:p>
-            <w:pPr>
-              <w:pStyle w:val="TextoTablas"/>
-              <w:rPr>
-                <w:lang w:val="es-CO"/>
-              </w:rPr>
-            </w:pPr>
-          </w:p>
-        </w:tc>
-      </w:tr>
-      <w:tr>
-        <w:trPr>
-          <w:cnfStyle w:val="000000100000" w:firstRow="0" w:lastRow="0" w:firstColumn="0" w:lastColumn="0" w:oddVBand="0" w:evenVBand="0" w:oddHBand="1" w:evenHBand="0" w:firstRowFirstColumn="0" w:firstRowLastColumn="0" w:lastRowFirstColumn="0" w:lastRowLastColumn="0"/>
-        </w:trPr>
-        <w:tc>
-          <w:tcPr>
-            <w:tcW w:w="2830" w:type="dxa"/>
-          </w:tcPr>
-          <w:p>
-            <w:pPr>
-              <w:pStyle w:val="TextoTablas"/>
-              <w:rPr>
-                <w:lang w:val="es-CO"/>
-              </w:rPr>
-            </w:pPr>
-          </w:p>
-        </w:tc>
-        <w:tc>
-          <w:tcPr>
-            <w:tcW w:w="3261" w:type="dxa"/>
-          </w:tcPr>
-          <w:p>
-            <w:pPr>
-              <w:pStyle w:val="TextoTablas"/>
-              <w:rPr>
-                <w:lang w:val="es-CO"/>
-              </w:rPr>
-            </w:pPr>
-          </w:p>
-        </w:tc>
-        <w:tc>
-          <w:tcPr>
-            <w:tcW w:w="3969" w:type="dxa"/>
-          </w:tcPr>
-          <w:p>
-            <w:pPr>
-              <w:pStyle w:val="TextoTablas"/>
-              <w:rPr>
-                <w:lang w:val="es-CO"/>
-              </w:rPr>
-            </w:pPr>
-          </w:p>
-        </w:tc>
-      </w:tr>
-      <w:tr>
-        <w:tc>
-          <w:tcPr>
-            <w:tcW w:w="2830" w:type="dxa"/>
-          </w:tcPr>
-          <w:p>
-            <w:pPr>
-              <w:pStyle w:val="TextoTablas"/>
-              <w:rPr>
-                <w:lang w:val="es-CO"/>
-              </w:rPr>
-            </w:pPr>
-          </w:p>
-        </w:tc>
-        <w:tc>
-          <w:tcPr>
-            <w:tcW w:w="3261" w:type="dxa"/>
-          </w:tcPr>
-          <w:p>
-            <w:pPr>
-              <w:pStyle w:val="TextoTablas"/>
-              <w:rPr>
-                <w:lang w:val="es-CO"/>
-              </w:rPr>
-            </w:pPr>
-          </w:p>
-        </w:tc>
-        <w:tc>
-          <w:tcPr>
-            <w:tcW w:w="3969" w:type="dxa"/>
-          </w:tcPr>
-          <w:p>
-            <w:pPr>
-              <w:pStyle w:val="TextoTablas"/>
-              <w:rPr>
-                <w:lang w:val="es-CO"/>
-              </w:rPr>
-            </w:pPr>
-          </w:p>
-        </w:tc>
-      </w:tr>
-      <w:tr>
-        <w:trPr>
-          <w:cnfStyle w:val="000000100000" w:firstRow="0" w:lastRow="0" w:firstColumn="0" w:lastColumn="0" w:oddVBand="0" w:evenVBand="0" w:oddHBand="1" w:evenHBand="0" w:firstRowFirstColumn="0" w:firstRowLastColumn="0" w:lastRowFirstColumn="0" w:lastRowLastColumn="0"/>
-        </w:trPr>
-        <w:tc>
-          <w:tcPr>
-            <w:tcW w:w="2830" w:type="dxa"/>
-          </w:tcPr>
-          <w:p>
-            <w:pPr>
-              <w:pStyle w:val="TextoTablas"/>
-              <w:rPr>
-                <w:lang w:val="es-CO"/>
-              </w:rPr>
-            </w:pPr>
-          </w:p>
-        </w:tc>
-        <w:tc>
-          <w:tcPr>
-            <w:tcW w:w="3261" w:type="dxa"/>
-          </w:tcPr>
-          <w:p>
-            <w:pPr>
-              <w:pStyle w:val="TextoTablas"/>
-              <w:rPr>
-                <w:lang w:val="es-CO"/>
-              </w:rPr>
-            </w:pPr>
-          </w:p>
-        </w:tc>
-        <w:tc>
-          <w:tcPr>
-            <w:tcW w:w="3969" w:type="dxa"/>
-          </w:tcPr>
-          <w:p>
-            <w:pPr>
-              <w:pStyle w:val="TextoTablas"/>
-              <w:rPr>
-                <w:lang w:val="es-CO"/>
-              </w:rPr>
-            </w:pPr>
+              <w:t>Centro de Comercio y Servicios - Regional Atlántico</w:t>
+            </w:r>
           </w:p>
         </w:tc>
       </w:tr>
@@ -15074,8 +16830,8 @@
       </w:pPr>
     </w:p>
     <w:sectPr>
-      <w:headerReference w:type="default" r:id="rId15"/>
-      <w:footerReference w:type="default" r:id="rId16"/>
+      <w:headerReference w:type="default" r:id="rId18"/>
+      <w:footerReference w:type="default" r:id="rId19"/>
       <w:pgSz w:w="12240" w:h="15840"/>
       <w:pgMar w:top="1701" w:right="1134" w:bottom="1134" w:left="1134" w:header="709" w:footer="737" w:gutter="0"/>
       <w:pgNumType w:start="1"/>
@@ -15638,6 +17394,119 @@
     </w:lvl>
   </w:abstractNum>
   <w:abstractNum w:abstractNumId="4" w15:restartNumberingAfterBreak="0">
+    <w:nsid w:val="099970C7"/>
+    <w:multiLevelType w:val="hybridMultilevel"/>
+    <w:tmpl w:val="A25E995E"/>
+    <w:lvl w:ilvl="0" w:tplc="240A0003">
+      <w:start w:val="1"/>
+      <w:numFmt w:val="bullet"/>
+      <w:lvlText w:val="o"/>
+      <w:lvlJc w:val="left"/>
+      <w:pPr>
+        <w:ind w:left="1429" w:hanging="360"/>
+      </w:pPr>
+      <w:rPr>
+        <w:rFonts w:ascii="Courier New" w:hAnsi="Courier New" w:cs="Courier New" w:hint="default"/>
+      </w:rPr>
+    </w:lvl>
+    <w:lvl w:ilvl="1" w:tplc="240A0003" w:tentative="1">
+      <w:start w:val="1"/>
+      <w:numFmt w:val="bullet"/>
+      <w:lvlText w:val="o"/>
+      <w:lvlJc w:val="left"/>
+      <w:pPr>
+        <w:ind w:left="2149" w:hanging="360"/>
+      </w:pPr>
+      <w:rPr>
+        <w:rFonts w:ascii="Courier New" w:hAnsi="Courier New" w:cs="Courier New" w:hint="default"/>
+      </w:rPr>
+    </w:lvl>
+    <w:lvl w:ilvl="2" w:tplc="240A0005" w:tentative="1">
+      <w:start w:val="1"/>
+      <w:numFmt w:val="bullet"/>
+      <w:lvlText w:val=""/>
+      <w:lvlJc w:val="left"/>
+      <w:pPr>
+        <w:ind w:left="2869" w:hanging="360"/>
+      </w:pPr>
+      <w:rPr>
+        <w:rFonts w:ascii="Wingdings" w:hAnsi="Wingdings" w:hint="default"/>
+      </w:rPr>
+    </w:lvl>
+    <w:lvl w:ilvl="3" w:tplc="240A0001" w:tentative="1">
+      <w:start w:val="1"/>
+      <w:numFmt w:val="bullet"/>
+      <w:lvlText w:val=""/>
+      <w:lvlJc w:val="left"/>
+      <w:pPr>
+        <w:ind w:left="3589" w:hanging="360"/>
+      </w:pPr>
+      <w:rPr>
+        <w:rFonts w:ascii="Symbol" w:hAnsi="Symbol" w:hint="default"/>
+      </w:rPr>
+    </w:lvl>
+    <w:lvl w:ilvl="4" w:tplc="240A0003" w:tentative="1">
+      <w:start w:val="1"/>
+      <w:numFmt w:val="bullet"/>
+      <w:lvlText w:val="o"/>
+      <w:lvlJc w:val="left"/>
+      <w:pPr>
+        <w:ind w:left="4309" w:hanging="360"/>
+      </w:pPr>
+      <w:rPr>
+        <w:rFonts w:ascii="Courier New" w:hAnsi="Courier New" w:cs="Courier New" w:hint="default"/>
+      </w:rPr>
+    </w:lvl>
+    <w:lvl w:ilvl="5" w:tplc="240A0005" w:tentative="1">
+      <w:start w:val="1"/>
+      <w:numFmt w:val="bullet"/>
+      <w:lvlText w:val=""/>
+      <w:lvlJc w:val="left"/>
+      <w:pPr>
+        <w:ind w:left="5029" w:hanging="360"/>
+      </w:pPr>
+      <w:rPr>
+        <w:rFonts w:ascii="Wingdings" w:hAnsi="Wingdings" w:hint="default"/>
+      </w:rPr>
+    </w:lvl>
+    <w:lvl w:ilvl="6" w:tplc="240A0001" w:tentative="1">
+      <w:start w:val="1"/>
+      <w:numFmt w:val="bullet"/>
+      <w:lvlText w:val=""/>
+      <w:lvlJc w:val="left"/>
+      <w:pPr>
+        <w:ind w:left="5749" w:hanging="360"/>
+      </w:pPr>
+      <w:rPr>
+        <w:rFonts w:ascii="Symbol" w:hAnsi="Symbol" w:hint="default"/>
+      </w:rPr>
+    </w:lvl>
+    <w:lvl w:ilvl="7" w:tplc="240A0003" w:tentative="1">
+      <w:start w:val="1"/>
+      <w:numFmt w:val="bullet"/>
+      <w:lvlText w:val="o"/>
+      <w:lvlJc w:val="left"/>
+      <w:pPr>
+        <w:ind w:left="6469" w:hanging="360"/>
+      </w:pPr>
+      <w:rPr>
+        <w:rFonts w:ascii="Courier New" w:hAnsi="Courier New" w:cs="Courier New" w:hint="default"/>
+      </w:rPr>
+    </w:lvl>
+    <w:lvl w:ilvl="8" w:tplc="240A0005" w:tentative="1">
+      <w:start w:val="1"/>
+      <w:numFmt w:val="bullet"/>
+      <w:lvlText w:val=""/>
+      <w:lvlJc w:val="left"/>
+      <w:pPr>
+        <w:ind w:left="7189" w:hanging="360"/>
+      </w:pPr>
+      <w:rPr>
+        <w:rFonts w:ascii="Wingdings" w:hAnsi="Wingdings" w:hint="default"/>
+      </w:rPr>
+    </w:lvl>
+  </w:abstractNum>
+  <w:abstractNum w:abstractNumId="5" w15:restartNumberingAfterBreak="0">
     <w:nsid w:val="16223DD8"/>
     <w:multiLevelType w:val="hybridMultilevel"/>
     <w:tmpl w:val="FE548998"/>
@@ -15750,7 +17619,7 @@
       </w:rPr>
     </w:lvl>
   </w:abstractNum>
-  <w:abstractNum w:abstractNumId="5" w15:restartNumberingAfterBreak="0">
+  <w:abstractNum w:abstractNumId="6" w15:restartNumberingAfterBreak="0">
     <w:nsid w:val="18C917BE"/>
     <w:multiLevelType w:val="hybridMultilevel"/>
     <w:tmpl w:val="13A8822E"/>
@@ -15863,7 +17732,7 @@
       </w:rPr>
     </w:lvl>
   </w:abstractNum>
-  <w:abstractNum w:abstractNumId="6" w15:restartNumberingAfterBreak="0">
+  <w:abstractNum w:abstractNumId="7" w15:restartNumberingAfterBreak="0">
     <w:nsid w:val="19AA3E7F"/>
     <w:multiLevelType w:val="hybridMultilevel"/>
     <w:tmpl w:val="6D34F30E"/>
@@ -15976,7 +17845,7 @@
       </w:rPr>
     </w:lvl>
   </w:abstractNum>
-  <w:abstractNum w:abstractNumId="7" w15:restartNumberingAfterBreak="0">
+  <w:abstractNum w:abstractNumId="8" w15:restartNumberingAfterBreak="0">
     <w:nsid w:val="1AA60B23"/>
     <w:multiLevelType w:val="hybridMultilevel"/>
     <w:tmpl w:val="0F00DD40"/>
@@ -16089,7 +17958,7 @@
       </w:rPr>
     </w:lvl>
   </w:abstractNum>
-  <w:abstractNum w:abstractNumId="8" w15:restartNumberingAfterBreak="0">
+  <w:abstractNum w:abstractNumId="9" w15:restartNumberingAfterBreak="0">
     <w:nsid w:val="1BBB0423"/>
     <w:multiLevelType w:val="hybridMultilevel"/>
     <w:tmpl w:val="D1681816"/>
@@ -16202,7 +18071,7 @@
       </w:rPr>
     </w:lvl>
   </w:abstractNum>
-  <w:abstractNum w:abstractNumId="9" w15:restartNumberingAfterBreak="0">
+  <w:abstractNum w:abstractNumId="10" w15:restartNumberingAfterBreak="0">
     <w:nsid w:val="1CBB685D"/>
     <w:multiLevelType w:val="hybridMultilevel"/>
     <w:tmpl w:val="ED0C8EFE"/>
@@ -16315,7 +18184,7 @@
       </w:rPr>
     </w:lvl>
   </w:abstractNum>
-  <w:abstractNum w:abstractNumId="10" w15:restartNumberingAfterBreak="0">
+  <w:abstractNum w:abstractNumId="11" w15:restartNumberingAfterBreak="0">
     <w:nsid w:val="1F73385E"/>
     <w:multiLevelType w:val="hybridMultilevel"/>
     <w:tmpl w:val="FB967570"/>
@@ -16428,7 +18297,7 @@
       </w:rPr>
     </w:lvl>
   </w:abstractNum>
-  <w:abstractNum w:abstractNumId="11" w15:restartNumberingAfterBreak="0">
+  <w:abstractNum w:abstractNumId="12" w15:restartNumberingAfterBreak="0">
     <w:nsid w:val="20CC64DA"/>
     <w:multiLevelType w:val="hybridMultilevel"/>
     <w:tmpl w:val="944A806A"/>
@@ -16541,7 +18410,7 @@
       </w:rPr>
     </w:lvl>
   </w:abstractNum>
-  <w:abstractNum w:abstractNumId="12" w15:restartNumberingAfterBreak="0">
+  <w:abstractNum w:abstractNumId="13" w15:restartNumberingAfterBreak="0">
     <w:nsid w:val="22391EA3"/>
     <w:multiLevelType w:val="hybridMultilevel"/>
     <w:tmpl w:val="F7503C36"/>
@@ -16654,7 +18523,7 @@
       </w:rPr>
     </w:lvl>
   </w:abstractNum>
-  <w:abstractNum w:abstractNumId="13" w15:restartNumberingAfterBreak="0">
+  <w:abstractNum w:abstractNumId="14" w15:restartNumberingAfterBreak="0">
     <w:nsid w:val="263D305E"/>
     <w:multiLevelType w:val="hybridMultilevel"/>
     <w:tmpl w:val="08A61ABA"/>
@@ -16767,7 +18636,7 @@
       </w:rPr>
     </w:lvl>
   </w:abstractNum>
-  <w:abstractNum w:abstractNumId="14" w15:restartNumberingAfterBreak="0">
+  <w:abstractNum w:abstractNumId="15" w15:restartNumberingAfterBreak="0">
     <w:nsid w:val="27412B07"/>
     <w:multiLevelType w:val="hybridMultilevel"/>
     <w:tmpl w:val="9FDADF5E"/>
@@ -16858,7 +18727,7 @@
       </w:pPr>
     </w:lvl>
   </w:abstractNum>
-  <w:abstractNum w:abstractNumId="15" w15:restartNumberingAfterBreak="0">
+  <w:abstractNum w:abstractNumId="16" w15:restartNumberingAfterBreak="0">
     <w:nsid w:val="2ACD2C49"/>
     <w:multiLevelType w:val="hybridMultilevel"/>
     <w:tmpl w:val="03E23C26"/>
@@ -16971,7 +18840,7 @@
       </w:rPr>
     </w:lvl>
   </w:abstractNum>
-  <w:abstractNum w:abstractNumId="16" w15:restartNumberingAfterBreak="0">
+  <w:abstractNum w:abstractNumId="17" w15:restartNumberingAfterBreak="0">
     <w:nsid w:val="2C06295C"/>
     <w:multiLevelType w:val="hybridMultilevel"/>
     <w:tmpl w:val="AF34F6F4"/>
@@ -17057,7 +18926,7 @@
       </w:pPr>
     </w:lvl>
   </w:abstractNum>
-  <w:abstractNum w:abstractNumId="17" w15:restartNumberingAfterBreak="0">
+  <w:abstractNum w:abstractNumId="18" w15:restartNumberingAfterBreak="0">
     <w:nsid w:val="2E7165EC"/>
     <w:multiLevelType w:val="hybridMultilevel"/>
     <w:tmpl w:val="3528B082"/>
@@ -17170,7 +19039,7 @@
       </w:rPr>
     </w:lvl>
   </w:abstractNum>
-  <w:abstractNum w:abstractNumId="18" w15:restartNumberingAfterBreak="0">
+  <w:abstractNum w:abstractNumId="19" w15:restartNumberingAfterBreak="0">
     <w:nsid w:val="2F237F07"/>
     <w:multiLevelType w:val="hybridMultilevel"/>
     <w:tmpl w:val="073283EE"/>
@@ -17283,7 +19152,7 @@
       </w:rPr>
     </w:lvl>
   </w:abstractNum>
-  <w:abstractNum w:abstractNumId="19" w15:restartNumberingAfterBreak="0">
+  <w:abstractNum w:abstractNumId="20" w15:restartNumberingAfterBreak="0">
     <w:nsid w:val="30334450"/>
     <w:multiLevelType w:val="hybridMultilevel"/>
     <w:tmpl w:val="D9F8AC28"/>
@@ -17396,7 +19265,7 @@
       </w:rPr>
     </w:lvl>
   </w:abstractNum>
-  <w:abstractNum w:abstractNumId="20" w15:restartNumberingAfterBreak="0">
+  <w:abstractNum w:abstractNumId="21" w15:restartNumberingAfterBreak="0">
     <w:nsid w:val="3090448C"/>
     <w:multiLevelType w:val="hybridMultilevel"/>
     <w:tmpl w:val="EF460780"/>
@@ -17509,7 +19378,7 @@
       </w:rPr>
     </w:lvl>
   </w:abstractNum>
-  <w:abstractNum w:abstractNumId="21" w15:restartNumberingAfterBreak="0">
+  <w:abstractNum w:abstractNumId="22" w15:restartNumberingAfterBreak="0">
     <w:nsid w:val="334E7C7B"/>
     <w:multiLevelType w:val="hybridMultilevel"/>
     <w:tmpl w:val="940C3486"/>
@@ -17622,7 +19491,7 @@
       </w:rPr>
     </w:lvl>
   </w:abstractNum>
-  <w:abstractNum w:abstractNumId="22" w15:restartNumberingAfterBreak="0">
+  <w:abstractNum w:abstractNumId="23" w15:restartNumberingAfterBreak="0">
     <w:nsid w:val="349C05ED"/>
     <w:multiLevelType w:val="hybridMultilevel"/>
     <w:tmpl w:val="6F6E5B84"/>
@@ -17735,7 +19604,7 @@
       </w:rPr>
     </w:lvl>
   </w:abstractNum>
-  <w:abstractNum w:abstractNumId="23" w15:restartNumberingAfterBreak="0">
+  <w:abstractNum w:abstractNumId="24" w15:restartNumberingAfterBreak="0">
     <w:nsid w:val="356651AD"/>
     <w:multiLevelType w:val="hybridMultilevel"/>
     <w:tmpl w:val="4D3421E4"/>
@@ -17848,7 +19717,7 @@
       </w:rPr>
     </w:lvl>
   </w:abstractNum>
-  <w:abstractNum w:abstractNumId="24" w15:restartNumberingAfterBreak="0">
+  <w:abstractNum w:abstractNumId="25" w15:restartNumberingAfterBreak="0">
     <w:nsid w:val="368E176E"/>
     <w:multiLevelType w:val="hybridMultilevel"/>
     <w:tmpl w:val="BDF054FE"/>
@@ -17942,7 +19811,7 @@
       </w:pPr>
     </w:lvl>
   </w:abstractNum>
-  <w:abstractNum w:abstractNumId="25" w15:restartNumberingAfterBreak="0">
+  <w:abstractNum w:abstractNumId="26" w15:restartNumberingAfterBreak="0">
     <w:nsid w:val="37EA50FC"/>
     <w:multiLevelType w:val="hybridMultilevel"/>
     <w:tmpl w:val="562068BE"/>
@@ -18055,7 +19924,7 @@
       </w:rPr>
     </w:lvl>
   </w:abstractNum>
-  <w:abstractNum w:abstractNumId="26" w15:restartNumberingAfterBreak="0">
+  <w:abstractNum w:abstractNumId="27" w15:restartNumberingAfterBreak="0">
     <w:nsid w:val="38570DE5"/>
     <w:multiLevelType w:val="hybridMultilevel"/>
     <w:tmpl w:val="7CAC7540"/>
@@ -18168,7 +20037,7 @@
       </w:rPr>
     </w:lvl>
   </w:abstractNum>
-  <w:abstractNum w:abstractNumId="27" w15:restartNumberingAfterBreak="0">
+  <w:abstractNum w:abstractNumId="28" w15:restartNumberingAfterBreak="0">
     <w:nsid w:val="39B04AFB"/>
     <w:multiLevelType w:val="hybridMultilevel"/>
     <w:tmpl w:val="65ACE760"/>
@@ -18281,7 +20150,7 @@
       </w:rPr>
     </w:lvl>
   </w:abstractNum>
-  <w:abstractNum w:abstractNumId="28" w15:restartNumberingAfterBreak="0">
+  <w:abstractNum w:abstractNumId="29" w15:restartNumberingAfterBreak="0">
     <w:nsid w:val="3DDF6562"/>
     <w:multiLevelType w:val="multilevel"/>
     <w:tmpl w:val="6C7AF928"/>
@@ -18402,7 +20271,7 @@
       </w:rPr>
     </w:lvl>
   </w:abstractNum>
-  <w:abstractNum w:abstractNumId="29" w15:restartNumberingAfterBreak="0">
+  <w:abstractNum w:abstractNumId="30" w15:restartNumberingAfterBreak="0">
     <w:nsid w:val="3E6973D1"/>
     <w:multiLevelType w:val="hybridMultilevel"/>
     <w:tmpl w:val="8196D6BA"/>
@@ -18515,7 +20384,7 @@
       </w:rPr>
     </w:lvl>
   </w:abstractNum>
-  <w:abstractNum w:abstractNumId="30" w15:restartNumberingAfterBreak="0">
+  <w:abstractNum w:abstractNumId="31" w15:restartNumberingAfterBreak="0">
     <w:nsid w:val="42DF3470"/>
     <w:multiLevelType w:val="hybridMultilevel"/>
     <w:tmpl w:val="EC1A6812"/>
@@ -18628,7 +20497,7 @@
       </w:rPr>
     </w:lvl>
   </w:abstractNum>
-  <w:abstractNum w:abstractNumId="31" w15:restartNumberingAfterBreak="0">
+  <w:abstractNum w:abstractNumId="32" w15:restartNumberingAfterBreak="0">
     <w:nsid w:val="43BB182D"/>
     <w:multiLevelType w:val="hybridMultilevel"/>
     <w:tmpl w:val="07B86A88"/>
@@ -18714,7 +20583,7 @@
       </w:pPr>
     </w:lvl>
   </w:abstractNum>
-  <w:abstractNum w:abstractNumId="32" w15:restartNumberingAfterBreak="0">
+  <w:abstractNum w:abstractNumId="33" w15:restartNumberingAfterBreak="0">
     <w:nsid w:val="47914560"/>
     <w:multiLevelType w:val="hybridMultilevel"/>
     <w:tmpl w:val="49DC0364"/>
@@ -18800,7 +20669,7 @@
       </w:pPr>
     </w:lvl>
   </w:abstractNum>
-  <w:abstractNum w:abstractNumId="33" w15:restartNumberingAfterBreak="0">
+  <w:abstractNum w:abstractNumId="34" w15:restartNumberingAfterBreak="0">
     <w:nsid w:val="4A3D4E20"/>
     <w:multiLevelType w:val="hybridMultilevel"/>
     <w:tmpl w:val="E68C21B6"/>
@@ -18913,7 +20782,7 @@
       </w:rPr>
     </w:lvl>
   </w:abstractNum>
-  <w:abstractNum w:abstractNumId="34" w15:restartNumberingAfterBreak="0">
+  <w:abstractNum w:abstractNumId="35" w15:restartNumberingAfterBreak="0">
     <w:nsid w:val="4B9D0CC4"/>
     <w:multiLevelType w:val="hybridMultilevel"/>
     <w:tmpl w:val="C3AEA4D6"/>
@@ -19026,7 +20895,120 @@
       </w:rPr>
     </w:lvl>
   </w:abstractNum>
-  <w:abstractNum w:abstractNumId="35" w15:restartNumberingAfterBreak="0">
+  <w:abstractNum w:abstractNumId="36" w15:restartNumberingAfterBreak="0">
+    <w:nsid w:val="4DB01BBF"/>
+    <w:multiLevelType w:val="hybridMultilevel"/>
+    <w:tmpl w:val="519EB202"/>
+    <w:lvl w:ilvl="0" w:tplc="240A0003">
+      <w:start w:val="1"/>
+      <w:numFmt w:val="bullet"/>
+      <w:lvlText w:val="o"/>
+      <w:lvlJc w:val="left"/>
+      <w:pPr>
+        <w:ind w:left="1429" w:hanging="360"/>
+      </w:pPr>
+      <w:rPr>
+        <w:rFonts w:ascii="Courier New" w:hAnsi="Courier New" w:cs="Courier New" w:hint="default"/>
+      </w:rPr>
+    </w:lvl>
+    <w:lvl w:ilvl="1" w:tplc="240A0003" w:tentative="1">
+      <w:start w:val="1"/>
+      <w:numFmt w:val="bullet"/>
+      <w:lvlText w:val="o"/>
+      <w:lvlJc w:val="left"/>
+      <w:pPr>
+        <w:ind w:left="2149" w:hanging="360"/>
+      </w:pPr>
+      <w:rPr>
+        <w:rFonts w:ascii="Courier New" w:hAnsi="Courier New" w:cs="Courier New" w:hint="default"/>
+      </w:rPr>
+    </w:lvl>
+    <w:lvl w:ilvl="2" w:tplc="240A0005" w:tentative="1">
+      <w:start w:val="1"/>
+      <w:numFmt w:val="bullet"/>
+      <w:lvlText w:val=""/>
+      <w:lvlJc w:val="left"/>
+      <w:pPr>
+        <w:ind w:left="2869" w:hanging="360"/>
+      </w:pPr>
+      <w:rPr>
+        <w:rFonts w:ascii="Wingdings" w:hAnsi="Wingdings" w:hint="default"/>
+      </w:rPr>
+    </w:lvl>
+    <w:lvl w:ilvl="3" w:tplc="240A0001" w:tentative="1">
+      <w:start w:val="1"/>
+      <w:numFmt w:val="bullet"/>
+      <w:lvlText w:val=""/>
+      <w:lvlJc w:val="left"/>
+      <w:pPr>
+        <w:ind w:left="3589" w:hanging="360"/>
+      </w:pPr>
+      <w:rPr>
+        <w:rFonts w:ascii="Symbol" w:hAnsi="Symbol" w:hint="default"/>
+      </w:rPr>
+    </w:lvl>
+    <w:lvl w:ilvl="4" w:tplc="240A0003" w:tentative="1">
+      <w:start w:val="1"/>
+      <w:numFmt w:val="bullet"/>
+      <w:lvlText w:val="o"/>
+      <w:lvlJc w:val="left"/>
+      <w:pPr>
+        <w:ind w:left="4309" w:hanging="360"/>
+      </w:pPr>
+      <w:rPr>
+        <w:rFonts w:ascii="Courier New" w:hAnsi="Courier New" w:cs="Courier New" w:hint="default"/>
+      </w:rPr>
+    </w:lvl>
+    <w:lvl w:ilvl="5" w:tplc="240A0005" w:tentative="1">
+      <w:start w:val="1"/>
+      <w:numFmt w:val="bullet"/>
+      <w:lvlText w:val=""/>
+      <w:lvlJc w:val="left"/>
+      <w:pPr>
+        <w:ind w:left="5029" w:hanging="360"/>
+      </w:pPr>
+      <w:rPr>
+        <w:rFonts w:ascii="Wingdings" w:hAnsi="Wingdings" w:hint="default"/>
+      </w:rPr>
+    </w:lvl>
+    <w:lvl w:ilvl="6" w:tplc="240A0001" w:tentative="1">
+      <w:start w:val="1"/>
+      <w:numFmt w:val="bullet"/>
+      <w:lvlText w:val=""/>
+      <w:lvlJc w:val="left"/>
+      <w:pPr>
+        <w:ind w:left="5749" w:hanging="360"/>
+      </w:pPr>
+      <w:rPr>
+        <w:rFonts w:ascii="Symbol" w:hAnsi="Symbol" w:hint="default"/>
+      </w:rPr>
+    </w:lvl>
+    <w:lvl w:ilvl="7" w:tplc="240A0003" w:tentative="1">
+      <w:start w:val="1"/>
+      <w:numFmt w:val="bullet"/>
+      <w:lvlText w:val="o"/>
+      <w:lvlJc w:val="left"/>
+      <w:pPr>
+        <w:ind w:left="6469" w:hanging="360"/>
+      </w:pPr>
+      <w:rPr>
+        <w:rFonts w:ascii="Courier New" w:hAnsi="Courier New" w:cs="Courier New" w:hint="default"/>
+      </w:rPr>
+    </w:lvl>
+    <w:lvl w:ilvl="8" w:tplc="240A0005" w:tentative="1">
+      <w:start w:val="1"/>
+      <w:numFmt w:val="bullet"/>
+      <w:lvlText w:val=""/>
+      <w:lvlJc w:val="left"/>
+      <w:pPr>
+        <w:ind w:left="7189" w:hanging="360"/>
+      </w:pPr>
+      <w:rPr>
+        <w:rFonts w:ascii="Wingdings" w:hAnsi="Wingdings" w:hint="default"/>
+      </w:rPr>
+    </w:lvl>
+  </w:abstractNum>
+  <w:abstractNum w:abstractNumId="37" w15:restartNumberingAfterBreak="0">
     <w:nsid w:val="4EBE1EF6"/>
     <w:multiLevelType w:val="hybridMultilevel"/>
     <w:tmpl w:val="AF3C2E24"/>
@@ -19117,7 +21099,7 @@
       </w:pPr>
     </w:lvl>
   </w:abstractNum>
-  <w:abstractNum w:abstractNumId="36" w15:restartNumberingAfterBreak="0">
+  <w:abstractNum w:abstractNumId="38" w15:restartNumberingAfterBreak="0">
     <w:nsid w:val="4F8E413D"/>
     <w:multiLevelType w:val="hybridMultilevel"/>
     <w:tmpl w:val="8BA6DAC4"/>
@@ -19230,7 +21212,7 @@
       </w:rPr>
     </w:lvl>
   </w:abstractNum>
-  <w:abstractNum w:abstractNumId="37" w15:restartNumberingAfterBreak="0">
+  <w:abstractNum w:abstractNumId="39" w15:restartNumberingAfterBreak="0">
     <w:nsid w:val="540046D6"/>
     <w:multiLevelType w:val="hybridMultilevel"/>
     <w:tmpl w:val="0C3A6F54"/>
@@ -19343,7 +21325,7 @@
       </w:rPr>
     </w:lvl>
   </w:abstractNum>
-  <w:abstractNum w:abstractNumId="38" w15:restartNumberingAfterBreak="0">
+  <w:abstractNum w:abstractNumId="40" w15:restartNumberingAfterBreak="0">
     <w:nsid w:val="545F7E0F"/>
     <w:multiLevelType w:val="hybridMultilevel"/>
     <w:tmpl w:val="6D7A5064"/>
@@ -19456,7 +21438,7 @@
       </w:rPr>
     </w:lvl>
   </w:abstractNum>
-  <w:abstractNum w:abstractNumId="39" w15:restartNumberingAfterBreak="0">
+  <w:abstractNum w:abstractNumId="41" w15:restartNumberingAfterBreak="0">
     <w:nsid w:val="55E27764"/>
     <w:multiLevelType w:val="hybridMultilevel"/>
     <w:tmpl w:val="1554BAC0"/>
@@ -19569,7 +21551,120 @@
       </w:rPr>
     </w:lvl>
   </w:abstractNum>
-  <w:abstractNum w:abstractNumId="40" w15:restartNumberingAfterBreak="0">
+  <w:abstractNum w:abstractNumId="42" w15:restartNumberingAfterBreak="0">
+    <w:nsid w:val="56606A87"/>
+    <w:multiLevelType w:val="hybridMultilevel"/>
+    <w:tmpl w:val="2378FD6E"/>
+    <w:lvl w:ilvl="0" w:tplc="240A0001">
+      <w:start w:val="1"/>
+      <w:numFmt w:val="bullet"/>
+      <w:lvlText w:val=""/>
+      <w:lvlJc w:val="left"/>
+      <w:pPr>
+        <w:ind w:left="1429" w:hanging="360"/>
+      </w:pPr>
+      <w:rPr>
+        <w:rFonts w:ascii="Symbol" w:hAnsi="Symbol" w:hint="default"/>
+      </w:rPr>
+    </w:lvl>
+    <w:lvl w:ilvl="1" w:tplc="240A0003" w:tentative="1">
+      <w:start w:val="1"/>
+      <w:numFmt w:val="bullet"/>
+      <w:lvlText w:val="o"/>
+      <w:lvlJc w:val="left"/>
+      <w:pPr>
+        <w:ind w:left="2149" w:hanging="360"/>
+      </w:pPr>
+      <w:rPr>
+        <w:rFonts w:ascii="Courier New" w:hAnsi="Courier New" w:cs="Courier New" w:hint="default"/>
+      </w:rPr>
+    </w:lvl>
+    <w:lvl w:ilvl="2" w:tplc="240A0005" w:tentative="1">
+      <w:start w:val="1"/>
+      <w:numFmt w:val="bullet"/>
+      <w:lvlText w:val=""/>
+      <w:lvlJc w:val="left"/>
+      <w:pPr>
+        <w:ind w:left="2869" w:hanging="360"/>
+      </w:pPr>
+      <w:rPr>
+        <w:rFonts w:ascii="Wingdings" w:hAnsi="Wingdings" w:hint="default"/>
+      </w:rPr>
+    </w:lvl>
+    <w:lvl w:ilvl="3" w:tplc="240A0001" w:tentative="1">
+      <w:start w:val="1"/>
+      <w:numFmt w:val="bullet"/>
+      <w:lvlText w:val=""/>
+      <w:lvlJc w:val="left"/>
+      <w:pPr>
+        <w:ind w:left="3589" w:hanging="360"/>
+      </w:pPr>
+      <w:rPr>
+        <w:rFonts w:ascii="Symbol" w:hAnsi="Symbol" w:hint="default"/>
+      </w:rPr>
+    </w:lvl>
+    <w:lvl w:ilvl="4" w:tplc="240A0003" w:tentative="1">
+      <w:start w:val="1"/>
+      <w:numFmt w:val="bullet"/>
+      <w:lvlText w:val="o"/>
+      <w:lvlJc w:val="left"/>
+      <w:pPr>
+        <w:ind w:left="4309" w:hanging="360"/>
+      </w:pPr>
+      <w:rPr>
+        <w:rFonts w:ascii="Courier New" w:hAnsi="Courier New" w:cs="Courier New" w:hint="default"/>
+      </w:rPr>
+    </w:lvl>
+    <w:lvl w:ilvl="5" w:tplc="240A0005" w:tentative="1">
+      <w:start w:val="1"/>
+      <w:numFmt w:val="bullet"/>
+      <w:lvlText w:val=""/>
+      <w:lvlJc w:val="left"/>
+      <w:pPr>
+        <w:ind w:left="5029" w:hanging="360"/>
+      </w:pPr>
+      <w:rPr>
+        <w:rFonts w:ascii="Wingdings" w:hAnsi="Wingdings" w:hint="default"/>
+      </w:rPr>
+    </w:lvl>
+    <w:lvl w:ilvl="6" w:tplc="240A0001" w:tentative="1">
+      <w:start w:val="1"/>
+      <w:numFmt w:val="bullet"/>
+      <w:lvlText w:val=""/>
+      <w:lvlJc w:val="left"/>
+      <w:pPr>
+        <w:ind w:left="5749" w:hanging="360"/>
+      </w:pPr>
+      <w:rPr>
+        <w:rFonts w:ascii="Symbol" w:hAnsi="Symbol" w:hint="default"/>
+      </w:rPr>
+    </w:lvl>
+    <w:lvl w:ilvl="7" w:tplc="240A0003" w:tentative="1">
+      <w:start w:val="1"/>
+      <w:numFmt w:val="bullet"/>
+      <w:lvlText w:val="o"/>
+      <w:lvlJc w:val="left"/>
+      <w:pPr>
+        <w:ind w:left="6469" w:hanging="360"/>
+      </w:pPr>
+      <w:rPr>
+        <w:rFonts w:ascii="Courier New" w:hAnsi="Courier New" w:cs="Courier New" w:hint="default"/>
+      </w:rPr>
+    </w:lvl>
+    <w:lvl w:ilvl="8" w:tplc="240A0005" w:tentative="1">
+      <w:start w:val="1"/>
+      <w:numFmt w:val="bullet"/>
+      <w:lvlText w:val=""/>
+      <w:lvlJc w:val="left"/>
+      <w:pPr>
+        <w:ind w:left="7189" w:hanging="360"/>
+      </w:pPr>
+      <w:rPr>
+        <w:rFonts w:ascii="Wingdings" w:hAnsi="Wingdings" w:hint="default"/>
+      </w:rPr>
+    </w:lvl>
+  </w:abstractNum>
+  <w:abstractNum w:abstractNumId="43" w15:restartNumberingAfterBreak="0">
     <w:nsid w:val="567626EC"/>
     <w:multiLevelType w:val="hybridMultilevel"/>
     <w:tmpl w:val="C53C2AAA"/>
@@ -19682,7 +21777,7 @@
       </w:rPr>
     </w:lvl>
   </w:abstractNum>
-  <w:abstractNum w:abstractNumId="41" w15:restartNumberingAfterBreak="0">
+  <w:abstractNum w:abstractNumId="44" w15:restartNumberingAfterBreak="0">
     <w:nsid w:val="56DB603C"/>
     <w:multiLevelType w:val="hybridMultilevel"/>
     <w:tmpl w:val="47D65300"/>
@@ -19795,7 +21890,7 @@
       </w:rPr>
     </w:lvl>
   </w:abstractNum>
-  <w:abstractNum w:abstractNumId="42" w15:restartNumberingAfterBreak="0">
+  <w:abstractNum w:abstractNumId="45" w15:restartNumberingAfterBreak="0">
     <w:nsid w:val="57AF2B46"/>
     <w:multiLevelType w:val="hybridMultilevel"/>
     <w:tmpl w:val="AD4EF962"/>
@@ -19908,7 +22003,7 @@
       </w:rPr>
     </w:lvl>
   </w:abstractNum>
-  <w:abstractNum w:abstractNumId="43" w15:restartNumberingAfterBreak="0">
+  <w:abstractNum w:abstractNumId="46" w15:restartNumberingAfterBreak="0">
     <w:nsid w:val="597F38B1"/>
     <w:multiLevelType w:val="hybridMultilevel"/>
     <w:tmpl w:val="9F087BA2"/>
@@ -20021,7 +22116,7 @@
       </w:rPr>
     </w:lvl>
   </w:abstractNum>
-  <w:abstractNum w:abstractNumId="44" w15:restartNumberingAfterBreak="0">
+  <w:abstractNum w:abstractNumId="47" w15:restartNumberingAfterBreak="0">
     <w:nsid w:val="5AB21DB0"/>
     <w:multiLevelType w:val="hybridMultilevel"/>
     <w:tmpl w:val="A4443D10"/>
@@ -20134,7 +22229,7 @@
       </w:rPr>
     </w:lvl>
   </w:abstractNum>
-  <w:abstractNum w:abstractNumId="45" w15:restartNumberingAfterBreak="0">
+  <w:abstractNum w:abstractNumId="48" w15:restartNumberingAfterBreak="0">
     <w:nsid w:val="5B22659C"/>
     <w:multiLevelType w:val="hybridMultilevel"/>
     <w:tmpl w:val="B8FC2D28"/>
@@ -20247,7 +22342,7 @@
       </w:rPr>
     </w:lvl>
   </w:abstractNum>
-  <w:abstractNum w:abstractNumId="46" w15:restartNumberingAfterBreak="0">
+  <w:abstractNum w:abstractNumId="49" w15:restartNumberingAfterBreak="0">
     <w:nsid w:val="5C8A6C81"/>
     <w:multiLevelType w:val="hybridMultilevel"/>
     <w:tmpl w:val="AE162B4C"/>
@@ -20360,7 +22455,7 @@
       </w:rPr>
     </w:lvl>
   </w:abstractNum>
-  <w:abstractNum w:abstractNumId="47" w15:restartNumberingAfterBreak="0">
+  <w:abstractNum w:abstractNumId="50" w15:restartNumberingAfterBreak="0">
     <w:nsid w:val="5C8F2BEC"/>
     <w:multiLevelType w:val="hybridMultilevel"/>
     <w:tmpl w:val="BA32896C"/>
@@ -20473,7 +22568,7 @@
       </w:rPr>
     </w:lvl>
   </w:abstractNum>
-  <w:abstractNum w:abstractNumId="48" w15:restartNumberingAfterBreak="0">
+  <w:abstractNum w:abstractNumId="51" w15:restartNumberingAfterBreak="0">
     <w:nsid w:val="5D334549"/>
     <w:multiLevelType w:val="hybridMultilevel"/>
     <w:tmpl w:val="D8F864C2"/>
@@ -20559,7 +22654,7 @@
       </w:pPr>
     </w:lvl>
   </w:abstractNum>
-  <w:abstractNum w:abstractNumId="49" w15:restartNumberingAfterBreak="0">
+  <w:abstractNum w:abstractNumId="52" w15:restartNumberingAfterBreak="0">
     <w:nsid w:val="5F016E5A"/>
     <w:multiLevelType w:val="hybridMultilevel"/>
     <w:tmpl w:val="A2B46C1A"/>
@@ -20672,7 +22767,7 @@
       </w:rPr>
     </w:lvl>
   </w:abstractNum>
-  <w:abstractNum w:abstractNumId="50" w15:restartNumberingAfterBreak="0">
+  <w:abstractNum w:abstractNumId="53" w15:restartNumberingAfterBreak="0">
     <w:nsid w:val="61820F8A"/>
     <w:multiLevelType w:val="hybridMultilevel"/>
     <w:tmpl w:val="A712F41A"/>
@@ -20785,7 +22880,7 @@
       </w:rPr>
     </w:lvl>
   </w:abstractNum>
-  <w:abstractNum w:abstractNumId="51" w15:restartNumberingAfterBreak="0">
+  <w:abstractNum w:abstractNumId="54" w15:restartNumberingAfterBreak="0">
     <w:nsid w:val="67C65685"/>
     <w:multiLevelType w:val="hybridMultilevel"/>
     <w:tmpl w:val="B5B8005C"/>
@@ -20898,7 +22993,7 @@
       </w:rPr>
     </w:lvl>
   </w:abstractNum>
-  <w:abstractNum w:abstractNumId="52" w15:restartNumberingAfterBreak="0">
+  <w:abstractNum w:abstractNumId="55" w15:restartNumberingAfterBreak="0">
     <w:nsid w:val="6A161089"/>
     <w:multiLevelType w:val="hybridMultilevel"/>
     <w:tmpl w:val="529C99E2"/>
@@ -21011,7 +23106,120 @@
       </w:rPr>
     </w:lvl>
   </w:abstractNum>
-  <w:abstractNum w:abstractNumId="53" w15:restartNumberingAfterBreak="0">
+  <w:abstractNum w:abstractNumId="56" w15:restartNumberingAfterBreak="0">
+    <w:nsid w:val="6CE67F29"/>
+    <w:multiLevelType w:val="hybridMultilevel"/>
+    <w:tmpl w:val="5E345E08"/>
+    <w:lvl w:ilvl="0" w:tplc="240A0001">
+      <w:start w:val="1"/>
+      <w:numFmt w:val="bullet"/>
+      <w:lvlText w:val=""/>
+      <w:lvlJc w:val="left"/>
+      <w:pPr>
+        <w:ind w:left="1429" w:hanging="360"/>
+      </w:pPr>
+      <w:rPr>
+        <w:rFonts w:ascii="Symbol" w:hAnsi="Symbol" w:hint="default"/>
+      </w:rPr>
+    </w:lvl>
+    <w:lvl w:ilvl="1" w:tplc="240A0003" w:tentative="1">
+      <w:start w:val="1"/>
+      <w:numFmt w:val="bullet"/>
+      <w:lvlText w:val="o"/>
+      <w:lvlJc w:val="left"/>
+      <w:pPr>
+        <w:ind w:left="2149" w:hanging="360"/>
+      </w:pPr>
+      <w:rPr>
+        <w:rFonts w:ascii="Courier New" w:hAnsi="Courier New" w:cs="Courier New" w:hint="default"/>
+      </w:rPr>
+    </w:lvl>
+    <w:lvl w:ilvl="2" w:tplc="240A0005" w:tentative="1">
+      <w:start w:val="1"/>
+      <w:numFmt w:val="bullet"/>
+      <w:lvlText w:val=""/>
+      <w:lvlJc w:val="left"/>
+      <w:pPr>
+        <w:ind w:left="2869" w:hanging="360"/>
+      </w:pPr>
+      <w:rPr>
+        <w:rFonts w:ascii="Wingdings" w:hAnsi="Wingdings" w:hint="default"/>
+      </w:rPr>
+    </w:lvl>
+    <w:lvl w:ilvl="3" w:tplc="240A0001" w:tentative="1">
+      <w:start w:val="1"/>
+      <w:numFmt w:val="bullet"/>
+      <w:lvlText w:val=""/>
+      <w:lvlJc w:val="left"/>
+      <w:pPr>
+        <w:ind w:left="3589" w:hanging="360"/>
+      </w:pPr>
+      <w:rPr>
+        <w:rFonts w:ascii="Symbol" w:hAnsi="Symbol" w:hint="default"/>
+      </w:rPr>
+    </w:lvl>
+    <w:lvl w:ilvl="4" w:tplc="240A0003" w:tentative="1">
+      <w:start w:val="1"/>
+      <w:numFmt w:val="bullet"/>
+      <w:lvlText w:val="o"/>
+      <w:lvlJc w:val="left"/>
+      <w:pPr>
+        <w:ind w:left="4309" w:hanging="360"/>
+      </w:pPr>
+      <w:rPr>
+        <w:rFonts w:ascii="Courier New" w:hAnsi="Courier New" w:cs="Courier New" w:hint="default"/>
+      </w:rPr>
+    </w:lvl>
+    <w:lvl w:ilvl="5" w:tplc="240A0005" w:tentative="1">
+      <w:start w:val="1"/>
+      <w:numFmt w:val="bullet"/>
+      <w:lvlText w:val=""/>
+      <w:lvlJc w:val="left"/>
+      <w:pPr>
+        <w:ind w:left="5029" w:hanging="360"/>
+      </w:pPr>
+      <w:rPr>
+        <w:rFonts w:ascii="Wingdings" w:hAnsi="Wingdings" w:hint="default"/>
+      </w:rPr>
+    </w:lvl>
+    <w:lvl w:ilvl="6" w:tplc="240A0001" w:tentative="1">
+      <w:start w:val="1"/>
+      <w:numFmt w:val="bullet"/>
+      <w:lvlText w:val=""/>
+      <w:lvlJc w:val="left"/>
+      <w:pPr>
+        <w:ind w:left="5749" w:hanging="360"/>
+      </w:pPr>
+      <w:rPr>
+        <w:rFonts w:ascii="Symbol" w:hAnsi="Symbol" w:hint="default"/>
+      </w:rPr>
+    </w:lvl>
+    <w:lvl w:ilvl="7" w:tplc="240A0003" w:tentative="1">
+      <w:start w:val="1"/>
+      <w:numFmt w:val="bullet"/>
+      <w:lvlText w:val="o"/>
+      <w:lvlJc w:val="left"/>
+      <w:pPr>
+        <w:ind w:left="6469" w:hanging="360"/>
+      </w:pPr>
+      <w:rPr>
+        <w:rFonts w:ascii="Courier New" w:hAnsi="Courier New" w:cs="Courier New" w:hint="default"/>
+      </w:rPr>
+    </w:lvl>
+    <w:lvl w:ilvl="8" w:tplc="240A0005" w:tentative="1">
+      <w:start w:val="1"/>
+      <w:numFmt w:val="bullet"/>
+      <w:lvlText w:val=""/>
+      <w:lvlJc w:val="left"/>
+      <w:pPr>
+        <w:ind w:left="7189" w:hanging="360"/>
+      </w:pPr>
+      <w:rPr>
+        <w:rFonts w:ascii="Wingdings" w:hAnsi="Wingdings" w:hint="default"/>
+      </w:rPr>
+    </w:lvl>
+  </w:abstractNum>
+  <w:abstractNum w:abstractNumId="57" w15:restartNumberingAfterBreak="0">
     <w:nsid w:val="6D621E2C"/>
     <w:multiLevelType w:val="hybridMultilevel"/>
     <w:tmpl w:val="76AC4604"/>
@@ -21124,7 +23332,7 @@
       </w:rPr>
     </w:lvl>
   </w:abstractNum>
-  <w:abstractNum w:abstractNumId="54" w15:restartNumberingAfterBreak="0">
+  <w:abstractNum w:abstractNumId="58" w15:restartNumberingAfterBreak="0">
     <w:nsid w:val="6F4E5C38"/>
     <w:multiLevelType w:val="hybridMultilevel"/>
     <w:tmpl w:val="E1D08C0A"/>
@@ -21237,7 +23445,7 @@
       </w:rPr>
     </w:lvl>
   </w:abstractNum>
-  <w:abstractNum w:abstractNumId="55" w15:restartNumberingAfterBreak="0">
+  <w:abstractNum w:abstractNumId="59" w15:restartNumberingAfterBreak="0">
     <w:nsid w:val="70332BC4"/>
     <w:multiLevelType w:val="hybridMultilevel"/>
     <w:tmpl w:val="89D07C28"/>
@@ -21350,7 +23558,7 @@
       </w:rPr>
     </w:lvl>
   </w:abstractNum>
-  <w:abstractNum w:abstractNumId="56" w15:restartNumberingAfterBreak="0">
+  <w:abstractNum w:abstractNumId="60" w15:restartNumberingAfterBreak="0">
     <w:nsid w:val="714540A9"/>
     <w:multiLevelType w:val="hybridMultilevel"/>
     <w:tmpl w:val="C9CE91CA"/>
@@ -21463,7 +23671,7 @@
       </w:rPr>
     </w:lvl>
   </w:abstractNum>
-  <w:abstractNum w:abstractNumId="57" w15:restartNumberingAfterBreak="0">
+  <w:abstractNum w:abstractNumId="61" w15:restartNumberingAfterBreak="0">
     <w:nsid w:val="77820C2A"/>
     <w:multiLevelType w:val="hybridMultilevel"/>
     <w:tmpl w:val="B7E21210"/>
@@ -21576,7 +23784,7 @@
       </w:rPr>
     </w:lvl>
   </w:abstractNum>
-  <w:abstractNum w:abstractNumId="58" w15:restartNumberingAfterBreak="0">
+  <w:abstractNum w:abstractNumId="62" w15:restartNumberingAfterBreak="0">
     <w:nsid w:val="7D7A0B9A"/>
     <w:multiLevelType w:val="hybridMultilevel"/>
     <w:tmpl w:val="95CE9F86"/>
@@ -21689,7 +23897,7 @@
       </w:rPr>
     </w:lvl>
   </w:abstractNum>
-  <w:abstractNum w:abstractNumId="59" w15:restartNumberingAfterBreak="0">
+  <w:abstractNum w:abstractNumId="63" w15:restartNumberingAfterBreak="0">
     <w:nsid w:val="7E63600F"/>
     <w:multiLevelType w:val="hybridMultilevel"/>
     <w:tmpl w:val="DC38FA26"/>
@@ -21806,181 +24014,193 @@
     <w:abstractNumId w:val="0"/>
   </w:num>
   <w:num w:numId="2">
+    <w:abstractNumId w:val="15"/>
+  </w:num>
+  <w:num w:numId="3">
+    <w:abstractNumId w:val="37"/>
+  </w:num>
+  <w:num w:numId="4">
+    <w:abstractNumId w:val="25"/>
+  </w:num>
+  <w:num w:numId="5">
+    <w:abstractNumId w:val="29"/>
+  </w:num>
+  <w:num w:numId="6">
+    <w:abstractNumId w:val="43"/>
+  </w:num>
+  <w:num w:numId="7">
+    <w:abstractNumId w:val="55"/>
+  </w:num>
+  <w:num w:numId="8">
+    <w:abstractNumId w:val="39"/>
+  </w:num>
+  <w:num w:numId="9">
+    <w:abstractNumId w:val="59"/>
+  </w:num>
+  <w:num w:numId="10">
+    <w:abstractNumId w:val="35"/>
+  </w:num>
+  <w:num w:numId="11">
+    <w:abstractNumId w:val="33"/>
+  </w:num>
+  <w:num w:numId="12">
     <w:abstractNumId w:val="14"/>
   </w:num>
-  <w:num w:numId="3">
-    <w:abstractNumId w:val="35"/>
+  <w:num w:numId="13">
+    <w:abstractNumId w:val="58"/>
   </w:num>
-  <w:num w:numId="4">
-    <w:abstractNumId w:val="24"/>
-  </w:num>
-  <w:num w:numId="5">
-    <w:abstractNumId w:val="28"/>
-  </w:num>
-  <w:num w:numId="6">
+  <w:num w:numId="14">
     <w:abstractNumId w:val="40"/>
   </w:num>
-  <w:num w:numId="7">
-    <w:abstractNumId w:val="52"/>
+  <w:num w:numId="15">
+    <w:abstractNumId w:val="6"/>
   </w:num>
-  <w:num w:numId="8">
-    <w:abstractNumId w:val="37"/>
+  <w:num w:numId="16">
+    <w:abstractNumId w:val="50"/>
   </w:num>
-  <w:num w:numId="9">
-    <w:abstractNumId w:val="55"/>
+  <w:num w:numId="17">
+    <w:abstractNumId w:val="49"/>
   </w:num>
-  <w:num w:numId="10">
-    <w:abstractNumId w:val="34"/>
-  </w:num>
-  <w:num w:numId="11">
-    <w:abstractNumId w:val="32"/>
-  </w:num>
-  <w:num w:numId="12">
-    <w:abstractNumId w:val="13"/>
-  </w:num>
-  <w:num w:numId="13">
+  <w:num w:numId="18">
     <w:abstractNumId w:val="54"/>
   </w:num>
-  <w:num w:numId="14">
-    <w:abstractNumId w:val="38"/>
-  </w:num>
-  <w:num w:numId="15">
-    <w:abstractNumId w:val="5"/>
-  </w:num>
-  <w:num w:numId="16">
-    <w:abstractNumId w:val="47"/>
-  </w:num>
-  <w:num w:numId="17">
-    <w:abstractNumId w:val="46"/>
-  </w:num>
-  <w:num w:numId="18">
-    <w:abstractNumId w:val="51"/>
-  </w:num>
   <w:num w:numId="19">
-    <w:abstractNumId w:val="53"/>
+    <w:abstractNumId w:val="57"/>
   </w:num>
   <w:num w:numId="20">
     <w:abstractNumId w:val="1"/>
   </w:num>
   <w:num w:numId="21">
-    <w:abstractNumId w:val="27"/>
+    <w:abstractNumId w:val="28"/>
   </w:num>
   <w:num w:numId="22">
-    <w:abstractNumId w:val="25"/>
+    <w:abstractNumId w:val="26"/>
   </w:num>
   <w:num w:numId="23">
+    <w:abstractNumId w:val="32"/>
+  </w:num>
+  <w:num w:numId="24">
+    <w:abstractNumId w:val="8"/>
+  </w:num>
+  <w:num w:numId="25">
+    <w:abstractNumId w:val="11"/>
+  </w:num>
+  <w:num w:numId="26">
+    <w:abstractNumId w:val="51"/>
+  </w:num>
+  <w:num w:numId="27">
+    <w:abstractNumId w:val="38"/>
+  </w:num>
+  <w:num w:numId="28">
     <w:abstractNumId w:val="31"/>
   </w:num>
-  <w:num w:numId="24">
+  <w:num w:numId="29">
+    <w:abstractNumId w:val="16"/>
+  </w:num>
+  <w:num w:numId="30">
+    <w:abstractNumId w:val="47"/>
+  </w:num>
+  <w:num w:numId="31">
+    <w:abstractNumId w:val="18"/>
+  </w:num>
+  <w:num w:numId="32">
+    <w:abstractNumId w:val="46"/>
+  </w:num>
+  <w:num w:numId="33">
+    <w:abstractNumId w:val="17"/>
+  </w:num>
+  <w:num w:numId="34">
+    <w:abstractNumId w:val="9"/>
+  </w:num>
+  <w:num w:numId="35">
     <w:abstractNumId w:val="7"/>
   </w:num>
-  <w:num w:numId="25">
+  <w:num w:numId="36">
+    <w:abstractNumId w:val="5"/>
+  </w:num>
+  <w:num w:numId="37">
+    <w:abstractNumId w:val="62"/>
+  </w:num>
+  <w:num w:numId="38">
+    <w:abstractNumId w:val="30"/>
+  </w:num>
+  <w:num w:numId="39">
     <w:abstractNumId w:val="10"/>
   </w:num>
-  <w:num w:numId="26">
+  <w:num w:numId="40">
+    <w:abstractNumId w:val="41"/>
+  </w:num>
+  <w:num w:numId="41">
+    <w:abstractNumId w:val="20"/>
+  </w:num>
+  <w:num w:numId="42">
     <w:abstractNumId w:val="48"/>
   </w:num>
-  <w:num w:numId="27">
-    <w:abstractNumId w:val="36"/>
-  </w:num>
-  <w:num w:numId="28">
-    <w:abstractNumId w:val="30"/>
-  </w:num>
-  <w:num w:numId="29">
-    <w:abstractNumId w:val="15"/>
-  </w:num>
-  <w:num w:numId="30">
-    <w:abstractNumId w:val="44"/>
-  </w:num>
-  <w:num w:numId="31">
-    <w:abstractNumId w:val="17"/>
-  </w:num>
-  <w:num w:numId="32">
-    <w:abstractNumId w:val="43"/>
-  </w:num>
-  <w:num w:numId="33">
-    <w:abstractNumId w:val="16"/>
-  </w:num>
-  <w:num w:numId="34">
-    <w:abstractNumId w:val="8"/>
-  </w:num>
-  <w:num w:numId="35">
-    <w:abstractNumId w:val="6"/>
-  </w:num>
-  <w:num w:numId="36">
-    <w:abstractNumId w:val="4"/>
-  </w:num>
-  <w:num w:numId="37">
-    <w:abstractNumId w:val="58"/>
-  </w:num>
-  <w:num w:numId="38">
-    <w:abstractNumId w:val="29"/>
-  </w:num>
-  <w:num w:numId="39">
-    <w:abstractNumId w:val="9"/>
-  </w:num>
-  <w:num w:numId="40">
-    <w:abstractNumId w:val="39"/>
-  </w:num>
-  <w:num w:numId="41">
-    <w:abstractNumId w:val="19"/>
-  </w:num>
-  <w:num w:numId="42">
-    <w:abstractNumId w:val="45"/>
-  </w:num>
   <w:num w:numId="43">
-    <w:abstractNumId w:val="11"/>
+    <w:abstractNumId w:val="12"/>
   </w:num>
   <w:num w:numId="44">
-    <w:abstractNumId w:val="22"/>
+    <w:abstractNumId w:val="23"/>
   </w:num>
   <w:num w:numId="45">
-    <w:abstractNumId w:val="23"/>
+    <w:abstractNumId w:val="24"/>
   </w:num>
   <w:num w:numId="46">
-    <w:abstractNumId w:val="56"/>
+    <w:abstractNumId w:val="60"/>
   </w:num>
   <w:num w:numId="47">
     <w:abstractNumId w:val="2"/>
   </w:num>
   <w:num w:numId="48">
-    <w:abstractNumId w:val="42"/>
+    <w:abstractNumId w:val="45"/>
   </w:num>
   <w:num w:numId="49">
-    <w:abstractNumId w:val="12"/>
+    <w:abstractNumId w:val="13"/>
   </w:num>
   <w:num w:numId="50">
-    <w:abstractNumId w:val="57"/>
+    <w:abstractNumId w:val="61"/>
   </w:num>
   <w:num w:numId="51">
-    <w:abstractNumId w:val="26"/>
+    <w:abstractNumId w:val="27"/>
   </w:num>
   <w:num w:numId="52">
-    <w:abstractNumId w:val="50"/>
+    <w:abstractNumId w:val="53"/>
   </w:num>
   <w:num w:numId="53">
-    <w:abstractNumId w:val="21"/>
+    <w:abstractNumId w:val="22"/>
   </w:num>
   <w:num w:numId="54">
-    <w:abstractNumId w:val="33"/>
+    <w:abstractNumId w:val="34"/>
   </w:num>
   <w:num w:numId="55">
-    <w:abstractNumId w:val="49"/>
+    <w:abstractNumId w:val="52"/>
   </w:num>
   <w:num w:numId="56">
-    <w:abstractNumId w:val="41"/>
+    <w:abstractNumId w:val="44"/>
   </w:num>
   <w:num w:numId="57">
-    <w:abstractNumId w:val="18"/>
+    <w:abstractNumId w:val="19"/>
   </w:num>
   <w:num w:numId="58">
     <w:abstractNumId w:val="3"/>
   </w:num>
   <w:num w:numId="59">
-    <w:abstractNumId w:val="59"/>
+    <w:abstractNumId w:val="63"/>
   </w:num>
   <w:num w:numId="60">
-    <w:abstractNumId w:val="20"/>
+    <w:abstractNumId w:val="21"/>
+  </w:num>
+  <w:num w:numId="61">
+    <w:abstractNumId w:val="56"/>
+  </w:num>
+  <w:num w:numId="62">
+    <w:abstractNumId w:val="42"/>
+  </w:num>
+  <w:num w:numId="63">
+    <w:abstractNumId w:val="4"/>
+  </w:num>
+  <w:num w:numId="64">
+    <w:abstractNumId w:val="36"/>
   </w:num>
   <w:numIdMacAtCleanup w:val="60"/>
 </w:numbering>
@@ -23794,30 +26014,6 @@
 </file>
 
 <file path=customXml/item1.xml><?xml version="1.0" encoding="utf-8"?>
-<b:Sources xmlns:b="http://schemas.openxmlformats.org/officeDocument/2006/bibliography" xmlns="http://schemas.openxmlformats.org/officeDocument/2006/bibliography" SelectedStyle="\APASixthEditionOfficeOnline.xsl" StyleName="APA" Version="6"/>
-</file>
-
-<file path=customXml/item2.xml><?xml version="1.0" encoding="utf-8"?>
-<?mso-contentType ?>
-<FormTemplates xmlns="http://schemas.microsoft.com/sharepoint/v3/contenttype/forms">
-  <Display>DocumentLibraryForm</Display>
-  <Edit>DocumentLibraryForm</Edit>
-  <New>DocumentLibraryForm</New>
-</FormTemplates>
-</file>
-
-<file path=customXml/item3.xml><?xml version="1.0" encoding="utf-8"?>
-<p:properties xmlns:p="http://schemas.microsoft.com/office/2006/metadata/properties" xmlns:xsi="http://www.w3.org/2001/XMLSchema-instance" xmlns:pc="http://schemas.microsoft.com/office/infopath/2007/PartnerControls">
-  <documentManagement>
-    <TaxCatchAll xmlns="67a0edcd-0de5-43ed-8c27-e32f38a00c91" xsi:nil="true"/>
-    <lcf76f155ced4ddcb4097134ff3c332f xmlns="42760c81-fd8e-4d59-8953-7cdb9f38b14f">
-      <Terms xmlns="http://schemas.microsoft.com/office/infopath/2007/PartnerControls"/>
-    </lcf76f155ced4ddcb4097134ff3c332f>
-  </documentManagement>
-</p:properties>
-</file>
-
-<file path=customXml/item4.xml><?xml version="1.0" encoding="utf-8"?>
 <ct:contentTypeSchema xmlns:ct="http://schemas.microsoft.com/office/2006/metadata/contentType" xmlns:ma="http://schemas.microsoft.com/office/2006/metadata/properties/metaAttributes" ct:_="" ma:_="" ma:contentTypeName="Documento" ma:contentTypeID="0x01010005252A1EF3BD024F856B47B579AB5244" ma:contentTypeVersion="12" ma:contentTypeDescription="Crear nuevo documento." ma:contentTypeScope="" ma:versionID="32d0e18b85ac20c34eab62df21c0cf58">
   <xsd:schema xmlns:xsd="http://www.w3.org/2001/XMLSchema" xmlns:xs="http://www.w3.org/2001/XMLSchema" xmlns:p="http://schemas.microsoft.com/office/2006/metadata/properties" xmlns:ns2="42760c81-fd8e-4d59-8953-7cdb9f38b14f" xmlns:ns3="67a0edcd-0de5-43ed-8c27-e32f38a00c91" targetNamespace="http://schemas.microsoft.com/office/2006/metadata/properties" ma:root="true" ma:fieldsID="cc2c149e99f10870fd5bc3964e5386d3" ns2:_="" ns3:_="">
     <xsd:import namespace="42760c81-fd8e-4d59-8953-7cdb9f38b14f"/>
@@ -24018,15 +26214,61 @@
 </ct:contentTypeSchema>
 </file>
 
+<file path=customXml/item2.xml><?xml version="1.0" encoding="utf-8"?>
+<p:properties xmlns:p="http://schemas.microsoft.com/office/2006/metadata/properties" xmlns:xsi="http://www.w3.org/2001/XMLSchema-instance" xmlns:pc="http://schemas.microsoft.com/office/infopath/2007/PartnerControls">
+  <documentManagement>
+    <TaxCatchAll xmlns="67a0edcd-0de5-43ed-8c27-e32f38a00c91" xsi:nil="true"/>
+    <lcf76f155ced4ddcb4097134ff3c332f xmlns="42760c81-fd8e-4d59-8953-7cdb9f38b14f">
+      <Terms xmlns="http://schemas.microsoft.com/office/infopath/2007/PartnerControls"/>
+    </lcf76f155ced4ddcb4097134ff3c332f>
+  </documentManagement>
+</p:properties>
+</file>
+
+<file path=customXml/item3.xml><?xml version="1.0" encoding="utf-8"?>
+<?mso-contentType ?>
+<FormTemplates xmlns="http://schemas.microsoft.com/sharepoint/v3/contenttype/forms">
+  <Display>DocumentLibraryForm</Display>
+  <Edit>DocumentLibraryForm</Edit>
+  <New>DocumentLibraryForm</New>
+</FormTemplates>
+</file>
+
+<file path=customXml/item4.xml><?xml version="1.0" encoding="utf-8"?>
+<b:Sources xmlns:b="http://schemas.openxmlformats.org/officeDocument/2006/bibliography" xmlns="http://schemas.openxmlformats.org/officeDocument/2006/bibliography" SelectedStyle="\APASixthEditionOfficeOnline.xsl" StyleName="APA" Version="6"/>
+</file>
+
 <file path=customXml/itemProps1.xml><?xml version="1.0" encoding="utf-8"?>
-<ds:datastoreItem xmlns:ds="http://schemas.openxmlformats.org/officeDocument/2006/customXml" ds:itemID="{EAE431FD-7059-4C09-804B-C9D69EB7B213}">
+<ds:datastoreItem xmlns:ds="http://schemas.openxmlformats.org/officeDocument/2006/customXml" ds:itemID="{FD712249-23E9-4F2C-8A2B-E4C7F4CB1F1A}">
   <ds:schemaRefs>
-    <ds:schemaRef ds:uri="http://schemas.openxmlformats.org/officeDocument/2006/bibliography"/>
+    <ds:schemaRef ds:uri="http://schemas.microsoft.com/office/2006/metadata/contentType"/>
+    <ds:schemaRef ds:uri="http://schemas.microsoft.com/office/2006/metadata/properties/metaAttributes"/>
+    <ds:schemaRef ds:uri="http://www.w3.org/2001/XMLSchema"/>
+    <ds:schemaRef ds:uri="http://schemas.microsoft.com/office/2006/metadata/properties"/>
+    <ds:schemaRef ds:uri="42760c81-fd8e-4d59-8953-7cdb9f38b14f"/>
+    <ds:schemaRef ds:uri="67a0edcd-0de5-43ed-8c27-e32f38a00c91"/>
+    <ds:schemaRef ds:uri="http://schemas.microsoft.com/office/2006/documentManagement/types"/>
+    <ds:schemaRef ds:uri="http://schemas.microsoft.com/office/infopath/2007/PartnerControls"/>
+    <ds:schemaRef ds:uri="http://schemas.openxmlformats.org/package/2006/metadata/core-properties"/>
+    <ds:schemaRef ds:uri="http://purl.org/dc/elements/1.1/"/>
+    <ds:schemaRef ds:uri="http://purl.org/dc/terms/"/>
+    <ds:schemaRef ds:uri="http://schemas.microsoft.com/internal/obd"/>
   </ds:schemaRefs>
 </ds:datastoreItem>
 </file>
 
 <file path=customXml/itemProps2.xml><?xml version="1.0" encoding="utf-8"?>
+<ds:datastoreItem xmlns:ds="http://schemas.openxmlformats.org/officeDocument/2006/customXml" ds:itemID="{1279454D-02BE-4A9C-A117-DCD1573E2608}">
+  <ds:schemaRefs>
+    <ds:schemaRef ds:uri="http://schemas.microsoft.com/office/2006/metadata/properties"/>
+    <ds:schemaRef ds:uri="http://schemas.microsoft.com/office/infopath/2007/PartnerControls"/>
+    <ds:schemaRef ds:uri="67a0edcd-0de5-43ed-8c27-e32f38a00c91"/>
+    <ds:schemaRef ds:uri="42760c81-fd8e-4d59-8953-7cdb9f38b14f"/>
+  </ds:schemaRefs>
+</ds:datastoreItem>
+</file>
+
+<file path=customXml/itemProps3.xml><?xml version="1.0" encoding="utf-8"?>
 <ds:datastoreItem xmlns:ds="http://schemas.openxmlformats.org/officeDocument/2006/customXml" ds:itemID="{10663269-2064-4804-8290-36D4A57F5557}">
   <ds:schemaRefs>
     <ds:schemaRef ds:uri="http://schemas.microsoft.com/sharepoint/v3/contenttype/forms"/>
@@ -24034,17 +26276,10 @@
 </ds:datastoreItem>
 </file>
 
-<file path=customXml/itemProps3.xml><?xml version="1.0" encoding="utf-8"?>
-<ds:datastoreItem xmlns:ds="http://schemas.openxmlformats.org/officeDocument/2006/customXml" ds:itemID="{1279454D-02BE-4A9C-A117-DCD1573E2608}">
+<file path=customXml/itemProps4.xml><?xml version="1.0" encoding="utf-8"?>
+<ds:datastoreItem xmlns:ds="http://schemas.openxmlformats.org/officeDocument/2006/customXml" ds:itemID="{EAE431FD-7059-4C09-804B-C9D69EB7B213}">
   <ds:schemaRefs>
-    <ds:schemaRef ds:uri="http://schemas.microsoft.com/office/2006/metadata/properties"/>
-    <ds:schemaRef ds:uri="http://schemas.microsoft.com/office/infopath/2007/PartnerControls"/>
-    <ds:schemaRef ds:uri="13c90a0b-73bc-4dc0-be5f-28d77b615beb"/>
-    <ds:schemaRef ds:uri="13c93bba-48ce-428c-bfe5-88b42c19b028"/>
+    <ds:schemaRef ds:uri="http://schemas.openxmlformats.org/officeDocument/2006/bibliography"/>
   </ds:schemaRefs>
 </ds:datastoreItem>
-</file>
-
-<file path=customXml/itemProps4.xml><?xml version="1.0" encoding="utf-8"?>
-<ds:datastoreItem xmlns:ds="http://schemas.openxmlformats.org/officeDocument/2006/customXml" ds:itemID="{FD712249-23E9-4F2C-8A2B-E4C7F4CB1F1A}"/>
 </file>
--- a/fuentes/63520002_CF02_DU.docx
+++ b/fuentes/63520002_CF02_DU.docx
@@ -1,6 +1,6 @@
 
 <file path=word/document.xml><?xml version="1.0" encoding="utf-8"?>
-<w:document xmlns:wpc="http://schemas.microsoft.com/office/word/2010/wordprocessingCanvas" xmlns:cx="http://schemas.microsoft.com/office/drawing/2014/chartex" xmlns:cx1="http://schemas.microsoft.com/office/drawing/2015/9/8/chartex" xmlns:cx2="http://schemas.microsoft.com/office/drawing/2015/10/21/chartex" xmlns:cx3="http://schemas.microsoft.com/office/drawing/2016/5/9/chartex" xmlns:cx4="http://schemas.microsoft.com/office/drawing/2016/5/10/chartex" xmlns:cx5="http://schemas.microsoft.com/office/drawing/2016/5/11/chartex" xmlns:cx6="http://schemas.microsoft.com/office/drawing/2016/5/12/chartex" xmlns:cx7="http://schemas.microsoft.com/office/drawing/2016/5/13/chartex" xmlns:cx8="http://schemas.microsoft.com/office/drawing/2016/5/14/chartex" xmlns:mc="http://schemas.openxmlformats.org/markup-compatibility/2006" xmlns:aink="http://schemas.microsoft.com/office/drawing/2016/ink" xmlns:am3d="http://schemas.microsoft.com/office/drawing/2017/model3d" xmlns:o="urn:schemas-microsoft-com:office:office" xmlns:r="http://schemas.openxmlformats.org/officeDocument/2006/relationships" xmlns:m="http://schemas.openxmlformats.org/officeDocument/2006/math" xmlns:v="urn:schemas-microsoft-com:vml" xmlns:wp14="http://schemas.microsoft.com/office/word/2010/wordprocessingDrawing" xmlns:wp="http://schemas.openxmlformats.org/drawingml/2006/wordprocessingDrawing" xmlns:w10="urn:schemas-microsoft-com:office:word" xmlns:w="http://schemas.openxmlformats.org/wordprocessingml/2006/main" xmlns:w14="http://schemas.microsoft.com/office/word/2010/wordml" xmlns:w15="http://schemas.microsoft.com/office/word/2012/wordml" xmlns:w16cex="http://schemas.microsoft.com/office/word/2018/wordml/cex" xmlns:w16cid="http://schemas.microsoft.com/office/word/2016/wordml/cid" xmlns:w16="http://schemas.microsoft.com/office/word/2018/wordml" xmlns:w16sdtdh="http://schemas.microsoft.com/office/word/2020/wordml/sdtdatahash" xmlns:w16se="http://schemas.microsoft.com/office/word/2015/wordml/symex" xmlns:wpg="http://schemas.microsoft.com/office/word/2010/wordprocessingGroup" xmlns:wpi="http://schemas.microsoft.com/office/word/2010/wordprocessingInk" xmlns:wne="http://schemas.microsoft.com/office/word/2006/wordml" xmlns:wps="http://schemas.microsoft.com/office/word/2010/wordprocessingShape" mc:Ignorable="w14 w15 w16se w16cid w16 w16cex w16sdtdh wp14">
+<w:document xmlns:wpc="http://schemas.microsoft.com/office/word/2010/wordprocessingCanvas" xmlns:cx="http://schemas.microsoft.com/office/drawing/2014/chartex" xmlns:cx1="http://schemas.microsoft.com/office/drawing/2015/9/8/chartex" xmlns:cx2="http://schemas.microsoft.com/office/drawing/2015/10/21/chartex" xmlns:cx3="http://schemas.microsoft.com/office/drawing/2016/5/9/chartex" xmlns:cx4="http://schemas.microsoft.com/office/drawing/2016/5/10/chartex" xmlns:cx5="http://schemas.microsoft.com/office/drawing/2016/5/11/chartex" xmlns:cx6="http://schemas.microsoft.com/office/drawing/2016/5/12/chartex" xmlns:cx7="http://schemas.microsoft.com/office/drawing/2016/5/13/chartex" xmlns:cx8="http://schemas.microsoft.com/office/drawing/2016/5/14/chartex" xmlns:mc="http://schemas.openxmlformats.org/markup-compatibility/2006" xmlns:aink="http://schemas.microsoft.com/office/drawing/2016/ink" xmlns:am3d="http://schemas.microsoft.com/office/drawing/2017/model3d" xmlns:o="urn:schemas-microsoft-com:office:office" xmlns:oel="http://schemas.microsoft.com/office/2019/extlst" xmlns:r="http://schemas.openxmlformats.org/officeDocument/2006/relationships" xmlns:m="http://schemas.openxmlformats.org/officeDocument/2006/math" xmlns:v="urn:schemas-microsoft-com:vml" xmlns:wp14="http://schemas.microsoft.com/office/word/2010/wordprocessingDrawing" xmlns:wp="http://schemas.openxmlformats.org/drawingml/2006/wordprocessingDrawing" xmlns:w10="urn:schemas-microsoft-com:office:word" xmlns:w="http://schemas.openxmlformats.org/wordprocessingml/2006/main" xmlns:w14="http://schemas.microsoft.com/office/word/2010/wordml" xmlns:w15="http://schemas.microsoft.com/office/word/2012/wordml" xmlns:w16cex="http://schemas.microsoft.com/office/word/2018/wordml/cex" xmlns:w16cid="http://schemas.microsoft.com/office/word/2016/wordml/cid" xmlns:w16="http://schemas.microsoft.com/office/word/2018/wordml" xmlns:w16du="http://schemas.microsoft.com/office/word/2023/wordml/word16du" xmlns:w16sdtdh="http://schemas.microsoft.com/office/word/2020/wordml/sdtdatahash" xmlns:w16sdtfl="http://schemas.microsoft.com/office/word/2024/wordml/sdtformatlock" xmlns:w16se="http://schemas.microsoft.com/office/word/2015/wordml/symex" xmlns:wpg="http://schemas.microsoft.com/office/word/2010/wordprocessingGroup" xmlns:wpi="http://schemas.microsoft.com/office/word/2010/wordprocessingInk" xmlns:wne="http://schemas.microsoft.com/office/word/2006/wordml" xmlns:wps="http://schemas.microsoft.com/office/word/2010/wordprocessingShape" mc:Ignorable="w14 w15 w16se w16cid w16 w16cex w16sdtdh w16sdtfl w16du wp14">
   <w:body>
     <w:p>
       <w:pPr>
@@ -205,7 +205,7 @@
               </wp:anchor>
             </w:drawing>
           </mc:Choice>
-          <mc:Fallback xmlns:oel="http://schemas.microsoft.com/office/2019/extlst">
+          <mc:Fallback>
             <w:pict>
               <v:rect w14:anchorId="4C256C62" id="Rectángulo 3" o:spid="_x0000_s1026" alt="&quot;&quot;" style="position:absolute;margin-left:-55.95pt;margin-top:26.4pt;width:613.85pt;height:164.25pt;z-index:-251655168;visibility:visible;mso-wrap-style:square;mso-height-percent:0;mso-wrap-distance-left:9pt;mso-wrap-distance-top:0;mso-wrap-distance-right:9pt;mso-wrap-distance-bottom:0;mso-position-horizontal:absolute;mso-position-horizontal-relative:text;mso-position-vertical:absolute;mso-position-vertical-relative:text;mso-height-percent:0;mso-height-relative:margin;v-text-anchor:middle" o:gfxdata="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" fillcolor="#00314d" stroked="f" strokeweight="1pt"/>
             </w:pict>
@@ -318,7 +318,7 @@
                 <v:stroke joinstyle="miter"/>
                 <v:path gradientshapeok="t" o:connecttype="rect"/>
               </v:shapetype>
-              <v:shape id="Cuadro de texto 2" o:spid="_x0000_s1026" type="#_x0000_t202" alt="&quot;&quot;" style="position:absolute;left:0;text-align:left;margin-left:-25.2pt;margin-top:21.9pt;width:549pt;height:102.95pt;z-index:251663360;visibility:visible;mso-wrap-style:square;mso-width-percent:0;mso-height-percent:0;mso-wrap-distance-left:9pt;mso-wrap-distance-top:3.6pt;mso-wrap-distance-right:9pt;mso-wrap-distance-bottom:3.6pt;mso-position-horizontal:absolute;mso-position-horizontal-relative:margin;mso-position-vertical:absolute;mso-position-vertical-relative:text;mso-width-percent:0;mso-height-percent:0;mso-width-relative:margin;mso-height-relative:margin;v-text-anchor:top" o:gfxdata="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" filled="f" stroked="f">
+              <v:shape id="Cuadro de texto 2" o:spid="_x0000_s1026" type="#_x0000_t202" alt="&quot;&quot;" style="position:absolute;left:0;text-align:left;margin-left:-25.2pt;margin-top:21.9pt;width:549pt;height:102.95pt;z-index:251663360;visibility:visible;mso-wrap-style:square;mso-width-percent:0;mso-height-percent:0;mso-wrap-distance-left:9pt;mso-wrap-distance-top:3.6pt;mso-wrap-distance-right:9pt;mso-wrap-distance-bottom:3.6pt;mso-position-horizontal:absolute;mso-position-horizontal-relative:margin;mso-position-vertical:absolute;mso-position-vertical-relative:text;mso-width-percent:0;mso-height-percent:0;mso-width-relative:margin;mso-height-relative:margin;v-text-anchor:top" o:gfxdata="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" filled="f" stroked="f">
                 <v:textbox>
                   <w:txbxContent>
                     <w:p>
@@ -521,7 +521,6 @@
           <w:docPartUnique/>
         </w:docPartObj>
       </w:sdtPr>
-      <w:sdtEndPr/>
       <w:sdtContent>
         <w:p>
           <w:pPr>
@@ -2851,15 +2850,7 @@
     </w:p>
     <w:p>
       <w:r>
-        <w:t>La masa madre es el corazón del pan artesanal: su correcta elaboración y alimentación garantizan una fermentación equilibrada que aporta aroma, textura y valor nutricional (</w:t>
-      </w:r>
-      <w:proofErr w:type="spellStart"/>
-      <w:r>
-        <w:t>Wing</w:t>
-      </w:r>
-      <w:proofErr w:type="spellEnd"/>
-      <w:r>
-        <w:t xml:space="preserve"> &amp; Scott, 2021). Además, el conocimiento de las variables de control (temperatura, tiempo, hidratación) permite al panadero obtener resultados consistentes y de alta calidad. La producción de pan implica el manejo de fórmulas, técnicas de amasado, moldeado y horneado que, integradas con las Buenas Prácticas de Manufactura, aseguran un producto inocuo.</w:t>
+        <w:t>La masa madre es el corazón del pan artesanal: su correcta elaboración y alimentación garantizan una fermentación equilibrada que aporta aroma, textura y valor nutricional (Wing &amp; Scott, 2021). Además, el conocimiento de las variables de control (temperatura, tiempo, hidratación) permite al panadero obtener resultados consistentes y de alta calidad. La producción de pan implica el manejo de fórmulas, técnicas de amasado, moldeado y horneado que, integradas con las Buenas Prácticas de Manufactura, aseguran un producto inocuo.</w:t>
       </w:r>
     </w:p>
     <w:p>
@@ -3328,13 +3319,6 @@
     </w:p>
     <w:p>
       <w:pPr>
-        <w:rPr>
-          <w:lang w:val="es-419" w:eastAsia="es-CO"/>
-        </w:rPr>
-      </w:pPr>
-    </w:p>
-    <w:p>
-      <w:pPr>
         <w:pStyle w:val="Tabla"/>
         <w:rPr>
           <w:lang w:val="es-419" w:eastAsia="es-CO"/>
@@ -3344,6 +3328,7 @@
         <w:rPr>
           <w:lang w:val="es-419" w:eastAsia="es-CO"/>
         </w:rPr>
+        <w:lastRenderedPageBreak/>
         <w:t>Características del agua para panificación</w:t>
       </w:r>
     </w:p>
@@ -3676,6 +3661,7 @@
       <w:proofErr w:type="spellStart"/>
       <w:r>
         <w:rPr>
+          <w:rStyle w:val="Extranjerismo"/>
           <w:lang w:val="es-419" w:eastAsia="es-CO"/>
         </w:rPr>
         <w:t>Bacillus</w:t>
@@ -3683,6 +3669,7 @@
       <w:proofErr w:type="spellEnd"/>
       <w:r>
         <w:rPr>
+          <w:rStyle w:val="Extranjerismo"/>
           <w:lang w:val="es-419" w:eastAsia="es-CO"/>
         </w:rPr>
         <w:t xml:space="preserve"> </w:t>
@@ -3690,6 +3677,7 @@
       <w:proofErr w:type="spellStart"/>
       <w:r>
         <w:rPr>
+          <w:rStyle w:val="Extranjerismo"/>
           <w:lang w:val="es-419" w:eastAsia="es-CO"/>
         </w:rPr>
         <w:t>cereus</w:t>
@@ -3762,7 +3750,6 @@
           <w:bCs/>
           <w:lang w:val="es-419" w:eastAsia="es-CO"/>
         </w:rPr>
-        <w:lastRenderedPageBreak/>
         <w:t>Identificación del producto</w:t>
       </w:r>
       <w:r>
@@ -3789,6 +3776,7 @@
           <w:bCs/>
           <w:lang w:val="es-419" w:eastAsia="es-CO"/>
         </w:rPr>
+        <w:lastRenderedPageBreak/>
         <w:t>Análisis proximal</w:t>
       </w:r>
       <w:r>
@@ -3826,6 +3814,7 @@
       <w:proofErr w:type="spellStart"/>
       <w:r>
         <w:rPr>
+          <w:rStyle w:val="Extranjerismo"/>
           <w:lang w:val="es-419" w:eastAsia="es-CO"/>
         </w:rPr>
         <w:t>Escherichia</w:t>
@@ -3833,6 +3822,7 @@
       <w:proofErr w:type="spellEnd"/>
       <w:r>
         <w:rPr>
+          <w:rStyle w:val="Extranjerismo"/>
           <w:lang w:val="es-419" w:eastAsia="es-CO"/>
         </w:rPr>
         <w:t xml:space="preserve"> </w:t>
@@ -3840,6 +3830,7 @@
       <w:proofErr w:type="spellStart"/>
       <w:r>
         <w:rPr>
+          <w:rStyle w:val="Extranjerismo"/>
           <w:lang w:val="es-419" w:eastAsia="es-CO"/>
         </w:rPr>
         <w:t>coli</w:t>
@@ -3849,11 +3840,25 @@
         <w:rPr>
           <w:lang w:val="es-419" w:eastAsia="es-CO"/>
         </w:rPr>
-        <w:t xml:space="preserve">, Salmonella, </w:t>
+        <w:t xml:space="preserve">, </w:t>
+      </w:r>
+      <w:r>
+        <w:rPr>
+          <w:rStyle w:val="Extranjerismo"/>
+          <w:lang w:val="es-419" w:eastAsia="es-CO"/>
+        </w:rPr>
+        <w:t>Salmonella</w:t>
+      </w:r>
+      <w:r>
+        <w:rPr>
+          <w:lang w:val="es-419" w:eastAsia="es-CO"/>
+        </w:rPr>
+        <w:t xml:space="preserve">, </w:t>
       </w:r>
       <w:proofErr w:type="spellStart"/>
       <w:r>
         <w:rPr>
+          <w:rStyle w:val="Extranjerismo"/>
           <w:lang w:val="es-419" w:eastAsia="es-CO"/>
         </w:rPr>
         <w:t>Bacillus</w:t>
@@ -3861,6 +3866,7 @@
       <w:proofErr w:type="spellEnd"/>
       <w:r>
         <w:rPr>
+          <w:rStyle w:val="Extranjerismo"/>
           <w:lang w:val="es-419" w:eastAsia="es-CO"/>
         </w:rPr>
         <w:t xml:space="preserve"> </w:t>
@@ -3868,6 +3874,7 @@
       <w:proofErr w:type="spellStart"/>
       <w:r>
         <w:rPr>
+          <w:rStyle w:val="Extranjerismo"/>
           <w:lang w:val="es-419" w:eastAsia="es-CO"/>
         </w:rPr>
         <w:t>cereus</w:t>
@@ -4229,7 +4236,6 @@
               <w:pStyle w:val="TextoTablas"/>
             </w:pPr>
             <w:r>
-              <w:lastRenderedPageBreak/>
               <w:t>Gluten seco</w:t>
             </w:r>
           </w:p>
@@ -4258,6 +4264,7 @@
               <w:pStyle w:val="TextoTablas"/>
             </w:pPr>
             <w:r>
+              <w:lastRenderedPageBreak/>
               <w:t>Recuento de aerobios mesófilos</w:t>
             </w:r>
           </w:p>
@@ -4559,14 +4566,14 @@
         <w:rPr>
           <w:lang w:val="es-419" w:eastAsia="es-CO"/>
         </w:rPr>
-        <w:t xml:space="preserve">El almacenamiento adecuado de las materias primas es esencial para preservar su calidad y evitar contaminaciones. Las harinas deben guardarse en recipientes herméticos o en sacos sobre estibas (separadas del piso al menos 15 cm y de las paredes 50 cm), en un lugar fresco (temperatura inferior a 25 °C), seco (humedad </w:t>
+        <w:t xml:space="preserve">El almacenamiento adecuado de las materias primas es esencial para preservar su calidad y evitar contaminaciones. Las harinas deben guardarse en recipientes herméticos o en sacos sobre estibas (separadas del piso al menos 15 cm y de las paredes 50 cm), en un lugar fresco (temperatura inferior a 25 °C), seco (humedad relativa &lt; 60 %) y ventilado (Viteri &amp; Cordero, 2024). El agua debe almacenarse en </w:t>
       </w:r>
       <w:r>
         <w:rPr>
           <w:lang w:val="es-419" w:eastAsia="es-CO"/>
         </w:rPr>
         <w:lastRenderedPageBreak/>
-        <w:t>relativa &lt; 60 %) y ventilado (Viteri &amp; Cordero, 2024). El agua debe almacenarse en recipientes limpios y tapados, preferiblemente de acero inoxidable o plástico grado alimenticio. La sal se conserva en envases cerrados en lugar seco para evitar que absorba humedad. Es fundamental aplicar el principio PEPS (Primero en Entrar, Primero en Salir) para rotar inventarios y evitar el vencimiento. Se recomienda inspeccionar periódicamente la presencia de plagas o signos de humedad.</w:t>
+        <w:t>recipientes limpios y tapados, preferiblemente de acero inoxidable o plástico grado alimenticio. La sal se conserva en envases cerrados en lugar seco para evitar que absorba humedad. Es fundamental aplicar el principio PEPS (Primero en Entrar, Primero en Salir) para rotar inventarios y evitar el vencimiento. Se recomienda inspeccionar periódicamente la presencia de plagas o signos de humedad.</w:t>
       </w:r>
     </w:p>
     <w:p>
@@ -4678,41 +4685,45 @@
     <w:p>
       <w:pPr>
         <w:rPr>
-          <w:lang w:val="es-419" w:eastAsia="es-CO"/>
-        </w:rPr>
-      </w:pPr>
-      <w:r>
-        <w:rPr>
-          <w:lang w:val="es-419" w:eastAsia="es-CO"/>
-        </w:rPr>
-        <w:t>Recepción y almacenamiento de un lote de harina de trigo fortificada</w:t>
-      </w:r>
-    </w:p>
-    <w:p>
-      <w:pPr>
-        <w:rPr>
-          <w:lang w:val="es-419" w:eastAsia="es-CO"/>
-        </w:rPr>
-      </w:pPr>
-      <w:r>
-        <w:rPr>
-          <w:lang w:val="es-419" w:eastAsia="es-CO"/>
-        </w:rPr>
-        <w:t>Una panadería artesanal recibe un lote de harina de trigo fortificada “3 Castillos Premium” para la producción de pan con masa madre. Para garantizar la calidad e inocuidad de la materia prima, el responsable de la recepción debe realizar las siguientes actividades:</w:t>
-      </w:r>
-    </w:p>
-    <w:p>
-      <w:pPr>
-        <w:rPr>
-          <w:lang w:val="es-419" w:eastAsia="es-CO"/>
-        </w:rPr>
-      </w:pPr>
-      <w:r>
-        <w:rPr>
           <w:b/>
           <w:bCs/>
           <w:lang w:val="es-419" w:eastAsia="es-CO"/>
         </w:rPr>
+      </w:pPr>
+      <w:r>
+        <w:rPr>
+          <w:b/>
+          <w:bCs/>
+          <w:lang w:val="es-419" w:eastAsia="es-CO"/>
+        </w:rPr>
+        <w:t>Recepción y almacenamiento de un lote de harina de trigo fortificada</w:t>
+      </w:r>
+    </w:p>
+    <w:p>
+      <w:pPr>
+        <w:rPr>
+          <w:lang w:val="es-419" w:eastAsia="es-CO"/>
+        </w:rPr>
+      </w:pPr>
+      <w:r>
+        <w:rPr>
+          <w:lang w:val="es-419" w:eastAsia="es-CO"/>
+        </w:rPr>
+        <w:t>Una panadería artesanal recibe un lote de harina de trigo fortificada “3 Castillos Premium” para la producción de pan con masa madre. Para garantizar la calidad e inocuidad de la materia prima, el responsable de la recepción debe realizar las siguientes actividades:</w:t>
+      </w:r>
+    </w:p>
+    <w:p>
+      <w:pPr>
+        <w:rPr>
+          <w:lang w:val="es-419" w:eastAsia="es-CO"/>
+        </w:rPr>
+      </w:pPr>
+      <w:r>
+        <w:rPr>
+          <w:b/>
+          <w:bCs/>
+          <w:lang w:val="es-419" w:eastAsia="es-CO"/>
+        </w:rPr>
         <w:lastRenderedPageBreak/>
         <w:t>Paso 1</w:t>
       </w:r>
@@ -4720,40 +4731,21 @@
         <w:rPr>
           <w:lang w:val="es-419" w:eastAsia="es-CO"/>
         </w:rPr>
-        <w:t>. Inspeccionar visualmente el lote.</w:t>
-      </w:r>
-      <w:r>
-        <w:rPr>
-          <w:lang w:val="es-419" w:eastAsia="es-CO"/>
-        </w:rPr>
-        <w:t xml:space="preserve"> </w:t>
-      </w:r>
-      <w:r>
-        <w:rPr>
-          <w:lang w:val="es-419" w:eastAsia="es-CO"/>
-        </w:rPr>
-        <w:t>Verifique que los sacos no presenten roturas, manchas de humedad ni evidencias de plagas, como gorgojos o polillas. Además, confirme que los empaques estén limpios y con el sellado intacto.</w:t>
-      </w:r>
-    </w:p>
-    <w:p>
-      <w:pPr>
-        <w:rPr>
-          <w:lang w:val="es-419" w:eastAsia="es-CO"/>
-        </w:rPr>
-      </w:pPr>
+        <w:t xml:space="preserve">. </w:t>
+      </w:r>
       <w:r>
         <w:rPr>
           <w:b/>
           <w:bCs/>
           <w:lang w:val="es-419" w:eastAsia="es-CO"/>
         </w:rPr>
-        <w:t>Paso 2.</w:t>
-      </w:r>
-      <w:r>
-        <w:rPr>
-          <w:lang w:val="es-419" w:eastAsia="es-CO"/>
-        </w:rPr>
-        <w:t xml:space="preserve"> Verificar la documentación.</w:t>
+        <w:t>Inspeccionar visualmente el lote</w:t>
+      </w:r>
+      <w:r>
+        <w:rPr>
+          <w:lang w:val="es-419" w:eastAsia="es-CO"/>
+        </w:rPr>
+        <w:t>.</w:t>
       </w:r>
       <w:r>
         <w:rPr>
@@ -4765,7 +4757,7 @@
         <w:rPr>
           <w:lang w:val="es-419" w:eastAsia="es-CO"/>
         </w:rPr>
-        <w:t>Revise la ficha técnica del lote y la fecha de vencimiento, la cual debe ser de al menos cuatro meses a partir de la fecha de elaboración. Compruebe que la harina cumpla con las especificaciones requeridas, como un contenido de proteína igual o superior al 12,5 % y un porcentaje de gluten húmedo entre el 31 % y el 36 %.</w:t>
+        <w:t>Verifique que los sacos no presenten roturas, manchas de humedad ni evidencias de plagas, como gorgojos o polillas. Además, confirme que los empaques estén limpios y con el sellado intacto.</w:t>
       </w:r>
     </w:p>
     <w:p>
@@ -4780,13 +4772,7 @@
           <w:bCs/>
           <w:lang w:val="es-419" w:eastAsia="es-CO"/>
         </w:rPr>
-        <w:t>Paso 3.</w:t>
-      </w:r>
-      <w:r>
-        <w:rPr>
-          <w:lang w:val="es-419" w:eastAsia="es-CO"/>
-        </w:rPr>
-        <w:t xml:space="preserve"> Registrar la información.</w:t>
+        <w:t>Paso 2.</w:t>
       </w:r>
       <w:r>
         <w:rPr>
@@ -4794,32 +4780,19 @@
         </w:rPr>
         <w:t xml:space="preserve"> </w:t>
       </w:r>
-      <w:r>
-        <w:rPr>
-          <w:lang w:val="es-419" w:eastAsia="es-CO"/>
-        </w:rPr>
-        <w:t>Diligencie el formato de recepción de materias primas, registrando la fecha, el nombre del producto, el número de lote, la fecha de vencimiento, la cantidad recibida y las condiciones observadas durante la inspección.</w:t>
-      </w:r>
-    </w:p>
-    <w:p>
-      <w:pPr>
-        <w:rPr>
-          <w:lang w:val="es-419" w:eastAsia="es-CO"/>
-        </w:rPr>
-      </w:pPr>
       <w:r>
         <w:rPr>
           <w:b/>
           <w:bCs/>
           <w:lang w:val="es-419" w:eastAsia="es-CO"/>
         </w:rPr>
-        <w:t>Paso 4.</w:t>
-      </w:r>
-      <w:r>
-        <w:rPr>
-          <w:lang w:val="es-419" w:eastAsia="es-CO"/>
-        </w:rPr>
-        <w:t xml:space="preserve"> Almacenar la harina.</w:t>
+        <w:t>Verificar la documentación</w:t>
+      </w:r>
+      <w:r>
+        <w:rPr>
+          <w:lang w:val="es-419" w:eastAsia="es-CO"/>
+        </w:rPr>
+        <w:t>.</w:t>
       </w:r>
       <w:r>
         <w:rPr>
@@ -4831,7 +4804,7 @@
         <w:rPr>
           <w:lang w:val="es-419" w:eastAsia="es-CO"/>
         </w:rPr>
-        <w:t>Ubique los sacos sobre estibas de madera o plástico, separadas del piso por al menos 15 cm y de las paredes por un mínimo de 50 cm. Mantenga espacio suficiente entre las estibas para facilitar la limpieza y la circulación del aire, y aplique el método PEPS (Primero en Entrar, Primero en Salir) para asegurar una adecuada rotación del inventario.</w:t>
+        <w:t>Revise la ficha técnica del lote y la fecha de vencimiento, la cual debe ser de al menos cuatro meses a partir de la fecha de elaboración. Compruebe que la harina cumpla con las especificaciones requeridas, como un contenido de proteína igual o superior al 12,5 % y un porcentaje de gluten húmedo entre el 31 % y el 36 %.</w:t>
       </w:r>
     </w:p>
     <w:p>
@@ -4846,13 +4819,115 @@
           <w:bCs/>
           <w:lang w:val="es-419" w:eastAsia="es-CO"/>
         </w:rPr>
+        <w:t>Paso 3.</w:t>
+      </w:r>
+      <w:r>
+        <w:rPr>
+          <w:lang w:val="es-419" w:eastAsia="es-CO"/>
+        </w:rPr>
+        <w:t xml:space="preserve"> </w:t>
+      </w:r>
+      <w:r>
+        <w:rPr>
+          <w:b/>
+          <w:bCs/>
+          <w:lang w:val="es-419" w:eastAsia="es-CO"/>
+        </w:rPr>
+        <w:t>Registrar la información</w:t>
+      </w:r>
+      <w:r>
+        <w:rPr>
+          <w:lang w:val="es-419" w:eastAsia="es-CO"/>
+        </w:rPr>
+        <w:t>.</w:t>
+      </w:r>
+      <w:r>
+        <w:rPr>
+          <w:lang w:val="es-419" w:eastAsia="es-CO"/>
+        </w:rPr>
+        <w:t xml:space="preserve"> </w:t>
+      </w:r>
+      <w:r>
+        <w:rPr>
+          <w:lang w:val="es-419" w:eastAsia="es-CO"/>
+        </w:rPr>
+        <w:t>Diligencie el formato de recepción de materias primas, registrando la fecha, el nombre del producto, el número de lote, la fecha de vencimiento, la cantidad recibida y las condiciones observadas durante la inspección.</w:t>
+      </w:r>
+    </w:p>
+    <w:p>
+      <w:pPr>
+        <w:rPr>
+          <w:lang w:val="es-419" w:eastAsia="es-CO"/>
+        </w:rPr>
+      </w:pPr>
+      <w:r>
+        <w:rPr>
+          <w:b/>
+          <w:bCs/>
+          <w:lang w:val="es-419" w:eastAsia="es-CO"/>
+        </w:rPr>
+        <w:t>Paso 4</w:t>
+      </w:r>
+      <w:r>
+        <w:rPr>
+          <w:b/>
+          <w:bCs/>
+          <w:lang w:val="es-419" w:eastAsia="es-CO"/>
+        </w:rPr>
+        <w:t>. Almacenar la harina</w:t>
+      </w:r>
+      <w:r>
+        <w:rPr>
+          <w:lang w:val="es-419" w:eastAsia="es-CO"/>
+        </w:rPr>
+        <w:t>.</w:t>
+      </w:r>
+      <w:r>
+        <w:rPr>
+          <w:lang w:val="es-419" w:eastAsia="es-CO"/>
+        </w:rPr>
+        <w:t xml:space="preserve"> </w:t>
+      </w:r>
+      <w:r>
+        <w:rPr>
+          <w:lang w:val="es-419" w:eastAsia="es-CO"/>
+        </w:rPr>
+        <w:t>Ubique los sacos sobre estibas de madera o plástico, separadas del piso por al menos 15 cm y de las paredes por un mínimo de 50 cm. Mantenga espacio suficiente entre las estibas para facilitar la limpieza y la circulación del aire, y aplique el método PEPS (Primero en Entrar, Primero en Salir) para asegurar una adecuada rotación del inventario.</w:t>
+      </w:r>
+    </w:p>
+    <w:p>
+      <w:pPr>
+        <w:rPr>
+          <w:lang w:val="es-419" w:eastAsia="es-CO"/>
+        </w:rPr>
+      </w:pPr>
+      <w:r>
+        <w:rPr>
+          <w:b/>
+          <w:bCs/>
+          <w:lang w:val="es-419" w:eastAsia="es-CO"/>
+        </w:rPr>
         <w:t>Paso 5</w:t>
       </w:r>
       <w:r>
         <w:rPr>
           <w:lang w:val="es-419" w:eastAsia="es-CO"/>
         </w:rPr>
-        <w:t>. Realizar el monitoreo del almacenamiento.</w:t>
+        <w:t xml:space="preserve">. </w:t>
+      </w:r>
+      <w:r>
+        <w:rPr>
+          <w:b/>
+          <w:bCs/>
+          <w:lang w:val="es-419" w:eastAsia="es-CO"/>
+        </w:rPr>
+        <w:t>Realizar el monitoreo del almacenamiento</w:t>
+      </w:r>
+      <w:r>
+        <w:rPr>
+          <w:lang w:val="es-419" w:eastAsia="es-CO"/>
+        </w:rPr>
+        <w:t>.</w:t>
       </w:r>
       <w:r>
         <w:rPr>
@@ -4920,7 +4995,25 @@
         <w:rPr>
           <w:lang w:val="es-419" w:eastAsia="es-CO"/>
         </w:rPr>
-        <w:t>La precisión en las cantidades es esencial para obtener resultados consistentes en panadería. Este capítulo presenta las operaciones matemáticas básicas, las unidades de medida más utilizadas y el sistema de porcentaje panadero, que permite escalar recetas de manera eficiente y profesional (Viteri &amp; Cordero, 2024).</w:t>
+        <w:t>“</w:t>
+      </w:r>
+      <w:r>
+        <w:rPr>
+          <w:lang w:val="es-419" w:eastAsia="es-CO"/>
+        </w:rPr>
+        <w:t>La precisión en las cantidades es esencial para obtener resultados consistentes en panadería. Este capítulo presenta las operaciones matemáticas básicas, las unidades de medida más utilizadas y el sistema de porcentaje panadero, que permite escalar recetas de manera eficiente y profesional</w:t>
+      </w:r>
+      <w:r>
+        <w:rPr>
+          <w:lang w:val="es-419" w:eastAsia="es-CO"/>
+        </w:rPr>
+        <w:t>”.</w:t>
+      </w:r>
+      <w:r>
+        <w:rPr>
+          <w:lang w:val="es-419" w:eastAsia="es-CO"/>
+        </w:rPr>
+        <w:t xml:space="preserve"> (Viteri &amp; Cordero, 2024).</w:t>
       </w:r>
     </w:p>
     <w:p>
@@ -4961,29 +5054,19 @@
     </w:p>
     <w:p>
       <w:pPr>
-        <w:rPr>
-          <w:lang w:val="es-419" w:eastAsia="es-CO"/>
-        </w:rPr>
-      </w:pPr>
-      <w:r>
         <w:rPr>
           <w:b/>
           <w:bCs/>
           <w:lang w:val="es-419" w:eastAsia="es-CO"/>
         </w:rPr>
-        <w:t>Ejemplo práctico 1</w:t>
-      </w:r>
-      <w:r>
-        <w:rPr>
-          <w:lang w:val="es-419" w:eastAsia="es-CO"/>
-        </w:rPr>
-        <w:t xml:space="preserve"> - Escalado de receta base para 1 kg de harina</w:t>
-      </w:r>
-      <w:r>
-        <w:rPr>
-          <w:lang w:val="es-419" w:eastAsia="es-CO"/>
-        </w:rPr>
-        <w:t>.</w:t>
+      </w:pPr>
+      <w:r>
+        <w:rPr>
+          <w:b/>
+          <w:bCs/>
+          <w:lang w:val="es-419" w:eastAsia="es-CO"/>
+        </w:rPr>
+        <w:t>Ejemplo práctico 1 - Escalado de receta base para 1 kg de harina</w:t>
       </w:r>
     </w:p>
     <w:p>
@@ -5192,31 +5275,31 @@
           <w:bCs/>
           <w:lang w:val="es-419" w:eastAsia="es-CO"/>
         </w:rPr>
-        <w:t>Ejemplo práctico 2</w:t>
-      </w:r>
-      <w:r>
-        <w:rPr>
-          <w:lang w:val="es-419" w:eastAsia="es-CO"/>
-        </w:rPr>
-        <w:t xml:space="preserve"> </w:t>
-      </w:r>
-      <w:r>
-        <w:rPr>
-          <w:lang w:val="es-419" w:eastAsia="es-CO"/>
-        </w:rPr>
-        <w:t>–</w:t>
-      </w:r>
-      <w:r>
-        <w:rPr>
+        <w:t xml:space="preserve">Ejemplo práctico </w:t>
+      </w:r>
+      <w:r>
+        <w:rPr>
+          <w:b/>
+          <w:bCs/>
+          <w:lang w:val="es-419" w:eastAsia="es-CO"/>
+        </w:rPr>
+        <w:t xml:space="preserve">2 </w:t>
+      </w:r>
+      <w:r>
+        <w:rPr>
+          <w:b/>
+          <w:bCs/>
+          <w:lang w:val="es-419" w:eastAsia="es-CO"/>
+        </w:rPr>
+        <w:t>-</w:t>
+      </w:r>
+      <w:r>
+        <w:rPr>
+          <w:b/>
+          <w:bCs/>
           <w:lang w:val="es-419" w:eastAsia="es-CO"/>
         </w:rPr>
         <w:t xml:space="preserve"> Reducción</w:t>
-      </w:r>
-      <w:r>
-        <w:rPr>
-          <w:lang w:val="es-419" w:eastAsia="es-CO"/>
-        </w:rPr>
-        <w:t>.</w:t>
       </w:r>
     </w:p>
     <w:p>
@@ -5307,28 +5390,18 @@
     <w:p>
       <w:pPr>
         <w:rPr>
-          <w:lang w:val="es-419" w:eastAsia="es-CO"/>
-        </w:rPr>
-      </w:pPr>
-      <w:r>
-        <w:rPr>
           <w:b/>
           <w:bCs/>
           <w:lang w:val="es-419" w:eastAsia="es-CO"/>
         </w:rPr>
-        <w:t>Ejemplo práctico 3</w:t>
-      </w:r>
-      <w:r>
-        <w:rPr>
-          <w:lang w:val="es-419" w:eastAsia="es-CO"/>
-        </w:rPr>
-        <w:t xml:space="preserve"> - Cálculo de rendimiento</w:t>
-      </w:r>
-      <w:r>
-        <w:rPr>
-          <w:lang w:val="es-419" w:eastAsia="es-CO"/>
-        </w:rPr>
-        <w:t>.</w:t>
+      </w:pPr>
+      <w:r>
+        <w:rPr>
+          <w:b/>
+          <w:bCs/>
+          <w:lang w:val="es-419" w:eastAsia="es-CO"/>
+        </w:rPr>
+        <w:t>Ejemplo práctico 3 - Cálculo de rendimiento</w:t>
       </w:r>
     </w:p>
     <w:p>
@@ -5747,27 +5820,51 @@
         <w:rPr>
           <w:lang w:val="es-419" w:eastAsia="es-CO"/>
         </w:rPr>
-        <w:t>El porcentaje panadero es un sistema de formulación ampliamente utilizado en la panificación artesanal e industrial para expresar la proporción de los ingredientes de una receta. En este método, la harina siempre representa el 100 %, independientemente de la cantidad utilizada, mientras que los demás ingredientes se calculan como un porcentaje con respecto al peso de la harina (Viteri &amp; Cordero, 2024).</w:t>
-      </w:r>
-    </w:p>
-    <w:p>
-      <w:pPr>
-        <w:rPr>
-          <w:lang w:val="es-419" w:eastAsia="es-CO"/>
-        </w:rPr>
-      </w:pPr>
-      <w:r>
-        <w:rPr>
-          <w:lang w:val="es-419" w:eastAsia="es-CO"/>
-        </w:rPr>
-        <w:t xml:space="preserve">Este sistema facilita el diseño, la modificación y el escalado de recetas, ya que permite aumentar o disminuir las cantidades de los ingredientes sin alterar las </w:t>
-      </w:r>
+        <w:t>“</w:t>
+      </w:r>
+      <w:r>
+        <w:rPr>
+          <w:lang w:val="es-419" w:eastAsia="es-CO"/>
+        </w:rPr>
+        <w:t>El porcentaje panadero es un sistema de formulación ampliamente utilizado en la panificación artesanal e industrial para expresar la proporción de los ingredientes de una receta. En este método, la harina siempre representa el 100 %,</w:t>
+      </w:r>
+      <w:r>
+        <w:rPr>
+          <w:lang w:val="es-419" w:eastAsia="es-CO"/>
+        </w:rPr>
+        <w:t xml:space="preserve"> </w:t>
+      </w:r>
+      <w:r>
+        <w:rPr>
+          <w:lang w:val="es-419" w:eastAsia="es-CO"/>
+        </w:rPr>
+        <w:t>independientemente de la cantidad utilizada, mientras que los demás ingredientes se calculan como un porcentaje con respecto al peso de la harina</w:t>
+      </w:r>
+      <w:r>
+        <w:rPr>
+          <w:lang w:val="es-419" w:eastAsia="es-CO"/>
+        </w:rPr>
+        <w:t>”.</w:t>
+      </w:r>
+      <w:r>
+        <w:rPr>
+          <w:lang w:val="es-419" w:eastAsia="es-CO"/>
+        </w:rPr>
+        <w:t xml:space="preserve"> (Viteri &amp; Cordero, 2024).</w:t>
+      </w:r>
+    </w:p>
+    <w:p>
+      <w:pPr>
+        <w:rPr>
+          <w:lang w:val="es-419" w:eastAsia="es-CO"/>
+        </w:rPr>
+      </w:pPr>
       <w:r>
         <w:rPr>
           <w:lang w:val="es-419" w:eastAsia="es-CO"/>
         </w:rPr>
         <w:lastRenderedPageBreak/>
-        <w:t>proporciones de la formulación. Asimismo, constituye un lenguaje técnico común entre los profesionales de la panificación y favorece la estandarización de los procesos productivos.</w:t>
+        <w:t>Este sistema facilita el diseño, la modificación y el escalado de recetas, ya que permite aumentar o disminuir las cantidades de los ingredientes sin alterar las proporciones de la formulación. Asimismo, constituye un lenguaje técnico común entre los profesionales de la panificación y favorece la estandarización de los procesos productivos.</w:t>
       </w:r>
     </w:p>
     <w:p>
@@ -6018,6 +6115,7 @@
         <w:rPr>
           <w:lang w:val="es-419" w:eastAsia="es-CO"/>
         </w:rPr>
+        <w:lastRenderedPageBreak/>
         <w:t>Masa madre: 500 × 0,25 = 125 g</w:t>
       </w:r>
       <w:r>
@@ -6061,7 +6159,6 @@
         <w:rPr>
           <w:lang w:val="es-419" w:eastAsia="es-CO"/>
         </w:rPr>
-        <w:lastRenderedPageBreak/>
         <w:t xml:space="preserve">Este procedimiento permite mantener las proporciones originales de la formulación, independientemente del volumen de producción. </w:t>
       </w:r>
     </w:p>
@@ -6229,6 +6326,7 @@
         <w:rPr>
           <w:lang w:val="es-419" w:eastAsia="es-CO"/>
         </w:rPr>
+        <w:lastRenderedPageBreak/>
         <w:t>Ayuda a determinar el nivel de hidratación de la masa y a comprender su comportamiento durante la fermentación y el amasado.</w:t>
       </w:r>
     </w:p>
@@ -6247,7 +6345,6 @@
         <w:rPr>
           <w:lang w:val="es-419" w:eastAsia="es-CO"/>
         </w:rPr>
-        <w:lastRenderedPageBreak/>
         <w:t>Favorece la estandarización de las recetas y la repetibilidad de los resultados.</w:t>
       </w:r>
     </w:p>
@@ -6322,13 +6419,7 @@
         <w:rPr>
           <w:lang w:val="es-419" w:eastAsia="es-CO"/>
         </w:rPr>
-        <w:t>Descripción</w:t>
-      </w:r>
-      <w:r>
-        <w:rPr>
-          <w:lang w:val="es-419" w:eastAsia="es-CO"/>
-        </w:rPr>
-        <w:t>: c</w:t>
+        <w:t>C</w:t>
       </w:r>
       <w:r>
         <w:rPr>
@@ -6397,7 +6488,25 @@
         <w:rPr>
           <w:lang w:val="es-419" w:eastAsia="es-CO"/>
         </w:rPr>
-        <w:t>La fermentación es el proceso biológico que transforma la masa en pan, aportando volumen, sabor y textura. En este capítulo se explican los microorganismos involucrados, las reacciones químicas que ocurren y los cambios sensoriales que se pueden observar, así como los factores que permiten controlar el proceso (Flecha, 2015).</w:t>
+        <w:t>“</w:t>
+      </w:r>
+      <w:r>
+        <w:rPr>
+          <w:lang w:val="es-419" w:eastAsia="es-CO"/>
+        </w:rPr>
+        <w:t>La fermentación es el proceso biológico que transforma la masa en pan, aportando volumen, sabor y textura. En este capítulo se explican los microorganismos involucrados, las reacciones químicas que ocurren y los cambios sensoriales que se pueden observar, así como los factores que permiten controlar el proceso</w:t>
+      </w:r>
+      <w:r>
+        <w:rPr>
+          <w:lang w:val="es-419" w:eastAsia="es-CO"/>
+        </w:rPr>
+        <w:t>”.</w:t>
+      </w:r>
+      <w:r>
+        <w:rPr>
+          <w:lang w:val="es-419" w:eastAsia="es-CO"/>
+        </w:rPr>
+        <w:t xml:space="preserve"> (Flecha, 2015).</w:t>
       </w:r>
     </w:p>
     <w:p>
@@ -6420,7 +6529,25 @@
         <w:rPr>
           <w:lang w:val="es-419" w:eastAsia="es-CO"/>
         </w:rPr>
-        <w:t>La fermentación es un proceso biológico y metabólico mediante el cual diversos microorganismos transforman los azúcares presentes en la harina en compuestos que aportan volumen, aroma, sabor y estabilidad al pan. En la elaboración de masa madre, este proceso ocurre de manera natural gracias a la interacción entre levaduras silvestres y bacterias ácido-lácticas, las cuales utilizan los nutrientes disponibles en la masa para crecer, reproducirse y generar diferentes productos de fermentación (Castiblanco, 2020).</w:t>
+        <w:t>“</w:t>
+      </w:r>
+      <w:r>
+        <w:rPr>
+          <w:lang w:val="es-419" w:eastAsia="es-CO"/>
+        </w:rPr>
+        <w:t>La fermentación es un proceso biológico y metabólico mediante el cual diversos microorganismos transforman los azúcares presentes en la harina en compuestos que aportan volumen, aroma, sabor y estabilidad al pan. En la elaboración de masa madre, este proceso ocurre de manera natural gracias a la interacción entre levaduras silvestres y bacterias ácido-lácticas, las cuales utilizan los nutrientes disponibles en la masa para crecer, reproducirse y generar diferentes productos de fermentación</w:t>
+      </w:r>
+      <w:r>
+        <w:rPr>
+          <w:lang w:val="es-419" w:eastAsia="es-CO"/>
+        </w:rPr>
+        <w:t>”.</w:t>
+      </w:r>
+      <w:r>
+        <w:rPr>
+          <w:lang w:val="es-419" w:eastAsia="es-CO"/>
+        </w:rPr>
+        <w:t xml:space="preserve"> (Castiblanco, 2020).</w:t>
       </w:r>
     </w:p>
     <w:p>
@@ -6451,6 +6578,11 @@
     </w:p>
     <w:p>
       <w:pPr>
+        <w:pStyle w:val="Prrafodelista"/>
+        <w:numPr>
+          <w:ilvl w:val="0"/>
+          <w:numId w:val="65"/>
+        </w:numPr>
         <w:rPr>
           <w:lang w:val="es-419" w:eastAsia="es-CO"/>
         </w:rPr>
@@ -6481,6 +6613,7 @@
       <w:proofErr w:type="spellStart"/>
       <w:r>
         <w:rPr>
+          <w:rStyle w:val="Extranjerismo"/>
           <w:lang w:val="es-419" w:eastAsia="es-CO"/>
         </w:rPr>
         <w:t>Saccharomyces</w:t>
@@ -6488,6 +6621,7 @@
       <w:proofErr w:type="spellEnd"/>
       <w:r>
         <w:rPr>
+          <w:rStyle w:val="Extranjerismo"/>
           <w:lang w:val="es-419" w:eastAsia="es-CO"/>
         </w:rPr>
         <w:t xml:space="preserve"> </w:t>
@@ -6495,6 +6629,7 @@
       <w:proofErr w:type="spellStart"/>
       <w:r>
         <w:rPr>
+          <w:rStyle w:val="Extranjerismo"/>
           <w:lang w:val="es-419" w:eastAsia="es-CO"/>
         </w:rPr>
         <w:t>cerevisiae</w:t>
@@ -6502,69 +6637,65 @@
       <w:proofErr w:type="spellEnd"/>
       <w:r>
         <w:rPr>
-          <w:lang w:val="es-419" w:eastAsia="es-CO"/>
-        </w:rPr>
-        <w:t xml:space="preserve">, </w:t>
+          <w:rStyle w:val="Extranjerismo"/>
+          <w:lang w:val="es-419" w:eastAsia="es-CO"/>
+        </w:rPr>
+        <w:t xml:space="preserve">, Candida </w:t>
       </w:r>
       <w:proofErr w:type="spellStart"/>
       <w:r>
         <w:rPr>
-          <w:lang w:val="es-419" w:eastAsia="es-CO"/>
-        </w:rPr>
-        <w:t>Candida</w:t>
+          <w:rStyle w:val="Extranjerismo"/>
+          <w:lang w:val="es-419" w:eastAsia="es-CO"/>
+        </w:rPr>
+        <w:t>milleri</w:t>
       </w:r>
       <w:proofErr w:type="spellEnd"/>
       <w:r>
         <w:rPr>
           <w:lang w:val="es-419" w:eastAsia="es-CO"/>
         </w:rPr>
+        <w:t xml:space="preserve"> y </w:t>
+      </w:r>
+      <w:proofErr w:type="spellStart"/>
+      <w:r>
+        <w:rPr>
+          <w:rStyle w:val="Extranjerismo"/>
+          <w:lang w:val="es-419" w:eastAsia="es-CO"/>
+        </w:rPr>
+        <w:t>Kluyveromyces</w:t>
+      </w:r>
+      <w:proofErr w:type="spellEnd"/>
+      <w:r>
+        <w:rPr>
+          <w:rStyle w:val="Extranjerismo"/>
+          <w:lang w:val="es-419" w:eastAsia="es-CO"/>
+        </w:rPr>
         <w:t xml:space="preserve"> </w:t>
       </w:r>
       <w:proofErr w:type="spellStart"/>
       <w:r>
         <w:rPr>
-          <w:lang w:val="es-419" w:eastAsia="es-CO"/>
-        </w:rPr>
-        <w:t>milleri</w:t>
+          <w:rStyle w:val="Extranjerismo"/>
+          <w:lang w:val="es-419" w:eastAsia="es-CO"/>
+        </w:rPr>
+        <w:t>marxianus</w:t>
       </w:r>
       <w:proofErr w:type="spellEnd"/>
       <w:r>
         <w:rPr>
           <w:lang w:val="es-419" w:eastAsia="es-CO"/>
         </w:rPr>
-        <w:t xml:space="preserve"> y </w:t>
-      </w:r>
-      <w:proofErr w:type="spellStart"/>
-      <w:r>
-        <w:rPr>
-          <w:lang w:val="es-419" w:eastAsia="es-CO"/>
-        </w:rPr>
-        <w:t>Kluyveromyces</w:t>
-      </w:r>
-      <w:proofErr w:type="spellEnd"/>
-      <w:r>
-        <w:rPr>
-          <w:lang w:val="es-419" w:eastAsia="es-CO"/>
-        </w:rPr>
-        <w:t xml:space="preserve"> </w:t>
-      </w:r>
-      <w:proofErr w:type="spellStart"/>
-      <w:r>
-        <w:rPr>
-          <w:lang w:val="es-419" w:eastAsia="es-CO"/>
-        </w:rPr>
-        <w:t>marxianus</w:t>
-      </w:r>
-      <w:proofErr w:type="spellEnd"/>
-      <w:r>
-        <w:rPr>
-          <w:lang w:val="es-419" w:eastAsia="es-CO"/>
-        </w:rPr>
         <w:t>, transforman los azúcares fermentables en dióxido de carbono (CO₂) y etanol. El dióxido de carbono queda atrapado en la red de gluten, favoreciendo el crecimiento de la masa y la formación de una miga ligera y aireada. Además, durante la fermentación producen compuestos que contribuyen al desarrollo del aroma característico del pan.</w:t>
       </w:r>
     </w:p>
     <w:p>
       <w:pPr>
+        <w:pStyle w:val="Prrafodelista"/>
+        <w:numPr>
+          <w:ilvl w:val="0"/>
+          <w:numId w:val="65"/>
+        </w:numPr>
         <w:rPr>
           <w:lang w:val="es-419" w:eastAsia="es-CO"/>
         </w:rPr>
@@ -6587,11 +6718,19 @@
         <w:rPr>
           <w:lang w:val="es-419" w:eastAsia="es-CO"/>
         </w:rPr>
-        <w:t xml:space="preserve">Las bacterias ácido-lácticas, pertenecientes principalmente a los géneros Lactobacillus, </w:t>
+        <w:t xml:space="preserve">Las bacterias ácido-lácticas, pertenecientes principalmente a los géneros </w:t>
+      </w:r>
+      <w:r>
+        <w:rPr>
+          <w:rStyle w:val="Extranjerismo"/>
+          <w:lang w:val="es-419" w:eastAsia="es-CO"/>
+        </w:rPr>
+        <w:t xml:space="preserve">Lactobacillus, </w:t>
       </w:r>
       <w:proofErr w:type="spellStart"/>
       <w:r>
         <w:rPr>
+          <w:rStyle w:val="Extranjerismo"/>
           <w:lang w:val="es-419" w:eastAsia="es-CO"/>
         </w:rPr>
         <w:t>Leuconostoc</w:t>
@@ -6606,6 +6745,7 @@
       <w:proofErr w:type="spellStart"/>
       <w:r>
         <w:rPr>
+          <w:rStyle w:val="Extranjerismo"/>
           <w:lang w:val="es-419" w:eastAsia="es-CO"/>
         </w:rPr>
         <w:t>Pediococcus</w:t>
@@ -6620,6 +6760,11 @@
     </w:p>
     <w:p>
       <w:pPr>
+        <w:pStyle w:val="Prrafodelista"/>
+        <w:numPr>
+          <w:ilvl w:val="0"/>
+          <w:numId w:val="65"/>
+        </w:numPr>
         <w:rPr>
           <w:lang w:val="es-419" w:eastAsia="es-CO"/>
         </w:rPr>
@@ -6661,7 +6806,14 @@
         <w:rPr>
           <w:lang w:val="es-419" w:eastAsia="es-CO"/>
         </w:rPr>
-        <w:t xml:space="preserve">na masa madre madura puede contener aproximadamente entre 10⁸ y 10⁹ unidades formadoras de colonias (UFC) de bacterias ácido-lácticas por gramo y entre 10⁶ y 10⁷ UFC de levaduras por gramo, lo que evidencia la intensa actividad microbiológica responsable de las características distintivas de este tipo de fermentación. </w:t>
+        <w:t xml:space="preserve">na masa madre madura puede contener aproximadamente entre 10⁸ y 10⁹ unidades formadoras de colonias (UFC) de bacterias ácido-lácticas por gramo y entre 10⁶ y 10⁷ UFC de levaduras por gramo, lo que evidencia la intensa </w:t>
+      </w:r>
+      <w:r>
+        <w:rPr>
+          <w:lang w:val="es-419" w:eastAsia="es-CO"/>
+        </w:rPr>
+        <w:lastRenderedPageBreak/>
+        <w:t xml:space="preserve">actividad microbiológica responsable de las características distintivas de este tipo de fermentación. </w:t>
       </w:r>
     </w:p>
     <w:p>
@@ -6670,7 +6822,6 @@
       </w:pPr>
       <w:bookmarkStart w:id="11" w:name="_Toc238570401"/>
       <w:r>
-        <w:lastRenderedPageBreak/>
         <w:t>Reacciones físico-químicas y microbiológicas</w:t>
       </w:r>
       <w:bookmarkEnd w:id="11"/>
@@ -6703,6 +6854,11 @@
     </w:p>
     <w:p>
       <w:pPr>
+        <w:pStyle w:val="Prrafodelista"/>
+        <w:numPr>
+          <w:ilvl w:val="0"/>
+          <w:numId w:val="66"/>
+        </w:numPr>
         <w:rPr>
           <w:b/>
           <w:bCs/>
@@ -6720,6 +6876,7 @@
     </w:p>
     <w:p>
       <w:pPr>
+        <w:ind w:left="1416" w:firstLine="1"/>
         <w:rPr>
           <w:lang w:val="es-419" w:eastAsia="es-CO"/>
         </w:rPr>
@@ -6733,52 +6890,7 @@
     </w:p>
     <w:p>
       <w:pPr>
-        <w:rPr>
-          <w:lang w:val="es-419" w:eastAsia="es-CO"/>
-        </w:rPr>
-      </w:pPr>
-      <w:r>
-        <w:rPr>
-          <w:lang w:val="es-419" w:eastAsia="es-CO"/>
-        </w:rPr>
-        <w:t xml:space="preserve">C₆H₁₂O₆ (glucosa) → 2 C₂H₅OH (etanol) + 2 CO₂ (dióxido de carbono) </w:t>
-      </w:r>
-    </w:p>
-    <w:p>
-      <w:pPr>
-        <w:rPr>
-          <w:lang w:val="es-419" w:eastAsia="es-CO"/>
-        </w:rPr>
-      </w:pPr>
-      <w:r>
-        <w:rPr>
-          <w:lang w:val="es-419" w:eastAsia="es-CO"/>
-        </w:rPr>
-        <w:t>El dióxido de carbono se acumula en forma de pequeñas burbujas dentro de la masa y queda retenido en la red de gluten. Esta acción provoca el aumento de volumen y favorece la formación de una miga aireada. El etanol, por su parte, se evapora en gran medida durante el horneado, aunque también participa en la formación de compuestos aromáticos.</w:t>
-      </w:r>
-    </w:p>
-    <w:p>
-      <w:pPr>
-        <w:rPr>
-          <w:lang w:val="es-419" w:eastAsia="es-CO"/>
-        </w:rPr>
-      </w:pPr>
-      <w:r>
-        <w:rPr>
-          <w:lang w:val="es-419" w:eastAsia="es-CO"/>
-        </w:rPr>
-        <w:t xml:space="preserve">La capacidad de la masa para retener el gas depende de factores como el desarrollo del gluten, la hidratación, el tiempo de fermentación y la manipulación durante el amasado y el formado. Por esta razón, una elevada producción de gas no </w:t>
-      </w:r>
-      <w:r>
-        <w:rPr>
-          <w:lang w:val="es-419" w:eastAsia="es-CO"/>
-        </w:rPr>
-        <w:lastRenderedPageBreak/>
-        <w:t>garantiza por sí sola un buen volumen si la estructura de la masa no es suficientemente estable.</w:t>
-      </w:r>
-    </w:p>
-    <w:p>
-      <w:pPr>
+        <w:ind w:left="707"/>
         <w:rPr>
           <w:b/>
           <w:bCs/>
@@ -6791,103 +6903,26 @@
           <w:bCs/>
           <w:lang w:val="es-419" w:eastAsia="es-CO"/>
         </w:rPr>
-        <w:t>Fermentación láctica producida por las bacterias</w:t>
-      </w:r>
-    </w:p>
-    <w:p>
-      <w:pPr>
-        <w:rPr>
-          <w:lang w:val="es-419" w:eastAsia="es-CO"/>
-        </w:rPr>
-      </w:pPr>
-      <w:r>
-        <w:rPr>
-          <w:lang w:val="es-419" w:eastAsia="es-CO"/>
-        </w:rPr>
-        <w:t>Las bacterias ácido-lácticas también utilizan los azúcares de la harina, pero producen principalmente ácido láctico:</w:t>
-      </w:r>
-    </w:p>
-    <w:p>
-      <w:pPr>
-        <w:rPr>
-          <w:lang w:val="es-419" w:eastAsia="es-CO"/>
-        </w:rPr>
-      </w:pPr>
-      <w:r>
-        <w:rPr>
-          <w:lang w:val="es-419" w:eastAsia="es-CO"/>
-        </w:rPr>
-        <w:t xml:space="preserve">C₆H₁₂O₆ (glucosa) → 2 CH₃CHOHCOOH (ácido láctico) </w:t>
-      </w:r>
-    </w:p>
-    <w:p>
-      <w:pPr>
-        <w:rPr>
-          <w:lang w:val="es-419" w:eastAsia="es-CO"/>
-        </w:rPr>
-      </w:pPr>
-      <w:r>
-        <w:rPr>
-          <w:lang w:val="es-419" w:eastAsia="es-CO"/>
-        </w:rPr>
-        <w:t>El ácido láctico aporta una acidez suave y redondeada, comparable con la percibida en productos fermentados como el yogur. Además, contribuye a reducir el pH de la masa, favorece su estabilidad microbiológica y participa en el desarrollo de su textura y aroma.</w:t>
-      </w:r>
-    </w:p>
-    <w:p>
-      <w:pPr>
-        <w:rPr>
-          <w:lang w:val="es-419" w:eastAsia="es-CO"/>
-        </w:rPr>
-      </w:pPr>
-      <w:r>
-        <w:rPr>
-          <w:lang w:val="es-419" w:eastAsia="es-CO"/>
-        </w:rPr>
-        <w:t>Dependiendo de las especies presentes y de las condiciones de fermentación, algunas bacterias pueden producir también ácido acético. De manera simplificada, una reacción asociada con la formación de este compuesto puede representarse así:</w:t>
-      </w:r>
-    </w:p>
-    <w:p>
-      <w:pPr>
-        <w:rPr>
-          <w:lang w:val="es-419" w:eastAsia="es-CO"/>
-        </w:rPr>
-      </w:pPr>
-      <w:r>
-        <w:rPr>
-          <w:lang w:val="es-419" w:eastAsia="es-CO"/>
-        </w:rPr>
-        <w:t>C₂H₅OH + O₂ → CH₃COOH (ácido acético) + H₂O</w:t>
-      </w:r>
-    </w:p>
-    <w:p>
-      <w:pPr>
-        <w:rPr>
-          <w:lang w:val="es-419" w:eastAsia="es-CO"/>
-        </w:rPr>
-      </w:pPr>
-      <w:r>
-        <w:rPr>
-          <w:lang w:val="es-419" w:eastAsia="es-CO"/>
-        </w:rPr>
-        <w:t>El ácido acético produce una sensación más intensa, penetrante y ligeramente avinagrada. Por esta razón, la relación entre ácido láctico y ácido acético influye directamente en el perfil de sabor del pan. Una mayor proporción de ácido láctico genera una acidez más suave, mientras que una mayor presencia de ácido acético produce sabores más marcados y picantes (</w:t>
-      </w:r>
-      <w:proofErr w:type="spellStart"/>
-      <w:r>
-        <w:rPr>
-          <w:lang w:val="es-419" w:eastAsia="es-CO"/>
-        </w:rPr>
-        <w:t>Gänzle</w:t>
-      </w:r>
-      <w:proofErr w:type="spellEnd"/>
-      <w:r>
-        <w:rPr>
-          <w:lang w:val="es-419" w:eastAsia="es-CO"/>
-        </w:rPr>
-        <w:t>, 2014).</w:t>
-      </w:r>
-    </w:p>
-    <w:p>
-      <w:pPr>
+        <w:t xml:space="preserve">C₆H₁₂O₆ (glucosa) → 2 C₂H₅OH (etanol) + 2 CO₂ (dióxido de carbono) </w:t>
+      </w:r>
+    </w:p>
+    <w:p>
+      <w:pPr>
+        <w:ind w:left="1416" w:firstLine="0"/>
+        <w:rPr>
+          <w:lang w:val="es-419" w:eastAsia="es-CO"/>
+        </w:rPr>
+      </w:pPr>
+      <w:r>
+        <w:rPr>
+          <w:lang w:val="es-419" w:eastAsia="es-CO"/>
+        </w:rPr>
+        <w:t>El dióxido de carbono se acumula en forma de pequeñas burbujas dentro de la masa y queda retenido en la red de gluten. Esta acción provoca el aumento de volumen y favorece la formación de una miga aireada. El etanol, por su parte, se evapora en gran medida durante el horneado, aunque también participa en la formación de compuestos aromáticos.</w:t>
+      </w:r>
+    </w:p>
+    <w:p>
+      <w:pPr>
+        <w:ind w:left="1416" w:firstLine="1"/>
         <w:rPr>
           <w:lang w:val="es-419" w:eastAsia="es-CO"/>
         </w:rPr>
@@ -6897,11 +6932,16 @@
           <w:lang w:val="es-419" w:eastAsia="es-CO"/>
         </w:rPr>
         <w:lastRenderedPageBreak/>
-        <w:t>El equilibrio entre ambos ácidos no depende únicamente del tipo de microorganismo. También se relaciona con la temperatura, la hidratación, el tiempo de fermentación, la frecuencia de alimentación de la masa madre y las características de la harina utilizada.</w:t>
-      </w:r>
-    </w:p>
-    <w:p>
-      <w:pPr>
+        <w:t>La capacidad de la masa para retener el gas depende de factores como el desarrollo del gluten, la hidratación, el tiempo de fermentación y la manipulación durante el amasado y el formado. Por esta razón, una elevada producción de gas no garantiza por sí sola un buen volumen si la estructura de la masa no es suficientemente estable.</w:t>
+      </w:r>
+    </w:p>
+    <w:p>
+      <w:pPr>
+        <w:pStyle w:val="Prrafodelista"/>
+        <w:numPr>
+          <w:ilvl w:val="0"/>
+          <w:numId w:val="66"/>
+        </w:numPr>
         <w:rPr>
           <w:b/>
           <w:bCs/>
@@ -6914,24 +6954,26 @@
           <w:bCs/>
           <w:lang w:val="es-419" w:eastAsia="es-CO"/>
         </w:rPr>
-        <w:t>Factores que afectan la fermentación</w:t>
-      </w:r>
-    </w:p>
-    <w:p>
-      <w:pPr>
-        <w:rPr>
-          <w:lang w:val="es-419" w:eastAsia="es-CO"/>
-        </w:rPr>
-      </w:pPr>
-      <w:r>
-        <w:rPr>
-          <w:lang w:val="es-419" w:eastAsia="es-CO"/>
-        </w:rPr>
-        <w:t>La fermentación es un proceso dinámico. Su velocidad y sus resultados pueden modificarse mediante el control de diferentes condiciones de elaboración.</w:t>
-      </w:r>
-    </w:p>
-    <w:p>
-      <w:pPr>
+        <w:t>Fermentación láctica producida por las bacterias</w:t>
+      </w:r>
+    </w:p>
+    <w:p>
+      <w:pPr>
+        <w:ind w:left="1416" w:firstLine="1"/>
+        <w:rPr>
+          <w:lang w:val="es-419" w:eastAsia="es-CO"/>
+        </w:rPr>
+      </w:pPr>
+      <w:r>
+        <w:rPr>
+          <w:lang w:val="es-419" w:eastAsia="es-CO"/>
+        </w:rPr>
+        <w:t>Las bacterias ácido-lácticas también utilizan los azúcares de la harina, pero producen principalmente ácido láctico:</w:t>
+      </w:r>
+    </w:p>
+    <w:p>
+      <w:pPr>
+        <w:ind w:left="707"/>
         <w:rPr>
           <w:b/>
           <w:bCs/>
@@ -6944,24 +6986,40 @@
           <w:bCs/>
           <w:lang w:val="es-419" w:eastAsia="es-CO"/>
         </w:rPr>
-        <w:t>Temperatura</w:t>
-      </w:r>
-    </w:p>
-    <w:p>
-      <w:pPr>
-        <w:rPr>
-          <w:lang w:val="es-419" w:eastAsia="es-CO"/>
-        </w:rPr>
-      </w:pPr>
-      <w:r>
-        <w:rPr>
-          <w:lang w:val="es-419" w:eastAsia="es-CO"/>
-        </w:rPr>
-        <w:t>La temperatura regula la velocidad de la fermentación al influir en la actividad de levaduras y bacterias ácido-lácticas. El rango recomendado para una masa madre es de 24 a 28 °C, ya que favorece un desarrollo equilibrado de los microorganismos. Temperaturas superiores a 30 °C incrementan la producción de ácidos, mientras que valores inferiores a 18 °C ralentizan la fermentación. Controlar esta variable permite obtener panes con diferentes perfiles de aroma, sabor y textura.</w:t>
-      </w:r>
-    </w:p>
-    <w:p>
-      <w:pPr>
+        <w:t xml:space="preserve">C₆H₁₂O₆ (glucosa) → 2 CH₃CHOHCOOH (ácido láctico) </w:t>
+      </w:r>
+    </w:p>
+    <w:p>
+      <w:pPr>
+        <w:ind w:left="1416" w:firstLine="0"/>
+        <w:rPr>
+          <w:lang w:val="es-419" w:eastAsia="es-CO"/>
+        </w:rPr>
+      </w:pPr>
+      <w:r>
+        <w:rPr>
+          <w:lang w:val="es-419" w:eastAsia="es-CO"/>
+        </w:rPr>
+        <w:t>El ácido láctico aporta una acidez suave y redondeada, comparable con la percibida en productos fermentados como el yogur. Además, contribuye a reducir el pH de la masa, favorece su estabilidad microbiológica y participa en el desarrollo de su textura y aroma.</w:t>
+      </w:r>
+    </w:p>
+    <w:p>
+      <w:pPr>
+        <w:ind w:left="1416" w:firstLine="1"/>
+        <w:rPr>
+          <w:lang w:val="es-419" w:eastAsia="es-CO"/>
+        </w:rPr>
+      </w:pPr>
+      <w:r>
+        <w:rPr>
+          <w:lang w:val="es-419" w:eastAsia="es-CO"/>
+        </w:rPr>
+        <w:t>Dependiendo de las especies presentes y de las condiciones de fermentación, algunas bacterias pueden producir también ácido acético. De manera simplificada, una reacción asociada con la formación de este compuesto puede representarse así:</w:t>
+      </w:r>
+    </w:p>
+    <w:p>
+      <w:pPr>
+        <w:ind w:left="707"/>
         <w:rPr>
           <w:b/>
           <w:bCs/>
@@ -6974,20 +7032,56 @@
           <w:bCs/>
           <w:lang w:val="es-419" w:eastAsia="es-CO"/>
         </w:rPr>
-        <w:t>Hidratación</w:t>
-      </w:r>
-    </w:p>
-    <w:p>
-      <w:pPr>
-        <w:rPr>
-          <w:lang w:val="es-419" w:eastAsia="es-CO"/>
-        </w:rPr>
-      </w:pPr>
-      <w:r>
-        <w:rPr>
-          <w:lang w:val="es-419" w:eastAsia="es-CO"/>
-        </w:rPr>
-        <w:t>La hidratación corresponde a la cantidad de agua utilizada con respecto al peso de la harina. Una masa madre con mayor hidratación facilita la actividad microbiana, acelera la fermentación y favorece la producción de ácido láctico. Por el contrario, una masa más firme fermenta con mayor lentitud y puede desarrollar una acidez más intensa. La hidratación influye directamente en la textura de la masa, la estructura de la miga y las características sensoriales del pan.</w:t>
+        <w:t>C₂H₅OH + O₂ → CH₃COOH (ácido acético) + H₂O</w:t>
+      </w:r>
+    </w:p>
+    <w:p>
+      <w:pPr>
+        <w:ind w:left="1416" w:firstLine="0"/>
+        <w:rPr>
+          <w:lang w:val="es-419" w:eastAsia="es-CO"/>
+        </w:rPr>
+      </w:pPr>
+      <w:r>
+        <w:rPr>
+          <w:lang w:val="es-419" w:eastAsia="es-CO"/>
+        </w:rPr>
+        <w:t xml:space="preserve">El ácido acético produce una sensación más intensa, penetrante y ligeramente avinagrada. Por esta razón, la relación entre ácido láctico y ácido acético influye directamente en el perfil de sabor del pan. Una mayor </w:t>
+      </w:r>
+      <w:r>
+        <w:rPr>
+          <w:lang w:val="es-419" w:eastAsia="es-CO"/>
+        </w:rPr>
+        <w:lastRenderedPageBreak/>
+        <w:t>proporción de ácido láctico genera una acidez más suave, mientras que una mayor presencia de ácido acético produce sabores más marcados y picantes (</w:t>
+      </w:r>
+      <w:proofErr w:type="spellStart"/>
+      <w:r>
+        <w:rPr>
+          <w:lang w:val="es-419" w:eastAsia="es-CO"/>
+        </w:rPr>
+        <w:t>Gänzle</w:t>
+      </w:r>
+      <w:proofErr w:type="spellEnd"/>
+      <w:r>
+        <w:rPr>
+          <w:lang w:val="es-419" w:eastAsia="es-CO"/>
+        </w:rPr>
+        <w:t>, 2014).</w:t>
+      </w:r>
+    </w:p>
+    <w:p>
+      <w:pPr>
+        <w:ind w:left="1416" w:firstLine="1"/>
+        <w:rPr>
+          <w:lang w:val="es-419" w:eastAsia="es-CO"/>
+        </w:rPr>
+      </w:pPr>
+      <w:r>
+        <w:rPr>
+          <w:lang w:val="es-419" w:eastAsia="es-CO"/>
+        </w:rPr>
+        <w:t>El equilibrio entre ambos ácidos no depende únicamente del tipo de microorganismo. También se relaciona con la temperatura, la hidratación, el tiempo de fermentación, la frecuencia de alimentación de la masa madre y las características de la harina utilizada.</w:t>
       </w:r>
     </w:p>
     <w:p>
@@ -7004,60 +7098,74 @@
           <w:bCs/>
           <w:lang w:val="es-419" w:eastAsia="es-CO"/>
         </w:rPr>
-        <w:lastRenderedPageBreak/>
-        <w:t xml:space="preserve">Tiempo </w:t>
-      </w:r>
-    </w:p>
-    <w:p>
-      <w:pPr>
-        <w:rPr>
-          <w:lang w:val="es-419" w:eastAsia="es-CO"/>
-        </w:rPr>
-      </w:pPr>
-      <w:r>
-        <w:rPr>
-          <w:lang w:val="es-419" w:eastAsia="es-CO"/>
-        </w:rPr>
-        <w:t>El tiempo determina cuánto actúan los microorganismos sobre los azúcares de la masa. Una fermentación corta puede producir panes con poco volumen y aromas poco desarrollados. En cambio, una fermentación más prolongada favorece la formación de compuestos aromáticos y una mayor acidez. Sin embargo, un exceso de tiempo puede debilitar la red de gluten y reducir la capacidad de la masa para retener los gases generados durante la fermentación.</w:t>
-      </w:r>
-    </w:p>
-    <w:p>
-      <w:pPr>
+        <w:t>Factores que afectan la fermentación</w:t>
+      </w:r>
+    </w:p>
+    <w:p>
+      <w:pPr>
+        <w:rPr>
+          <w:lang w:val="es-419" w:eastAsia="es-CO"/>
+        </w:rPr>
+      </w:pPr>
+      <w:r>
+        <w:rPr>
+          <w:lang w:val="es-419" w:eastAsia="es-CO"/>
+        </w:rPr>
+        <w:t>La fermentación es un proceso dinámico. Su velocidad y sus resultados pueden modificarse mediante el control de diferentes condiciones de elaboración.</w:t>
+      </w:r>
+    </w:p>
+    <w:p>
+      <w:pPr>
+        <w:pStyle w:val="Prrafodelista"/>
+        <w:numPr>
+          <w:ilvl w:val="0"/>
+          <w:numId w:val="66"/>
+        </w:numPr>
+        <w:rPr>
+          <w:lang w:val="es-419" w:eastAsia="es-CO"/>
+        </w:rPr>
+      </w:pPr>
+      <w:r>
         <w:rPr>
           <w:b/>
           <w:bCs/>
           <w:lang w:val="es-419" w:eastAsia="es-CO"/>
         </w:rPr>
-      </w:pPr>
+        <w:t>Temperatura</w:t>
+      </w:r>
       <w:r>
         <w:rPr>
           <w:b/>
           <w:bCs/>
           <w:lang w:val="es-419" w:eastAsia="es-CO"/>
         </w:rPr>
-        <w:t xml:space="preserve">pH </w:t>
-      </w:r>
-    </w:p>
-    <w:p>
-      <w:pPr>
-        <w:rPr>
-          <w:lang w:val="es-419" w:eastAsia="es-CO"/>
-        </w:rPr>
-      </w:pPr>
-      <w:r>
-        <w:rPr>
-          <w:lang w:val="es-419" w:eastAsia="es-CO"/>
-        </w:rPr>
-        <w:t>El pH indica el nivel de acidez de la masa y disminuye progresivamente durante la fermentación debido a la producción de ácidos orgánicos. Una masa madre madura suele presentar un pH entre 3,8 y 4,5, condición que limita el crecimiento de microorganismos indeseables y favorece la conservación del pan. Mantener un pH adecuado también contribuye al desarrollo del sabor, la estabilidad de la masa y la calidad del producto final.</w:t>
-      </w:r>
-    </w:p>
-    <w:p>
-      <w:pPr>
+        <w:t>.</w:t>
+      </w:r>
+      <w:r>
         <w:rPr>
           <w:b/>
           <w:bCs/>
           <w:lang w:val="es-419" w:eastAsia="es-CO"/>
         </w:rPr>
+        <w:t xml:space="preserve"> </w:t>
+      </w:r>
+      <w:r>
+        <w:rPr>
+          <w:lang w:val="es-419" w:eastAsia="es-CO"/>
+        </w:rPr>
+        <w:t>La temperatura regula la velocidad de la fermentación al influir en la actividad de levaduras y bacterias ácido-lácticas. El rango recomendado para una masa madre es de 24 a 28 °C, ya que favorece un desarrollo equilibrado de los microorganismos. Temperaturas superiores a 30 °C incrementan la producción de ácidos, mientras que valores inferiores a 18 °C ralentizan la fermentación. Controlar esta variable permite obtener panes con diferentes perfiles de aroma, sabor y textura.</w:t>
+      </w:r>
+    </w:p>
+    <w:p>
+      <w:pPr>
+        <w:pStyle w:val="Prrafodelista"/>
+        <w:numPr>
+          <w:ilvl w:val="0"/>
+          <w:numId w:val="66"/>
+        </w:numPr>
+        <w:rPr>
+          <w:lang w:val="es-419" w:eastAsia="es-CO"/>
+        </w:rPr>
       </w:pPr>
       <w:r>
         <w:rPr>
@@ -7065,15 +7173,125 @@
           <w:bCs/>
           <w:lang w:val="es-419" w:eastAsia="es-CO"/>
         </w:rPr>
-        <w:t xml:space="preserve">Alimentación de la masa madre </w:t>
-      </w:r>
-    </w:p>
-    <w:p>
-      <w:pPr>
-        <w:rPr>
-          <w:lang w:val="es-419" w:eastAsia="es-CO"/>
-        </w:rPr>
-      </w:pPr>
+        <w:t>Hidratación</w:t>
+      </w:r>
+      <w:r>
+        <w:rPr>
+          <w:b/>
+          <w:bCs/>
+          <w:lang w:val="es-419" w:eastAsia="es-CO"/>
+        </w:rPr>
+        <w:t xml:space="preserve">. </w:t>
+      </w:r>
+      <w:r>
+        <w:rPr>
+          <w:lang w:val="es-419" w:eastAsia="es-CO"/>
+        </w:rPr>
+        <w:t xml:space="preserve">La hidratación corresponde a la cantidad de agua utilizada con respecto al peso de la harina. Una masa madre con mayor hidratación facilita la actividad microbiana, acelera la fermentación y favorece la producción de ácido láctico. Por el contrario, una masa más firme fermenta con mayor lentitud y puede desarrollar una acidez más intensa. La </w:t>
+      </w:r>
+      <w:r>
+        <w:rPr>
+          <w:lang w:val="es-419" w:eastAsia="es-CO"/>
+        </w:rPr>
+        <w:lastRenderedPageBreak/>
+        <w:t>hidratación influye directamente en la textura de la masa, la estructura de la miga y las características sensoriales del pan.</w:t>
+      </w:r>
+    </w:p>
+    <w:p>
+      <w:pPr>
+        <w:pStyle w:val="Prrafodelista"/>
+        <w:numPr>
+          <w:ilvl w:val="0"/>
+          <w:numId w:val="66"/>
+        </w:numPr>
+        <w:rPr>
+          <w:lang w:val="es-419" w:eastAsia="es-CO"/>
+        </w:rPr>
+      </w:pPr>
+      <w:r>
+        <w:rPr>
+          <w:b/>
+          <w:bCs/>
+          <w:lang w:val="es-419" w:eastAsia="es-CO"/>
+        </w:rPr>
+        <w:t>Tiempo</w:t>
+      </w:r>
+      <w:r>
+        <w:rPr>
+          <w:b/>
+          <w:bCs/>
+          <w:lang w:val="es-419" w:eastAsia="es-CO"/>
+        </w:rPr>
+        <w:t xml:space="preserve">. </w:t>
+      </w:r>
+      <w:r>
+        <w:rPr>
+          <w:lang w:val="es-419" w:eastAsia="es-CO"/>
+        </w:rPr>
+        <w:t>El tiempo determina cuánto actúan los microorganismos sobre los azúcares de la masa. Una fermentación corta puede producir panes con poco volumen y aromas poco desarrollados. En cambio, una fermentación más prolongada favorece la formación de compuestos aromáticos y una mayor acidez. Sin embargo, un exceso de tiempo puede debilitar la red de gluten y reducir la capacidad de la masa para retener los gases generados durante la fermentación.</w:t>
+      </w:r>
+    </w:p>
+    <w:p>
+      <w:pPr>
+        <w:pStyle w:val="Prrafodelista"/>
+        <w:numPr>
+          <w:ilvl w:val="0"/>
+          <w:numId w:val="66"/>
+        </w:numPr>
+        <w:rPr>
+          <w:lang w:val="es-419" w:eastAsia="es-CO"/>
+        </w:rPr>
+      </w:pPr>
+      <w:r>
+        <w:rPr>
+          <w:b/>
+          <w:bCs/>
+          <w:lang w:val="es-419" w:eastAsia="es-CO"/>
+        </w:rPr>
+        <w:t>pH</w:t>
+      </w:r>
+      <w:r>
+        <w:rPr>
+          <w:b/>
+          <w:bCs/>
+          <w:lang w:val="es-419" w:eastAsia="es-CO"/>
+        </w:rPr>
+        <w:t xml:space="preserve">. </w:t>
+      </w:r>
+      <w:r>
+        <w:rPr>
+          <w:lang w:val="es-419" w:eastAsia="es-CO"/>
+        </w:rPr>
+        <w:t>El pH indica el nivel de acidez de la masa y disminuye progresivamente durante la fermentación debido a la producción de ácidos orgánicos. Una masa madre madura suele presentar un pH entre 3,8 y 4,5, condición que limita el crecimiento de microorganismos indeseables y favorece la conservación del pan. Mantener un pH adecuado también contribuye al desarrollo del sabor, la estabilidad de la masa y la calidad del producto final.</w:t>
+      </w:r>
+    </w:p>
+    <w:p>
+      <w:pPr>
+        <w:pStyle w:val="Prrafodelista"/>
+        <w:numPr>
+          <w:ilvl w:val="0"/>
+          <w:numId w:val="66"/>
+        </w:numPr>
+        <w:rPr>
+          <w:lang w:val="es-419" w:eastAsia="es-CO"/>
+        </w:rPr>
+      </w:pPr>
+      <w:r>
+        <w:rPr>
+          <w:b/>
+          <w:bCs/>
+          <w:lang w:val="es-419" w:eastAsia="es-CO"/>
+        </w:rPr>
+        <w:t>Alimentación de la masa madre</w:t>
+      </w:r>
+      <w:r>
+        <w:rPr>
+          <w:b/>
+          <w:bCs/>
+          <w:lang w:val="es-419" w:eastAsia="es-CO"/>
+        </w:rPr>
+        <w:t xml:space="preserve">. </w:t>
+      </w:r>
       <w:r>
         <w:rPr>
           <w:lang w:val="es-419" w:eastAsia="es-CO"/>
@@ -7252,6 +7470,7 @@
     </w:tbl>
     <w:p>
       <w:pPr>
+        <w:ind w:firstLine="0"/>
         <w:rPr>
           <w:lang w:val="es-419" w:eastAsia="es-CO"/>
         </w:rPr>
@@ -7344,7 +7563,25 @@
         <w:rPr>
           <w:lang w:val="es-419" w:eastAsia="es-CO"/>
         </w:rPr>
-        <w:t>La fermentación de la masa madre no solo produce transformaciones químicas y microbiológicas, sino también cambios sensoriales que pueden observarse, percibirse y evaluarse durante todo el proceso. Estos cambios permiten al panadero reconocer el grado de actividad de la masa madre, determinar su nivel de madurez y decidir el momento más adecuado para utilizarla en la elaboración del pan (Castiblanco, 2020).</w:t>
+        <w:t>“</w:t>
+      </w:r>
+      <w:r>
+        <w:rPr>
+          <w:lang w:val="es-419" w:eastAsia="es-CO"/>
+        </w:rPr>
+        <w:t>La fermentación de la masa madre no solo produce transformaciones químicas y microbiológicas, sino también cambios sensoriales que pueden observarse, percibirse y evaluarse durante todo el proceso. Estos cambios permiten al panadero reconocer el grado de actividad de la masa madre, determinar su nivel de madurez y decidir el momento más adecuado para utilizarla en la elaboración del pan</w:t>
+      </w:r>
+      <w:r>
+        <w:rPr>
+          <w:lang w:val="es-419" w:eastAsia="es-CO"/>
+        </w:rPr>
+        <w:t>”.</w:t>
+      </w:r>
+      <w:r>
+        <w:rPr>
+          <w:lang w:val="es-419" w:eastAsia="es-CO"/>
+        </w:rPr>
+        <w:t xml:space="preserve"> (Castiblanco, 2020).</w:t>
       </w:r>
     </w:p>
     <w:p>
@@ -7384,6 +7621,7 @@
     </w:p>
     <w:p>
       <w:pPr>
+        <w:ind w:left="1416" w:firstLine="1"/>
         <w:rPr>
           <w:lang w:val="es-419" w:eastAsia="es-CO"/>
         </w:rPr>
@@ -7419,22 +7657,23 @@
     </w:p>
     <w:p>
       <w:pPr>
-        <w:rPr>
-          <w:lang w:val="es-419" w:eastAsia="es-CO"/>
-        </w:rPr>
-      </w:pPr>
-      <w:r>
-        <w:rPr>
-          <w:lang w:val="es-419" w:eastAsia="es-CO"/>
-        </w:rPr>
-        <w:t xml:space="preserve">Durante la fermentación se desarrollan progresivamente los ácidos orgánicos que aportan complejidad al sabor. Una masa madre joven presenta una acidez suave, mientras que una fermentación más prolongada produce sabores más intensos y persistentes. El equilibrio entre ácido láctico y ácido acético determina si el sabor </w:t>
+        <w:ind w:left="1417" w:firstLine="0"/>
+        <w:rPr>
+          <w:lang w:val="es-419" w:eastAsia="es-CO"/>
+        </w:rPr>
+      </w:pPr>
+      <w:r>
+        <w:rPr>
+          <w:lang w:val="es-419" w:eastAsia="es-CO"/>
+        </w:rPr>
+        <w:t xml:space="preserve">Durante la fermentación se desarrollan progresivamente los ácidos orgánicos que aportan complejidad al sabor. Una masa madre joven presenta una acidez suave, mientras que una fermentación más </w:t>
       </w:r>
       <w:r>
         <w:rPr>
           <w:lang w:val="es-419" w:eastAsia="es-CO"/>
         </w:rPr>
         <w:lastRenderedPageBreak/>
-        <w:t>resulta más delicado o más pronunciado, característica que posteriormente influirá en el perfil sensorial del pan.</w:t>
+        <w:t>prolongada produce sabores más intensos y persistentes. El equilibrio entre ácido láctico y ácido acético determina si el sabor resulta más delicado o más pronunciado, característica que posteriormente influirá en el perfil sensorial del pan.</w:t>
       </w:r>
     </w:p>
     <w:p>
@@ -7461,6 +7700,7 @@
     </w:p>
     <w:p>
       <w:pPr>
+        <w:ind w:left="1416" w:firstLine="1"/>
         <w:rPr>
           <w:lang w:val="es-419" w:eastAsia="es-CO"/>
         </w:rPr>
@@ -7496,6 +7736,7 @@
     </w:p>
     <w:p>
       <w:pPr>
+        <w:ind w:left="1416" w:firstLine="1"/>
         <w:rPr>
           <w:lang w:val="es-419" w:eastAsia="es-CO"/>
         </w:rPr>
@@ -7778,6 +8019,7 @@
     </w:tbl>
     <w:p>
       <w:pPr>
+        <w:ind w:firstLine="0"/>
         <w:rPr>
           <w:lang w:val="es-419" w:eastAsia="es-CO"/>
         </w:rPr>
@@ -7922,31 +8164,7 @@
         <w:rPr>
           <w:lang w:val="es-419" w:eastAsia="es-CO"/>
         </w:rPr>
-        <w:t>: una fermentación más larga (12</w:t>
-      </w:r>
-      <w:r>
-        <w:rPr>
-          <w:lang w:val="es-419" w:eastAsia="es-CO"/>
-        </w:rPr>
-        <w:t xml:space="preserve"> </w:t>
-      </w:r>
-      <w:r>
-        <w:rPr>
-          <w:lang w:val="es-419" w:eastAsia="es-CO"/>
-        </w:rPr>
-        <w:t>-</w:t>
-      </w:r>
-      <w:r>
-        <w:rPr>
-          <w:lang w:val="es-419" w:eastAsia="es-CO"/>
-        </w:rPr>
-        <w:t xml:space="preserve"> </w:t>
-      </w:r>
-      <w:r>
-        <w:rPr>
-          <w:lang w:val="es-419" w:eastAsia="es-CO"/>
-        </w:rPr>
-        <w:t>24 horas en frío) produce más sabor y mejor digestibilidad. Los panes de masa madre con fermentación prolongada tienen un índice glucémico más bajo.</w:t>
+        <w:t>: una fermentación más larga (12-24 horas en frío) produce más sabor y mejor digestibilidad. Los panes de masa madre con fermentación prolongada tienen un índice glucémico más bajo.</w:t>
       </w:r>
     </w:p>
     <w:p>
@@ -7972,11 +8190,25 @@
         <w:rPr>
           <w:lang w:val="es-419" w:eastAsia="es-CO"/>
         </w:rPr>
-        <w:t xml:space="preserve">: la acidez es un conservante natural. Un pH de 4.0 o inferior inhibe la mayoría de las bacterias patógenas, incluyendo Salmonella y </w:t>
+        <w:t xml:space="preserve">: la acidez es un conservante natural. Un pH de 4.0 o inferior inhibe la mayoría de las bacterias patógenas, incluyendo </w:t>
+      </w:r>
+      <w:r>
+        <w:rPr>
+          <w:rStyle w:val="Extranjerismo"/>
+          <w:lang w:val="es-419" w:eastAsia="es-CO"/>
+        </w:rPr>
+        <w:t>Salmonella</w:t>
+      </w:r>
+      <w:r>
+        <w:rPr>
+          <w:lang w:val="es-419" w:eastAsia="es-CO"/>
+        </w:rPr>
+        <w:t xml:space="preserve"> y </w:t>
       </w:r>
       <w:proofErr w:type="spellStart"/>
       <w:r>
         <w:rPr>
+          <w:rStyle w:val="Extranjerismo"/>
           <w:lang w:val="es-419" w:eastAsia="es-CO"/>
         </w:rPr>
         <w:t>Escherichia</w:t>
@@ -7984,6 +8216,7 @@
       <w:proofErr w:type="spellEnd"/>
       <w:r>
         <w:rPr>
+          <w:rStyle w:val="Extranjerismo"/>
           <w:lang w:val="es-419" w:eastAsia="es-CO"/>
         </w:rPr>
         <w:t xml:space="preserve"> </w:t>
@@ -7991,6 +8224,7 @@
       <w:proofErr w:type="spellStart"/>
       <w:r>
         <w:rPr>
+          <w:rStyle w:val="Extranjerismo"/>
           <w:lang w:val="es-419" w:eastAsia="es-CO"/>
         </w:rPr>
         <w:t>coli</w:t>
@@ -8000,7 +8234,19 @@
         <w:rPr>
           <w:lang w:val="es-419" w:eastAsia="es-CO"/>
         </w:rPr>
-        <w:t>. Sin embargo, un pH demasiado bajo (&lt;3.5) puede debilitar el gluten y producir una miga densa.</w:t>
+        <w:t>. Sin embargo, un pH demasiado bajo (&lt;</w:t>
+      </w:r>
+      <w:r>
+        <w:rPr>
+          <w:lang w:val="es-419" w:eastAsia="es-CO"/>
+        </w:rPr>
+        <w:t xml:space="preserve"> </w:t>
+      </w:r>
+      <w:r>
+        <w:rPr>
+          <w:lang w:val="es-419" w:eastAsia="es-CO"/>
+        </w:rPr>
+        <w:t>3.5) puede debilitar el gluten y producir una miga densa.</w:t>
       </w:r>
     </w:p>
     <w:p>
@@ -8397,6 +8643,7 @@
     </w:tbl>
     <w:p>
       <w:pPr>
+        <w:ind w:firstLine="0"/>
         <w:rPr>
           <w:lang w:val="es-419" w:eastAsia="es-CO"/>
         </w:rPr>
@@ -8474,21 +8721,37 @@
         <w:rPr>
           <w:lang w:val="es-419" w:eastAsia="es-CO"/>
         </w:rPr>
-        <w:t>La masa madre es el cultivo natural que da origen a la fermentación característica de los panes artesanales. Conocer cómo se obtiene, se alimenta y se conserva permite mantener una comunidad activa de levaduras y bacterias ácido-lácticas, indispensable para lograr fermentaciones estables y productos de calidad. En este capítulo se aborda el proceso completo de elaboración de la masa madre, desde su creación hasta su mantenimiento y conservación, además de las principales recomendaciones para su utilización en la panificación artesanal (</w:t>
-      </w:r>
-      <w:proofErr w:type="spellStart"/>
-      <w:r>
-        <w:rPr>
-          <w:lang w:val="es-419" w:eastAsia="es-CO"/>
-        </w:rPr>
-        <w:t>Wing</w:t>
-      </w:r>
-      <w:proofErr w:type="spellEnd"/>
-      <w:r>
-        <w:rPr>
-          <w:lang w:val="es-419" w:eastAsia="es-CO"/>
-        </w:rPr>
-        <w:t xml:space="preserve"> &amp; Scott, 2021).</w:t>
+        <w:t>“</w:t>
+      </w:r>
+      <w:r>
+        <w:rPr>
+          <w:lang w:val="es-419" w:eastAsia="es-CO"/>
+        </w:rPr>
+        <w:t>La masa madre es el cultivo natural que da origen a la fermentación característica de los panes artesanales. Conocer cómo se obtiene, se alimenta y se conserva permite mantener una comunidad activa de levaduras y bacterias ácido</w:t>
+      </w:r>
+      <w:r>
+        <w:rPr>
+          <w:lang w:val="es-419" w:eastAsia="es-CO"/>
+        </w:rPr>
+        <w:t>-</w:t>
+      </w:r>
+      <w:r>
+        <w:rPr>
+          <w:lang w:val="es-419" w:eastAsia="es-CO"/>
+        </w:rPr>
+        <w:t>lácticas, indispensable para lograr fermentaciones estables y productos de calidad. En este capítulo se aborda el proceso completo de elaboración de la masa madre, desde su creación hasta su mantenimiento y conservación, además de las principales recomendaciones para su utilización en la panificación artesanal</w:t>
+      </w:r>
+      <w:r>
+        <w:rPr>
+          <w:lang w:val="es-419" w:eastAsia="es-CO"/>
+        </w:rPr>
+        <w:t xml:space="preserve">”. </w:t>
+      </w:r>
+      <w:r>
+        <w:rPr>
+          <w:lang w:val="es-419" w:eastAsia="es-CO"/>
+        </w:rPr>
+        <w:t>(Wing &amp; Scott, 2021).</w:t>
       </w:r>
     </w:p>
     <w:p>
@@ -8626,11 +8889,15 @@
           <w:numId w:val="44"/>
         </w:numPr>
         <w:rPr>
-          <w:lang w:val="es-419" w:eastAsia="es-CO"/>
-        </w:rPr>
-      </w:pPr>
-      <w:r>
-        <w:rPr>
+          <w:b/>
+          <w:bCs/>
+          <w:lang w:val="es-419" w:eastAsia="es-CO"/>
+        </w:rPr>
+      </w:pPr>
+      <w:r>
+        <w:rPr>
+          <w:b/>
+          <w:bCs/>
           <w:lang w:val="es-419" w:eastAsia="es-CO"/>
         </w:rPr>
         <w:t>Masa madre líquida (100 % de hidratación)</w:t>
@@ -8638,6 +8905,7 @@
     </w:p>
     <w:p>
       <w:pPr>
+        <w:ind w:left="1416" w:firstLine="1"/>
         <w:rPr>
           <w:lang w:val="es-419" w:eastAsia="es-CO"/>
         </w:rPr>
@@ -8657,35 +8925,47 @@
           <w:numId w:val="44"/>
         </w:numPr>
         <w:rPr>
-          <w:lang w:val="es-419" w:eastAsia="es-CO"/>
-        </w:rPr>
-      </w:pPr>
-      <w:r>
-        <w:rPr>
+          <w:b/>
+          <w:bCs/>
+          <w:lang w:val="es-419" w:eastAsia="es-CO"/>
+        </w:rPr>
+      </w:pPr>
+      <w:r>
+        <w:rPr>
+          <w:b/>
+          <w:bCs/>
           <w:lang w:val="es-419" w:eastAsia="es-CO"/>
         </w:rPr>
         <w:t>Masa madre dura o rígida (50</w:t>
       </w:r>
       <w:r>
         <w:rPr>
+          <w:b/>
+          <w:bCs/>
           <w:lang w:val="es-419" w:eastAsia="es-CO"/>
         </w:rPr>
         <w:t xml:space="preserve"> </w:t>
       </w:r>
       <w:r>
         <w:rPr>
+          <w:b/>
+          <w:bCs/>
           <w:lang w:val="es-419" w:eastAsia="es-CO"/>
         </w:rPr>
         <w:t>-</w:t>
       </w:r>
       <w:r>
         <w:rPr>
+          <w:b/>
+          <w:bCs/>
           <w:lang w:val="es-419" w:eastAsia="es-CO"/>
         </w:rPr>
         <w:t xml:space="preserve"> </w:t>
       </w:r>
       <w:r>
         <w:rPr>
+          <w:b/>
+          <w:bCs/>
           <w:lang w:val="es-419" w:eastAsia="es-CO"/>
         </w:rPr>
         <w:t>60 % de hidratación)</w:t>
@@ -8693,6 +8973,7 @@
     </w:p>
     <w:p>
       <w:pPr>
+        <w:ind w:left="1416" w:firstLine="1"/>
         <w:rPr>
           <w:lang w:val="es-419" w:eastAsia="es-CO"/>
         </w:rPr>
@@ -8714,6 +8995,7 @@
         <w:rPr>
           <w:lang w:val="es-419" w:eastAsia="es-CO"/>
         </w:rPr>
+        <w:lastRenderedPageBreak/>
         <w:t xml:space="preserve">A continuación, se presenta una tabla que compara los tipos de masa madre de acuerdo a su hidratación: </w:t>
       </w:r>
     </w:p>
@@ -8728,7 +9010,6 @@
         <w:rPr>
           <w:lang w:val="es-419" w:eastAsia="es-CO"/>
         </w:rPr>
-        <w:lastRenderedPageBreak/>
         <w:t xml:space="preserve">  Comparación entre masa madre líquida y dura</w:t>
       </w:r>
     </w:p>
@@ -8770,7 +9051,13 @@
               <w:pStyle w:val="TextoTablas"/>
             </w:pPr>
             <w:r>
-              <w:t>Masa madre líquida (100%)</w:t>
+              <w:t>Masa madre líquida (100</w:t>
+            </w:r>
+            <w:r>
+              <w:t xml:space="preserve"> </w:t>
+            </w:r>
+            <w:r>
+              <w:t>%)</w:t>
             </w:r>
           </w:p>
         </w:tc>
@@ -8783,7 +9070,13 @@
               <w:pStyle w:val="TextoTablas"/>
             </w:pPr>
             <w:r>
-              <w:t>Masa madre dura (50 – 60 %)</w:t>
+              <w:t>Masa madre dura (50</w:t>
+            </w:r>
+            <w:r>
+              <w:t>-</w:t>
+            </w:r>
+            <w:r>
+              <w:t>60 %)</w:t>
             </w:r>
           </w:p>
         </w:tc>
@@ -8961,6 +9254,7 @@
     </w:tbl>
     <w:p>
       <w:pPr>
+        <w:ind w:firstLine="0"/>
         <w:rPr>
           <w:lang w:val="es-419" w:eastAsia="es-CO"/>
         </w:rPr>
@@ -9022,6 +9316,12 @@
         <w:rPr>
           <w:lang w:val="es-419" w:eastAsia="es-CO"/>
         </w:rPr>
+        <w:t>“</w:t>
+      </w:r>
+      <w:r>
+        <w:rPr>
+          <w:lang w:val="es-419" w:eastAsia="es-CO"/>
+        </w:rPr>
         <w:t>Para obtener masa madre desde cero se requiere entre 5 y 7 días. A continuación, se describe el procedimiento para una masa madre líquida (100</w:t>
       </w:r>
       <w:r>
@@ -9034,25 +9334,28 @@
         <w:rPr>
           <w:lang w:val="es-419" w:eastAsia="es-CO"/>
         </w:rPr>
-        <w:t>% hidratación) a 25 °C (</w:t>
-      </w:r>
-      <w:proofErr w:type="spellStart"/>
-      <w:r>
-        <w:rPr>
-          <w:lang w:val="es-419" w:eastAsia="es-CO"/>
-        </w:rPr>
-        <w:t>Wing</w:t>
-      </w:r>
-      <w:proofErr w:type="spellEnd"/>
-      <w:r>
-        <w:rPr>
-          <w:lang w:val="es-419" w:eastAsia="es-CO"/>
-        </w:rPr>
-        <w:t xml:space="preserve"> &amp; Scott, 2021).</w:t>
-      </w:r>
-    </w:p>
-    <w:p>
-      <w:pPr>
+        <w:t>% hidratación) a 25 °C</w:t>
+      </w:r>
+      <w:r>
+        <w:rPr>
+          <w:lang w:val="es-419" w:eastAsia="es-CO"/>
+        </w:rPr>
+        <w:t xml:space="preserve">”. </w:t>
+      </w:r>
+      <w:r>
+        <w:rPr>
+          <w:lang w:val="es-419" w:eastAsia="es-CO"/>
+        </w:rPr>
+        <w:t>(Wing &amp; Scott, 2021).</w:t>
+      </w:r>
+    </w:p>
+    <w:p>
+      <w:pPr>
+        <w:pStyle w:val="Prrafodelista"/>
+        <w:numPr>
+          <w:ilvl w:val="0"/>
+          <w:numId w:val="67"/>
+        </w:numPr>
         <w:rPr>
           <w:lang w:val="es-419" w:eastAsia="es-CO"/>
         </w:rPr>
@@ -9063,6 +9366,7 @@
           <w:bCs/>
           <w:lang w:val="es-419" w:eastAsia="es-CO"/>
         </w:rPr>
+        <w:lastRenderedPageBreak/>
         <w:t>Día 1: preparación del cultivo</w:t>
       </w:r>
       <w:r>
@@ -9077,18 +9381,16 @@
         <w:rPr>
           <w:lang w:val="es-419" w:eastAsia="es-CO"/>
         </w:rPr>
-        <w:t xml:space="preserve">Mezcle 50 g de harina integral de trigo o centeno con 50 g de agua potable a una temperatura aproximada de 25 a 28 °C en un frasco de </w:t>
-      </w:r>
-      <w:r>
-        <w:rPr>
-          <w:lang w:val="es-419" w:eastAsia="es-CO"/>
-        </w:rPr>
-        <w:lastRenderedPageBreak/>
-        <w:t>vidrio limpio. Revuelva hasta obtener una mezcla homogénea y cubra el recipiente sin cerrarlo completamente para permitir el intercambio de gases. Deje reposar durante 24 horas en un ambiente entre 24 y 26 °C. En esta etapa aún no se observan cambios importantes, pero comienza el desarrollo de los microorganismos naturales.</w:t>
-      </w:r>
-    </w:p>
-    <w:p>
-      <w:pPr>
+        <w:t>Mezcle 50 g de harina integral de trigo o centeno con 50 g de agua potable a una temperatura aproximada de 25 a 28 °C en un frasco de vidrio limpio. Revuelva hasta obtener una mezcla homogénea y cubra el recipiente sin cerrarlo completamente para permitir el intercambio de gases. Deje reposar durante 24 horas en un ambiente entre 24 y 26 °C. En esta etapa aún no se observan cambios importantes, pero comienza el desarrollo de los microorganismos naturales.</w:t>
+      </w:r>
+    </w:p>
+    <w:p>
+      <w:pPr>
+        <w:pStyle w:val="Prrafodelista"/>
+        <w:numPr>
+          <w:ilvl w:val="0"/>
+          <w:numId w:val="67"/>
+        </w:numPr>
         <w:rPr>
           <w:lang w:val="es-419" w:eastAsia="es-CO"/>
         </w:rPr>
@@ -9116,6 +9418,11 @@
     </w:p>
     <w:p>
       <w:pPr>
+        <w:pStyle w:val="Prrafodelista"/>
+        <w:numPr>
+          <w:ilvl w:val="0"/>
+          <w:numId w:val="67"/>
+        </w:numPr>
         <w:rPr>
           <w:lang w:val="es-419" w:eastAsia="es-CO"/>
         </w:rPr>
@@ -9143,6 +9450,11 @@
     </w:p>
     <w:p>
       <w:pPr>
+        <w:pStyle w:val="Prrafodelista"/>
+        <w:numPr>
+          <w:ilvl w:val="0"/>
+          <w:numId w:val="67"/>
+        </w:numPr>
         <w:rPr>
           <w:lang w:val="es-419" w:eastAsia="es-CO"/>
         </w:rPr>
@@ -9165,11 +9477,23 @@
         <w:rPr>
           <w:lang w:val="es-419" w:eastAsia="es-CO"/>
         </w:rPr>
-        <w:t>Continúe alimentando la masa madre cada 24 horas siguiendo el mismo procedimiento. La actividad fermentativa debe hacerse más evidente: el cultivo aumenta de volumen, aparecen numerosas burbujas y el aroma se vuelve fresco, ligeramente afrutado y ácido. Estos cambios indican que la comunidad de microorganismos se encuentra cada vez más activa y estable.</w:t>
-      </w:r>
-    </w:p>
-    <w:p>
-      <w:pPr>
+        <w:t xml:space="preserve">Continúe alimentando la masa madre cada 24 horas siguiendo el mismo procedimiento. La actividad fermentativa debe hacerse más evidente: el cultivo aumenta de volumen, aparecen numerosas burbujas y el aroma se vuelve fresco, ligeramente </w:t>
+      </w:r>
+      <w:r>
+        <w:rPr>
+          <w:lang w:val="es-419" w:eastAsia="es-CO"/>
+        </w:rPr>
+        <w:lastRenderedPageBreak/>
+        <w:t>afrutado y ácido. Estos cambios indican que la comunidad de microorganismos se encuentra cada vez más activa y estable.</w:t>
+      </w:r>
+    </w:p>
+    <w:p>
+      <w:pPr>
+        <w:pStyle w:val="Prrafodelista"/>
+        <w:numPr>
+          <w:ilvl w:val="0"/>
+          <w:numId w:val="67"/>
+        </w:numPr>
         <w:rPr>
           <w:lang w:val="es-419" w:eastAsia="es-CO"/>
         </w:rPr>
@@ -9192,14 +9516,7 @@
         <w:rPr>
           <w:lang w:val="es-419" w:eastAsia="es-CO"/>
         </w:rPr>
-        <w:t xml:space="preserve">La masa madre estará lista cuando, después de alimentarla, duplique su volumen en aproximadamente 4 a 6 horas, presente abundantes burbujas y desprenda un aroma agradable, sin olores </w:t>
-      </w:r>
-      <w:r>
-        <w:rPr>
-          <w:lang w:val="es-419" w:eastAsia="es-CO"/>
-        </w:rPr>
-        <w:lastRenderedPageBreak/>
-        <w:t>desagradables o a descomposición. Si todavía no alcanza este comportamiento, continúe con las alimentaciones diarias hasta que el cultivo muestre una fermentación constante y estable.</w:t>
+        <w:t>La masa madre estará lista cuando, después de alimentarla, duplique su volumen en aproximadamente 4 a 6 horas, presente abundantes burbujas y desprenda un aroma agradable, sin olores desagradables o a descomposición. Si todavía no alcanza este comportamiento, continúe con las alimentaciones diarias hasta que el cultivo muestre una fermentación constante y estable.</w:t>
       </w:r>
     </w:p>
     <w:p>
@@ -9252,11 +9569,31 @@
         <w:rPr>
           <w:lang w:val="es-419" w:eastAsia="es-CO"/>
         </w:rPr>
-        <w:t>La masa madre es un cultivo vivo que requiere una alimentación periódica para conservar el equilibrio entre levaduras y bacterias ácido-lácticas. Este proceso, conocido como refresco, consiste en renovar parte del cultivo con harina y agua para aportar nuevos nutrientes, mantener la actividad fermentativa y evitar un exceso de acidez (Castiblanco, 2020).</w:t>
-      </w:r>
-    </w:p>
-    <w:p>
-      <w:pPr>
+        <w:t>“</w:t>
+      </w:r>
+      <w:r>
+        <w:rPr>
+          <w:lang w:val="es-419" w:eastAsia="es-CO"/>
+        </w:rPr>
+        <w:t>La masa madre es un cultivo vivo que requiere una alimentación periódica para conservar el equilibrio entre levaduras y bacterias ácido-lácticas. Este proceso, conocido como refresco, consiste en renovar parte del cultivo con harina y agua para aportar nuevos nutrientes, mantener la actividad fermentativa y evitar un exceso de acidez</w:t>
+      </w:r>
+      <w:r>
+        <w:rPr>
+          <w:lang w:val="es-419" w:eastAsia="es-CO"/>
+        </w:rPr>
+        <w:t>”.</w:t>
+      </w:r>
+      <w:r>
+        <w:rPr>
+          <w:lang w:val="es-419" w:eastAsia="es-CO"/>
+        </w:rPr>
+        <w:t xml:space="preserve"> (Castiblanco, 2020).</w:t>
+      </w:r>
+    </w:p>
+    <w:p>
+      <w:pPr>
+        <w:spacing w:before="0" w:after="160" w:line="259" w:lineRule="auto"/>
+        <w:ind w:firstLine="0"/>
         <w:rPr>
           <w:b/>
           <w:bCs/>
@@ -9269,20 +9606,7 @@
           <w:bCs/>
           <w:lang w:val="es-419" w:eastAsia="es-CO"/>
         </w:rPr>
-        <w:t>Proceso de refresco</w:t>
-      </w:r>
-    </w:p>
-    <w:p>
-      <w:pPr>
-        <w:rPr>
-          <w:lang w:val="es-419" w:eastAsia="es-CO"/>
-        </w:rPr>
-      </w:pPr>
-      <w:r>
-        <w:rPr>
-          <w:lang w:val="es-419" w:eastAsia="es-CO"/>
-        </w:rPr>
-        <w:t>El refresco de la masa madre comprende las siguientes acciones o pasos:</w:t>
+        <w:br w:type="page"/>
       </w:r>
     </w:p>
     <w:p>
@@ -9299,141 +9623,157 @@
           <w:bCs/>
           <w:lang w:val="es-419" w:eastAsia="es-CO"/>
         </w:rPr>
-        <w:t xml:space="preserve">Paso 1 </w:t>
-      </w:r>
-    </w:p>
-    <w:p>
-      <w:pPr>
-        <w:rPr>
-          <w:lang w:val="es-419" w:eastAsia="es-CO"/>
-        </w:rPr>
-      </w:pPr>
-      <w:r>
-        <w:rPr>
-          <w:lang w:val="es-419" w:eastAsia="es-CO"/>
-        </w:rPr>
-        <w:t>Conservar una porción del cultivo (semilla) y desechar el excedente para mantener el equilibrio del cultivo.</w:t>
-      </w:r>
-    </w:p>
-    <w:p>
-      <w:pPr>
+        <w:lastRenderedPageBreak/>
+        <w:t>Proceso de refresco</w:t>
+      </w:r>
+    </w:p>
+    <w:p>
+      <w:pPr>
+        <w:rPr>
+          <w:lang w:val="es-419" w:eastAsia="es-CO"/>
+        </w:rPr>
+      </w:pPr>
+      <w:r>
+        <w:rPr>
+          <w:lang w:val="es-419" w:eastAsia="es-CO"/>
+        </w:rPr>
+        <w:t>El refresco de la masa madre comprende las siguientes acciones o pasos:</w:t>
+      </w:r>
+    </w:p>
+    <w:p>
+      <w:pPr>
+        <w:pStyle w:val="Prrafodelista"/>
+        <w:numPr>
+          <w:ilvl w:val="0"/>
+          <w:numId w:val="68"/>
+        </w:numPr>
+        <w:rPr>
+          <w:lang w:val="es-419" w:eastAsia="es-CO"/>
+        </w:rPr>
+      </w:pPr>
+      <w:r>
         <w:rPr>
           <w:b/>
           <w:bCs/>
           <w:lang w:val="es-419" w:eastAsia="es-CO"/>
         </w:rPr>
-      </w:pPr>
+        <w:t>Paso 1</w:t>
+      </w:r>
       <w:r>
         <w:rPr>
           <w:b/>
           <w:bCs/>
           <w:lang w:val="es-419" w:eastAsia="es-CO"/>
         </w:rPr>
-        <w:lastRenderedPageBreak/>
-        <w:t>Paso 2</w:t>
-      </w:r>
-    </w:p>
-    <w:p>
-      <w:pPr>
-        <w:rPr>
-          <w:lang w:val="es-419" w:eastAsia="es-CO"/>
-        </w:rPr>
-      </w:pPr>
-      <w:r>
-        <w:rPr>
-          <w:lang w:val="es-419" w:eastAsia="es-CO"/>
-        </w:rPr>
-        <w:t>Agregar harina y agua fresca en la proporción establecida según la frecuencia de alimentación.</w:t>
-      </w:r>
-    </w:p>
-    <w:p>
-      <w:pPr>
+        <w:t xml:space="preserve">. </w:t>
+      </w:r>
+      <w:r>
+        <w:rPr>
+          <w:lang w:val="es-419" w:eastAsia="es-CO"/>
+        </w:rPr>
+        <w:t>Conservar una porción del cultivo (semilla) y desechar el excedente para mantener el equilibrio del cultivo.</w:t>
+      </w:r>
+    </w:p>
+    <w:p>
+      <w:pPr>
+        <w:pStyle w:val="Prrafodelista"/>
+        <w:numPr>
+          <w:ilvl w:val="0"/>
+          <w:numId w:val="68"/>
+        </w:numPr>
+        <w:rPr>
+          <w:lang w:val="es-419" w:eastAsia="es-CO"/>
+        </w:rPr>
+      </w:pPr>
+      <w:r>
         <w:rPr>
           <w:b/>
           <w:bCs/>
           <w:lang w:val="es-419" w:eastAsia="es-CO"/>
         </w:rPr>
-      </w:pPr>
+        <w:t>Paso 2</w:t>
+      </w:r>
       <w:r>
         <w:rPr>
           <w:b/>
           <w:bCs/>
           <w:lang w:val="es-419" w:eastAsia="es-CO"/>
         </w:rPr>
-        <w:t>Paso 3</w:t>
-      </w:r>
-    </w:p>
-    <w:p>
-      <w:pPr>
-        <w:rPr>
-          <w:lang w:val="es-419" w:eastAsia="es-CO"/>
-        </w:rPr>
-      </w:pPr>
-      <w:r>
-        <w:rPr>
-          <w:lang w:val="es-419" w:eastAsia="es-CO"/>
-        </w:rPr>
-        <w:t>Mezclar hasta obtener una masa homogénea, asegurando una distribución uniforme de los microorganismos.</w:t>
-      </w:r>
-    </w:p>
-    <w:p>
-      <w:pPr>
+        <w:t xml:space="preserve">. </w:t>
+      </w:r>
+      <w:r>
+        <w:rPr>
+          <w:lang w:val="es-419" w:eastAsia="es-CO"/>
+        </w:rPr>
+        <w:t>Agregar harina y agua fresca en la proporción establecida según la frecuencia de alimentación.</w:t>
+      </w:r>
+    </w:p>
+    <w:p>
+      <w:pPr>
+        <w:pStyle w:val="Prrafodelista"/>
+        <w:numPr>
+          <w:ilvl w:val="0"/>
+          <w:numId w:val="68"/>
+        </w:numPr>
+        <w:rPr>
+          <w:lang w:val="es-419" w:eastAsia="es-CO"/>
+        </w:rPr>
+      </w:pPr>
+      <w:r>
         <w:rPr>
           <w:b/>
           <w:bCs/>
           <w:lang w:val="es-419" w:eastAsia="es-CO"/>
         </w:rPr>
-      </w:pPr>
+        <w:t>Paso 3</w:t>
+      </w:r>
       <w:r>
         <w:rPr>
           <w:b/>
           <w:bCs/>
           <w:lang w:val="es-419" w:eastAsia="es-CO"/>
         </w:rPr>
-        <w:t>Paso 4</w:t>
-      </w:r>
-    </w:p>
-    <w:p>
-      <w:pPr>
-        <w:rPr>
-          <w:lang w:val="es-419" w:eastAsia="es-CO"/>
-        </w:rPr>
-      </w:pPr>
-      <w:r>
-        <w:rPr>
-          <w:lang w:val="es-419" w:eastAsia="es-CO"/>
-        </w:rPr>
-        <w:t xml:space="preserve">Dejar fermentar a temperatura ambiente hasta que la masa madre aumente de volumen, presente abundantes burbujas y alcance su máxima actividad. </w:t>
-      </w:r>
-    </w:p>
-    <w:p>
-      <w:pPr>
+        <w:t xml:space="preserve">. </w:t>
+      </w:r>
+      <w:r>
+        <w:rPr>
+          <w:lang w:val="es-419" w:eastAsia="es-CO"/>
+        </w:rPr>
+        <w:t>Mezclar hasta obtener una masa homogénea, asegurando una distribución uniforme de los microorganismos.</w:t>
+      </w:r>
+    </w:p>
+    <w:p>
+      <w:pPr>
+        <w:pStyle w:val="Prrafodelista"/>
+        <w:numPr>
+          <w:ilvl w:val="0"/>
+          <w:numId w:val="68"/>
+        </w:numPr>
+        <w:rPr>
+          <w:lang w:val="es-419" w:eastAsia="es-CO"/>
+        </w:rPr>
+      </w:pPr>
+      <w:r>
         <w:rPr>
           <w:b/>
           <w:bCs/>
           <w:lang w:val="es-419" w:eastAsia="es-CO"/>
         </w:rPr>
-      </w:pPr>
+        <w:t>Paso 4</w:t>
+      </w:r>
       <w:r>
         <w:rPr>
           <w:b/>
           <w:bCs/>
           <w:lang w:val="es-419" w:eastAsia="es-CO"/>
         </w:rPr>
-        <w:t>Relaciones de alimentación</w:t>
-      </w:r>
-    </w:p>
-    <w:p>
-      <w:pPr>
-        <w:rPr>
-          <w:lang w:val="es-419" w:eastAsia="es-CO"/>
-        </w:rPr>
-      </w:pPr>
-      <w:r>
-        <w:rPr>
-          <w:lang w:val="es-419" w:eastAsia="es-CO"/>
-        </w:rPr>
-        <w:t>La proporción de harina y agua varía según la frecuencia con que se utilice la masa madre.</w:t>
+        <w:t xml:space="preserve">. </w:t>
+      </w:r>
+      <w:r>
+        <w:rPr>
+          <w:lang w:val="es-419" w:eastAsia="es-CO"/>
+        </w:rPr>
+        <w:t xml:space="preserve">Dejar fermentar a temperatura ambiente hasta que la masa madre aumente de volumen, presente abundantes burbujas y alcance su máxima actividad. </w:t>
       </w:r>
     </w:p>
     <w:p>
@@ -9450,24 +9790,29 @@
           <w:bCs/>
           <w:lang w:val="es-419" w:eastAsia="es-CO"/>
         </w:rPr>
-        <w:t>Mantenimiento diario (temperatura ambiente)</w:t>
-      </w:r>
-    </w:p>
-    <w:p>
-      <w:pPr>
-        <w:rPr>
-          <w:lang w:val="es-419" w:eastAsia="es-CO"/>
-        </w:rPr>
-      </w:pPr>
-      <w:r>
-        <w:rPr>
-          <w:lang w:val="es-419" w:eastAsia="es-CO"/>
-        </w:rPr>
-        <w:t>Relación 1:2:2 (1 parte de masa madre: 2 partes de harina: 2 partes de agua).</w:t>
-      </w:r>
-    </w:p>
-    <w:p>
-      <w:pPr>
+        <w:t>Relaciones de alimentación</w:t>
+      </w:r>
+    </w:p>
+    <w:p>
+      <w:pPr>
+        <w:rPr>
+          <w:lang w:val="es-419" w:eastAsia="es-CO"/>
+        </w:rPr>
+      </w:pPr>
+      <w:r>
+        <w:rPr>
+          <w:lang w:val="es-419" w:eastAsia="es-CO"/>
+        </w:rPr>
+        <w:t>La proporción de harina y agua varía según la frecuencia con que se utilice la masa madre.</w:t>
+      </w:r>
+    </w:p>
+    <w:p>
+      <w:pPr>
+        <w:pStyle w:val="Prrafodelista"/>
+        <w:numPr>
+          <w:ilvl w:val="0"/>
+          <w:numId w:val="69"/>
+        </w:numPr>
         <w:rPr>
           <w:b/>
           <w:bCs/>
@@ -9480,24 +9825,26 @@
           <w:bCs/>
           <w:lang w:val="es-419" w:eastAsia="es-CO"/>
         </w:rPr>
-        <w:t>Ejemplo:</w:t>
-      </w:r>
-    </w:p>
-    <w:p>
-      <w:pPr>
-        <w:rPr>
-          <w:lang w:val="es-419" w:eastAsia="es-CO"/>
-        </w:rPr>
-      </w:pPr>
-      <w:r>
-        <w:rPr>
-          <w:lang w:val="es-419" w:eastAsia="es-CO"/>
-        </w:rPr>
-        <w:t>25 g de masa madre + 50 g de harina + 50 g de agua.</w:t>
-      </w:r>
-    </w:p>
-    <w:p>
-      <w:pPr>
+        <w:t>Mantenimiento diario (temperatura ambiente)</w:t>
+      </w:r>
+    </w:p>
+    <w:p>
+      <w:pPr>
+        <w:ind w:left="1416" w:firstLine="0"/>
+        <w:rPr>
+          <w:lang w:val="es-419" w:eastAsia="es-CO"/>
+        </w:rPr>
+      </w:pPr>
+      <w:r>
+        <w:rPr>
+          <w:lang w:val="es-419" w:eastAsia="es-CO"/>
+        </w:rPr>
+        <w:t>Relación 1:2:2 (1 parte de masa madre: 2 partes de harina: 2 partes de agua).</w:t>
+      </w:r>
+    </w:p>
+    <w:p>
+      <w:pPr>
+        <w:ind w:left="707"/>
         <w:rPr>
           <w:b/>
           <w:bCs/>
@@ -9510,24 +9857,45 @@
           <w:bCs/>
           <w:lang w:val="es-419" w:eastAsia="es-CO"/>
         </w:rPr>
-        <w:t>Mantenimiento en refrigeración (cada 2 o 3 días)</w:t>
-      </w:r>
-    </w:p>
-    <w:p>
-      <w:pPr>
-        <w:rPr>
-          <w:lang w:val="es-419" w:eastAsia="es-CO"/>
-        </w:rPr>
-      </w:pPr>
-      <w:r>
-        <w:rPr>
-          <w:lang w:val="es-419" w:eastAsia="es-CO"/>
-        </w:rPr>
-        <w:t>Relación 1:5:5 (1 parte de masa madre: 5 partes de harina: 5 partes de agua).</w:t>
-      </w:r>
-    </w:p>
-    <w:p>
-      <w:pPr>
+        <w:t>Ejemplo:</w:t>
+      </w:r>
+    </w:p>
+    <w:p>
+      <w:pPr>
+        <w:ind w:left="1415" w:firstLine="1"/>
+        <w:rPr>
+          <w:lang w:val="es-419" w:eastAsia="es-CO"/>
+        </w:rPr>
+      </w:pPr>
+      <w:r>
+        <w:rPr>
+          <w:lang w:val="es-419" w:eastAsia="es-CO"/>
+        </w:rPr>
+        <w:t>25 g de masa madre + 50 g de harina + 50 g de agua.</w:t>
+      </w:r>
+    </w:p>
+    <w:p>
+      <w:pPr>
+        <w:spacing w:before="0" w:after="160" w:line="259" w:lineRule="auto"/>
+        <w:ind w:firstLine="0"/>
+        <w:rPr>
+          <w:lang w:val="es-419" w:eastAsia="es-CO"/>
+        </w:rPr>
+      </w:pPr>
+      <w:r>
+        <w:rPr>
+          <w:lang w:val="es-419" w:eastAsia="es-CO"/>
+        </w:rPr>
+        <w:br w:type="page"/>
+      </w:r>
+    </w:p>
+    <w:p>
+      <w:pPr>
+        <w:pStyle w:val="Prrafodelista"/>
+        <w:numPr>
+          <w:ilvl w:val="0"/>
+          <w:numId w:val="69"/>
+        </w:numPr>
         <w:rPr>
           <w:b/>
           <w:bCs/>
@@ -9541,11 +9909,44 @@
           <w:lang w:val="es-419" w:eastAsia="es-CO"/>
         </w:rPr>
         <w:lastRenderedPageBreak/>
+        <w:t>Mantenimiento en refrigeración (cada 2 o 3 días)</w:t>
+      </w:r>
+    </w:p>
+    <w:p>
+      <w:pPr>
+        <w:ind w:left="1416" w:firstLine="0"/>
+        <w:rPr>
+          <w:lang w:val="es-419" w:eastAsia="es-CO"/>
+        </w:rPr>
+      </w:pPr>
+      <w:r>
+        <w:rPr>
+          <w:lang w:val="es-419" w:eastAsia="es-CO"/>
+        </w:rPr>
+        <w:t>Relación 1:5:5 (1 parte de masa madre: 5 partes de harina: 5 partes de agua).</w:t>
+      </w:r>
+    </w:p>
+    <w:p>
+      <w:pPr>
+        <w:ind w:left="707"/>
+        <w:rPr>
+          <w:b/>
+          <w:bCs/>
+          <w:lang w:val="es-419" w:eastAsia="es-CO"/>
+        </w:rPr>
+      </w:pPr>
+      <w:r>
+        <w:rPr>
+          <w:b/>
+          <w:bCs/>
+          <w:lang w:val="es-419" w:eastAsia="es-CO"/>
+        </w:rPr>
         <w:t>Ejemplo:</w:t>
       </w:r>
     </w:p>
     <w:p>
       <w:pPr>
+        <w:ind w:left="1415" w:firstLine="1"/>
         <w:rPr>
           <w:lang w:val="es-419" w:eastAsia="es-CO"/>
         </w:rPr>
@@ -9699,7 +10100,14 @@
         <w:rPr>
           <w:lang w:val="es-419" w:eastAsia="es-CO"/>
         </w:rPr>
-        <w:t>El éxito de la masa madre depende más de la constancia en su mantenimiento que del tiempo de preparación inicial. Registrar la fecha de cada refresco, la temperatura del ambiente, el tiempo de crecimiento y los cambios observados en el aroma, el volumen y la textura permite evaluar el estado del cultivo y decidir el momento adecuado para utilizarlo en la elaboración del pan.</w:t>
+        <w:t xml:space="preserve">El éxito de la masa madre depende más de la constancia en su mantenimiento que del tiempo de preparación inicial. Registrar la fecha de cada refresco, la temperatura del ambiente, el tiempo de crecimiento y los cambios observados en el </w:t>
+      </w:r>
+      <w:r>
+        <w:rPr>
+          <w:lang w:val="es-419" w:eastAsia="es-CO"/>
+        </w:rPr>
+        <w:lastRenderedPageBreak/>
+        <w:t>aroma, el volumen y la textura permite evaluar el estado del cultivo y decidir el momento adecuado para utilizarlo en la elaboración del pan.</w:t>
       </w:r>
     </w:p>
     <w:p>
@@ -9708,7 +10116,6 @@
       </w:pPr>
       <w:bookmarkStart w:id="18" w:name="_Toc238570408"/>
       <w:r>
-        <w:lastRenderedPageBreak/>
         <w:t>Conservación de la masa madre</w:t>
       </w:r>
       <w:bookmarkEnd w:id="18"/>
@@ -9723,6 +10130,12 @@
         <w:rPr>
           <w:lang w:val="es-419" w:eastAsia="es-CO"/>
         </w:rPr>
+        <w:t>“</w:t>
+      </w:r>
+      <w:r>
+        <w:rPr>
+          <w:lang w:val="es-419" w:eastAsia="es-CO"/>
+        </w:rPr>
         <w:t>Para conservar la masa madre por varios días sin alimentación diaria, se puede refrigerar a 2</w:t>
       </w:r>
       <w:r>
@@ -9747,7 +10160,19 @@
         <w:rPr>
           <w:lang w:val="es-419" w:eastAsia="es-CO"/>
         </w:rPr>
-        <w:t>5 °C. La baja temperatura ralentiza la actividad microbiana, pero no la detiene por completo (Flecha, 2015).</w:t>
+        <w:t>5 °C. La baja temperatura ralentiza la actividad microbiana, pero no la detiene por completo</w:t>
+      </w:r>
+      <w:r>
+        <w:rPr>
+          <w:lang w:val="es-419" w:eastAsia="es-CO"/>
+        </w:rPr>
+        <w:t>”.</w:t>
+      </w:r>
+      <w:r>
+        <w:rPr>
+          <w:lang w:val="es-419" w:eastAsia="es-CO"/>
+        </w:rPr>
+        <w:t xml:space="preserve"> (Flecha, 2015).</w:t>
       </w:r>
     </w:p>
     <w:p>
@@ -9800,31 +10225,7 @@
         <w:rPr>
           <w:lang w:val="es-419" w:eastAsia="es-CO"/>
         </w:rPr>
-        <w:t>Dejar fermentar a temperatura ambiente durante 1</w:t>
-      </w:r>
-      <w:r>
-        <w:rPr>
-          <w:lang w:val="es-419" w:eastAsia="es-CO"/>
-        </w:rPr>
-        <w:t xml:space="preserve"> </w:t>
-      </w:r>
-      <w:r>
-        <w:rPr>
-          <w:lang w:val="es-419" w:eastAsia="es-CO"/>
-        </w:rPr>
-        <w:t>-</w:t>
-      </w:r>
-      <w:r>
-        <w:rPr>
-          <w:lang w:val="es-419" w:eastAsia="es-CO"/>
-        </w:rPr>
-        <w:t xml:space="preserve"> </w:t>
-      </w:r>
-      <w:r>
-        <w:rPr>
-          <w:lang w:val="es-419" w:eastAsia="es-CO"/>
-        </w:rPr>
-        <w:t>2 horas (inicio de actividad).</w:t>
+        <w:t>Dejar fermentar a temperatura ambiente durante 1-2 horas (inicio de actividad).</w:t>
       </w:r>
     </w:p>
     <w:p>
@@ -9931,35 +10332,13 @@
         <w:rPr>
           <w:lang w:val="es-419" w:eastAsia="es-CO"/>
         </w:rPr>
-        <w:t>Esperar a que duplique su volumen (puede tardar 6</w:t>
-      </w:r>
-      <w:r>
-        <w:rPr>
-          <w:lang w:val="es-419" w:eastAsia="es-CO"/>
-        </w:rPr>
-        <w:t xml:space="preserve"> </w:t>
-      </w:r>
-      <w:r>
-        <w:rPr>
-          <w:lang w:val="es-419" w:eastAsia="es-CO"/>
-        </w:rPr>
-        <w:t>-</w:t>
-      </w:r>
-      <w:r>
-        <w:rPr>
-          <w:lang w:val="es-419" w:eastAsia="es-CO"/>
-        </w:rPr>
-        <w:t xml:space="preserve"> </w:t>
-      </w:r>
-      <w:r>
-        <w:rPr>
-          <w:lang w:val="es-419" w:eastAsia="es-CO"/>
-        </w:rPr>
-        <w:t>12 horas). Ya está lista para usar.</w:t>
-      </w:r>
-    </w:p>
-    <w:p>
-      <w:pPr>
+        <w:t>Esperar a que duplique su volumen (puede tardar 6-12 horas). Ya está lista para usar.</w:t>
+      </w:r>
+    </w:p>
+    <w:p>
+      <w:pPr>
+        <w:spacing w:before="0" w:after="160" w:line="259" w:lineRule="auto"/>
+        <w:ind w:firstLine="0"/>
         <w:rPr>
           <w:b/>
           <w:bCs/>
@@ -9972,6 +10351,24 @@
           <w:bCs/>
           <w:lang w:val="es-419" w:eastAsia="es-CO"/>
         </w:rPr>
+        <w:br w:type="page"/>
+      </w:r>
+    </w:p>
+    <w:p>
+      <w:pPr>
+        <w:rPr>
+          <w:b/>
+          <w:bCs/>
+          <w:lang w:val="es-419" w:eastAsia="es-CO"/>
+        </w:rPr>
+      </w:pPr>
+      <w:r>
+        <w:rPr>
+          <w:b/>
+          <w:bCs/>
+          <w:lang w:val="es-419" w:eastAsia="es-CO"/>
+        </w:rPr>
+        <w:lastRenderedPageBreak/>
         <w:t>Variables durante la refrigeración</w:t>
       </w:r>
     </w:p>
@@ -10050,7 +10447,6 @@
       </w:pPr>
       <w:bookmarkStart w:id="19" w:name="_Toc238570409"/>
       <w:r>
-        <w:lastRenderedPageBreak/>
         <w:t>Uso de la masa madre en panificación</w:t>
       </w:r>
       <w:bookmarkEnd w:id="19"/>
@@ -10065,31 +10461,25 @@
         <w:rPr>
           <w:lang w:val="es-419" w:eastAsia="es-CO"/>
         </w:rPr>
-        <w:t>La masa madre se utiliza como agente leudante en lugar de levadura comercial. Normalmente se emplea entre un 20 % y un 40 % del peso de la harina total. Se recomienda usar la masa madre en su punto máximo de actividad (4</w:t>
-      </w:r>
-      <w:r>
-        <w:rPr>
-          <w:lang w:val="es-419" w:eastAsia="es-CO"/>
-        </w:rPr>
-        <w:t xml:space="preserve"> </w:t>
-      </w:r>
-      <w:r>
-        <w:rPr>
-          <w:lang w:val="es-419" w:eastAsia="es-CO"/>
-        </w:rPr>
-        <w:t>-</w:t>
-      </w:r>
-      <w:r>
-        <w:rPr>
-          <w:lang w:val="es-419" w:eastAsia="es-CO"/>
-        </w:rPr>
-        <w:t xml:space="preserve"> </w:t>
-      </w:r>
-      <w:r>
-        <w:rPr>
-          <w:lang w:val="es-419" w:eastAsia="es-CO"/>
-        </w:rPr>
-        <w:t>6 horas después de la alimentación, cuando ha duplicado su volumen) (</w:t>
+        <w:t>“</w:t>
+      </w:r>
+      <w:r>
+        <w:rPr>
+          <w:lang w:val="es-419" w:eastAsia="es-CO"/>
+        </w:rPr>
+        <w:t>La masa madre se utiliza como agente leudante en lugar de levadura comercial. Normalmente se emplea entre un 20 % y un 40 % del peso de la harina total. Se recomienda usar la masa madre en su punto máximo de actividad (4-6 horas después de la alimentación, cuando ha duplicado su volumen)</w:t>
+      </w:r>
+      <w:r>
+        <w:rPr>
+          <w:lang w:val="es-419" w:eastAsia="es-CO"/>
+        </w:rPr>
+        <w:t>”.</w:t>
+      </w:r>
+      <w:r>
+        <w:rPr>
+          <w:lang w:val="es-419" w:eastAsia="es-CO"/>
+        </w:rPr>
+        <w:t xml:space="preserve"> (</w:t>
       </w:r>
       <w:proofErr w:type="spellStart"/>
       <w:r>
@@ -10241,31 +10631,7 @@
         <w:rPr>
           <w:lang w:val="es-419" w:eastAsia="es-CO"/>
         </w:rPr>
-        <w:t>Si la receta indica levadura comercial, reemplazar 100 g de levadura fresca por aproximadamente 200</w:t>
-      </w:r>
-      <w:r>
-        <w:rPr>
-          <w:lang w:val="es-419" w:eastAsia="es-CO"/>
-        </w:rPr>
-        <w:t xml:space="preserve"> </w:t>
-      </w:r>
-      <w:r>
-        <w:rPr>
-          <w:lang w:val="es-419" w:eastAsia="es-CO"/>
-        </w:rPr>
-        <w:t>-</w:t>
-      </w:r>
-      <w:r>
-        <w:rPr>
-          <w:lang w:val="es-419" w:eastAsia="es-CO"/>
-        </w:rPr>
-        <w:t xml:space="preserve"> </w:t>
-      </w:r>
-      <w:r>
-        <w:rPr>
-          <w:lang w:val="es-419" w:eastAsia="es-CO"/>
-        </w:rPr>
-        <w:t>300 g de masa madre activa (ajustando la hidratación).</w:t>
+        <w:t>Si la receta indica levadura comercial, reemplazar 100 g de levadura fresca por aproximadamente 200-300 g de masa madre activa (ajustando la hidratación).</w:t>
       </w:r>
     </w:p>
     <w:p>
@@ -10283,6 +10649,7 @@
         <w:rPr>
           <w:lang w:val="es-419" w:eastAsia="es-CO"/>
         </w:rPr>
+        <w:lastRenderedPageBreak/>
         <w:t>La masa madre debe estar a temperatura ambiente antes de usarla (no fría).</w:t>
       </w:r>
     </w:p>
@@ -10310,7 +10677,6 @@
       </w:pPr>
       <w:bookmarkStart w:id="20" w:name="_Toc238570410"/>
       <w:r>
-        <w:lastRenderedPageBreak/>
         <w:t>Solución de problemas comunes en la masa madre</w:t>
       </w:r>
       <w:bookmarkEnd w:id="20"/>
@@ -10338,7 +10704,19 @@
         <w:rPr>
           <w:lang w:val="es-419" w:eastAsia="es-CO"/>
         </w:rPr>
-        <w:t xml:space="preserve">La siguiente tabla describe la soluciones utilizadas para resolver los problemas más comunes que se presentan en la elaboración de masa madre: </w:t>
+        <w:t>La siguiente tabla describe la</w:t>
+      </w:r>
+      <w:r>
+        <w:rPr>
+          <w:lang w:val="es-419" w:eastAsia="es-CO"/>
+        </w:rPr>
+        <w:t>s</w:t>
+      </w:r>
+      <w:r>
+        <w:rPr>
+          <w:lang w:val="es-419" w:eastAsia="es-CO"/>
+        </w:rPr>
+        <w:t xml:space="preserve"> soluciones utilizadas para resolver los problemas más comunes que se presentan en la elaboración de masa madre: </w:t>
       </w:r>
     </w:p>
     <w:p>
@@ -10450,19 +10828,7 @@
               <w:pStyle w:val="TextoTablas"/>
             </w:pPr>
             <w:r>
-              <w:t>Aumentar temperatura a 25</w:t>
-            </w:r>
-            <w:r>
-              <w:t xml:space="preserve"> </w:t>
-            </w:r>
-            <w:r>
-              <w:t>-</w:t>
-            </w:r>
-            <w:r>
-              <w:t xml:space="preserve"> </w:t>
-            </w:r>
-            <w:r>
-              <w:t>28 °C, usar harina integral o centeno</w:t>
+              <w:t>Aumentar temperatura a 25-28 °C, usar harina integral o centeno</w:t>
             </w:r>
           </w:p>
         </w:tc>
@@ -10562,6 +10928,7 @@
               <w:pStyle w:val="TextoTablas"/>
             </w:pPr>
             <w:r>
+              <w:lastRenderedPageBreak/>
               <w:t>Capa de líquido oscuro (</w:t>
             </w:r>
             <w:r>
@@ -10656,7 +11023,6 @@
               <w:pStyle w:val="TextoTablas"/>
             </w:pPr>
             <w:r>
-              <w:lastRenderedPageBreak/>
               <w:t>Moho en la superficie</w:t>
             </w:r>
           </w:p>
@@ -10691,6 +11057,7 @@
     </w:tbl>
     <w:p>
       <w:pPr>
+        <w:ind w:firstLine="0"/>
         <w:rPr>
           <w:lang w:val="es-419" w:eastAsia="es-CO"/>
         </w:rPr>
@@ -10725,7 +11092,44 @@
         <w:rPr>
           <w:lang w:val="es-419" w:eastAsia="es-CO"/>
         </w:rPr>
-        <w:t xml:space="preserve">Con el objetivo de que amplíe sus conocimientos en el tema abordado, lo invitamos a consultar el siguiente pódcast en el enlace a continuación: </w:t>
+        <w:t>Con el objetivo de que amplíe sus conocimientos en el tema abordado, lo invitamos a consultar el siguiente pódcast:</w:t>
+      </w:r>
+    </w:p>
+    <w:p>
+      <w:pPr>
+        <w:spacing w:before="0" w:after="160" w:line="259" w:lineRule="auto"/>
+        <w:ind w:firstLine="0"/>
+        <w:rPr>
+          <w:b/>
+          <w:bCs/>
+          <w:lang w:val="es-419" w:eastAsia="es-CO"/>
+        </w:rPr>
+      </w:pPr>
+      <w:r>
+        <w:rPr>
+          <w:b/>
+          <w:bCs/>
+          <w:lang w:val="es-419" w:eastAsia="es-CO"/>
+        </w:rPr>
+        <w:br w:type="page"/>
+      </w:r>
+    </w:p>
+    <w:p>
+      <w:pPr>
+        <w:rPr>
+          <w:b/>
+          <w:bCs/>
+          <w:lang w:val="es-419" w:eastAsia="es-CO"/>
+        </w:rPr>
+      </w:pPr>
+      <w:r>
+        <w:rPr>
+          <w:b/>
+          <w:bCs/>
+          <w:lang w:val="es-419" w:eastAsia="es-CO"/>
+        </w:rPr>
+        <w:lastRenderedPageBreak/>
+        <w:t>Pódcast</w:t>
       </w:r>
     </w:p>
     <w:tbl>
@@ -10790,10 +11194,7 @@
               <w:t>Mujer</w:t>
             </w:r>
             <w:r>
-              <w:t xml:space="preserve">: </w:t>
-            </w:r>
-            <w:r>
-              <w:t>Bienvenidos a este nuevo episodio. Hoy hablaremos de uno de los protagonistas del pan artesanal: la masa madre. Aunque muchas personas la consideran un secreto de los panaderos, en realidad es el resultado de un proceso biológico que combina ciencia, técnica y mucha observación.</w:t>
+              <w:t>: Bienvenidos a este nuevo episodio. Hoy hablaremos de uno de los protagonistas del pan artesanal: la masa madre. Aunque muchas personas la consideran un secreto de los panaderos, en realidad es el resultado de un proceso biológico que combina ciencia, técnica y mucha observación.</w:t>
             </w:r>
           </w:p>
           <w:p>
@@ -10802,14 +11203,10 @@
                 <w:b/>
                 <w:bCs/>
               </w:rPr>
-              <w:lastRenderedPageBreak/>
               <w:t>Hombre</w:t>
             </w:r>
             <w:r>
-              <w:t xml:space="preserve">: </w:t>
-            </w:r>
-            <w:r>
-              <w:t>Así es. Hoy descubriremos qué es la masa madre, cómo se obtiene, cómo se conserva y por qué su manejo adecuado hace la diferencia en la calidad del pan. ¡Bienvenidos!</w:t>
+              <w:t>: Así es. Hoy descubriremos qué es la masa madre, cómo se obtiene, cómo se conserva y por qué su manejo adecuado hace la diferencia en la calidad del pan. ¡Bienvenidos!</w:t>
             </w:r>
           </w:p>
           <w:p>
@@ -10828,10 +11225,7 @@
               <w:tab/>
             </w:r>
             <w:r>
-              <w:t xml:space="preserve">: </w:t>
-            </w:r>
-            <w:r>
-              <w:t>Cuando escuchamos el término "masa madre", es común pensar que se trata simplemente de una mezcla de harina y agua.</w:t>
+              <w:t>: Cuando escuchamos el término "masa madre", es común pensar que se trata simplemente de una mezcla de harina y agua.</w:t>
             </w:r>
           </w:p>
           <w:p>
@@ -10840,20 +11234,22 @@
                 <w:b/>
                 <w:bCs/>
               </w:rPr>
-              <w:t>Hombre</w:t>
-            </w:r>
+              <w:t>Hombre:</w:t>
+            </w:r>
+            <w:r>
+              <w:t xml:space="preserve"> Pero en realidad es mucho más que eso. La masa madre es un cultivo simbiótico de levaduras silvestres y bacterias lácticas, que se desarrolla de forma natural cuando la harina y el agua se mezclan y se mantienen en condiciones adecuadas.</w:t>
+            </w:r>
+          </w:p>
+          <w:p>
             <w:r>
               <w:rPr>
                 <w:b/>
                 <w:bCs/>
               </w:rPr>
-              <w:t>:</w:t>
-            </w:r>
-            <w:r>
-              <w:t xml:space="preserve"> </w:t>
-            </w:r>
-            <w:r>
-              <w:t>Pero en realidad es mucho más que eso. La masa madre es un cultivo simbiótico de levaduras silvestres y bacterias lácticas, que se desarrolla de forma natural cuando la harina y el agua se mezclan y se mantienen en condiciones adecuadas.</w:t>
+              <w:t>Mujer:</w:t>
+            </w:r>
+            <w:r>
+              <w:t xml:space="preserve"> Entonces, ¿podemos decir que la masa madre está viva?</w:t>
             </w:r>
           </w:p>
           <w:p>
@@ -10862,20 +11258,26 @@
                 <w:b/>
                 <w:bCs/>
               </w:rPr>
-              <w:t>Mujer</w:t>
-            </w:r>
+              <w:t>Hombre:</w:t>
+            </w:r>
+            <w:r>
+              <w:t xml:space="preserve"> Exactamente. Los microorganismos presentes de manera natural en la harina y en el ambiente comienzan a alimentarse de los azúcares disponibles. Durante ese proceso producen dióxido de carbono, responsable de las burbujas y del </w:t>
+            </w:r>
+            <w:r>
+              <w:lastRenderedPageBreak/>
+              <w:t>crecimiento de la masa, y también ácidos orgánicos, que aportan sabor y ayudan a conservar el pan de forma natural.</w:t>
+            </w:r>
+          </w:p>
+          <w:p>
             <w:r>
               <w:rPr>
                 <w:b/>
                 <w:bCs/>
               </w:rPr>
-              <w:t>:</w:t>
-            </w:r>
-            <w:r>
-              <w:t xml:space="preserve"> </w:t>
-            </w:r>
-            <w:r>
-              <w:t>Entonces, ¿podemos decir que la masa madre está viva?</w:t>
+              <w:t>Mujer:</w:t>
+            </w:r>
+            <w:r>
+              <w:t xml:space="preserve"> Muchos panaderos recomiendan comenzar la masa madre con harina integral o de centeno. ¿Por qué?</w:t>
             </w:r>
           </w:p>
           <w:p>
@@ -10887,17 +11289,19 @@
               <w:t>Hombre</w:t>
             </w:r>
             <w:r>
+              <w:t>: Porque estas harinas contienen una mayor diversidad de microorganismos y nutrientes, lo que facilita el desarrollo del cultivo durante sus primeros días y favorece una fermentación más estable.</w:t>
+            </w:r>
+          </w:p>
+          <w:p>
+            <w:r>
               <w:rPr>
                 <w:b/>
                 <w:bCs/>
               </w:rPr>
-              <w:t>:</w:t>
-            </w:r>
-            <w:r>
-              <w:t xml:space="preserve"> </w:t>
-            </w:r>
-            <w:r>
-              <w:t>Exactamente. Los microorganismos presentes de manera natural en la harina y en el ambiente comienzan a alimentarse de los azúcares disponibles. Durante ese proceso producen dióxido de carbono, responsable de las burbujas y del crecimiento de la masa, y también ácidos orgánicos, que aportan sabor y ayudan a conservar el pan de forma natural.</w:t>
+              <w:t>Mujer</w:t>
+            </w:r>
+            <w:r>
+              <w:t>: Es decir que, preparar una masa madre no es algo que ocurra de un momento a otro.</w:t>
             </w:r>
           </w:p>
           <w:p>
@@ -10906,20 +11310,22 @@
                 <w:b/>
                 <w:bCs/>
               </w:rPr>
-              <w:t>Mujer</w:t>
-            </w:r>
+              <w:t>Hombre</w:t>
+            </w:r>
+            <w:r>
+              <w:t>: Es correcto, este un proceso que normalmente tarda entre cinco y siete días. Durante ese tiempo el cultivo evoluciona poco a poco hasta alcanzar un equilibrio entre las levaduras y las bacterias.</w:t>
+            </w:r>
+          </w:p>
+          <w:p>
             <w:r>
               <w:rPr>
                 <w:b/>
                 <w:bCs/>
               </w:rPr>
-              <w:t>:</w:t>
-            </w:r>
-            <w:r>
-              <w:t xml:space="preserve"> </w:t>
-            </w:r>
-            <w:r>
-              <w:t>Muchos panaderos recomiendan comenzar la masa madre con harina integral o de centeno. ¿Por qué?</w:t>
+              <w:t>Mujer:</w:t>
+            </w:r>
+            <w:r>
+              <w:t xml:space="preserve"> ¿Y qué ocurre durante esos días?</w:t>
             </w:r>
           </w:p>
           <w:p>
@@ -10931,10 +11337,7 @@
               <w:t>Hombre</w:t>
             </w:r>
             <w:r>
-              <w:t xml:space="preserve">: </w:t>
-            </w:r>
-            <w:r>
-              <w:t>Porque estas harinas contienen una mayor diversidad de microorganismos y nutrientes, lo que facilita el desarrollo del cultivo durante sus primeros días y favorece una fermentación más estable.</w:t>
+              <w:t>: Cada jornada se realiza un procedimiento llamado refresco. Consiste en retirar una parte de la mezcla y agregar harina y agua fresca. Este paso permite alimentar el cultivo y seleccionar las cepas de microorganismos mejor adaptadas, favoreciendo su estabilidad.</w:t>
             </w:r>
           </w:p>
           <w:p>
@@ -10943,14 +11346,102 @@
                 <w:b/>
                 <w:bCs/>
               </w:rPr>
+              <w:t>Mujer:</w:t>
+            </w:r>
+            <w:r>
+              <w:t xml:space="preserve"> Entonces, parece que hacer masa madre también implica aprender a observar…</w:t>
+            </w:r>
+          </w:p>
+          <w:p>
+            <w:r>
+              <w:rPr>
+                <w:b/>
+                <w:bCs/>
+              </w:rPr>
+              <w:lastRenderedPageBreak/>
+              <w:t>Hombre:</w:t>
+            </w:r>
+            <w:r>
+              <w:t xml:space="preserve"> …así es; más que seguir una receta al pie de la letra, es importante interpretar cómo evoluciona el cultivo día tras día.</w:t>
+            </w:r>
+          </w:p>
+          <w:p>
+            <w:r>
+              <w:t>Mujer: ¿Y cómo sabemos que la masa madre está madurando correctamente?</w:t>
+            </w:r>
+          </w:p>
+          <w:p>
+            <w:r>
+              <w:rPr>
+                <w:b/>
+                <w:bCs/>
+              </w:rPr>
+              <w:t>Hombre:</w:t>
+            </w:r>
+            <w:r>
+              <w:t xml:space="preserve"> Hay varios indicadores. Uno de ellos es el aumento de volumen. También aparecen burbujas distribuidas en toda la mezcla y un aroma agradable, parecido al yogur o a frutas fermentadas. Estas señales indican que la actividad microbiana es adecuada.</w:t>
+            </w:r>
+          </w:p>
+          <w:p>
+            <w:r>
+              <w:rPr>
+                <w:b/>
+                <w:bCs/>
+              </w:rPr>
+              <w:t>Mujer:</w:t>
+            </w:r>
+            <w:r>
+              <w:t xml:space="preserve"> Entonces, cuando aparecen esas características, ¿la masa madre ya está lista?</w:t>
+            </w:r>
+          </w:p>
+          <w:p>
+            <w:r>
+              <w:rPr>
+                <w:b/>
+                <w:bCs/>
+              </w:rPr>
+              <w:t>Hombre</w:t>
+            </w:r>
+            <w:r>
+              <w:t xml:space="preserve">: Generalmente sí. En ese momento el cultivo alcanza una actividad suficiente para incorporarse a la elaboración del pan y aportar fermentación, aroma y sabor. En caso que quiera conservarse se debe mantener en refrigeración, entre 2 y 5 grados Celsius. El frío ralentiza la actividad microbiana sin detenerla completamente, permitiendo mantener el cultivo por semanas con alimentaciones cada 3 a 7 días, según la frecuencia de uso; si estuvo refrigerada varios días, lo recomendable es realizar al menos un refresco antes de utilizarla. </w:t>
+            </w:r>
+          </w:p>
+          <w:p>
+            <w:r>
+              <w:rPr>
+                <w:b/>
+                <w:bCs/>
+              </w:rPr>
+              <w:t>Mujer</w:t>
+            </w:r>
+            <w:r>
+              <w:tab/>
+              <w:t>: Pero, ¿también existen señales que indican si algo no va bien?</w:t>
+            </w:r>
+          </w:p>
+          <w:p>
+            <w:r>
+              <w:rPr>
+                <w:b/>
+                <w:bCs/>
+              </w:rPr>
+              <w:t>Hombre:</w:t>
+            </w:r>
+            <w:r>
+              <w:t xml:space="preserve"> Claro que sí. Por ejemplo, un olor parecido a la acetona suele indicar que el cultivo necesita alimento. En cambio, un olor desagradable o a podrido puede ser señal de contaminación y, en ese caso, lo más seguro es descartar la masa madre.</w:t>
+            </w:r>
+          </w:p>
+          <w:p>
+            <w:r>
+              <w:rPr>
+                <w:b/>
+                <w:bCs/>
+              </w:rPr>
               <w:lastRenderedPageBreak/>
               <w:t>Mujer</w:t>
             </w:r>
             <w:r>
-              <w:t xml:space="preserve">: </w:t>
-            </w:r>
-            <w:r>
-              <w:t>Es decir que, preparar una masa madre no es algo que ocurra de un momento a otro.</w:t>
+              <w:t xml:space="preserve">: En conclusión, una buena masa madre requiere constancia, observación y un manejo cuidadoso. Cada alimentación fortalece el cultivo y contribuye a obtener fermentaciones más estables y panes de mejor calidad. </w:t>
             </w:r>
           </w:p>
           <w:p>
@@ -10962,10 +11453,7 @@
               <w:t>Hombre</w:t>
             </w:r>
             <w:r>
-              <w:t xml:space="preserve">: </w:t>
-            </w:r>
-            <w:r>
-              <w:t>Es correcto, este un proceso que normalmente tarda entre cinco y siete días. Durante ese tiempo el cultivo evoluciona poco a poco hasta alcanzar un equilibrio entre las levaduras y las bacterias.</w:t>
+              <w:t>: Porque la masa madre es mucho más que una mezcla de harina y agua. Es un cultivo vivo que se obtiene mediante un proceso controlado de fermentación y cuyo éxito depende de su manejo adecuado.</w:t>
             </w:r>
           </w:p>
           <w:p>
@@ -10981,236 +11469,10 @@
                 <w:b/>
                 <w:bCs/>
               </w:rPr>
-              <w:t>:</w:t>
-            </w:r>
-            <w:r>
-              <w:t xml:space="preserve"> </w:t>
-            </w:r>
-            <w:r>
-              <w:t>¿Y qué ocurre durante esos días?</w:t>
-            </w:r>
-          </w:p>
-          <w:p>
-            <w:r>
-              <w:rPr>
-                <w:b/>
-                <w:bCs/>
-              </w:rPr>
-              <w:t>Hombre</w:t>
-            </w:r>
-            <w:r>
-              <w:t xml:space="preserve">: </w:t>
-            </w:r>
-            <w:r>
-              <w:t>Cada jornada se realiza un procedimiento llamado refresco. Consiste en retirar una parte de la mezcla y agregar harina y agua fresca. Este paso permite alimentar el cultivo y seleccionar las cepas de microorganismos mejor adaptadas, favoreciendo su estabilidad.</w:t>
-            </w:r>
-          </w:p>
-          <w:p>
-            <w:r>
-              <w:rPr>
-                <w:b/>
-                <w:bCs/>
-              </w:rPr>
-              <w:t>Mujer</w:t>
-            </w:r>
-            <w:r>
-              <w:rPr>
-                <w:b/>
-                <w:bCs/>
-              </w:rPr>
-              <w:t>:</w:t>
-            </w:r>
-            <w:r>
-              <w:t xml:space="preserve"> </w:t>
-            </w:r>
-            <w:r>
-              <w:t>Entonces, parece que hacer masa madre también implica aprender a observar…</w:t>
-            </w:r>
-          </w:p>
-          <w:p>
-            <w:r>
-              <w:rPr>
-                <w:b/>
-                <w:bCs/>
-              </w:rPr>
-              <w:t>Hombre</w:t>
-            </w:r>
-            <w:r>
-              <w:rPr>
-                <w:b/>
-                <w:bCs/>
-              </w:rPr>
-              <w:t>:</w:t>
-            </w:r>
-            <w:r>
-              <w:t xml:space="preserve"> </w:t>
-            </w:r>
-            <w:r>
-              <w:t>…así es; más que seguir una receta al pie de la letra, es importante interpretar cómo evoluciona el cultivo día tras día.</w:t>
-            </w:r>
-          </w:p>
-          <w:p>
-            <w:r>
-              <w:t>Mujer</w:t>
-            </w:r>
-            <w:r>
-              <w:t xml:space="preserve">: </w:t>
-            </w:r>
-            <w:r>
-              <w:t>¿Y cómo sabemos que la masa madre está madurando correctamente?</w:t>
-            </w:r>
-          </w:p>
-          <w:p>
-            <w:r>
-              <w:rPr>
-                <w:b/>
-                <w:bCs/>
-              </w:rPr>
-              <w:t>Hombre</w:t>
-            </w:r>
-            <w:r>
-              <w:rPr>
-                <w:b/>
-                <w:bCs/>
-              </w:rPr>
-              <w:t>:</w:t>
-            </w:r>
-            <w:r>
-              <w:t xml:space="preserve"> </w:t>
-            </w:r>
-            <w:r>
-              <w:t>Hay varios indicadores. Uno de ellos es el aumento de volumen. También aparecen burbujas distribuidas en toda la mezcla y un aroma agradable, parecido al yogur o a frutas fermentadas. Estas señales indican que la actividad microbiana es adecuada.</w:t>
-            </w:r>
-          </w:p>
-          <w:p>
-            <w:r>
-              <w:rPr>
-                <w:b/>
-                <w:bCs/>
-              </w:rPr>
-              <w:lastRenderedPageBreak/>
-              <w:t>Mujer</w:t>
-            </w:r>
-            <w:r>
-              <w:rPr>
-                <w:b/>
-                <w:bCs/>
-              </w:rPr>
-              <w:t>:</w:t>
-            </w:r>
-            <w:r>
-              <w:t xml:space="preserve"> </w:t>
-            </w:r>
-            <w:r>
-              <w:t>Entonces, cuando aparecen esas características, ¿la masa madre ya está lista?</w:t>
-            </w:r>
-          </w:p>
-          <w:p>
-            <w:r>
-              <w:rPr>
-                <w:b/>
-                <w:bCs/>
-              </w:rPr>
-              <w:t>Hombre</w:t>
-            </w:r>
-            <w:r>
-              <w:t xml:space="preserve">: </w:t>
-            </w:r>
-            <w:r>
-              <w:t xml:space="preserve">Generalmente sí. En ese momento el cultivo alcanza una actividad suficiente para incorporarse a la elaboración del pan y aportar fermentación, aroma y sabor. En caso que quiera conservarse se debe mantener en refrigeración, entre 2 y 5 grados Celsius. El frío ralentiza la actividad microbiana sin detenerla completamente, permitiendo mantener el cultivo por semanas con alimentaciones cada 3 a 7 días, según la frecuencia de uso; si estuvo refrigerada varios días, lo recomendable es realizar al menos un refresco antes de utilizarla. </w:t>
-            </w:r>
-          </w:p>
-          <w:p>
-            <w:r>
-              <w:rPr>
-                <w:b/>
-                <w:bCs/>
-              </w:rPr>
-              <w:t>Mujer</w:t>
-            </w:r>
-            <w:r>
               <w:tab/>
             </w:r>
             <w:r>
-              <w:t xml:space="preserve">: </w:t>
-            </w:r>
-            <w:r>
-              <w:t>Pero, ¿también existen señales que indican si algo no va bien?</w:t>
-            </w:r>
-          </w:p>
-          <w:p>
-            <w:r>
-              <w:rPr>
-                <w:b/>
-                <w:bCs/>
-              </w:rPr>
-              <w:t>Hombre</w:t>
-            </w:r>
-            <w:r>
-              <w:rPr>
-                <w:b/>
-                <w:bCs/>
-              </w:rPr>
-              <w:t>:</w:t>
-            </w:r>
-            <w:r>
-              <w:t xml:space="preserve"> </w:t>
-            </w:r>
-            <w:r>
-              <w:t>Claro que sí. Por ejemplo, un olor parecido a la acetona suele indicar que el cultivo necesita alimento. En cambio, un olor desagradable o a podrido puede ser señal de contaminación y, en ese caso, lo más seguro es descartar la masa madre.</w:t>
-            </w:r>
-          </w:p>
-          <w:p>
-            <w:r>
-              <w:rPr>
-                <w:b/>
-                <w:bCs/>
-              </w:rPr>
-              <w:t>Mujer</w:t>
-            </w:r>
-            <w:r>
-              <w:t xml:space="preserve">: </w:t>
-            </w:r>
-            <w:r>
-              <w:t xml:space="preserve">En conclusión, una buena masa madre requiere constancia, observación y un manejo cuidadoso. Cada alimentación fortalece el cultivo y contribuye a obtener fermentaciones más estables y panes de mejor calidad. </w:t>
-            </w:r>
-          </w:p>
-          <w:p>
-            <w:r>
-              <w:rPr>
-                <w:b/>
-                <w:bCs/>
-              </w:rPr>
-              <w:t>Hombre</w:t>
-            </w:r>
-            <w:r>
-              <w:t xml:space="preserve">: </w:t>
-            </w:r>
-            <w:r>
-              <w:t>Porque la masa madre es mucho más que una mezcla de harina y agua. Es un cultivo vivo que se obtiene mediante un proceso controlado de fermentación y cuyo éxito depende de su manejo adecuado.</w:t>
-            </w:r>
-          </w:p>
-          <w:p>
-            <w:r>
-              <w:rPr>
-                <w:b/>
-                <w:bCs/>
-              </w:rPr>
-              <w:lastRenderedPageBreak/>
-              <w:t>Mujer</w:t>
-            </w:r>
-            <w:r>
-              <w:rPr>
-                <w:b/>
-                <w:bCs/>
-              </w:rPr>
-              <w:tab/>
-            </w:r>
-            <w:r>
-              <w:t xml:space="preserve">: </w:t>
-            </w:r>
-            <w:r>
-              <w:t>Comprender estos principios permite elaborar panes con mejores características de sabor, aroma, textura y conservación. Gracias por acompañarnos. ¡Nos escuchamos en el próximo episodio!</w:t>
+              <w:t>: Comprender estos principios permite elaborar panes con mejores características de sabor, aroma, textura y conservación. Gracias por acompañarnos. ¡Nos escuchamos en el próximo episodio!</w:t>
             </w:r>
           </w:p>
         </w:tc>
@@ -11260,21 +11522,25 @@
         <w:rPr>
           <w:lang w:val="es-419" w:eastAsia="es-CO"/>
         </w:rPr>
-        <w:t xml:space="preserve">La producción artesanal de pan con masa madre representa la integración de los conocimientos adquiridos sobre materias primas, fermentación y manejo del cultivo. En esta etapa, cada decisión del panadero influye directamente en las características finales del producto, por lo que es necesario aplicar procedimientos técnicos de manera ordenada y controlada. En este capítulo se desarrollan las principales etapas del proceso de elaboración, desde la formulación de la receta y el uso de </w:t>
-      </w:r>
-      <w:proofErr w:type="spellStart"/>
-      <w:r>
-        <w:rPr>
-          <w:lang w:val="es-419" w:eastAsia="es-CO"/>
-        </w:rPr>
-        <w:t>prefermentos</w:t>
-      </w:r>
-      <w:proofErr w:type="spellEnd"/>
-      <w:r>
-        <w:rPr>
-          <w:lang w:val="es-419" w:eastAsia="es-CO"/>
-        </w:rPr>
-        <w:t xml:space="preserve"> hasta el amasado, la fermentación, el moldeado, la decoración, el horneado y la conservación del pan. El estudio de estos procedimientos permitirá al aprendiz elaborar panes de masa madre con calidad artesanal, aplicando criterios técnicos que favorezcan la obtención de productos seguros, consistentes y con alto valor sensorial (Flecha, 2015; Viteri &amp; Cordero, 2024).</w:t>
+        <w:t>“</w:t>
+      </w:r>
+      <w:r>
+        <w:rPr>
+          <w:lang w:val="es-419" w:eastAsia="es-CO"/>
+        </w:rPr>
+        <w:t>La producción artesanal de pan con masa madre representa la integración de los conocimientos adquiridos sobre materias primas, fermentación y manejo del cultivo. En esta etapa, cada decisión del panadero influye directamente en las características finales del producto, por lo que es necesario aplicar procedimientos técnicos de manera ordenada y controlada. En este capítulo se desarrollan las principales etapas del proceso de elaboración, desde la formulación de la receta y el uso de prefermentos hasta el amasado, la fermentación, el moldeado, la decoración, el horneado y la conservación del pan. El estudio de estos procedimientos permitirá al aprendiz elaborar panes de masa madre con calidad artesanal, aplicando criterios técnicos que favorezcan la obtención de productos seguros, consistentes y con alto valor sensorial</w:t>
+      </w:r>
+      <w:r>
+        <w:rPr>
+          <w:lang w:val="es-419" w:eastAsia="es-CO"/>
+        </w:rPr>
+        <w:t>”.</w:t>
+      </w:r>
+      <w:r>
+        <w:rPr>
+          <w:lang w:val="es-419" w:eastAsia="es-CO"/>
+        </w:rPr>
+        <w:t xml:space="preserve"> (Flecha, 2015; Viteri &amp; Cordero, 2024).</w:t>
       </w:r>
     </w:p>
     <w:p>
@@ -11282,38 +11548,40 @@
         <w:pStyle w:val="Ttulo2"/>
       </w:pPr>
       <w:bookmarkStart w:id="23" w:name="_Toc238570412"/>
-      <w:proofErr w:type="spellStart"/>
       <w:r>
         <w:t>Prefermentos</w:t>
       </w:r>
       <w:bookmarkEnd w:id="23"/>
-      <w:proofErr w:type="spellEnd"/>
-    </w:p>
-    <w:p>
-      <w:pPr>
-        <w:rPr>
-          <w:lang w:val="es-419" w:eastAsia="es-CO"/>
-        </w:rPr>
-      </w:pPr>
-      <w:r>
-        <w:rPr>
-          <w:lang w:val="es-419" w:eastAsia="es-CO"/>
-        </w:rPr>
-        <w:t xml:space="preserve">Un </w:t>
-      </w:r>
-      <w:proofErr w:type="spellStart"/>
-      <w:r>
-        <w:rPr>
-          <w:lang w:val="es-419" w:eastAsia="es-CO"/>
-        </w:rPr>
-        <w:t>prefermento</w:t>
-      </w:r>
-      <w:proofErr w:type="spellEnd"/>
-      <w:r>
-        <w:rPr>
-          <w:lang w:val="es-419" w:eastAsia="es-CO"/>
-        </w:rPr>
-        <w:t xml:space="preserve"> es una mezcla de harina, agua y una fuente de microorganismos (masa madre o levadura) que se deja fermentar antes de incorporarla a la masa final. Mejora la textura, el sabor y la conservación del pan (Castiblanco, 2020).</w:t>
+    </w:p>
+    <w:p>
+      <w:pPr>
+        <w:rPr>
+          <w:lang w:val="es-419" w:eastAsia="es-CO"/>
+        </w:rPr>
+      </w:pPr>
+      <w:r>
+        <w:rPr>
+          <w:lang w:val="es-419" w:eastAsia="es-CO"/>
+        </w:rPr>
+        <w:t>“</w:t>
+      </w:r>
+      <w:r>
+        <w:rPr>
+          <w:lang w:val="es-419" w:eastAsia="es-CO"/>
+        </w:rPr>
+        <w:t>Un prefermento es una mezcla de harina, agua y una fuente de microorganismos (masa madre o levadura) que se deja fermentar antes de incorporarla a la masa final. Mejora la textura, el sabor y la conservación del pan</w:t>
+      </w:r>
+      <w:r>
+        <w:rPr>
+          <w:lang w:val="es-419" w:eastAsia="es-CO"/>
+        </w:rPr>
+        <w:t>”.</w:t>
+      </w:r>
+      <w:r>
+        <w:rPr>
+          <w:lang w:val="es-419" w:eastAsia="es-CO"/>
+        </w:rPr>
+        <w:t xml:space="preserve"> (Castiblanco, 2020).</w:t>
       </w:r>
     </w:p>
     <w:p>
@@ -11330,18 +11598,8 @@
           <w:bCs/>
           <w:lang w:val="es-419" w:eastAsia="es-CO"/>
         </w:rPr>
-        <w:t xml:space="preserve">Clases de </w:t>
-      </w:r>
-      <w:proofErr w:type="spellStart"/>
-      <w:r>
-        <w:rPr>
-          <w:b/>
-          <w:bCs/>
-          <w:lang w:val="es-419" w:eastAsia="es-CO"/>
-        </w:rPr>
-        <w:t>prefermentos</w:t>
-      </w:r>
-      <w:proofErr w:type="spellEnd"/>
+        <w:t>Clases de prefermentos</w:t>
+      </w:r>
     </w:p>
     <w:p>
       <w:pPr>
@@ -11373,21 +11631,7 @@
         <w:rPr>
           <w:lang w:val="es-419" w:eastAsia="es-CO"/>
         </w:rPr>
-        <w:t xml:space="preserve">): actúa como </w:t>
-      </w:r>
-      <w:proofErr w:type="spellStart"/>
-      <w:r>
-        <w:rPr>
-          <w:lang w:val="es-419" w:eastAsia="es-CO"/>
-        </w:rPr>
-        <w:t>prefermento</w:t>
-      </w:r>
-      <w:proofErr w:type="spellEnd"/>
-      <w:r>
-        <w:rPr>
-          <w:lang w:val="es-419" w:eastAsia="es-CO"/>
-        </w:rPr>
-        <w:t xml:space="preserve"> cuando se usa directamente en la receta.</w:t>
+        <w:t>): actúa como prefermento cuando se usa directamente en la receta.</w:t>
       </w:r>
     </w:p>
     <w:p>
@@ -11422,21 +11666,7 @@
         <w:rPr>
           <w:lang w:val="es-419" w:eastAsia="es-CO"/>
         </w:rPr>
-        <w:t xml:space="preserve">: </w:t>
-      </w:r>
-      <w:proofErr w:type="spellStart"/>
-      <w:r>
-        <w:rPr>
-          <w:lang w:val="es-419" w:eastAsia="es-CO"/>
-        </w:rPr>
-        <w:t>prefermento</w:t>
-      </w:r>
-      <w:proofErr w:type="spellEnd"/>
-      <w:r>
-        <w:rPr>
-          <w:lang w:val="es-419" w:eastAsia="es-CO"/>
-        </w:rPr>
-        <w:t xml:space="preserve"> líquido (100 % hidratación) con una pequeña cantidad de levadura comercial. No aplica para pan de masa madre pura.</w:t>
+        <w:t>: prefermento líquido (100 % hidratación) con una pequeña cantidad de levadura comercial. No aplica para pan de masa madre pura.</w:t>
       </w:r>
     </w:p>
     <w:p>
@@ -11463,72 +11693,20 @@
         <w:rPr>
           <w:lang w:val="es-419" w:eastAsia="es-CO"/>
         </w:rPr>
-        <w:t xml:space="preserve">: </w:t>
-      </w:r>
-      <w:proofErr w:type="spellStart"/>
-      <w:r>
-        <w:rPr>
-          <w:lang w:val="es-419" w:eastAsia="es-CO"/>
-        </w:rPr>
-        <w:t>prefermento</w:t>
-      </w:r>
-      <w:proofErr w:type="spellEnd"/>
-      <w:r>
-        <w:rPr>
-          <w:lang w:val="es-419" w:eastAsia="es-CO"/>
-        </w:rPr>
-        <w:t xml:space="preserve"> duro (50</w:t>
-      </w:r>
-      <w:r>
-        <w:rPr>
-          <w:lang w:val="es-419" w:eastAsia="es-CO"/>
-        </w:rPr>
-        <w:t xml:space="preserve"> </w:t>
-      </w:r>
-      <w:r>
-        <w:rPr>
-          <w:lang w:val="es-419" w:eastAsia="es-CO"/>
-        </w:rPr>
-        <w:t>-</w:t>
-      </w:r>
-      <w:r>
-        <w:rPr>
-          <w:lang w:val="es-419" w:eastAsia="es-CO"/>
-        </w:rPr>
-        <w:t xml:space="preserve"> </w:t>
-      </w:r>
-      <w:r>
-        <w:rPr>
-          <w:lang w:val="es-419" w:eastAsia="es-CO"/>
-        </w:rPr>
-        <w:t xml:space="preserve">60 % hidratación). </w:t>
-      </w:r>
-    </w:p>
-    <w:p>
-      <w:pPr>
-        <w:rPr>
-          <w:lang w:val="es-419" w:eastAsia="es-CO"/>
-        </w:rPr>
-      </w:pPr>
-      <w:r>
-        <w:rPr>
-          <w:lang w:val="es-419" w:eastAsia="es-CO"/>
-        </w:rPr>
-        <w:t xml:space="preserve">En el pan de masa madre, la propia masa madre hace las veces de </w:t>
-      </w:r>
-      <w:proofErr w:type="spellStart"/>
-      <w:r>
-        <w:rPr>
-          <w:lang w:val="es-419" w:eastAsia="es-CO"/>
-        </w:rPr>
-        <w:t>prefermento</w:t>
-      </w:r>
-      <w:proofErr w:type="spellEnd"/>
-      <w:r>
-        <w:rPr>
-          <w:lang w:val="es-419" w:eastAsia="es-CO"/>
-        </w:rPr>
-        <w:t>.</w:t>
+        <w:t xml:space="preserve">: prefermento duro (50-60 % hidratación). </w:t>
+      </w:r>
+    </w:p>
+    <w:p>
+      <w:pPr>
+        <w:rPr>
+          <w:lang w:val="es-419" w:eastAsia="es-CO"/>
+        </w:rPr>
+      </w:pPr>
+      <w:r>
+        <w:rPr>
+          <w:lang w:val="es-419" w:eastAsia="es-CO"/>
+        </w:rPr>
+        <w:t>En el pan de masa madre, la propia masa madre hace las veces de prefermento.</w:t>
       </w:r>
     </w:p>
     <w:p>
@@ -11542,16 +11720,8 @@
         <w:rPr>
           <w:lang w:val="es-419" w:eastAsia="es-CO"/>
         </w:rPr>
-        <w:t xml:space="preserve">Características de los principales </w:t>
-      </w:r>
-      <w:proofErr w:type="spellStart"/>
-      <w:r>
-        <w:rPr>
-          <w:lang w:val="es-419" w:eastAsia="es-CO"/>
-        </w:rPr>
-        <w:t>prefermentos</w:t>
-      </w:r>
-      <w:proofErr w:type="spellEnd"/>
+        <w:t>Características de los principales prefermentos</w:t>
+      </w:r>
     </w:p>
     <w:tbl>
       <w:tblPr>
@@ -11578,11 +11748,9 @@
             <w:pPr>
               <w:pStyle w:val="TextoTablas"/>
             </w:pPr>
-            <w:proofErr w:type="spellStart"/>
             <w:r>
               <w:t>Prefermento</w:t>
             </w:r>
-            <w:proofErr w:type="spellEnd"/>
           </w:p>
         </w:tc>
         <w:tc>
@@ -11691,14 +11859,12 @@
             <w:pPr>
               <w:pStyle w:val="TextoTablas"/>
             </w:pPr>
-            <w:proofErr w:type="spellStart"/>
             <w:r>
               <w:rPr>
                 <w:rStyle w:val="Extranjerismo"/>
               </w:rPr>
               <w:t>Poolish</w:t>
             </w:r>
-            <w:proofErr w:type="spellEnd"/>
           </w:p>
         </w:tc>
         <w:tc>
@@ -11875,21 +12041,7 @@
           <w:lang w:val="es-419" w:eastAsia="es-CO"/>
         </w:rPr>
         <w:lastRenderedPageBreak/>
-        <w:t>A continuación, se presenta una formulación básica para la elaboración de una hogaza de masa madre (</w:t>
-      </w:r>
-      <w:proofErr w:type="spellStart"/>
-      <w:r>
-        <w:rPr>
-          <w:lang w:val="es-419" w:eastAsia="es-CO"/>
-        </w:rPr>
-        <w:t>Wing</w:t>
-      </w:r>
-      <w:proofErr w:type="spellEnd"/>
-      <w:r>
-        <w:rPr>
-          <w:lang w:val="es-419" w:eastAsia="es-CO"/>
-        </w:rPr>
-        <w:t xml:space="preserve"> &amp; Scott, 2021).</w:t>
+        <w:t>A continuación, se presenta una formulación básica para la elaboración de una hogaza de masa madre (Wing &amp; Scott, 2021).</w:t>
       </w:r>
     </w:p>
     <w:p>
@@ -12336,6 +12488,7 @@
     </w:tbl>
     <w:p>
       <w:pPr>
+        <w:ind w:firstLine="0"/>
         <w:rPr>
           <w:lang w:val="es-419" w:eastAsia="es-CO"/>
         </w:rPr>
@@ -12781,9 +12934,35 @@
       </w:pPr>
       <w:r>
         <w:rPr>
-          <w:lang w:val="es-419" w:eastAsia="es-CO"/>
-        </w:rPr>
-        <w:t>Amasado manual (método francés): se mezclan la harina, el agua y la masa madre hasta integrar los ingredientes. Luego se realiza una autólisis de aproximadamente 30 minutos, que favorece la hidratación de la harina y el desarrollo inicial del gluten. Después se incorpora la sal y se continúa el amasado mediante pliegues y estiramientos hasta obtener una masa lisa, elástica y capaz de superar la prueba de la membrana (</w:t>
+          <w:b/>
+          <w:bCs/>
+          <w:lang w:val="es-419" w:eastAsia="es-CO"/>
+        </w:rPr>
+        <w:t>Amasado manual (método francés)</w:t>
+      </w:r>
+      <w:r>
+        <w:rPr>
+          <w:lang w:val="es-419" w:eastAsia="es-CO"/>
+        </w:rPr>
+        <w:t>.</w:t>
+      </w:r>
+      <w:r>
+        <w:rPr>
+          <w:lang w:val="es-419" w:eastAsia="es-CO"/>
+        </w:rPr>
+        <w:t xml:space="preserve"> </w:t>
+      </w:r>
+      <w:r>
+        <w:rPr>
+          <w:lang w:val="es-419" w:eastAsia="es-CO"/>
+        </w:rPr>
+        <w:t>S</w:t>
+      </w:r>
+      <w:r>
+        <w:rPr>
+          <w:lang w:val="es-419" w:eastAsia="es-CO"/>
+        </w:rPr>
+        <w:t>e mezclan la harina, el agua y la masa madre hasta integrar los ingredientes. Luego se realiza una autólisis de aproximadamente 30 minutos, que favorece la hidratación de la harina y el desarrollo inicial del gluten. Después se incorpora la sal y se continúa el amasado mediante pliegues y estiramientos hasta obtener una masa lisa, elástica y capaz de superar la prueba de la membrana (</w:t>
       </w:r>
       <w:proofErr w:type="spellStart"/>
       <w:r>
@@ -12814,9 +12993,35 @@
       </w:pPr>
       <w:r>
         <w:rPr>
-          <w:lang w:val="es-419" w:eastAsia="es-CO"/>
-        </w:rPr>
-        <w:t xml:space="preserve">Amasado mecánico (amasadora de espiral): en producciones de mayor escala se utiliza la amasadora de espiral. El proceso comprende 3 a 5 minutos a baja velocidad para integrar los ingredientes y 5 a 8 minutos a velocidad media para desarrollar la red de gluten. Durante el amasado se debe controlar que la temperatura de la masa permanezca entre 24 y 26 °C, evitando el sobrecalentamiento que puede afectar la fermentación.  </w:t>
+          <w:b/>
+          <w:bCs/>
+          <w:lang w:val="es-419" w:eastAsia="es-CO"/>
+        </w:rPr>
+        <w:t>Amasado mecánico (amasadora de espiral)</w:t>
+      </w:r>
+      <w:r>
+        <w:rPr>
+          <w:lang w:val="es-419" w:eastAsia="es-CO"/>
+        </w:rPr>
+        <w:t>.</w:t>
+      </w:r>
+      <w:r>
+        <w:rPr>
+          <w:lang w:val="es-419" w:eastAsia="es-CO"/>
+        </w:rPr>
+        <w:t xml:space="preserve"> </w:t>
+      </w:r>
+      <w:r>
+        <w:rPr>
+          <w:lang w:val="es-419" w:eastAsia="es-CO"/>
+        </w:rPr>
+        <w:t>E</w:t>
+      </w:r>
+      <w:r>
+        <w:rPr>
+          <w:lang w:val="es-419" w:eastAsia="es-CO"/>
+        </w:rPr>
+        <w:t xml:space="preserve">n producciones de mayor escala se utiliza la amasadora de espiral. El proceso comprende 3 a 5 minutos a baja velocidad para integrar los ingredientes y 5 a 8 minutos a velocidad media para desarrollar la red de gluten. Durante el amasado se debe controlar que la temperatura de la masa permanezca entre 24 y 26 °C, evitando el sobrecalentamiento que puede afectar la fermentación.  </w:t>
       </w:r>
     </w:p>
     <w:p>
@@ -12864,6 +13069,7 @@
         <w:rPr>
           <w:lang w:val="es-419" w:eastAsia="es-CO"/>
         </w:rPr>
+        <w:lastRenderedPageBreak/>
         <w:t>Las proteínas gliadina y glutenina absorben agua y se unen para formar la red de gluten, estructura que proporciona elasticidad y resistencia a la masa.</w:t>
       </w:r>
     </w:p>
@@ -12882,7 +13088,6 @@
         <w:rPr>
           <w:lang w:val="es-419" w:eastAsia="es-CO"/>
         </w:rPr>
-        <w:lastRenderedPageBreak/>
         <w:t>La incorporación de oxígeno favorece la formación y estabilización del gluten. Sin embargo, un amasado excesivo puede oxidar los pigmentos naturales de la harina, aclarar la miga y disminuir parte de los compuestos responsables del aroma y el sabor del pan (Viteri &amp; Cordero, 2024).</w:t>
       </w:r>
     </w:p>
@@ -12929,9 +13134,17 @@
       </w:pPr>
       <w:r>
         <w:rPr>
-          <w:lang w:val="es-419" w:eastAsia="es-CO"/>
-        </w:rPr>
-        <w:t>Temperatura final de la masa, idealmente entre 24 y 26 °C, ajustando la temperatura del agua cuando sea necesario.</w:t>
+          <w:b/>
+          <w:bCs/>
+          <w:lang w:val="es-419" w:eastAsia="es-CO"/>
+        </w:rPr>
+        <w:t>Temperatura final de la masa</w:t>
+      </w:r>
+      <w:r>
+        <w:rPr>
+          <w:lang w:val="es-419" w:eastAsia="es-CO"/>
+        </w:rPr>
+        <w:t>, idealmente entre 24 y 26 °C, ajustando la temperatura del agua cuando sea necesario.</w:t>
       </w:r>
     </w:p>
     <w:p>
@@ -12947,9 +13160,17 @@
       </w:pPr>
       <w:r>
         <w:rPr>
-          <w:lang w:val="es-419" w:eastAsia="es-CO"/>
-        </w:rPr>
-        <w:t xml:space="preserve">Tiempo de amasado, evitando tanto un amasado insuficiente como el </w:t>
+          <w:b/>
+          <w:bCs/>
+          <w:lang w:val="es-419" w:eastAsia="es-CO"/>
+        </w:rPr>
+        <w:t>Tiempo de amasado</w:t>
+      </w:r>
+      <w:r>
+        <w:rPr>
+          <w:lang w:val="es-419" w:eastAsia="es-CO"/>
+        </w:rPr>
+        <w:t xml:space="preserve">, evitando tanto un amasado insuficiente como el </w:t>
       </w:r>
       <w:proofErr w:type="spellStart"/>
       <w:r>
@@ -12979,9 +13200,17 @@
       </w:pPr>
       <w:r>
         <w:rPr>
-          <w:lang w:val="es-419" w:eastAsia="es-CO"/>
-        </w:rPr>
-        <w:t>Elasticidad de la masa, comprobando que presente una textura lisa, flexible y capaz de superar la prueba de la membrana.</w:t>
+          <w:b/>
+          <w:bCs/>
+          <w:lang w:val="es-419" w:eastAsia="es-CO"/>
+        </w:rPr>
+        <w:t>Elasticidad de la masa</w:t>
+      </w:r>
+      <w:r>
+        <w:rPr>
+          <w:lang w:val="es-419" w:eastAsia="es-CO"/>
+        </w:rPr>
+        <w:t>, comprobando que presente una textura lisa, flexible y capaz de superar la prueba de la membrana.</w:t>
       </w:r>
     </w:p>
     <w:p>
@@ -12999,6 +13228,21 @@
     </w:p>
     <w:p>
       <w:pPr>
+        <w:spacing w:before="0" w:after="160" w:line="259" w:lineRule="auto"/>
+        <w:ind w:firstLine="0"/>
+        <w:rPr>
+          <w:lang w:val="es-419" w:eastAsia="es-CO"/>
+        </w:rPr>
+      </w:pPr>
+      <w:r>
+        <w:rPr>
+          <w:lang w:val="es-419" w:eastAsia="es-CO"/>
+        </w:rPr>
+        <w:br w:type="page"/>
+      </w:r>
+    </w:p>
+    <w:p>
+      <w:pPr>
         <w:pStyle w:val="Tabla"/>
         <w:rPr>
           <w:lang w:val="es-419" w:eastAsia="es-CO"/>
@@ -13008,6 +13252,7 @@
         <w:rPr>
           <w:lang w:val="es-419" w:eastAsia="es-CO"/>
         </w:rPr>
+        <w:lastRenderedPageBreak/>
         <w:t>Tiempos de amasado según método</w:t>
       </w:r>
     </w:p>
@@ -13155,7 +13400,6 @@
               <w:pStyle w:val="TextoTablas"/>
             </w:pPr>
             <w:r>
-              <w:lastRenderedPageBreak/>
               <w:t>Amasadora espiral (masa normal)</w:t>
             </w:r>
           </w:p>
@@ -13277,6 +13521,7 @@
     </w:tbl>
     <w:p>
       <w:pPr>
+        <w:ind w:firstLine="0"/>
         <w:rPr>
           <w:lang w:val="es-419" w:eastAsia="es-CO"/>
         </w:rPr>
@@ -13338,7 +13583,14 @@
         <w:rPr>
           <w:lang w:val="es-419" w:eastAsia="es-CO"/>
         </w:rPr>
-        <w:t>Una vez finalizado el amasado, la masa se deposita en un recipiente ligeramente aceitado y cubierto para iniciar la fermentación primaria o fermentación en bloque. Esta etapa suele durar entre 3 y 5 horas a una temperatura de 24 a 26 °C, dependiendo de la actividad de la masa madre y de las condiciones ambientales (Flecha, 2015). Durante este periodo se realizan pliegues (</w:t>
+        <w:t xml:space="preserve">Una vez finalizado el amasado, la masa se deposita en un recipiente ligeramente aceitado y cubierto para iniciar la fermentación primaria o fermentación en bloque. Esta etapa suele durar entre 3 y 5 horas a una temperatura de 24 a 26 °C, dependiendo de la actividad de la masa madre y de las condiciones ambientales (Flecha, 2015). </w:t>
+      </w:r>
+      <w:r>
+        <w:rPr>
+          <w:lang w:val="es-419" w:eastAsia="es-CO"/>
+        </w:rPr>
+        <w:lastRenderedPageBreak/>
+        <w:t>Durante este periodo se realizan pliegues (</w:t>
       </w:r>
       <w:proofErr w:type="spellStart"/>
       <w:r>
@@ -13369,119 +13621,112 @@
         <w:rPr>
           <w:lang w:val="es-419" w:eastAsia="es-CO"/>
         </w:rPr>
-        <w:t xml:space="preserve">) cada 30 a 45 minutos durante las primeras 2 o 3 horas, con el fin de fortalecer la red de gluten, redistribuir los </w:t>
+        <w:t>) cada 30 a 45 minutos durante las primeras 2 o 3 horas, con el fin de fortalecer la red de gluten, redistribuir los microorganismos y mejorar la capacidad de la masa para retener los gases producidos durante la fermentación.</w:t>
+      </w:r>
+    </w:p>
+    <w:p>
+      <w:pPr>
+        <w:rPr>
+          <w:lang w:val="es-419" w:eastAsia="es-CO"/>
+        </w:rPr>
+      </w:pPr>
+      <w:r>
+        <w:rPr>
+          <w:lang w:val="es-419" w:eastAsia="es-CO"/>
+        </w:rPr>
+        <w:t>Cuando la masa ha incrementado su volumen aproximadamente entre un 30 % y un 50 %, se traslada cuidadosamente a una superficie ligeramente enharinada para realizar el porcionado, dividiéndola en piezas del peso requerido según el tipo de pan que se desea elaborar. Posteriormente, cada porción se preforma y se deja reposar entre 20 y 30 minutos, permitiendo que el gluten se relaje y facilite el moldeado definitivo.</w:t>
+      </w:r>
+    </w:p>
+    <w:p>
+      <w:pPr>
+        <w:rPr>
+          <w:lang w:val="es-419" w:eastAsia="es-CO"/>
+        </w:rPr>
+      </w:pPr>
+      <w:r>
+        <w:rPr>
+          <w:lang w:val="es-419" w:eastAsia="es-CO"/>
+        </w:rPr>
+        <w:t>El moldeado final consiste en dar la forma característica al pan, creando una superficie tensa que favorezca el crecimiento durante el horneado. Las formas más comunes son la hogaza redonda (</w:t>
+      </w:r>
+      <w:proofErr w:type="spellStart"/>
+      <w:r>
+        <w:rPr>
+          <w:rStyle w:val="Extranjerismo"/>
+          <w:lang w:val="es-419" w:eastAsia="es-CO"/>
+        </w:rPr>
+        <w:t>boule</w:t>
+      </w:r>
+      <w:proofErr w:type="spellEnd"/>
+      <w:r>
+        <w:rPr>
+          <w:lang w:val="es-419" w:eastAsia="es-CO"/>
+        </w:rPr>
+        <w:t>) y el pan alargado (</w:t>
+      </w:r>
+      <w:proofErr w:type="spellStart"/>
+      <w:r>
+        <w:rPr>
+          <w:rStyle w:val="Extranjerismo"/>
+          <w:lang w:val="es-419" w:eastAsia="es-CO"/>
+        </w:rPr>
+        <w:t>batard</w:t>
+      </w:r>
+      <w:proofErr w:type="spellEnd"/>
+      <w:r>
+        <w:rPr>
+          <w:lang w:val="es-419" w:eastAsia="es-CO"/>
+        </w:rPr>
+        <w:t>), cuya elección depende del producto que se desea obtener (Viteri &amp; Cordero, 2024). Finalizado el moldeado, las piezas se colocan en canastas de fermentación (</w:t>
+      </w:r>
+      <w:proofErr w:type="spellStart"/>
+      <w:r>
+        <w:rPr>
+          <w:rStyle w:val="Extranjerismo"/>
+          <w:lang w:val="es-419" w:eastAsia="es-CO"/>
+        </w:rPr>
+        <w:t>bannetons</w:t>
+      </w:r>
+      <w:proofErr w:type="spellEnd"/>
+      <w:r>
+        <w:rPr>
+          <w:lang w:val="es-419" w:eastAsia="es-CO"/>
+        </w:rPr>
+        <w:t xml:space="preserve">) previamente enharinadas, donde se desarrolla la fermentación secundaria o prueba final, que puede realizarse entre 2 y 4 horas a temperatura ambiente o entre 12 y 16 horas en refrigeración. La fermentación en frío favorece un mayor desarrollo del sabor, mejora la estructura de la masa y facilita el </w:t>
+      </w:r>
+      <w:proofErr w:type="spellStart"/>
+      <w:r>
+        <w:rPr>
+          <w:lang w:val="es-419" w:eastAsia="es-CO"/>
+        </w:rPr>
+        <w:t>greñado</w:t>
+      </w:r>
+      <w:proofErr w:type="spellEnd"/>
+      <w:r>
+        <w:rPr>
+          <w:lang w:val="es-419" w:eastAsia="es-CO"/>
+        </w:rPr>
+        <w:t xml:space="preserve"> (Wing &amp; Scott, 2021).</w:t>
+      </w:r>
+    </w:p>
+    <w:p>
+      <w:pPr>
+        <w:rPr>
+          <w:lang w:val="es-419" w:eastAsia="es-CO"/>
+        </w:rPr>
+      </w:pPr>
+      <w:r>
+        <w:rPr>
+          <w:lang w:val="es-419" w:eastAsia="es-CO"/>
+        </w:rPr>
+        <w:t xml:space="preserve">Antes del horneado se realiza la decoración final, que además de aportar un acabado artesanal cumple funciones técnicas. El greñado o corte superficial controla la expansión de la masa durante el horneado y favorece la formación de la característica </w:t>
       </w:r>
       <w:r>
         <w:rPr>
           <w:lang w:val="es-419" w:eastAsia="es-CO"/>
         </w:rPr>
         <w:lastRenderedPageBreak/>
-        <w:t>microorganismos y mejorar la capacidad de la masa para retener los gases producidos durante la fermentación.</w:t>
-      </w:r>
-    </w:p>
-    <w:p>
-      <w:pPr>
-        <w:rPr>
-          <w:lang w:val="es-419" w:eastAsia="es-CO"/>
-        </w:rPr>
-      </w:pPr>
-      <w:r>
-        <w:rPr>
-          <w:lang w:val="es-419" w:eastAsia="es-CO"/>
-        </w:rPr>
-        <w:t>Cuando la masa ha incrementado su volumen aproximadamente entre un 30 % y un 50 %, se traslada cuidadosamente a una superficie ligeramente enharinada para realizar el porcionado, dividiéndola en piezas del peso requerido según el tipo de pan que se desea elaborar. Posteriormente, cada porción se preforma y se deja reposar entre 20 y 30 minutos, permitiendo que el gluten se relaje y facilite el moldeado definitivo.</w:t>
-      </w:r>
-    </w:p>
-    <w:p>
-      <w:pPr>
-        <w:rPr>
-          <w:lang w:val="es-419" w:eastAsia="es-CO"/>
-        </w:rPr>
-      </w:pPr>
-      <w:r>
-        <w:rPr>
-          <w:lang w:val="es-419" w:eastAsia="es-CO"/>
-        </w:rPr>
-        <w:t>El moldeado final consiste en dar la forma característica al pan, creando una superficie tensa que favorezca el crecimiento durante el horneado. Las formas más comunes son la hogaza redonda (</w:t>
-      </w:r>
-      <w:proofErr w:type="spellStart"/>
-      <w:r>
-        <w:rPr>
-          <w:rStyle w:val="Extranjerismo"/>
-          <w:lang w:val="es-419" w:eastAsia="es-CO"/>
-        </w:rPr>
-        <w:t>boule</w:t>
-      </w:r>
-      <w:proofErr w:type="spellEnd"/>
-      <w:r>
-        <w:rPr>
-          <w:lang w:val="es-419" w:eastAsia="es-CO"/>
-        </w:rPr>
-        <w:t>) y el pan alargado (</w:t>
-      </w:r>
-      <w:proofErr w:type="spellStart"/>
-      <w:r>
-        <w:rPr>
-          <w:rStyle w:val="Extranjerismo"/>
-          <w:lang w:val="es-419" w:eastAsia="es-CO"/>
-        </w:rPr>
-        <w:t>batard</w:t>
-      </w:r>
-      <w:proofErr w:type="spellEnd"/>
-      <w:r>
-        <w:rPr>
-          <w:lang w:val="es-419" w:eastAsia="es-CO"/>
-        </w:rPr>
-        <w:t>), cuya elección depende del producto que se desea obtener (Viteri &amp; Cordero, 2024). Finalizado el moldeado, las piezas se colocan en canastas de fermentación (</w:t>
-      </w:r>
-      <w:proofErr w:type="spellStart"/>
-      <w:r>
-        <w:rPr>
-          <w:rStyle w:val="Extranjerismo"/>
-          <w:lang w:val="es-419" w:eastAsia="es-CO"/>
-        </w:rPr>
-        <w:t>bannetons</w:t>
-      </w:r>
-      <w:proofErr w:type="spellEnd"/>
-      <w:r>
-        <w:rPr>
-          <w:lang w:val="es-419" w:eastAsia="es-CO"/>
-        </w:rPr>
-        <w:t>) previamente enharinadas, donde se desarrolla la fermentación secundaria o prueba final, que puede realizarse entre 2 y 4 horas a temperatura ambiente o entre 12 y 16 horas en refrigeración. La fermentación en frío favorece un mayor desarrollo del sabor, mejora la estructura de la masa y facilita el greñado (</w:t>
-      </w:r>
-      <w:proofErr w:type="spellStart"/>
-      <w:r>
-        <w:rPr>
-          <w:lang w:val="es-419" w:eastAsia="es-CO"/>
-        </w:rPr>
-        <w:t>Wing</w:t>
-      </w:r>
-      <w:proofErr w:type="spellEnd"/>
-      <w:r>
-        <w:rPr>
-          <w:lang w:val="es-419" w:eastAsia="es-CO"/>
-        </w:rPr>
-        <w:t xml:space="preserve"> &amp; Scott, 2021).</w:t>
-      </w:r>
-    </w:p>
-    <w:p>
-      <w:pPr>
-        <w:rPr>
-          <w:lang w:val="es-419" w:eastAsia="es-CO"/>
-        </w:rPr>
-      </w:pPr>
-      <w:r>
-        <w:rPr>
-          <w:lang w:val="es-419" w:eastAsia="es-CO"/>
-        </w:rPr>
-        <w:t xml:space="preserve">Antes del horneado se realiza la decoración final, que además de aportar un acabado artesanal cumple funciones técnicas. El greñado o corte superficial controla la expansión de la masa durante el horneado y favorece la formación de la característica “oreja” del pan. También puede espolvorearse harina sobre la superficie para resaltar el </w:t>
-      </w:r>
-      <w:r>
-        <w:rPr>
-          <w:lang w:val="es-419" w:eastAsia="es-CO"/>
-        </w:rPr>
-        <w:lastRenderedPageBreak/>
-        <w:t>diseño y añadirse semillas, como ajonjolí, amapola, linaza o girasol, para enriquecer la apariencia, la textura y el valor nutricional del producto.</w:t>
+        <w:t>“oreja” del pan. También puede espolvorearse harina sobre la superficie para resaltar el diseño y añadirse semillas, como ajonjolí, amapola, linaza o girasol, para enriquecer la apariencia, la textura y el valor nutricional del producto.</w:t>
       </w:r>
     </w:p>
     <w:p>
@@ -13571,13 +13816,23 @@
           <w:lang w:val="es-419" w:eastAsia="es-CO"/>
         </w:rPr>
       </w:pPr>
+      <w:proofErr w:type="spellStart"/>
       <w:r>
         <w:rPr>
           <w:b/>
           <w:bCs/>
           <w:lang w:val="es-419" w:eastAsia="es-CO"/>
         </w:rPr>
-        <w:t>Greñado (</w:t>
+        <w:t>Greñado</w:t>
+      </w:r>
+      <w:proofErr w:type="spellEnd"/>
+      <w:r>
+        <w:rPr>
+          <w:b/>
+          <w:bCs/>
+          <w:lang w:val="es-419" w:eastAsia="es-CO"/>
+        </w:rPr>
+        <w:t xml:space="preserve"> (</w:t>
       </w:r>
       <w:proofErr w:type="spellStart"/>
       <w:r>
@@ -13711,21 +13966,12 @@
           <w:lang w:val="es-419" w:eastAsia="es-CO"/>
         </w:rPr>
       </w:pPr>
-    </w:p>
-    <w:p>
-      <w:pPr>
+      <w:r>
         <w:rPr>
           <w:b/>
           <w:bCs/>
           <w:lang w:val="es-419" w:eastAsia="es-CO"/>
         </w:rPr>
-      </w:pPr>
-      <w:r>
-        <w:rPr>
-          <w:b/>
-          <w:bCs/>
-          <w:lang w:val="es-419" w:eastAsia="es-CO"/>
-        </w:rPr>
         <w:lastRenderedPageBreak/>
         <w:t>Aplicación práctica</w:t>
       </w:r>
@@ -13763,7 +14009,25 @@
         <w:rPr>
           <w:lang w:val="es-419" w:eastAsia="es-CO"/>
         </w:rPr>
-        <w:t>El horneado constituye la etapa final del proceso de elaboración del pan, en la cual la masa fermentada experimenta una serie de transformaciones físicas y químicas que determinan su volumen, textura, aroma, sabor y color. El control de la temperatura, el tiempo de cocción y la generación de vapor resulta fundamental para obtener un pan con buena expansión, corteza crujiente y una miga correctamente desarrollada (Flecha, 2015).</w:t>
+        <w:t>“</w:t>
+      </w:r>
+      <w:r>
+        <w:rPr>
+          <w:lang w:val="es-419" w:eastAsia="es-CO"/>
+        </w:rPr>
+        <w:t>El horneado constituye la etapa final del proceso de elaboración del pan, en la cual la masa fermentada experimenta una serie de transformaciones físicas y químicas que determinan su volumen, textura, aroma, sabor y color. El control de la temperatura, el tiempo de cocción y la generación de vapor resulta fundamental para obtener un pan con buena expansión, corteza crujiente y una miga correctamente desarrollada</w:t>
+      </w:r>
+      <w:r>
+        <w:rPr>
+          <w:lang w:val="es-419" w:eastAsia="es-CO"/>
+        </w:rPr>
+        <w:t>”.</w:t>
+      </w:r>
+      <w:r>
+        <w:rPr>
+          <w:lang w:val="es-419" w:eastAsia="es-CO"/>
+        </w:rPr>
+        <w:t xml:space="preserve"> (Flecha, 2015).</w:t>
       </w:r>
     </w:p>
     <w:p>
@@ -13809,9 +14073,17 @@
       </w:pPr>
       <w:r>
         <w:rPr>
-          <w:lang w:val="es-419" w:eastAsia="es-CO"/>
-        </w:rPr>
-        <w:t>Temperatura del horno: iniciar entre 250 y 260 °C con vapor durante los primeros 15 a 20 minutos y posteriormente reducir la temperatura a 220</w:t>
+          <w:b/>
+          <w:bCs/>
+          <w:lang w:val="es-419" w:eastAsia="es-CO"/>
+        </w:rPr>
+        <w:t>Temperatura del horno</w:t>
+      </w:r>
+      <w:r>
+        <w:rPr>
+          <w:lang w:val="es-419" w:eastAsia="es-CO"/>
+        </w:rPr>
+        <w:t>: iniciar entre 250 y 260 °C con vapor durante los primeros 15 a 20 minutos y posteriormente reducir la temperatura a 220</w:t>
       </w:r>
       <w:r>
         <w:rPr>
@@ -13839,10 +14111,18 @@
       </w:pPr>
       <w:r>
         <w:rPr>
+          <w:b/>
+          <w:bCs/>
           <w:lang w:val="es-419" w:eastAsia="es-CO"/>
         </w:rPr>
         <w:lastRenderedPageBreak/>
-        <w:t>Tiempo de horneado: depende del tamaño de la pieza. Como referencia, un pan de 500 g requiere entre 30 y 35 minutos, mientras que una hogaza de 800 g necesita entre 40 y 45 minutos.</w:t>
+        <w:t>Tiempo de horneado</w:t>
+      </w:r>
+      <w:r>
+        <w:rPr>
+          <w:lang w:val="es-419" w:eastAsia="es-CO"/>
+        </w:rPr>
+        <w:t>: depende del tamaño de la pieza. Como referencia, un pan de 500 g requiere entre 30 y 35 minutos, mientras que una hogaza de 800 g necesita entre 40 y 45 minutos.</w:t>
       </w:r>
     </w:p>
     <w:p>
@@ -13858,9 +14138,17 @@
       </w:pPr>
       <w:r>
         <w:rPr>
-          <w:lang w:val="es-419" w:eastAsia="es-CO"/>
-        </w:rPr>
-        <w:t>Vapor: durante los primeros minutos mantiene la superficie húmeda y flexible, favoreciendo la máxima expansión del pan (</w:t>
+          <w:b/>
+          <w:bCs/>
+          <w:lang w:val="es-419" w:eastAsia="es-CO"/>
+        </w:rPr>
+        <w:t>Vapor</w:t>
+      </w:r>
+      <w:r>
+        <w:rPr>
+          <w:lang w:val="es-419" w:eastAsia="es-CO"/>
+        </w:rPr>
+        <w:t>: durante los primeros minutos mantiene la superficie húmeda y flexible, favoreciendo la máxima expansión del pan (</w:t>
       </w:r>
       <w:proofErr w:type="spellStart"/>
       <w:r>
@@ -13937,9 +14225,17 @@
       </w:pPr>
       <w:r>
         <w:rPr>
-          <w:lang w:val="es-419" w:eastAsia="es-CO"/>
-        </w:rPr>
-        <w:t>Expansión inicial: el calor acelera la producción y expansión de los gases, provocando el crecimiento final del pan (</w:t>
+          <w:b/>
+          <w:bCs/>
+          <w:lang w:val="es-419" w:eastAsia="es-CO"/>
+        </w:rPr>
+        <w:t>Expansión inicial</w:t>
+      </w:r>
+      <w:r>
+        <w:rPr>
+          <w:lang w:val="es-419" w:eastAsia="es-CO"/>
+        </w:rPr>
+        <w:t>: el calor acelera la producción y expansión de los gases, provocando el crecimiento final del pan (</w:t>
       </w:r>
       <w:proofErr w:type="spellStart"/>
       <w:r>
@@ -13986,9 +14282,17 @@
       </w:pPr>
       <w:r>
         <w:rPr>
-          <w:lang w:val="es-419" w:eastAsia="es-CO"/>
-        </w:rPr>
-        <w:t>Formación de la corteza: la superficie pierde humedad y comienza el dorado mediante la reacción de Maillard, desarrollando color y aromas característicos.</w:t>
+          <w:b/>
+          <w:bCs/>
+          <w:lang w:val="es-419" w:eastAsia="es-CO"/>
+        </w:rPr>
+        <w:t>Formación de la corteza</w:t>
+      </w:r>
+      <w:r>
+        <w:rPr>
+          <w:lang w:val="es-419" w:eastAsia="es-CO"/>
+        </w:rPr>
+        <w:t>: la superficie pierde humedad y comienza el dorado mediante la reacción de Maillard, desarrollando color y aromas característicos.</w:t>
       </w:r>
     </w:p>
     <w:p>
@@ -14004,9 +14308,17 @@
       </w:pPr>
       <w:r>
         <w:rPr>
-          <w:lang w:val="es-419" w:eastAsia="es-CO"/>
-        </w:rPr>
-        <w:t>Cocción final: el almidón gelatiniza, la estructura interna se estabiliza y la temperatura del centro alcanza aproximadamente 96</w:t>
+          <w:b/>
+          <w:bCs/>
+          <w:lang w:val="es-419" w:eastAsia="es-CO"/>
+        </w:rPr>
+        <w:t>Cocción final</w:t>
+      </w:r>
+      <w:r>
+        <w:rPr>
+          <w:lang w:val="es-419" w:eastAsia="es-CO"/>
+        </w:rPr>
+        <w:t>: el almidón gelatiniza, la estructura interna se estabiliza y la temperatura del centro alcanza aproximadamente 96</w:t>
       </w:r>
       <w:r>
         <w:rPr>
@@ -14076,9 +14388,17 @@
       </w:pPr>
       <w:r>
         <w:rPr>
-          <w:lang w:val="es-419" w:eastAsia="es-CO"/>
-        </w:rPr>
-        <w:t>Reacción de Maillard: genera el color dorado y los aromas tostados característicos del pan.</w:t>
+          <w:b/>
+          <w:bCs/>
+          <w:lang w:val="es-419" w:eastAsia="es-CO"/>
+        </w:rPr>
+        <w:t>Reacción de Maillard</w:t>
+      </w:r>
+      <w:r>
+        <w:rPr>
+          <w:lang w:val="es-419" w:eastAsia="es-CO"/>
+        </w:rPr>
+        <w:t>: genera el color dorado y los aromas tostados característicos del pan.</w:t>
       </w:r>
     </w:p>
     <w:p>
@@ -14094,10 +14414,18 @@
       </w:pPr>
       <w:r>
         <w:rPr>
+          <w:b/>
+          <w:bCs/>
           <w:lang w:val="es-419" w:eastAsia="es-CO"/>
         </w:rPr>
         <w:lastRenderedPageBreak/>
-        <w:t>Gelatinización del almidón: estabiliza la estructura de la miga al absorber agua y formar un gel.</w:t>
+        <w:t>Gelatinización del almidón</w:t>
+      </w:r>
+      <w:r>
+        <w:rPr>
+          <w:lang w:val="es-419" w:eastAsia="es-CO"/>
+        </w:rPr>
+        <w:t>: estabiliza la estructura de la miga al absorber agua y formar un gel.</w:t>
       </w:r>
     </w:p>
     <w:p>
@@ -14113,9 +14441,17 @@
       </w:pPr>
       <w:r>
         <w:rPr>
-          <w:lang w:val="es-419" w:eastAsia="es-CO"/>
-        </w:rPr>
-        <w:t xml:space="preserve">Evaporación del agua: ocasiona una pérdida aproximada del 10 al 15 % del peso del pan, favoreciendo la formación de una corteza firme. </w:t>
+          <w:b/>
+          <w:bCs/>
+          <w:lang w:val="es-419" w:eastAsia="es-CO"/>
+        </w:rPr>
+        <w:t>Evaporación del agua</w:t>
+      </w:r>
+      <w:r>
+        <w:rPr>
+          <w:lang w:val="es-419" w:eastAsia="es-CO"/>
+        </w:rPr>
+        <w:t xml:space="preserve">: ocasiona una pérdida aproximada del 10 al 15 % del peso del pan, favoreciendo la formación de una corteza firme. </w:t>
       </w:r>
     </w:p>
     <w:p>
@@ -14443,6 +14779,7 @@
     </w:tbl>
     <w:p>
       <w:pPr>
+        <w:ind w:firstLine="0"/>
         <w:rPr>
           <w:lang w:val="es-419" w:eastAsia="es-CO"/>
         </w:rPr>
@@ -14494,14 +14831,32 @@
         <w:rPr>
           <w:lang w:val="es-419" w:eastAsia="es-CO"/>
         </w:rPr>
-        <w:t xml:space="preserve">Para conservar su calidad se recomienda almacenar el pan temperatura ambiente en paneras o bolsas de papel durante uno a tres días, congelarlo correctamente si se </w:t>
+        <w:t>“</w:t>
+      </w:r>
+      <w:r>
+        <w:rPr>
+          <w:lang w:val="es-419" w:eastAsia="es-CO"/>
+        </w:rPr>
+        <w:t xml:space="preserve">Para conservar su calidad se recomienda almacenar el pan temperatura ambiente en paneras o bolsas de papel durante uno a tres días, congelarlo </w:t>
       </w:r>
       <w:r>
         <w:rPr>
           <w:lang w:val="es-419" w:eastAsia="es-CO"/>
         </w:rPr>
         <w:lastRenderedPageBreak/>
-        <w:t>requiere una conservación prolongada, y evitar su refrigeración, ya que acelera el endurecimiento de la amiga por la retrogradación del almidón (Flecha, 2015).</w:t>
+        <w:t>correctamente si se requiere una conservación prolongada, y evitar su refrigeración, ya que acelera el endurecimiento de la amiga por la retrogradación del almidón</w:t>
+      </w:r>
+      <w:r>
+        <w:rPr>
+          <w:lang w:val="es-419" w:eastAsia="es-CO"/>
+        </w:rPr>
+        <w:t>”.</w:t>
+      </w:r>
+      <w:r>
+        <w:rPr>
+          <w:lang w:val="es-419" w:eastAsia="es-CO"/>
+        </w:rPr>
+        <w:t xml:space="preserve"> (Flecha, 2015).</w:t>
       </w:r>
     </w:p>
     <w:p>
@@ -14527,7 +14882,30 @@
         <w:rPr>
           <w:lang w:val="es-419" w:eastAsia="es-CO"/>
         </w:rPr>
-        <w:t xml:space="preserve">Con el objetivo de que amplíe sus conocimientos en el tema abordado, lo invitamos a consultar el siguiente pódcast en el enlace a continuación: </w:t>
+        <w:t>Con el objetivo de que amplíe sus conocimientos en el tema abordado, lo invitamos a consultar el siguiente pódcast</w:t>
+      </w:r>
+      <w:r>
+        <w:rPr>
+          <w:lang w:val="es-419" w:eastAsia="es-CO"/>
+        </w:rPr>
+        <w:t>:</w:t>
+      </w:r>
+    </w:p>
+    <w:p>
+      <w:pPr>
+        <w:rPr>
+          <w:b/>
+          <w:bCs/>
+          <w:lang w:val="es-419" w:eastAsia="es-CO"/>
+        </w:rPr>
+      </w:pPr>
+      <w:r>
+        <w:rPr>
+          <w:b/>
+          <w:bCs/>
+          <w:lang w:val="es-419" w:eastAsia="es-CO"/>
+        </w:rPr>
+        <w:t>Pódcast</w:t>
       </w:r>
     </w:p>
     <w:tbl>
@@ -14591,10 +14969,7 @@
               <w:t>Mujer</w:t>
             </w:r>
             <w:r>
-              <w:t xml:space="preserve">: </w:t>
-            </w:r>
-            <w:r>
-              <w:t xml:space="preserve">Bienvenidos a un nuevo episodio. Hoy hablaremos sobre un proceso que combina tradición, ciencia y técnica: la elaboración de pan artesanal de masa madre. </w:t>
+              <w:t xml:space="preserve">: Bienvenidos a un nuevo episodio. Hoy hablaremos sobre un proceso que combina tradición, ciencia y técnica: la elaboración de pan artesanal de masa madre. </w:t>
             </w:r>
           </w:p>
           <w:p>
@@ -14603,49 +14978,59 @@
                 <w:b/>
                 <w:bCs/>
               </w:rPr>
-              <w:t>Hombre</w:t>
-            </w:r>
+              <w:t>Hombre:</w:t>
+            </w:r>
+            <w:r>
+              <w:t xml:space="preserve"> Así es. Detrás de un pan con buena corteza, una miga esponjosa y un aroma característico existe una serie de decisiones que marcan la diferencia en el resultado final. Acompáñenos a recorrer este proceso paso a paso.</w:t>
+            </w:r>
+          </w:p>
+          <w:p>
             <w:r>
               <w:rPr>
                 <w:b/>
                 <w:bCs/>
               </w:rPr>
-              <w:t>:</w:t>
-            </w:r>
-            <w:r>
-              <w:t xml:space="preserve"> </w:t>
-            </w:r>
-            <w:r>
-              <w:t>Así es. Detrás de un pan con buena corteza, una miga esponjosa y un aroma característico existe una serie de decisiones que marcan la diferencia en el resultado final. Acompáñenos a recorrer este proceso paso a paso.</w:t>
-            </w:r>
-          </w:p>
-          <w:p>
+              <w:t>Mujer</w:t>
+            </w:r>
             <w:r>
               <w:rPr>
                 <w:b/>
                 <w:bCs/>
               </w:rPr>
-              <w:t>Mujer</w:t>
-            </w:r>
+              <w:tab/>
+              <w:t>:</w:t>
+            </w:r>
+            <w:r>
+              <w:t xml:space="preserve"> Empecemos por la formulación de la receta. En panadería artesanal se utiliza el sistema de porcentaje panadero, un método estandarizado donde la harina siempre representa el 100 %, mientras que los demás ingredientes se expresan como </w:t>
+            </w:r>
+            <w:r>
+              <w:lastRenderedPageBreak/>
+              <w:t>porcentaje respecto a ella. Esto facilita ajustar las cantidades sin perder el equilibrio de la receta.</w:t>
+            </w:r>
+          </w:p>
+          <w:p>
             <w:r>
               <w:rPr>
                 <w:b/>
                 <w:bCs/>
               </w:rPr>
-              <w:tab/>
-            </w:r>
+              <w:t>Hombre</w:t>
+            </w:r>
+            <w:r>
+              <w:t xml:space="preserve">: Por ejemplo, una receta básica para pan de masa madre puede formularse con 100 % de harina, 70 % de agua, 25 % de masa madre y 2 % de sal. </w:t>
+            </w:r>
+          </w:p>
+          <w:p>
             <w:r>
               <w:rPr>
                 <w:b/>
                 <w:bCs/>
               </w:rPr>
-              <w:t>:</w:t>
-            </w:r>
-            <w:r>
-              <w:t xml:space="preserve"> </w:t>
-            </w:r>
-            <w:r>
-              <w:t>Empecemos por la formulación de la receta. En panadería artesanal se utiliza el sistema de porcentaje panadero, un método estandarizado donde la harina siempre representa el 100 %, mientras que los demás ingredientes se expresan como porcentaje respecto a ella. Esto facilita ajustar las cantidades sin perder el equilibrio de la receta.</w:t>
+              <w:t>Mujer</w:t>
+            </w:r>
+            <w:r>
+              <w:tab/>
+              <w:t>: Es decir, si se utilizan 500 gramos de harina, se requieren 350 gramos de agua, 125 gramos de masa madre y 10 gramos de sal. Este sistema permite calcular la hidratación real de la masa, considerando que la masa madre también aporta harina y agua, algo que influye directamente en la textura y el manejo de la masa.</w:t>
             </w:r>
           </w:p>
           <w:p>
@@ -14654,14 +15039,10 @@
                 <w:b/>
                 <w:bCs/>
               </w:rPr>
-              <w:lastRenderedPageBreak/>
               <w:t>Hombre</w:t>
             </w:r>
             <w:r>
-              <w:t xml:space="preserve">: </w:t>
-            </w:r>
-            <w:r>
-              <w:t xml:space="preserve">Por ejemplo, una receta básica para pan de masa madre puede formularse con 100 % de harina, 70 % de agua, 25 % de masa madre y 2 % de sal. </w:t>
+              <w:t>: Una vez definidos los ingredientes, comienza el amasado. Esta etapa tiene dos objetivos fundamentales: lograr que todos los ingredientes se hidraten de manera uniforme y desarrollar la red de gluten, responsable de retener los gases que se producirán durante la fermentación.</w:t>
             </w:r>
           </w:p>
           <w:p>
@@ -14673,28 +15054,17 @@
               <w:t>Mujer</w:t>
             </w:r>
             <w:r>
-              <w:tab/>
-            </w:r>
-            <w:r>
-              <w:t xml:space="preserve">: </w:t>
-            </w:r>
-            <w:r>
-              <w:t>Es decir, si se utilizan 500 gramos de harina, se requieren 350 gramos de agua, 125 gramos de masa madre y 10 gramos de sal. Este sistema permite calcular la hidratación real de la masa, considerando que la masa madre también aporta harina y agua, algo que influye directamente en la textura y el manejo de la masa.</w:t>
-            </w:r>
-          </w:p>
-          <w:p>
-            <w:r>
               <w:rPr>
                 <w:b/>
                 <w:bCs/>
               </w:rPr>
-              <w:t>Hombre</w:t>
+              <w:tab/>
             </w:r>
             <w:r>
               <w:t xml:space="preserve">: </w:t>
             </w:r>
             <w:r>
-              <w:t>Una vez definidos los ingredientes, comienza el amasado. Esta etapa tiene dos objetivos fundamentales: lograr que todos los ingredientes se hidraten de manera uniforme y desarrollar la red de gluten, responsable de retener los gases que se producirán durante la fermentación.</w:t>
+              <w:t>Para favorecer ese desarrollo, muchos panaderos utilizan la técnica de autólisis. Esta consiste en mezclar harina, agua y masa madre, dejando reposar la mezcla durante aproximadamente treinta minutos antes de incorporar la sal. Ese descanso permite que las proteínas se hidraten mejor y que el gluten comience a desarrollarse de forma natural.</w:t>
             </w:r>
           </w:p>
           <w:p>
@@ -14703,20 +15073,20 @@
                 <w:b/>
                 <w:bCs/>
               </w:rPr>
-              <w:t>Mujer</w:t>
+              <w:t>Hombre</w:t>
             </w:r>
             <w:r>
               <w:rPr>
                 <w:b/>
                 <w:bCs/>
               </w:rPr>
-              <w:tab/>
-            </w:r>
-            <w:r>
-              <w:t xml:space="preserve">: </w:t>
-            </w:r>
-            <w:r>
-              <w:t>Para favorecer ese desarrollo, muchos panaderos utilizan la técnica de autólisis. Esta consiste en mezclar harina, agua y masa madre, dejando reposar la mezcla durante aproximadamente treinta minutos antes de incorporar la sal. Ese descanso permite que las proteínas se hidraten mejor y que el gluten comience a desarrollarse de forma natural.</w:t>
+              <w:t>:</w:t>
+            </w:r>
+            <w:r>
+              <w:t xml:space="preserve"> </w:t>
+            </w:r>
+            <w:r>
+              <w:t>Después se incorpora la sal y continúa el amasado hasta alcanzar el punto adecuado. Una forma sencilla de comprobarlo es mediante la prueba de la membrana. Si al estirar un pequeño fragmento de masa se forma una película fina y translúcida sin romperse, significa que el gluten se ha desarrollado correctamente.</w:t>
             </w:r>
           </w:p>
           <w:p>
@@ -14725,7 +15095,8 @@
                 <w:b/>
                 <w:bCs/>
               </w:rPr>
-              <w:t>Hombre</w:t>
+              <w:lastRenderedPageBreak/>
+              <w:t>Mujer</w:t>
             </w:r>
             <w:r>
               <w:rPr>
@@ -14738,7 +15109,7 @@
               <w:t xml:space="preserve"> </w:t>
             </w:r>
             <w:r>
-              <w:t>Después se incorpora la sal y continúa el amasado hasta alcanzar el punto adecuado. Una forma sencilla de comprobarlo es mediante la prueba de la membrana. Si al estirar un pequeño fragmento de masa se forma una película fina y translúcida sin romperse, significa que el gluten se ha desarrollado correctamente.</w:t>
+              <w:t>Con la masa lista, inicia la fermentación primaria, una etapa que normalmente dura entre 3 y 5 horas a una temperatura cercana a los 24 o 26 grados centígrados. Durante este tiempo, las levaduras y bacterias lácticas metabolizan los azúcares, producen dióxido de carbono y ácidos orgánicos, responsables tanto del crecimiento como del desarrollo del sabor y el aroma del pan.</w:t>
             </w:r>
           </w:p>
           <w:p>
@@ -14747,7 +15118,7 @@
                 <w:b/>
                 <w:bCs/>
               </w:rPr>
-              <w:t>Mujer</w:t>
+              <w:t>Hombre</w:t>
             </w:r>
             <w:r>
               <w:rPr>
@@ -14760,11 +15131,7 @@
               <w:t xml:space="preserve"> </w:t>
             </w:r>
             <w:r>
-              <w:t xml:space="preserve">Con la masa lista, inicia la fermentación primaria, una etapa que normalmente dura entre 3 y 5 horas a una temperatura cercana a los 24 o 26 grados </w:t>
-            </w:r>
-            <w:r>
-              <w:lastRenderedPageBreak/>
-              <w:t>centígrados. Durante este tiempo, las levaduras y bacterias lácticas metabolizan los azúcares, producen dióxido de carbono y ácidos orgánicos, responsables tanto del crecimiento como del desarrollo del sabor y el aroma del pan.</w:t>
+              <w:t>Durante esa fermentación también se realizan pliegues cada 30 o 45 minutos en las primeras horas. Estos pliegues fortalecen la estructura del gluten, redistribuyen los microorganismos y mejoran la capacidad de la masa para retener los gases. Al finalizar esta etapa, la masa debe haber incrementado su volumen entre un 30 % y un 50 %.</w:t>
             </w:r>
           </w:p>
           <w:p>
@@ -14773,7 +15140,7 @@
                 <w:b/>
                 <w:bCs/>
               </w:rPr>
-              <w:t>Hombre</w:t>
+              <w:t>Mujer</w:t>
             </w:r>
             <w:r>
               <w:rPr>
@@ -14786,7 +15153,27 @@
               <w:t xml:space="preserve"> </w:t>
             </w:r>
             <w:r>
-              <w:t>Durante esa fermentación también se realizan pliegues cada 30 o 45 minutos en las primeras horas. Estos pliegues fortalecen la estructura del gluten, redistribuyen los microorganismos y mejoran la capacidad de la masa para retener los gases. Al finalizar esta etapa, la masa debe haber incrementado su volumen entre un 30 % y un 50 %.</w:t>
+              <w:t xml:space="preserve">Luego viene el dividido y el moldeado. La masa se porciona según el peso deseado y se le da la forma final, como una </w:t>
+            </w:r>
+            <w:r>
+              <w:rPr>
+                <w:rStyle w:val="Extranjerismo"/>
+              </w:rPr>
+              <w:t>boule</w:t>
+            </w:r>
+            <w:r>
+              <w:t xml:space="preserve">, de forma redonda, o una </w:t>
+            </w:r>
+            <w:proofErr w:type="spellStart"/>
+            <w:r>
+              <w:rPr>
+                <w:rStyle w:val="Extranjerismo"/>
+              </w:rPr>
+              <w:t>batard</w:t>
+            </w:r>
+            <w:proofErr w:type="spellEnd"/>
+            <w:r>
+              <w:t>, de forma alargada. Este paso no solo define la apariencia del pan, sino que también influye en su crecimiento durante el horneado.</w:t>
             </w:r>
           </w:p>
           <w:p>
@@ -14795,64 +15182,48 @@
                 <w:b/>
                 <w:bCs/>
               </w:rPr>
-              <w:t>Mujer</w:t>
-            </w:r>
+              <w:t>Hombre</w:t>
+            </w:r>
+            <w:r>
+              <w:t xml:space="preserve">: </w:t>
+            </w:r>
+            <w:r>
+              <w:t xml:space="preserve">Después se desarrolla la fermentación secundaria o prueba final. La masa se coloca en canastas de fermentación, conocidas como </w:t>
+            </w:r>
+            <w:r>
+              <w:rPr>
+                <w:rStyle w:val="Extranjerismo"/>
+              </w:rPr>
+              <w:t>bannetons</w:t>
+            </w:r>
+            <w:r>
+              <w:t>, donde puede permanecer entre 2 y 4 horas a temperatura ambiente o entre 12 y 16 horas en refrigeración. Esta fermentación lenta permite obtener sabores más complejos y una mejor textura de la corteza.</w:t>
+            </w:r>
+          </w:p>
+          <w:p>
             <w:r>
               <w:rPr>
                 <w:b/>
                 <w:bCs/>
               </w:rPr>
-              <w:t>:</w:t>
-            </w:r>
-            <w:r>
-              <w:t xml:space="preserve"> </w:t>
-            </w:r>
-            <w:r>
-              <w:t xml:space="preserve">Luego viene el dividido y el moldeado. La masa se porciona según el peso deseado y se le da la forma final, como una </w:t>
-            </w:r>
-            <w:r>
-              <w:rPr>
-                <w:rStyle w:val="Extranjerismo"/>
-              </w:rPr>
-              <w:t>boule</w:t>
-            </w:r>
-            <w:r>
-              <w:t xml:space="preserve">, de forma redonda, o una </w:t>
-            </w:r>
-            <w:proofErr w:type="spellStart"/>
-            <w:r>
-              <w:rPr>
-                <w:rStyle w:val="Extranjerismo"/>
-              </w:rPr>
-              <w:t>batard</w:t>
-            </w:r>
-            <w:proofErr w:type="spellEnd"/>
-            <w:r>
-              <w:t>, de forma alargada. Este paso no solo define la apariencia del pan, sino que también influye en su crecimiento durante el horneado.</w:t>
-            </w:r>
-          </w:p>
-          <w:p>
+              <w:t>Mujer</w:t>
+            </w:r>
             <w:r>
               <w:rPr>
                 <w:b/>
                 <w:bCs/>
               </w:rPr>
-              <w:t>Hombre</w:t>
-            </w:r>
-            <w:r>
-              <w:t xml:space="preserve">: </w:t>
-            </w:r>
-            <w:r>
-              <w:t xml:space="preserve">Después se desarrolla la fermentación secundaria o prueba final. La masa se coloca en canastas de fermentación, conocidas como </w:t>
-            </w:r>
-            <w:r>
-              <w:rPr>
-                <w:rStyle w:val="Extranjerismo"/>
-              </w:rPr>
-              <w:t>bannetons</w:t>
-            </w:r>
-            <w:r>
-              <w:t>, donde puede permanecer entre 2 y 4 horas a temperatura ambiente o entre 12 y 16 horas en refrigeración. Esta fermentación lenta permite obtener sabores más complejos y una mejor textura de la corteza.</w:t>
+              <w:t>:</w:t>
+            </w:r>
+            <w:r>
+              <w:t xml:space="preserve"> </w:t>
+            </w:r>
+            <w:r>
+              <w:t xml:space="preserve">Antes de llevar el pan al horno se realiza el greñado, es decir, los cortes superficiales sobre la masa. Estos cortes controlan la expansión del pan durante el </w:t>
+            </w:r>
+            <w:r>
+              <w:lastRenderedPageBreak/>
+              <w:t>horneado y ayudan a obtener una corteza bien desarrollada y una presentación característica.</w:t>
             </w:r>
           </w:p>
           <w:p>
@@ -14861,20 +15232,37 @@
                 <w:b/>
                 <w:bCs/>
               </w:rPr>
-              <w:t>Mujer</w:t>
-            </w:r>
+              <w:t>Hombre</w:t>
+            </w:r>
+            <w:r>
+              <w:t xml:space="preserve">: </w:t>
+            </w:r>
+            <w:r>
+              <w:t>El horneado inicia a 250 grados centígrados con vapor durante los primeros 10 a 15 minutos, favoreciendo el máximo crecimiento del pan. Después, la temperatura se disminuye a 220 grados hasta alcanzar una temperatura interna igual o superior a 96 grados centígrados.</w:t>
+            </w:r>
+          </w:p>
+          <w:p>
             <w:r>
               <w:rPr>
                 <w:b/>
                 <w:bCs/>
               </w:rPr>
-              <w:t>:</w:t>
-            </w:r>
-            <w:r>
-              <w:t xml:space="preserve"> </w:t>
-            </w:r>
-            <w:r>
-              <w:t>Antes de llevar el pan al horno se realiza el greñado, es decir, los cortes superficiales sobre la masa. Estos cortes controlan la expansión del pan durante el horneado y ayudan a obtener una corteza bien desarrollada y una presentación característica.</w:t>
+              <w:t>Mujer</w:t>
+            </w:r>
+            <w:r>
+              <w:t xml:space="preserve">: </w:t>
+            </w:r>
+            <w:r>
+              <w:t xml:space="preserve">Durante esta última etapa ocurren transformaciones fundamentales, como la reacción de Maillard, responsable del color y los aromas tostados de la corteza, y la gelatinización del almidón, que fija la estructura definitiva de la miga. </w:t>
+            </w:r>
+          </w:p>
+          <w:p>
+            <w:r>
+              <w:t>Hombre</w:t>
+            </w:r>
+            <w:r>
+              <w:tab/>
+              <w:t>Como hemos visto, la producción de pan artesanal de masa madre es un proceso donde cada etapa está relacionada con la siguiente. La formulación, el desarrollo del gluten, las fermentaciones, el greñado y el horneado trabajan de manera conjunta para obtener un producto de calidad.</w:t>
             </w:r>
           </w:p>
           <w:p>
@@ -14883,38 +15271,20 @@
                 <w:b/>
                 <w:bCs/>
               </w:rPr>
-              <w:lastRenderedPageBreak/>
-              <w:t>Hombre</w:t>
-            </w:r>
-            <w:r>
-              <w:t xml:space="preserve">: </w:t>
-            </w:r>
-            <w:r>
-              <w:t>El horneado inicia a 250 grados centígrados con vapor durante los primeros 10 a 15 minutos, favoreciendo el máximo crecimiento del pan. Después, la temperatura se disminuye a 220 grados hasta alcanzar una temperatura interna igual o superior a 96 grados centígrados.</w:t>
-            </w:r>
-          </w:p>
-          <w:p>
+              <w:t>Mujer</w:t>
+            </w:r>
             <w:r>
               <w:rPr>
                 <w:b/>
                 <w:bCs/>
               </w:rPr>
-              <w:t>Mujer</w:t>
-            </w:r>
-            <w:r>
-              <w:t xml:space="preserve">: </w:t>
-            </w:r>
-            <w:r>
-              <w:t xml:space="preserve">Durante esta última etapa ocurren transformaciones fundamentales, como la reacción de Maillard, responsable del color y los aromas tostados de la corteza, y la gelatinización del almidón, que fija la estructura definitiva de la miga. </w:t>
-            </w:r>
-          </w:p>
-          <w:p>
-            <w:r>
-              <w:t>Hombre</w:t>
-            </w:r>
-            <w:r>
-              <w:tab/>
-              <w:t>Como hemos visto, la producción de pan artesanal de masa madre es un proceso donde cada etapa está relacionada con la siguiente. La formulación, el desarrollo del gluten, las fermentaciones, el greñado y el horneado trabajan de manera conjunta para obtener un producto de calidad.</w:t>
+              <w:t>:</w:t>
+            </w:r>
+            <w:r>
+              <w:t xml:space="preserve"> </w:t>
+            </w:r>
+            <w:r>
+              <w:t xml:space="preserve">Por eso, la clave está en combinar el conocimiento técnico con la observación constante. </w:t>
             </w:r>
           </w:p>
           <w:p>
@@ -14923,7 +15293,7 @@
                 <w:b/>
                 <w:bCs/>
               </w:rPr>
-              <w:t>Mujer</w:t>
+              <w:t>Hombre</w:t>
             </w:r>
             <w:r>
               <w:rPr>
@@ -14936,7 +15306,7 @@
               <w:t xml:space="preserve"> </w:t>
             </w:r>
             <w:r>
-              <w:t xml:space="preserve">Por eso, la clave está en combinar el conocimiento técnico con la observación constante. </w:t>
+              <w:t xml:space="preserve">Comprender los fundamentos científicos de la fermentación y aprender a interpretar los indicadores sensoriales de la masa permite transformar un cultivo vivo en un pan artesanal con excelentes características de sabor, aroma, textura y calidad. </w:t>
             </w:r>
           </w:p>
           <w:p>
@@ -14945,24 +15315,6 @@
                 <w:b/>
                 <w:bCs/>
               </w:rPr>
-              <w:t>Hombre</w:t>
-            </w:r>
-            <w:r>
-              <w:rPr>
-                <w:b/>
-                <w:bCs/>
-              </w:rPr>
-              <w:t>:</w:t>
-            </w:r>
-            <w:r>
-              <w:t xml:space="preserve"> </w:t>
-            </w:r>
-            <w:r>
-              <w:t xml:space="preserve">Comprender los fundamentos científicos de la fermentación y aprender a interpretar los indicadores sensoriales de la masa permite transformar un cultivo vivo en un pan artesanal con excelentes características de sabor, aroma, textura y calidad. </w:t>
-            </w:r>
-          </w:p>
-          <w:p>
-            <w:r>
               <w:t>Mujer</w:t>
             </w:r>
             <w:r>
@@ -14986,14 +15338,7 @@
           <w:lang w:val="es-419" w:eastAsia="es-CO"/>
         </w:rPr>
         <w:lastRenderedPageBreak/>
-        <w:t xml:space="preserve">Hasta este punto se han abordado las principales etapas para la elaboración de pan con masa madre, desde la preparación del cultivo hasta el horneado y la conservación del producto terminado. Ahora es momento de poner en práctica estos </w:t>
-      </w:r>
-      <w:r>
-        <w:rPr>
-          <w:lang w:val="es-419" w:eastAsia="es-CO"/>
-        </w:rPr>
-        <w:lastRenderedPageBreak/>
-        <w:t xml:space="preserve">conocimientos mediante una situación de aprendizaje basada en un contexto real de producción. </w:t>
+        <w:t xml:space="preserve">Hasta este punto se han abordado las principales etapas para la elaboración de pan con masa madre, desde la preparación del cultivo hasta el horneado y la conservación del producto terminado. Ahora es momento de poner en práctica estos conocimientos mediante una situación de aprendizaje basada en un contexto real de producción. </w:t>
       </w:r>
     </w:p>
     <w:p>
@@ -15128,10 +15473,10 @@
         </w:rPr>
         <w:lastRenderedPageBreak/>
         <w:drawing>
-          <wp:inline distT="0" distB="0" distL="0" distR="0" wp14:anchorId="287C5917" wp14:editId="2B3CA19C">
+          <wp:inline distT="0" distB="0" distL="0" distR="0" wp14:anchorId="287C5917" wp14:editId="4A9E6482">
             <wp:extent cx="6332220" cy="4017010"/>
             <wp:effectExtent l="0" t="0" r="0" b="2540"/>
-            <wp:docPr id="2" name="Gráfico 2" descr="El componente formativo Obtención de masa madre y producción artesanal de pan, integra conocimientos técnicos y habilidades prácticas que permiten desarrollar procesos de panificación con criterios de calidad e inocuidad. A lo largo del mismo, se abordaron los fundamentos relacionados con la selección y manejo de las materias primas, la formulación de recetas mediante el porcentaje panadero, la comprensión de la fermentación y el manejo adecuado de la masa madre como cultivo natural. &#10;&#10;Asimismo, se desarrollaron las principales etapas del proceso de producción, incluyendo el amasado, la fermentación, el porcionado, el moldeado, el horneado y la conservación del producto terminado. La articulación de estos conocimientos fortalece la capacidad del aprendiz para planificar, ejecutar y controlar la elaboración de panes de masa madre, aplicando criterios técnicos que contribuyan a obtener productos con características sensoriales diferenciadas, calidad constante y valor agregado, en concordancia con las buenas prácticas de manufactura y las necesidades del sector de la panificación artesanal.&#10;"/>
+            <wp:docPr id="2" name="Gráfico 2" descr="Mapa conceptual que describe los contenidos relacionados con la obtención de masa madre y la producción artesanal de pan. Se organiza en cinco temas principales: materias primas para la panificación, fundamentos matemáticos y unidades de medida, fermentación, masa madre y producción de pan de masa madre. Incluye aspectos como propiedades y conservación de las materias primas, operaciones matemáticas y porcentajes, microorganismos y cambios durante la fermentación, elaboración y mantenimiento de la masa madre, y las etapas de producción del pan, desde la formulación y el amasado hasta la fermentación, el horneado, la conservación y la aplicación práctica.&#10;"/>
             <wp:cNvGraphicFramePr>
               <a:graphicFrameLocks xmlns:a="http://schemas.openxmlformats.org/drawingml/2006/main" noChangeAspect="1"/>
             </wp:cNvGraphicFramePr>
@@ -15139,7 +15484,7 @@
               <a:graphicData uri="http://schemas.openxmlformats.org/drawingml/2006/picture">
                 <pic:pic xmlns:pic="http://schemas.openxmlformats.org/drawingml/2006/picture">
                   <pic:nvPicPr>
-                    <pic:cNvPr id="2" name="Gráfico 2" descr="El componente formativo Obtención de masa madre y producción artesanal de pan, integra conocimientos técnicos y habilidades prácticas que permiten desarrollar procesos de panificación con criterios de calidad e inocuidad. A lo largo del mismo, se abordaron los fundamentos relacionados con la selección y manejo de las materias primas, la formulación de recetas mediante el porcentaje panadero, la comprensión de la fermentación y el manejo adecuado de la masa madre como cultivo natural. &#10;&#10;Asimismo, se desarrollaron las principales etapas del proceso de producción, incluyendo el amasado, la fermentación, el porcionado, el moldeado, el horneado y la conservación del producto terminado. La articulación de estos conocimientos fortalece la capacidad del aprendiz para planificar, ejecutar y controlar la elaboración de panes de masa madre, aplicando criterios técnicos que contribuyan a obtener productos con características sensoriales diferenciadas, calidad constante y valor agregado, en concordancia con las buenas prácticas de manufactura y las necesidades del sector de la panificación artesanal.&#10;"/>
+                    <pic:cNvPr id="2" name="Gráfico 2" descr="Mapa conceptual que describe los contenidos relacionados con la obtención de masa madre y la producción artesanal de pan. Se organiza en cinco temas principales: materias primas para la panificación, fundamentos matemáticos y unidades de medida, fermentación, masa madre y producción de pan de masa madre. Incluye aspectos como propiedades y conservación de las materias primas, operaciones matemáticas y porcentajes, microorganismos y cambios durante la fermentación, elaboración y mantenimiento de la masa madre, y las etapas de producción del pan, desde la formulación y el amasado hasta la fermentación, el horneado, la conservación y la aplicación práctica.&#10;"/>
                     <pic:cNvPicPr/>
                   </pic:nvPicPr>
                   <pic:blipFill>
@@ -15705,13 +16050,8 @@
       </w:r>
     </w:p>
     <w:p>
-      <w:proofErr w:type="spellStart"/>
-      <w:r>
-        <w:t>Minifie</w:t>
-      </w:r>
-      <w:proofErr w:type="spellEnd"/>
-      <w:r>
-        <w:t xml:space="preserve">, B. (2017). Tecnología de la panadería: procesos y controles. Editorial Limusa. </w:t>
+      <w:r>
+        <w:t xml:space="preserve">Minifie, B. (2017). Tecnología de la panadería: procesos y controles. Editorial Limusa. </w:t>
       </w:r>
     </w:p>
     <w:p>
@@ -15728,27 +16068,8 @@
       </w:hyperlink>
     </w:p>
     <w:p>
-      <w:proofErr w:type="spellStart"/>
-      <w:r>
-        <w:t>Wing</w:t>
-      </w:r>
-      <w:proofErr w:type="spellEnd"/>
-      <w:r>
-        <w:t xml:space="preserve">, D., &amp; Scott, A. (2021). </w:t>
-      </w:r>
-      <w:r>
-        <w:rPr>
-          <w:rStyle w:val="Extranjerismo"/>
-        </w:rPr>
-        <w:t>The Sourdough School</w:t>
-      </w:r>
-      <w:r>
-        <w:t>: el arte y la ciencia del pan de masa madre. Editorial Planeta Gastro.</w:t>
-      </w:r>
-    </w:p>
-    <w:p>
-      <w:r>
-        <w:t xml:space="preserve">WING, D., &amp; SCOTT, A. (2021). </w:t>
+      <w:r>
+        <w:t xml:space="preserve">Wing, D., &amp; Scott, A. (2021). </w:t>
       </w:r>
       <w:r>
         <w:rPr>
@@ -16052,39 +16373,7 @@
                 <w:sz w:val="28"/>
                 <w:szCs w:val="28"/>
               </w:rPr>
-              <w:t>Expert</w:t>
-            </w:r>
-            <w:r>
-              <w:rPr>
-                <w:rFonts w:eastAsia="Calibri" w:cs="Calibri"/>
-                <w:sz w:val="28"/>
-                <w:szCs w:val="28"/>
-              </w:rPr>
-              <w:t>a</w:t>
-            </w:r>
-            <w:r>
-              <w:rPr>
-                <w:rFonts w:eastAsia="Calibri" w:cs="Calibri"/>
-                <w:sz w:val="28"/>
-                <w:szCs w:val="28"/>
-              </w:rPr>
-              <w:t xml:space="preserve"> Temátic</w:t>
-            </w:r>
-            <w:r>
-              <w:rPr>
-                <w:rFonts w:eastAsia="Calibri" w:cs="Calibri"/>
-                <w:sz w:val="28"/>
-                <w:szCs w:val="28"/>
-              </w:rPr>
-              <w:t>a</w:t>
-            </w:r>
-            <w:r>
-              <w:rPr>
-                <w:rFonts w:eastAsia="Calibri" w:cs="Calibri"/>
-                <w:sz w:val="28"/>
-                <w:szCs w:val="28"/>
-              </w:rPr>
-              <w:t xml:space="preserve"> Gastronomía</w:t>
+              <w:t>Experta Temática Gastronomía</w:t>
             </w:r>
           </w:p>
         </w:tc>
@@ -16528,23 +16817,7 @@
                 <w:sz w:val="28"/>
                 <w:szCs w:val="28"/>
               </w:rPr>
-              <w:t>Evaluador</w:t>
-            </w:r>
-            <w:r>
-              <w:rPr>
-                <w:rFonts w:eastAsia="Calibri" w:cs="Calibri"/>
-                <w:sz w:val="28"/>
-                <w:szCs w:val="28"/>
-              </w:rPr>
-              <w:t>a</w:t>
-            </w:r>
-            <w:r>
-              <w:rPr>
-                <w:rFonts w:eastAsia="Calibri" w:cs="Calibri"/>
-                <w:sz w:val="28"/>
-                <w:szCs w:val="28"/>
-              </w:rPr>
-              <w:t xml:space="preserve"> de contenidos inclusivos y accesibles</w:t>
+              <w:t>Evaluadora de contenidos inclusivos y accesibles</w:t>
             </w:r>
           </w:p>
         </w:tc>
@@ -16761,39 +17034,7 @@
                 <w:sz w:val="28"/>
                 <w:szCs w:val="28"/>
               </w:rPr>
-              <w:t>Validador</w:t>
-            </w:r>
-            <w:r>
-              <w:rPr>
-                <w:rFonts w:eastAsia="Calibri" w:cs="Calibri"/>
-                <w:sz w:val="28"/>
-                <w:szCs w:val="28"/>
-              </w:rPr>
-              <w:t>a</w:t>
-            </w:r>
-            <w:r>
-              <w:rPr>
-                <w:rFonts w:eastAsia="Calibri" w:cs="Calibri"/>
-                <w:sz w:val="28"/>
-                <w:szCs w:val="28"/>
-              </w:rPr>
-              <w:t xml:space="preserve"> y vinculador</w:t>
-            </w:r>
-            <w:r>
-              <w:rPr>
-                <w:rFonts w:eastAsia="Calibri" w:cs="Calibri"/>
-                <w:sz w:val="28"/>
-                <w:szCs w:val="28"/>
-              </w:rPr>
-              <w:t>a</w:t>
-            </w:r>
-            <w:r>
-              <w:rPr>
-                <w:rFonts w:eastAsia="Calibri" w:cs="Calibri"/>
-                <w:sz w:val="28"/>
-                <w:szCs w:val="28"/>
-              </w:rPr>
-              <w:t xml:space="preserve"> de recursos educativos digitales</w:t>
+              <w:t>Validadora y vinculadora de recursos educativos digitales</w:t>
             </w:r>
           </w:p>
         </w:tc>
@@ -16844,7 +17085,7 @@
 </file>
 
 <file path=word/endnotes.xml><?xml version="1.0" encoding="utf-8"?>
-<w:endnotes xmlns:wpc="http://schemas.microsoft.com/office/word/2010/wordprocessingCanvas" xmlns:cx="http://schemas.microsoft.com/office/drawing/2014/chartex" xmlns:cx1="http://schemas.microsoft.com/office/drawing/2015/9/8/chartex" xmlns:cx2="http://schemas.microsoft.com/office/drawing/2015/10/21/chartex" xmlns:cx3="http://schemas.microsoft.com/office/drawing/2016/5/9/chartex" xmlns:cx4="http://schemas.microsoft.com/office/drawing/2016/5/10/chartex" xmlns:cx5="http://schemas.microsoft.com/office/drawing/2016/5/11/chartex" xmlns:cx6="http://schemas.microsoft.com/office/drawing/2016/5/12/chartex" xmlns:cx7="http://schemas.microsoft.com/office/drawing/2016/5/13/chartex" xmlns:cx8="http://schemas.microsoft.com/office/drawing/2016/5/14/chartex" xmlns:mc="http://schemas.openxmlformats.org/markup-compatibility/2006" xmlns:aink="http://schemas.microsoft.com/office/drawing/2016/ink" xmlns:am3d="http://schemas.microsoft.com/office/drawing/2017/model3d" xmlns:o="urn:schemas-microsoft-com:office:office" xmlns:r="http://schemas.openxmlformats.org/officeDocument/2006/relationships" xmlns:m="http://schemas.openxmlformats.org/officeDocument/2006/math" xmlns:v="urn:schemas-microsoft-com:vml" xmlns:wp14="http://schemas.microsoft.com/office/word/2010/wordprocessingDrawing" xmlns:wp="http://schemas.openxmlformats.org/drawingml/2006/wordprocessingDrawing" xmlns:w10="urn:schemas-microsoft-com:office:word" xmlns:w="http://schemas.openxmlformats.org/wordprocessingml/2006/main" xmlns:w14="http://schemas.microsoft.com/office/word/2010/wordml" xmlns:w15="http://schemas.microsoft.com/office/word/2012/wordml" xmlns:w16cex="http://schemas.microsoft.com/office/word/2018/wordml/cex" xmlns:w16cid="http://schemas.microsoft.com/office/word/2016/wordml/cid" xmlns:w16="http://schemas.microsoft.com/office/word/2018/wordml" xmlns:w16sdtdh="http://schemas.microsoft.com/office/word/2020/wordml/sdtdatahash" xmlns:w16se="http://schemas.microsoft.com/office/word/2015/wordml/symex" xmlns:wpg="http://schemas.microsoft.com/office/word/2010/wordprocessingGroup" xmlns:wpi="http://schemas.microsoft.com/office/word/2010/wordprocessingInk" xmlns:wne="http://schemas.microsoft.com/office/word/2006/wordml" xmlns:wps="http://schemas.microsoft.com/office/word/2010/wordprocessingShape" mc:Ignorable="w14 w15 w16se w16cid w16 w16cex w16sdtdh wp14">
+<w:endnotes xmlns:wpc="http://schemas.microsoft.com/office/word/2010/wordprocessingCanvas" xmlns:cx="http://schemas.microsoft.com/office/drawing/2014/chartex" xmlns:cx1="http://schemas.microsoft.com/office/drawing/2015/9/8/chartex" xmlns:cx2="http://schemas.microsoft.com/office/drawing/2015/10/21/chartex" xmlns:cx3="http://schemas.microsoft.com/office/drawing/2016/5/9/chartex" xmlns:cx4="http://schemas.microsoft.com/office/drawing/2016/5/10/chartex" xmlns:cx5="http://schemas.microsoft.com/office/drawing/2016/5/11/chartex" xmlns:cx6="http://schemas.microsoft.com/office/drawing/2016/5/12/chartex" xmlns:cx7="http://schemas.microsoft.com/office/drawing/2016/5/13/chartex" xmlns:cx8="http://schemas.microsoft.com/office/drawing/2016/5/14/chartex" xmlns:mc="http://schemas.openxmlformats.org/markup-compatibility/2006" xmlns:aink="http://schemas.microsoft.com/office/drawing/2016/ink" xmlns:am3d="http://schemas.microsoft.com/office/drawing/2017/model3d" xmlns:o="urn:schemas-microsoft-com:office:office" xmlns:oel="http://schemas.microsoft.com/office/2019/extlst" xmlns:r="http://schemas.openxmlformats.org/officeDocument/2006/relationships" xmlns:m="http://schemas.openxmlformats.org/officeDocument/2006/math" xmlns:v="urn:schemas-microsoft-com:vml" xmlns:wp14="http://schemas.microsoft.com/office/word/2010/wordprocessingDrawing" xmlns:wp="http://schemas.openxmlformats.org/drawingml/2006/wordprocessingDrawing" xmlns:w10="urn:schemas-microsoft-com:office:word" xmlns:w="http://schemas.openxmlformats.org/wordprocessingml/2006/main" xmlns:w14="http://schemas.microsoft.com/office/word/2010/wordml" xmlns:w15="http://schemas.microsoft.com/office/word/2012/wordml" xmlns:w16cex="http://schemas.microsoft.com/office/word/2018/wordml/cex" xmlns:w16cid="http://schemas.microsoft.com/office/word/2016/wordml/cid" xmlns:w16="http://schemas.microsoft.com/office/word/2018/wordml" xmlns:w16du="http://schemas.microsoft.com/office/word/2023/wordml/word16du" xmlns:w16sdtdh="http://schemas.microsoft.com/office/word/2020/wordml/sdtdatahash" xmlns:w16sdtfl="http://schemas.microsoft.com/office/word/2024/wordml/sdtformatlock" xmlns:w16se="http://schemas.microsoft.com/office/word/2015/wordml/symex" xmlns:wpg="http://schemas.microsoft.com/office/word/2010/wordprocessingGroup" xmlns:wpi="http://schemas.microsoft.com/office/word/2010/wordprocessingInk" xmlns:wne="http://schemas.microsoft.com/office/word/2006/wordml" xmlns:wps="http://schemas.microsoft.com/office/word/2010/wordprocessingShape" mc:Ignorable="w14 w15 w16se w16cid w16 w16cex w16sdtdh w16sdtfl w16du wp14">
   <w:endnote w:type="separator" w:id="-1">
     <w:p>
       <w:pPr>
@@ -16871,7 +17112,7 @@
 </file>
 
 <file path=word/footer1.xml><?xml version="1.0" encoding="utf-8"?>
-<w:ftr xmlns:wpc="http://schemas.microsoft.com/office/word/2010/wordprocessingCanvas" xmlns:cx="http://schemas.microsoft.com/office/drawing/2014/chartex" xmlns:cx1="http://schemas.microsoft.com/office/drawing/2015/9/8/chartex" xmlns:cx2="http://schemas.microsoft.com/office/drawing/2015/10/21/chartex" xmlns:cx3="http://schemas.microsoft.com/office/drawing/2016/5/9/chartex" xmlns:cx4="http://schemas.microsoft.com/office/drawing/2016/5/10/chartex" xmlns:cx5="http://schemas.microsoft.com/office/drawing/2016/5/11/chartex" xmlns:cx6="http://schemas.microsoft.com/office/drawing/2016/5/12/chartex" xmlns:cx7="http://schemas.microsoft.com/office/drawing/2016/5/13/chartex" xmlns:cx8="http://schemas.microsoft.com/office/drawing/2016/5/14/chartex" xmlns:mc="http://schemas.openxmlformats.org/markup-compatibility/2006" xmlns:aink="http://schemas.microsoft.com/office/drawing/2016/ink" xmlns:am3d="http://schemas.microsoft.com/office/drawing/2017/model3d" xmlns:o="urn:schemas-microsoft-com:office:office" xmlns:r="http://schemas.openxmlformats.org/officeDocument/2006/relationships" xmlns:m="http://schemas.openxmlformats.org/officeDocument/2006/math" xmlns:v="urn:schemas-microsoft-com:vml" xmlns:wp14="http://schemas.microsoft.com/office/word/2010/wordprocessingDrawing" xmlns:wp="http://schemas.openxmlformats.org/drawingml/2006/wordprocessingDrawing" xmlns:w10="urn:schemas-microsoft-com:office:word" xmlns:w="http://schemas.openxmlformats.org/wordprocessingml/2006/main" xmlns:w14="http://schemas.microsoft.com/office/word/2010/wordml" xmlns:w15="http://schemas.microsoft.com/office/word/2012/wordml" xmlns:w16cex="http://schemas.microsoft.com/office/word/2018/wordml/cex" xmlns:w16cid="http://schemas.microsoft.com/office/word/2016/wordml/cid" xmlns:w16="http://schemas.microsoft.com/office/word/2018/wordml" xmlns:w16sdtdh="http://schemas.microsoft.com/office/word/2020/wordml/sdtdatahash" xmlns:w16se="http://schemas.microsoft.com/office/word/2015/wordml/symex" xmlns:wpg="http://schemas.microsoft.com/office/word/2010/wordprocessingGroup" xmlns:wpi="http://schemas.microsoft.com/office/word/2010/wordprocessingInk" xmlns:wne="http://schemas.microsoft.com/office/word/2006/wordml" xmlns:wps="http://schemas.microsoft.com/office/word/2010/wordprocessingShape" mc:Ignorable="w14 w15 w16se w16cid w16 w16cex w16sdtdh wp14">
+<w:ftr xmlns:wpc="http://schemas.microsoft.com/office/word/2010/wordprocessingCanvas" xmlns:cx="http://schemas.microsoft.com/office/drawing/2014/chartex" xmlns:cx1="http://schemas.microsoft.com/office/drawing/2015/9/8/chartex" xmlns:cx2="http://schemas.microsoft.com/office/drawing/2015/10/21/chartex" xmlns:cx3="http://schemas.microsoft.com/office/drawing/2016/5/9/chartex" xmlns:cx4="http://schemas.microsoft.com/office/drawing/2016/5/10/chartex" xmlns:cx5="http://schemas.microsoft.com/office/drawing/2016/5/11/chartex" xmlns:cx6="http://schemas.microsoft.com/office/drawing/2016/5/12/chartex" xmlns:cx7="http://schemas.microsoft.com/office/drawing/2016/5/13/chartex" xmlns:cx8="http://schemas.microsoft.com/office/drawing/2016/5/14/chartex" xmlns:mc="http://schemas.openxmlformats.org/markup-compatibility/2006" xmlns:aink="http://schemas.microsoft.com/office/drawing/2016/ink" xmlns:am3d="http://schemas.microsoft.com/office/drawing/2017/model3d" xmlns:o="urn:schemas-microsoft-com:office:office" xmlns:oel="http://schemas.microsoft.com/office/2019/extlst" xmlns:r="http://schemas.openxmlformats.org/officeDocument/2006/relationships" xmlns:m="http://schemas.openxmlformats.org/officeDocument/2006/math" xmlns:v="urn:schemas-microsoft-com:vml" xmlns:wp14="http://schemas.microsoft.com/office/word/2010/wordprocessingDrawing" xmlns:wp="http://schemas.openxmlformats.org/drawingml/2006/wordprocessingDrawing" xmlns:w10="urn:schemas-microsoft-com:office:word" xmlns:w="http://schemas.openxmlformats.org/wordprocessingml/2006/main" xmlns:w14="http://schemas.microsoft.com/office/word/2010/wordml" xmlns:w15="http://schemas.microsoft.com/office/word/2012/wordml" xmlns:w16cex="http://schemas.microsoft.com/office/word/2018/wordml/cex" xmlns:w16cid="http://schemas.microsoft.com/office/word/2016/wordml/cid" xmlns:w16="http://schemas.microsoft.com/office/word/2018/wordml" xmlns:w16du="http://schemas.microsoft.com/office/word/2023/wordml/word16du" xmlns:w16sdtdh="http://schemas.microsoft.com/office/word/2020/wordml/sdtdatahash" xmlns:w16sdtfl="http://schemas.microsoft.com/office/word/2024/wordml/sdtformatlock" xmlns:w16se="http://schemas.microsoft.com/office/word/2015/wordml/symex" xmlns:wpg="http://schemas.microsoft.com/office/word/2010/wordprocessingGroup" xmlns:wpi="http://schemas.microsoft.com/office/word/2010/wordprocessingInk" xmlns:wne="http://schemas.microsoft.com/office/word/2006/wordml" xmlns:wps="http://schemas.microsoft.com/office/word/2010/wordprocessingShape" mc:Ignorable="w14 w15 w16se w16cid w16 w16cex w16sdtdh w16sdtfl w16du wp14">
   <w:sdt>
     <w:sdtPr>
       <w:id w:val="-1465197936"/>
@@ -16880,7 +17121,6 @@
         <w:docPartUnique/>
       </w:docPartObj>
     </w:sdtPr>
-    <w:sdtEndPr/>
     <w:sdtContent>
       <w:p>
         <w:pPr>
@@ -16918,7 +17158,7 @@
 </file>
 
 <file path=word/footnotes.xml><?xml version="1.0" encoding="utf-8"?>
-<w:footnotes xmlns:wpc="http://schemas.microsoft.com/office/word/2010/wordprocessingCanvas" xmlns:cx="http://schemas.microsoft.com/office/drawing/2014/chartex" xmlns:cx1="http://schemas.microsoft.com/office/drawing/2015/9/8/chartex" xmlns:cx2="http://schemas.microsoft.com/office/drawing/2015/10/21/chartex" xmlns:cx3="http://schemas.microsoft.com/office/drawing/2016/5/9/chartex" xmlns:cx4="http://schemas.microsoft.com/office/drawing/2016/5/10/chartex" xmlns:cx5="http://schemas.microsoft.com/office/drawing/2016/5/11/chartex" xmlns:cx6="http://schemas.microsoft.com/office/drawing/2016/5/12/chartex" xmlns:cx7="http://schemas.microsoft.com/office/drawing/2016/5/13/chartex" xmlns:cx8="http://schemas.microsoft.com/office/drawing/2016/5/14/chartex" xmlns:mc="http://schemas.openxmlformats.org/markup-compatibility/2006" xmlns:aink="http://schemas.microsoft.com/office/drawing/2016/ink" xmlns:am3d="http://schemas.microsoft.com/office/drawing/2017/model3d" xmlns:o="urn:schemas-microsoft-com:office:office" xmlns:r="http://schemas.openxmlformats.org/officeDocument/2006/relationships" xmlns:m="http://schemas.openxmlformats.org/officeDocument/2006/math" xmlns:v="urn:schemas-microsoft-com:vml" xmlns:wp14="http://schemas.microsoft.com/office/word/2010/wordprocessingDrawing" xmlns:wp="http://schemas.openxmlformats.org/drawingml/2006/wordprocessingDrawing" xmlns:w10="urn:schemas-microsoft-com:office:word" xmlns:w="http://schemas.openxmlformats.org/wordprocessingml/2006/main" xmlns:w14="http://schemas.microsoft.com/office/word/2010/wordml" xmlns:w15="http://schemas.microsoft.com/office/word/2012/wordml" xmlns:w16cex="http://schemas.microsoft.com/office/word/2018/wordml/cex" xmlns:w16cid="http://schemas.microsoft.com/office/word/2016/wordml/cid" xmlns:w16="http://schemas.microsoft.com/office/word/2018/wordml" xmlns:w16sdtdh="http://schemas.microsoft.com/office/word/2020/wordml/sdtdatahash" xmlns:w16se="http://schemas.microsoft.com/office/word/2015/wordml/symex" xmlns:wpg="http://schemas.microsoft.com/office/word/2010/wordprocessingGroup" xmlns:wpi="http://schemas.microsoft.com/office/word/2010/wordprocessingInk" xmlns:wne="http://schemas.microsoft.com/office/word/2006/wordml" xmlns:wps="http://schemas.microsoft.com/office/word/2010/wordprocessingShape" mc:Ignorable="w14 w15 w16se w16cid w16 w16cex w16sdtdh wp14">
+<w:footnotes xmlns:wpc="http://schemas.microsoft.com/office/word/2010/wordprocessingCanvas" xmlns:cx="http://schemas.microsoft.com/office/drawing/2014/chartex" xmlns:cx1="http://schemas.microsoft.com/office/drawing/2015/9/8/chartex" xmlns:cx2="http://schemas.microsoft.com/office/drawing/2015/10/21/chartex" xmlns:cx3="http://schemas.microsoft.com/office/drawing/2016/5/9/chartex" xmlns:cx4="http://schemas.microsoft.com/office/drawing/2016/5/10/chartex" xmlns:cx5="http://schemas.microsoft.com/office/drawing/2016/5/11/chartex" xmlns:cx6="http://schemas.microsoft.com/office/drawing/2016/5/12/chartex" xmlns:cx7="http://schemas.microsoft.com/office/drawing/2016/5/13/chartex" xmlns:cx8="http://schemas.microsoft.com/office/drawing/2016/5/14/chartex" xmlns:mc="http://schemas.openxmlformats.org/markup-compatibility/2006" xmlns:aink="http://schemas.microsoft.com/office/drawing/2016/ink" xmlns:am3d="http://schemas.microsoft.com/office/drawing/2017/model3d" xmlns:o="urn:schemas-microsoft-com:office:office" xmlns:oel="http://schemas.microsoft.com/office/2019/extlst" xmlns:r="http://schemas.openxmlformats.org/officeDocument/2006/relationships" xmlns:m="http://schemas.openxmlformats.org/officeDocument/2006/math" xmlns:v="urn:schemas-microsoft-com:vml" xmlns:wp14="http://schemas.microsoft.com/office/word/2010/wordprocessingDrawing" xmlns:wp="http://schemas.openxmlformats.org/drawingml/2006/wordprocessingDrawing" xmlns:w10="urn:schemas-microsoft-com:office:word" xmlns:w="http://schemas.openxmlformats.org/wordprocessingml/2006/main" xmlns:w14="http://schemas.microsoft.com/office/word/2010/wordml" xmlns:w15="http://schemas.microsoft.com/office/word/2012/wordml" xmlns:w16cex="http://schemas.microsoft.com/office/word/2018/wordml/cex" xmlns:w16cid="http://schemas.microsoft.com/office/word/2016/wordml/cid" xmlns:w16="http://schemas.microsoft.com/office/word/2018/wordml" xmlns:w16du="http://schemas.microsoft.com/office/word/2023/wordml/word16du" xmlns:w16sdtdh="http://schemas.microsoft.com/office/word/2020/wordml/sdtdatahash" xmlns:w16sdtfl="http://schemas.microsoft.com/office/word/2024/wordml/sdtformatlock" xmlns:w16se="http://schemas.microsoft.com/office/word/2015/wordml/symex" xmlns:wpg="http://schemas.microsoft.com/office/word/2010/wordprocessingGroup" xmlns:wpi="http://schemas.microsoft.com/office/word/2010/wordprocessingInk" xmlns:wne="http://schemas.microsoft.com/office/word/2006/wordml" xmlns:wps="http://schemas.microsoft.com/office/word/2010/wordprocessingShape" mc:Ignorable="w14 w15 w16se w16cid w16 w16cex w16sdtdh w16sdtfl w16du wp14">
   <w:footnote w:type="separator" w:id="-1">
     <w:p>
       <w:pPr>
@@ -16945,7 +17185,7 @@
 </file>
 
 <file path=word/header1.xml><?xml version="1.0" encoding="utf-8"?>
-<w:hdr xmlns:wpc="http://schemas.microsoft.com/office/word/2010/wordprocessingCanvas" xmlns:cx="http://schemas.microsoft.com/office/drawing/2014/chartex" xmlns:cx1="http://schemas.microsoft.com/office/drawing/2015/9/8/chartex" xmlns:cx2="http://schemas.microsoft.com/office/drawing/2015/10/21/chartex" xmlns:cx3="http://schemas.microsoft.com/office/drawing/2016/5/9/chartex" xmlns:cx4="http://schemas.microsoft.com/office/drawing/2016/5/10/chartex" xmlns:cx5="http://schemas.microsoft.com/office/drawing/2016/5/11/chartex" xmlns:cx6="http://schemas.microsoft.com/office/drawing/2016/5/12/chartex" xmlns:cx7="http://schemas.microsoft.com/office/drawing/2016/5/13/chartex" xmlns:cx8="http://schemas.microsoft.com/office/drawing/2016/5/14/chartex" xmlns:mc="http://schemas.openxmlformats.org/markup-compatibility/2006" xmlns:aink="http://schemas.microsoft.com/office/drawing/2016/ink" xmlns:am3d="http://schemas.microsoft.com/office/drawing/2017/model3d" xmlns:o="urn:schemas-microsoft-com:office:office" xmlns:r="http://schemas.openxmlformats.org/officeDocument/2006/relationships" xmlns:m="http://schemas.openxmlformats.org/officeDocument/2006/math" xmlns:v="urn:schemas-microsoft-com:vml" xmlns:wp14="http://schemas.microsoft.com/office/word/2010/wordprocessingDrawing" xmlns:wp="http://schemas.openxmlformats.org/drawingml/2006/wordprocessingDrawing" xmlns:w10="urn:schemas-microsoft-com:office:word" xmlns:w="http://schemas.openxmlformats.org/wordprocessingml/2006/main" xmlns:w14="http://schemas.microsoft.com/office/word/2010/wordml" xmlns:w15="http://schemas.microsoft.com/office/word/2012/wordml" xmlns:w16cex="http://schemas.microsoft.com/office/word/2018/wordml/cex" xmlns:w16cid="http://schemas.microsoft.com/office/word/2016/wordml/cid" xmlns:w16="http://schemas.microsoft.com/office/word/2018/wordml" xmlns:w16sdtdh="http://schemas.microsoft.com/office/word/2020/wordml/sdtdatahash" xmlns:w16se="http://schemas.microsoft.com/office/word/2015/wordml/symex" xmlns:wpg="http://schemas.microsoft.com/office/word/2010/wordprocessingGroup" xmlns:wpi="http://schemas.microsoft.com/office/word/2010/wordprocessingInk" xmlns:wne="http://schemas.microsoft.com/office/word/2006/wordml" xmlns:wps="http://schemas.microsoft.com/office/word/2010/wordprocessingShape" mc:Ignorable="w14 w15 w16se w16cid w16 w16cex w16sdtdh wp14">
+<w:hdr xmlns:wpc="http://schemas.microsoft.com/office/word/2010/wordprocessingCanvas" xmlns:cx="http://schemas.microsoft.com/office/drawing/2014/chartex" xmlns:cx1="http://schemas.microsoft.com/office/drawing/2015/9/8/chartex" xmlns:cx2="http://schemas.microsoft.com/office/drawing/2015/10/21/chartex" xmlns:cx3="http://schemas.microsoft.com/office/drawing/2016/5/9/chartex" xmlns:cx4="http://schemas.microsoft.com/office/drawing/2016/5/10/chartex" xmlns:cx5="http://schemas.microsoft.com/office/drawing/2016/5/11/chartex" xmlns:cx6="http://schemas.microsoft.com/office/drawing/2016/5/12/chartex" xmlns:cx7="http://schemas.microsoft.com/office/drawing/2016/5/13/chartex" xmlns:cx8="http://schemas.microsoft.com/office/drawing/2016/5/14/chartex" xmlns:mc="http://schemas.openxmlformats.org/markup-compatibility/2006" xmlns:aink="http://schemas.microsoft.com/office/drawing/2016/ink" xmlns:am3d="http://schemas.microsoft.com/office/drawing/2017/model3d" xmlns:o="urn:schemas-microsoft-com:office:office" xmlns:oel="http://schemas.microsoft.com/office/2019/extlst" xmlns:r="http://schemas.openxmlformats.org/officeDocument/2006/relationships" xmlns:m="http://schemas.openxmlformats.org/officeDocument/2006/math" xmlns:v="urn:schemas-microsoft-com:vml" xmlns:wp14="http://schemas.microsoft.com/office/word/2010/wordprocessingDrawing" xmlns:wp="http://schemas.openxmlformats.org/drawingml/2006/wordprocessingDrawing" xmlns:w10="urn:schemas-microsoft-com:office:word" xmlns:w="http://schemas.openxmlformats.org/wordprocessingml/2006/main" xmlns:w14="http://schemas.microsoft.com/office/word/2010/wordml" xmlns:w15="http://schemas.microsoft.com/office/word/2012/wordml" xmlns:w16cex="http://schemas.microsoft.com/office/word/2018/wordml/cex" xmlns:w16cid="http://schemas.microsoft.com/office/word/2016/wordml/cid" xmlns:w16="http://schemas.microsoft.com/office/word/2018/wordml" xmlns:w16du="http://schemas.microsoft.com/office/word/2023/wordml/word16du" xmlns:w16sdtdh="http://schemas.microsoft.com/office/word/2020/wordml/sdtdatahash" xmlns:w16sdtfl="http://schemas.microsoft.com/office/word/2024/wordml/sdtformatlock" xmlns:w16se="http://schemas.microsoft.com/office/word/2015/wordml/symex" xmlns:wpg="http://schemas.microsoft.com/office/word/2010/wordprocessingGroup" xmlns:wpi="http://schemas.microsoft.com/office/word/2010/wordprocessingInk" xmlns:wne="http://schemas.microsoft.com/office/word/2006/wordml" xmlns:wps="http://schemas.microsoft.com/office/word/2010/wordprocessingShape" mc:Ignorable="w14 w15 w16se w16cid w16 w16cex w16sdtdh w16sdtfl w16du wp14">
   <w:p>
     <w:pPr>
       <w:pStyle w:val="Encabezado"/>
@@ -17032,7 +17272,7 @@
 </file>
 
 <file path=word/numbering.xml><?xml version="1.0" encoding="utf-8"?>
-<w:numbering xmlns:wpc="http://schemas.microsoft.com/office/word/2010/wordprocessingCanvas" xmlns:cx="http://schemas.microsoft.com/office/drawing/2014/chartex" xmlns:cx1="http://schemas.microsoft.com/office/drawing/2015/9/8/chartex" xmlns:cx2="http://schemas.microsoft.com/office/drawing/2015/10/21/chartex" xmlns:cx3="http://schemas.microsoft.com/office/drawing/2016/5/9/chartex" xmlns:cx4="http://schemas.microsoft.com/office/drawing/2016/5/10/chartex" xmlns:cx5="http://schemas.microsoft.com/office/drawing/2016/5/11/chartex" xmlns:cx6="http://schemas.microsoft.com/office/drawing/2016/5/12/chartex" xmlns:cx7="http://schemas.microsoft.com/office/drawing/2016/5/13/chartex" xmlns:cx8="http://schemas.microsoft.com/office/drawing/2016/5/14/chartex" xmlns:mc="http://schemas.openxmlformats.org/markup-compatibility/2006" xmlns:aink="http://schemas.microsoft.com/office/drawing/2016/ink" xmlns:am3d="http://schemas.microsoft.com/office/drawing/2017/model3d" xmlns:o="urn:schemas-microsoft-com:office:office" xmlns:r="http://schemas.openxmlformats.org/officeDocument/2006/relationships" xmlns:m="http://schemas.openxmlformats.org/officeDocument/2006/math" xmlns:v="urn:schemas-microsoft-com:vml" xmlns:wp14="http://schemas.microsoft.com/office/word/2010/wordprocessingDrawing" xmlns:wp="http://schemas.openxmlformats.org/drawingml/2006/wordprocessingDrawing" xmlns:w10="urn:schemas-microsoft-com:office:word" xmlns:w="http://schemas.openxmlformats.org/wordprocessingml/2006/main" xmlns:w14="http://schemas.microsoft.com/office/word/2010/wordml" xmlns:w15="http://schemas.microsoft.com/office/word/2012/wordml" xmlns:w16cex="http://schemas.microsoft.com/office/word/2018/wordml/cex" xmlns:w16cid="http://schemas.microsoft.com/office/word/2016/wordml/cid" xmlns:w16="http://schemas.microsoft.com/office/word/2018/wordml" xmlns:w16sdtdh="http://schemas.microsoft.com/office/word/2020/wordml/sdtdatahash" xmlns:w16se="http://schemas.microsoft.com/office/word/2015/wordml/symex" xmlns:wpg="http://schemas.microsoft.com/office/word/2010/wordprocessingGroup" xmlns:wpi="http://schemas.microsoft.com/office/word/2010/wordprocessingInk" xmlns:wne="http://schemas.microsoft.com/office/word/2006/wordml" xmlns:wps="http://schemas.microsoft.com/office/word/2010/wordprocessingShape" mc:Ignorable="w14 w15 w16se w16cid w16 w16cex w16sdtdh wp14">
+<w:numbering xmlns:wpc="http://schemas.microsoft.com/office/word/2010/wordprocessingCanvas" xmlns:cx="http://schemas.microsoft.com/office/drawing/2014/chartex" xmlns:cx1="http://schemas.microsoft.com/office/drawing/2015/9/8/chartex" xmlns:cx2="http://schemas.microsoft.com/office/drawing/2015/10/21/chartex" xmlns:cx3="http://schemas.microsoft.com/office/drawing/2016/5/9/chartex" xmlns:cx4="http://schemas.microsoft.com/office/drawing/2016/5/10/chartex" xmlns:cx5="http://schemas.microsoft.com/office/drawing/2016/5/11/chartex" xmlns:cx6="http://schemas.microsoft.com/office/drawing/2016/5/12/chartex" xmlns:cx7="http://schemas.microsoft.com/office/drawing/2016/5/13/chartex" xmlns:cx8="http://schemas.microsoft.com/office/drawing/2016/5/14/chartex" xmlns:mc="http://schemas.openxmlformats.org/markup-compatibility/2006" xmlns:aink="http://schemas.microsoft.com/office/drawing/2016/ink" xmlns:am3d="http://schemas.microsoft.com/office/drawing/2017/model3d" xmlns:o="urn:schemas-microsoft-com:office:office" xmlns:oel="http://schemas.microsoft.com/office/2019/extlst" xmlns:r="http://schemas.openxmlformats.org/officeDocument/2006/relationships" xmlns:m="http://schemas.openxmlformats.org/officeDocument/2006/math" xmlns:v="urn:schemas-microsoft-com:vml" xmlns:wp14="http://schemas.microsoft.com/office/word/2010/wordprocessingDrawing" xmlns:wp="http://schemas.openxmlformats.org/drawingml/2006/wordprocessingDrawing" xmlns:w10="urn:schemas-microsoft-com:office:word" xmlns:w="http://schemas.openxmlformats.org/wordprocessingml/2006/main" xmlns:w14="http://schemas.microsoft.com/office/word/2010/wordml" xmlns:w15="http://schemas.microsoft.com/office/word/2012/wordml" xmlns:w16cex="http://schemas.microsoft.com/office/word/2018/wordml/cex" xmlns:w16cid="http://schemas.microsoft.com/office/word/2016/wordml/cid" xmlns:w16="http://schemas.microsoft.com/office/word/2018/wordml" xmlns:w16du="http://schemas.microsoft.com/office/word/2023/wordml/word16du" xmlns:w16sdtdh="http://schemas.microsoft.com/office/word/2020/wordml/sdtdatahash" xmlns:w16sdtfl="http://schemas.microsoft.com/office/word/2024/wordml/sdtformatlock" xmlns:w16se="http://schemas.microsoft.com/office/word/2015/wordml/symex" xmlns:wpg="http://schemas.microsoft.com/office/word/2010/wordprocessingGroup" xmlns:wpi="http://schemas.microsoft.com/office/word/2010/wordprocessingInk" xmlns:wne="http://schemas.microsoft.com/office/word/2006/wordml" xmlns:wps="http://schemas.microsoft.com/office/word/2010/wordprocessingShape" mc:Ignorable="w14 w15 w16se w16cid w16 w16cex w16sdtdh w16sdtfl w16du wp14">
   <w:abstractNum w:abstractNumId="0" w15:restartNumberingAfterBreak="0">
     <w:nsid w:val="FFFFFF89"/>
     <w:multiLevelType w:val="singleLevel"/>
@@ -18728,6 +18968,232 @@
     </w:lvl>
   </w:abstractNum>
   <w:abstractNum w:abstractNumId="16" w15:restartNumberingAfterBreak="0">
+    <w:nsid w:val="296669A2"/>
+    <w:multiLevelType w:val="hybridMultilevel"/>
+    <w:tmpl w:val="5F665176"/>
+    <w:lvl w:ilvl="0" w:tplc="240A0001">
+      <w:start w:val="1"/>
+      <w:numFmt w:val="bullet"/>
+      <w:lvlText w:val=""/>
+      <w:lvlJc w:val="left"/>
+      <w:pPr>
+        <w:ind w:left="1429" w:hanging="360"/>
+      </w:pPr>
+      <w:rPr>
+        <w:rFonts w:ascii="Symbol" w:hAnsi="Symbol" w:hint="default"/>
+      </w:rPr>
+    </w:lvl>
+    <w:lvl w:ilvl="1" w:tplc="240A0003" w:tentative="1">
+      <w:start w:val="1"/>
+      <w:numFmt w:val="bullet"/>
+      <w:lvlText w:val="o"/>
+      <w:lvlJc w:val="left"/>
+      <w:pPr>
+        <w:ind w:left="2149" w:hanging="360"/>
+      </w:pPr>
+      <w:rPr>
+        <w:rFonts w:ascii="Courier New" w:hAnsi="Courier New" w:cs="Courier New" w:hint="default"/>
+      </w:rPr>
+    </w:lvl>
+    <w:lvl w:ilvl="2" w:tplc="240A0005" w:tentative="1">
+      <w:start w:val="1"/>
+      <w:numFmt w:val="bullet"/>
+      <w:lvlText w:val=""/>
+      <w:lvlJc w:val="left"/>
+      <w:pPr>
+        <w:ind w:left="2869" w:hanging="360"/>
+      </w:pPr>
+      <w:rPr>
+        <w:rFonts w:ascii="Wingdings" w:hAnsi="Wingdings" w:hint="default"/>
+      </w:rPr>
+    </w:lvl>
+    <w:lvl w:ilvl="3" w:tplc="240A0001" w:tentative="1">
+      <w:start w:val="1"/>
+      <w:numFmt w:val="bullet"/>
+      <w:lvlText w:val=""/>
+      <w:lvlJc w:val="left"/>
+      <w:pPr>
+        <w:ind w:left="3589" w:hanging="360"/>
+      </w:pPr>
+      <w:rPr>
+        <w:rFonts w:ascii="Symbol" w:hAnsi="Symbol" w:hint="default"/>
+      </w:rPr>
+    </w:lvl>
+    <w:lvl w:ilvl="4" w:tplc="240A0003" w:tentative="1">
+      <w:start w:val="1"/>
+      <w:numFmt w:val="bullet"/>
+      <w:lvlText w:val="o"/>
+      <w:lvlJc w:val="left"/>
+      <w:pPr>
+        <w:ind w:left="4309" w:hanging="360"/>
+      </w:pPr>
+      <w:rPr>
+        <w:rFonts w:ascii="Courier New" w:hAnsi="Courier New" w:cs="Courier New" w:hint="default"/>
+      </w:rPr>
+    </w:lvl>
+    <w:lvl w:ilvl="5" w:tplc="240A0005" w:tentative="1">
+      <w:start w:val="1"/>
+      <w:numFmt w:val="bullet"/>
+      <w:lvlText w:val=""/>
+      <w:lvlJc w:val="left"/>
+      <w:pPr>
+        <w:ind w:left="5029" w:hanging="360"/>
+      </w:pPr>
+      <w:rPr>
+        <w:rFonts w:ascii="Wingdings" w:hAnsi="Wingdings" w:hint="default"/>
+      </w:rPr>
+    </w:lvl>
+    <w:lvl w:ilvl="6" w:tplc="240A0001" w:tentative="1">
+      <w:start w:val="1"/>
+      <w:numFmt w:val="bullet"/>
+      <w:lvlText w:val=""/>
+      <w:lvlJc w:val="left"/>
+      <w:pPr>
+        <w:ind w:left="5749" w:hanging="360"/>
+      </w:pPr>
+      <w:rPr>
+        <w:rFonts w:ascii="Symbol" w:hAnsi="Symbol" w:hint="default"/>
+      </w:rPr>
+    </w:lvl>
+    <w:lvl w:ilvl="7" w:tplc="240A0003" w:tentative="1">
+      <w:start w:val="1"/>
+      <w:numFmt w:val="bullet"/>
+      <w:lvlText w:val="o"/>
+      <w:lvlJc w:val="left"/>
+      <w:pPr>
+        <w:ind w:left="6469" w:hanging="360"/>
+      </w:pPr>
+      <w:rPr>
+        <w:rFonts w:ascii="Courier New" w:hAnsi="Courier New" w:cs="Courier New" w:hint="default"/>
+      </w:rPr>
+    </w:lvl>
+    <w:lvl w:ilvl="8" w:tplc="240A0005" w:tentative="1">
+      <w:start w:val="1"/>
+      <w:numFmt w:val="bullet"/>
+      <w:lvlText w:val=""/>
+      <w:lvlJc w:val="left"/>
+      <w:pPr>
+        <w:ind w:left="7189" w:hanging="360"/>
+      </w:pPr>
+      <w:rPr>
+        <w:rFonts w:ascii="Wingdings" w:hAnsi="Wingdings" w:hint="default"/>
+      </w:rPr>
+    </w:lvl>
+  </w:abstractNum>
+  <w:abstractNum w:abstractNumId="17" w15:restartNumberingAfterBreak="0">
+    <w:nsid w:val="29E27F65"/>
+    <w:multiLevelType w:val="hybridMultilevel"/>
+    <w:tmpl w:val="3800C5D6"/>
+    <w:lvl w:ilvl="0" w:tplc="240A0001">
+      <w:start w:val="1"/>
+      <w:numFmt w:val="bullet"/>
+      <w:lvlText w:val=""/>
+      <w:lvlJc w:val="left"/>
+      <w:pPr>
+        <w:ind w:left="1429" w:hanging="360"/>
+      </w:pPr>
+      <w:rPr>
+        <w:rFonts w:ascii="Symbol" w:hAnsi="Symbol" w:hint="default"/>
+      </w:rPr>
+    </w:lvl>
+    <w:lvl w:ilvl="1" w:tplc="240A0003" w:tentative="1">
+      <w:start w:val="1"/>
+      <w:numFmt w:val="bullet"/>
+      <w:lvlText w:val="o"/>
+      <w:lvlJc w:val="left"/>
+      <w:pPr>
+        <w:ind w:left="2149" w:hanging="360"/>
+      </w:pPr>
+      <w:rPr>
+        <w:rFonts w:ascii="Courier New" w:hAnsi="Courier New" w:cs="Courier New" w:hint="default"/>
+      </w:rPr>
+    </w:lvl>
+    <w:lvl w:ilvl="2" w:tplc="240A0005" w:tentative="1">
+      <w:start w:val="1"/>
+      <w:numFmt w:val="bullet"/>
+      <w:lvlText w:val=""/>
+      <w:lvlJc w:val="left"/>
+      <w:pPr>
+        <w:ind w:left="2869" w:hanging="360"/>
+      </w:pPr>
+      <w:rPr>
+        <w:rFonts w:ascii="Wingdings" w:hAnsi="Wingdings" w:hint="default"/>
+      </w:rPr>
+    </w:lvl>
+    <w:lvl w:ilvl="3" w:tplc="240A0001" w:tentative="1">
+      <w:start w:val="1"/>
+      <w:numFmt w:val="bullet"/>
+      <w:lvlText w:val=""/>
+      <w:lvlJc w:val="left"/>
+      <w:pPr>
+        <w:ind w:left="3589" w:hanging="360"/>
+      </w:pPr>
+      <w:rPr>
+        <w:rFonts w:ascii="Symbol" w:hAnsi="Symbol" w:hint="default"/>
+      </w:rPr>
+    </w:lvl>
+    <w:lvl w:ilvl="4" w:tplc="240A0003" w:tentative="1">
+      <w:start w:val="1"/>
+      <w:numFmt w:val="bullet"/>
+      <w:lvlText w:val="o"/>
+      <w:lvlJc w:val="left"/>
+      <w:pPr>
+        <w:ind w:left="4309" w:hanging="360"/>
+      </w:pPr>
+      <w:rPr>
+        <w:rFonts w:ascii="Courier New" w:hAnsi="Courier New" w:cs="Courier New" w:hint="default"/>
+      </w:rPr>
+    </w:lvl>
+    <w:lvl w:ilvl="5" w:tplc="240A0005" w:tentative="1">
+      <w:start w:val="1"/>
+      <w:numFmt w:val="bullet"/>
+      <w:lvlText w:val=""/>
+      <w:lvlJc w:val="left"/>
+      <w:pPr>
+        <w:ind w:left="5029" w:hanging="360"/>
+      </w:pPr>
+      <w:rPr>
+        <w:rFonts w:ascii="Wingdings" w:hAnsi="Wingdings" w:hint="default"/>
+      </w:rPr>
+    </w:lvl>
+    <w:lvl w:ilvl="6" w:tplc="240A0001" w:tentative="1">
+      <w:start w:val="1"/>
+      <w:numFmt w:val="bullet"/>
+      <w:lvlText w:val=""/>
+      <w:lvlJc w:val="left"/>
+      <w:pPr>
+        <w:ind w:left="5749" w:hanging="360"/>
+      </w:pPr>
+      <w:rPr>
+        <w:rFonts w:ascii="Symbol" w:hAnsi="Symbol" w:hint="default"/>
+      </w:rPr>
+    </w:lvl>
+    <w:lvl w:ilvl="7" w:tplc="240A0003" w:tentative="1">
+      <w:start w:val="1"/>
+      <w:numFmt w:val="bullet"/>
+      <w:lvlText w:val="o"/>
+      <w:lvlJc w:val="left"/>
+      <w:pPr>
+        <w:ind w:left="6469" w:hanging="360"/>
+      </w:pPr>
+      <w:rPr>
+        <w:rFonts w:ascii="Courier New" w:hAnsi="Courier New" w:cs="Courier New" w:hint="default"/>
+      </w:rPr>
+    </w:lvl>
+    <w:lvl w:ilvl="8" w:tplc="240A0005" w:tentative="1">
+      <w:start w:val="1"/>
+      <w:numFmt w:val="bullet"/>
+      <w:lvlText w:val=""/>
+      <w:lvlJc w:val="left"/>
+      <w:pPr>
+        <w:ind w:left="7189" w:hanging="360"/>
+      </w:pPr>
+      <w:rPr>
+        <w:rFonts w:ascii="Wingdings" w:hAnsi="Wingdings" w:hint="default"/>
+      </w:rPr>
+    </w:lvl>
+  </w:abstractNum>
+  <w:abstractNum w:abstractNumId="18" w15:restartNumberingAfterBreak="0">
     <w:nsid w:val="2ACD2C49"/>
     <w:multiLevelType w:val="hybridMultilevel"/>
     <w:tmpl w:val="03E23C26"/>
@@ -18840,7 +19306,7 @@
       </w:rPr>
     </w:lvl>
   </w:abstractNum>
-  <w:abstractNum w:abstractNumId="17" w15:restartNumberingAfterBreak="0">
+  <w:abstractNum w:abstractNumId="19" w15:restartNumberingAfterBreak="0">
     <w:nsid w:val="2C06295C"/>
     <w:multiLevelType w:val="hybridMultilevel"/>
     <w:tmpl w:val="AF34F6F4"/>
@@ -18926,7 +19392,7 @@
       </w:pPr>
     </w:lvl>
   </w:abstractNum>
-  <w:abstractNum w:abstractNumId="18" w15:restartNumberingAfterBreak="0">
+  <w:abstractNum w:abstractNumId="20" w15:restartNumberingAfterBreak="0">
     <w:nsid w:val="2E7165EC"/>
     <w:multiLevelType w:val="hybridMultilevel"/>
     <w:tmpl w:val="3528B082"/>
@@ -19039,7 +19505,7 @@
       </w:rPr>
     </w:lvl>
   </w:abstractNum>
-  <w:abstractNum w:abstractNumId="19" w15:restartNumberingAfterBreak="0">
+  <w:abstractNum w:abstractNumId="21" w15:restartNumberingAfterBreak="0">
     <w:nsid w:val="2F237F07"/>
     <w:multiLevelType w:val="hybridMultilevel"/>
     <w:tmpl w:val="073283EE"/>
@@ -19152,7 +19618,7 @@
       </w:rPr>
     </w:lvl>
   </w:abstractNum>
-  <w:abstractNum w:abstractNumId="20" w15:restartNumberingAfterBreak="0">
+  <w:abstractNum w:abstractNumId="22" w15:restartNumberingAfterBreak="0">
     <w:nsid w:val="30334450"/>
     <w:multiLevelType w:val="hybridMultilevel"/>
     <w:tmpl w:val="D9F8AC28"/>
@@ -19265,7 +19731,7 @@
       </w:rPr>
     </w:lvl>
   </w:abstractNum>
-  <w:abstractNum w:abstractNumId="21" w15:restartNumberingAfterBreak="0">
+  <w:abstractNum w:abstractNumId="23" w15:restartNumberingAfterBreak="0">
     <w:nsid w:val="3090448C"/>
     <w:multiLevelType w:val="hybridMultilevel"/>
     <w:tmpl w:val="EF460780"/>
@@ -19378,7 +19844,7 @@
       </w:rPr>
     </w:lvl>
   </w:abstractNum>
-  <w:abstractNum w:abstractNumId="22" w15:restartNumberingAfterBreak="0">
+  <w:abstractNum w:abstractNumId="24" w15:restartNumberingAfterBreak="0">
     <w:nsid w:val="334E7C7B"/>
     <w:multiLevelType w:val="hybridMultilevel"/>
     <w:tmpl w:val="940C3486"/>
@@ -19491,7 +19957,7 @@
       </w:rPr>
     </w:lvl>
   </w:abstractNum>
-  <w:abstractNum w:abstractNumId="23" w15:restartNumberingAfterBreak="0">
+  <w:abstractNum w:abstractNumId="25" w15:restartNumberingAfterBreak="0">
     <w:nsid w:val="349C05ED"/>
     <w:multiLevelType w:val="hybridMultilevel"/>
     <w:tmpl w:val="6F6E5B84"/>
@@ -19604,7 +20070,7 @@
       </w:rPr>
     </w:lvl>
   </w:abstractNum>
-  <w:abstractNum w:abstractNumId="24" w15:restartNumberingAfterBreak="0">
+  <w:abstractNum w:abstractNumId="26" w15:restartNumberingAfterBreak="0">
     <w:nsid w:val="356651AD"/>
     <w:multiLevelType w:val="hybridMultilevel"/>
     <w:tmpl w:val="4D3421E4"/>
@@ -19717,7 +20183,7 @@
       </w:rPr>
     </w:lvl>
   </w:abstractNum>
-  <w:abstractNum w:abstractNumId="25" w15:restartNumberingAfterBreak="0">
+  <w:abstractNum w:abstractNumId="27" w15:restartNumberingAfterBreak="0">
     <w:nsid w:val="368E176E"/>
     <w:multiLevelType w:val="hybridMultilevel"/>
     <w:tmpl w:val="BDF054FE"/>
@@ -19811,7 +20277,7 @@
       </w:pPr>
     </w:lvl>
   </w:abstractNum>
-  <w:abstractNum w:abstractNumId="26" w15:restartNumberingAfterBreak="0">
+  <w:abstractNum w:abstractNumId="28" w15:restartNumberingAfterBreak="0">
     <w:nsid w:val="37EA50FC"/>
     <w:multiLevelType w:val="hybridMultilevel"/>
     <w:tmpl w:val="562068BE"/>
@@ -19924,7 +20390,7 @@
       </w:rPr>
     </w:lvl>
   </w:abstractNum>
-  <w:abstractNum w:abstractNumId="27" w15:restartNumberingAfterBreak="0">
+  <w:abstractNum w:abstractNumId="29" w15:restartNumberingAfterBreak="0">
     <w:nsid w:val="38570DE5"/>
     <w:multiLevelType w:val="hybridMultilevel"/>
     <w:tmpl w:val="7CAC7540"/>
@@ -20037,7 +20503,7 @@
       </w:rPr>
     </w:lvl>
   </w:abstractNum>
-  <w:abstractNum w:abstractNumId="28" w15:restartNumberingAfterBreak="0">
+  <w:abstractNum w:abstractNumId="30" w15:restartNumberingAfterBreak="0">
     <w:nsid w:val="39B04AFB"/>
     <w:multiLevelType w:val="hybridMultilevel"/>
     <w:tmpl w:val="65ACE760"/>
@@ -20150,7 +20616,7 @@
       </w:rPr>
     </w:lvl>
   </w:abstractNum>
-  <w:abstractNum w:abstractNumId="29" w15:restartNumberingAfterBreak="0">
+  <w:abstractNum w:abstractNumId="31" w15:restartNumberingAfterBreak="0">
     <w:nsid w:val="3DDF6562"/>
     <w:multiLevelType w:val="multilevel"/>
     <w:tmpl w:val="6C7AF928"/>
@@ -20271,7 +20737,7 @@
       </w:rPr>
     </w:lvl>
   </w:abstractNum>
-  <w:abstractNum w:abstractNumId="30" w15:restartNumberingAfterBreak="0">
+  <w:abstractNum w:abstractNumId="32" w15:restartNumberingAfterBreak="0">
     <w:nsid w:val="3E6973D1"/>
     <w:multiLevelType w:val="hybridMultilevel"/>
     <w:tmpl w:val="8196D6BA"/>
@@ -20384,7 +20850,7 @@
       </w:rPr>
     </w:lvl>
   </w:abstractNum>
-  <w:abstractNum w:abstractNumId="31" w15:restartNumberingAfterBreak="0">
+  <w:abstractNum w:abstractNumId="33" w15:restartNumberingAfterBreak="0">
     <w:nsid w:val="42DF3470"/>
     <w:multiLevelType w:val="hybridMultilevel"/>
     <w:tmpl w:val="EC1A6812"/>
@@ -20497,7 +20963,7 @@
       </w:rPr>
     </w:lvl>
   </w:abstractNum>
-  <w:abstractNum w:abstractNumId="32" w15:restartNumberingAfterBreak="0">
+  <w:abstractNum w:abstractNumId="34" w15:restartNumberingAfterBreak="0">
     <w:nsid w:val="43BB182D"/>
     <w:multiLevelType w:val="hybridMultilevel"/>
     <w:tmpl w:val="07B86A88"/>
@@ -20583,7 +21049,7 @@
       </w:pPr>
     </w:lvl>
   </w:abstractNum>
-  <w:abstractNum w:abstractNumId="33" w15:restartNumberingAfterBreak="0">
+  <w:abstractNum w:abstractNumId="35" w15:restartNumberingAfterBreak="0">
     <w:nsid w:val="47914560"/>
     <w:multiLevelType w:val="hybridMultilevel"/>
     <w:tmpl w:val="49DC0364"/>
@@ -20669,7 +21135,120 @@
       </w:pPr>
     </w:lvl>
   </w:abstractNum>
-  <w:abstractNum w:abstractNumId="34" w15:restartNumberingAfterBreak="0">
+  <w:abstractNum w:abstractNumId="36" w15:restartNumberingAfterBreak="0">
+    <w:nsid w:val="49823D20"/>
+    <w:multiLevelType w:val="hybridMultilevel"/>
+    <w:tmpl w:val="6EECE5C4"/>
+    <w:lvl w:ilvl="0" w:tplc="240A0001">
+      <w:start w:val="1"/>
+      <w:numFmt w:val="bullet"/>
+      <w:lvlText w:val=""/>
+      <w:lvlJc w:val="left"/>
+      <w:pPr>
+        <w:ind w:left="1429" w:hanging="360"/>
+      </w:pPr>
+      <w:rPr>
+        <w:rFonts w:ascii="Symbol" w:hAnsi="Symbol" w:hint="default"/>
+      </w:rPr>
+    </w:lvl>
+    <w:lvl w:ilvl="1" w:tplc="240A0003" w:tentative="1">
+      <w:start w:val="1"/>
+      <w:numFmt w:val="bullet"/>
+      <w:lvlText w:val="o"/>
+      <w:lvlJc w:val="left"/>
+      <w:pPr>
+        <w:ind w:left="2149" w:hanging="360"/>
+      </w:pPr>
+      <w:rPr>
+        <w:rFonts w:ascii="Courier New" w:hAnsi="Courier New" w:cs="Courier New" w:hint="default"/>
+      </w:rPr>
+    </w:lvl>
+    <w:lvl w:ilvl="2" w:tplc="240A0005" w:tentative="1">
+      <w:start w:val="1"/>
+      <w:numFmt w:val="bullet"/>
+      <w:lvlText w:val=""/>
+      <w:lvlJc w:val="left"/>
+      <w:pPr>
+        <w:ind w:left="2869" w:hanging="360"/>
+      </w:pPr>
+      <w:rPr>
+        <w:rFonts w:ascii="Wingdings" w:hAnsi="Wingdings" w:hint="default"/>
+      </w:rPr>
+    </w:lvl>
+    <w:lvl w:ilvl="3" w:tplc="240A0001" w:tentative="1">
+      <w:start w:val="1"/>
+      <w:numFmt w:val="bullet"/>
+      <w:lvlText w:val=""/>
+      <w:lvlJc w:val="left"/>
+      <w:pPr>
+        <w:ind w:left="3589" w:hanging="360"/>
+      </w:pPr>
+      <w:rPr>
+        <w:rFonts w:ascii="Symbol" w:hAnsi="Symbol" w:hint="default"/>
+      </w:rPr>
+    </w:lvl>
+    <w:lvl w:ilvl="4" w:tplc="240A0003" w:tentative="1">
+      <w:start w:val="1"/>
+      <w:numFmt w:val="bullet"/>
+      <w:lvlText w:val="o"/>
+      <w:lvlJc w:val="left"/>
+      <w:pPr>
+        <w:ind w:left="4309" w:hanging="360"/>
+      </w:pPr>
+      <w:rPr>
+        <w:rFonts w:ascii="Courier New" w:hAnsi="Courier New" w:cs="Courier New" w:hint="default"/>
+      </w:rPr>
+    </w:lvl>
+    <w:lvl w:ilvl="5" w:tplc="240A0005" w:tentative="1">
+      <w:start w:val="1"/>
+      <w:numFmt w:val="bullet"/>
+      <w:lvlText w:val=""/>
+      <w:lvlJc w:val="left"/>
+      <w:pPr>
+        <w:ind w:left="5029" w:hanging="360"/>
+      </w:pPr>
+      <w:rPr>
+        <w:rFonts w:ascii="Wingdings" w:hAnsi="Wingdings" w:hint="default"/>
+      </w:rPr>
+    </w:lvl>
+    <w:lvl w:ilvl="6" w:tplc="240A0001" w:tentative="1">
+      <w:start w:val="1"/>
+      <w:numFmt w:val="bullet"/>
+      <w:lvlText w:val=""/>
+      <w:lvlJc w:val="left"/>
+      <w:pPr>
+        <w:ind w:left="5749" w:hanging="360"/>
+      </w:pPr>
+      <w:rPr>
+        <w:rFonts w:ascii="Symbol" w:hAnsi="Symbol" w:hint="default"/>
+      </w:rPr>
+    </w:lvl>
+    <w:lvl w:ilvl="7" w:tplc="240A0003" w:tentative="1">
+      <w:start w:val="1"/>
+      <w:numFmt w:val="bullet"/>
+      <w:lvlText w:val="o"/>
+      <w:lvlJc w:val="left"/>
+      <w:pPr>
+        <w:ind w:left="6469" w:hanging="360"/>
+      </w:pPr>
+      <w:rPr>
+        <w:rFonts w:ascii="Courier New" w:hAnsi="Courier New" w:cs="Courier New" w:hint="default"/>
+      </w:rPr>
+    </w:lvl>
+    <w:lvl w:ilvl="8" w:tplc="240A0005" w:tentative="1">
+      <w:start w:val="1"/>
+      <w:numFmt w:val="bullet"/>
+      <w:lvlText w:val=""/>
+      <w:lvlJc w:val="left"/>
+      <w:pPr>
+        <w:ind w:left="7189" w:hanging="360"/>
+      </w:pPr>
+      <w:rPr>
+        <w:rFonts w:ascii="Wingdings" w:hAnsi="Wingdings" w:hint="default"/>
+      </w:rPr>
+    </w:lvl>
+  </w:abstractNum>
+  <w:abstractNum w:abstractNumId="37" w15:restartNumberingAfterBreak="0">
     <w:nsid w:val="4A3D4E20"/>
     <w:multiLevelType w:val="hybridMultilevel"/>
     <w:tmpl w:val="E68C21B6"/>
@@ -20782,7 +21361,7 @@
       </w:rPr>
     </w:lvl>
   </w:abstractNum>
-  <w:abstractNum w:abstractNumId="35" w15:restartNumberingAfterBreak="0">
+  <w:abstractNum w:abstractNumId="38" w15:restartNumberingAfterBreak="0">
     <w:nsid w:val="4B9D0CC4"/>
     <w:multiLevelType w:val="hybridMultilevel"/>
     <w:tmpl w:val="C3AEA4D6"/>
@@ -20895,7 +21474,7 @@
       </w:rPr>
     </w:lvl>
   </w:abstractNum>
-  <w:abstractNum w:abstractNumId="36" w15:restartNumberingAfterBreak="0">
+  <w:abstractNum w:abstractNumId="39" w15:restartNumberingAfterBreak="0">
     <w:nsid w:val="4DB01BBF"/>
     <w:multiLevelType w:val="hybridMultilevel"/>
     <w:tmpl w:val="519EB202"/>
@@ -21008,7 +21587,7 @@
       </w:rPr>
     </w:lvl>
   </w:abstractNum>
-  <w:abstractNum w:abstractNumId="37" w15:restartNumberingAfterBreak="0">
+  <w:abstractNum w:abstractNumId="40" w15:restartNumberingAfterBreak="0">
     <w:nsid w:val="4EBE1EF6"/>
     <w:multiLevelType w:val="hybridMultilevel"/>
     <w:tmpl w:val="AF3C2E24"/>
@@ -21099,7 +21678,7 @@
       </w:pPr>
     </w:lvl>
   </w:abstractNum>
-  <w:abstractNum w:abstractNumId="38" w15:restartNumberingAfterBreak="0">
+  <w:abstractNum w:abstractNumId="41" w15:restartNumberingAfterBreak="0">
     <w:nsid w:val="4F8E413D"/>
     <w:multiLevelType w:val="hybridMultilevel"/>
     <w:tmpl w:val="8BA6DAC4"/>
@@ -21212,7 +21791,7 @@
       </w:rPr>
     </w:lvl>
   </w:abstractNum>
-  <w:abstractNum w:abstractNumId="39" w15:restartNumberingAfterBreak="0">
+  <w:abstractNum w:abstractNumId="42" w15:restartNumberingAfterBreak="0">
     <w:nsid w:val="540046D6"/>
     <w:multiLevelType w:val="hybridMultilevel"/>
     <w:tmpl w:val="0C3A6F54"/>
@@ -21325,7 +21904,7 @@
       </w:rPr>
     </w:lvl>
   </w:abstractNum>
-  <w:abstractNum w:abstractNumId="40" w15:restartNumberingAfterBreak="0">
+  <w:abstractNum w:abstractNumId="43" w15:restartNumberingAfterBreak="0">
     <w:nsid w:val="545F7E0F"/>
     <w:multiLevelType w:val="hybridMultilevel"/>
     <w:tmpl w:val="6D7A5064"/>
@@ -21438,7 +22017,7 @@
       </w:rPr>
     </w:lvl>
   </w:abstractNum>
-  <w:abstractNum w:abstractNumId="41" w15:restartNumberingAfterBreak="0">
+  <w:abstractNum w:abstractNumId="44" w15:restartNumberingAfterBreak="0">
     <w:nsid w:val="55E27764"/>
     <w:multiLevelType w:val="hybridMultilevel"/>
     <w:tmpl w:val="1554BAC0"/>
@@ -21551,7 +22130,7 @@
       </w:rPr>
     </w:lvl>
   </w:abstractNum>
-  <w:abstractNum w:abstractNumId="42" w15:restartNumberingAfterBreak="0">
+  <w:abstractNum w:abstractNumId="45" w15:restartNumberingAfterBreak="0">
     <w:nsid w:val="56606A87"/>
     <w:multiLevelType w:val="hybridMultilevel"/>
     <w:tmpl w:val="2378FD6E"/>
@@ -21664,7 +22243,7 @@
       </w:rPr>
     </w:lvl>
   </w:abstractNum>
-  <w:abstractNum w:abstractNumId="43" w15:restartNumberingAfterBreak="0">
+  <w:abstractNum w:abstractNumId="46" w15:restartNumberingAfterBreak="0">
     <w:nsid w:val="567626EC"/>
     <w:multiLevelType w:val="hybridMultilevel"/>
     <w:tmpl w:val="C53C2AAA"/>
@@ -21777,7 +22356,7 @@
       </w:rPr>
     </w:lvl>
   </w:abstractNum>
-  <w:abstractNum w:abstractNumId="44" w15:restartNumberingAfterBreak="0">
+  <w:abstractNum w:abstractNumId="47" w15:restartNumberingAfterBreak="0">
     <w:nsid w:val="56DB603C"/>
     <w:multiLevelType w:val="hybridMultilevel"/>
     <w:tmpl w:val="47D65300"/>
@@ -21890,7 +22469,7 @@
       </w:rPr>
     </w:lvl>
   </w:abstractNum>
-  <w:abstractNum w:abstractNumId="45" w15:restartNumberingAfterBreak="0">
+  <w:abstractNum w:abstractNumId="48" w15:restartNumberingAfterBreak="0">
     <w:nsid w:val="57AF2B46"/>
     <w:multiLevelType w:val="hybridMultilevel"/>
     <w:tmpl w:val="AD4EF962"/>
@@ -22003,7 +22582,7 @@
       </w:rPr>
     </w:lvl>
   </w:abstractNum>
-  <w:abstractNum w:abstractNumId="46" w15:restartNumberingAfterBreak="0">
+  <w:abstractNum w:abstractNumId="49" w15:restartNumberingAfterBreak="0">
     <w:nsid w:val="597F38B1"/>
     <w:multiLevelType w:val="hybridMultilevel"/>
     <w:tmpl w:val="9F087BA2"/>
@@ -22116,7 +22695,7 @@
       </w:rPr>
     </w:lvl>
   </w:abstractNum>
-  <w:abstractNum w:abstractNumId="47" w15:restartNumberingAfterBreak="0">
+  <w:abstractNum w:abstractNumId="50" w15:restartNumberingAfterBreak="0">
     <w:nsid w:val="5AB21DB0"/>
     <w:multiLevelType w:val="hybridMultilevel"/>
     <w:tmpl w:val="A4443D10"/>
@@ -22229,7 +22808,7 @@
       </w:rPr>
     </w:lvl>
   </w:abstractNum>
-  <w:abstractNum w:abstractNumId="48" w15:restartNumberingAfterBreak="0">
+  <w:abstractNum w:abstractNumId="51" w15:restartNumberingAfterBreak="0">
     <w:nsid w:val="5B22659C"/>
     <w:multiLevelType w:val="hybridMultilevel"/>
     <w:tmpl w:val="B8FC2D28"/>
@@ -22342,7 +22921,7 @@
       </w:rPr>
     </w:lvl>
   </w:abstractNum>
-  <w:abstractNum w:abstractNumId="49" w15:restartNumberingAfterBreak="0">
+  <w:abstractNum w:abstractNumId="52" w15:restartNumberingAfterBreak="0">
     <w:nsid w:val="5C8A6C81"/>
     <w:multiLevelType w:val="hybridMultilevel"/>
     <w:tmpl w:val="AE162B4C"/>
@@ -22455,7 +23034,7 @@
       </w:rPr>
     </w:lvl>
   </w:abstractNum>
-  <w:abstractNum w:abstractNumId="50" w15:restartNumberingAfterBreak="0">
+  <w:abstractNum w:abstractNumId="53" w15:restartNumberingAfterBreak="0">
     <w:nsid w:val="5C8F2BEC"/>
     <w:multiLevelType w:val="hybridMultilevel"/>
     <w:tmpl w:val="BA32896C"/>
@@ -22568,7 +23147,7 @@
       </w:rPr>
     </w:lvl>
   </w:abstractNum>
-  <w:abstractNum w:abstractNumId="51" w15:restartNumberingAfterBreak="0">
+  <w:abstractNum w:abstractNumId="54" w15:restartNumberingAfterBreak="0">
     <w:nsid w:val="5D334549"/>
     <w:multiLevelType w:val="hybridMultilevel"/>
     <w:tmpl w:val="D8F864C2"/>
@@ -22654,7 +23233,7 @@
       </w:pPr>
     </w:lvl>
   </w:abstractNum>
-  <w:abstractNum w:abstractNumId="52" w15:restartNumberingAfterBreak="0">
+  <w:abstractNum w:abstractNumId="55" w15:restartNumberingAfterBreak="0">
     <w:nsid w:val="5F016E5A"/>
     <w:multiLevelType w:val="hybridMultilevel"/>
     <w:tmpl w:val="A2B46C1A"/>
@@ -22767,7 +23346,7 @@
       </w:rPr>
     </w:lvl>
   </w:abstractNum>
-  <w:abstractNum w:abstractNumId="53" w15:restartNumberingAfterBreak="0">
+  <w:abstractNum w:abstractNumId="56" w15:restartNumberingAfterBreak="0">
     <w:nsid w:val="61820F8A"/>
     <w:multiLevelType w:val="hybridMultilevel"/>
     <w:tmpl w:val="A712F41A"/>
@@ -22880,7 +23459,7 @@
       </w:rPr>
     </w:lvl>
   </w:abstractNum>
-  <w:abstractNum w:abstractNumId="54" w15:restartNumberingAfterBreak="0">
+  <w:abstractNum w:abstractNumId="57" w15:restartNumberingAfterBreak="0">
     <w:nsid w:val="67C65685"/>
     <w:multiLevelType w:val="hybridMultilevel"/>
     <w:tmpl w:val="B5B8005C"/>
@@ -22993,7 +23572,120 @@
       </w:rPr>
     </w:lvl>
   </w:abstractNum>
-  <w:abstractNum w:abstractNumId="55" w15:restartNumberingAfterBreak="0">
+  <w:abstractNum w:abstractNumId="58" w15:restartNumberingAfterBreak="0">
+    <w:nsid w:val="699E19B2"/>
+    <w:multiLevelType w:val="hybridMultilevel"/>
+    <w:tmpl w:val="B7BAEAE0"/>
+    <w:lvl w:ilvl="0" w:tplc="240A0001">
+      <w:start w:val="1"/>
+      <w:numFmt w:val="bullet"/>
+      <w:lvlText w:val=""/>
+      <w:lvlJc w:val="left"/>
+      <w:pPr>
+        <w:ind w:left="1429" w:hanging="360"/>
+      </w:pPr>
+      <w:rPr>
+        <w:rFonts w:ascii="Symbol" w:hAnsi="Symbol" w:hint="default"/>
+      </w:rPr>
+    </w:lvl>
+    <w:lvl w:ilvl="1" w:tplc="240A0003" w:tentative="1">
+      <w:start w:val="1"/>
+      <w:numFmt w:val="bullet"/>
+      <w:lvlText w:val="o"/>
+      <w:lvlJc w:val="left"/>
+      <w:pPr>
+        <w:ind w:left="2149" w:hanging="360"/>
+      </w:pPr>
+      <w:rPr>
+        <w:rFonts w:ascii="Courier New" w:hAnsi="Courier New" w:cs="Courier New" w:hint="default"/>
+      </w:rPr>
+    </w:lvl>
+    <w:lvl w:ilvl="2" w:tplc="240A0005" w:tentative="1">
+      <w:start w:val="1"/>
+      <w:numFmt w:val="bullet"/>
+      <w:lvlText w:val=""/>
+      <w:lvlJc w:val="left"/>
+      <w:pPr>
+        <w:ind w:left="2869" w:hanging="360"/>
+      </w:pPr>
+      <w:rPr>
+        <w:rFonts w:ascii="Wingdings" w:hAnsi="Wingdings" w:hint="default"/>
+      </w:rPr>
+    </w:lvl>
+    <w:lvl w:ilvl="3" w:tplc="240A0001" w:tentative="1">
+      <w:start w:val="1"/>
+      <w:numFmt w:val="bullet"/>
+      <w:lvlText w:val=""/>
+      <w:lvlJc w:val="left"/>
+      <w:pPr>
+        <w:ind w:left="3589" w:hanging="360"/>
+      </w:pPr>
+      <w:rPr>
+        <w:rFonts w:ascii="Symbol" w:hAnsi="Symbol" w:hint="default"/>
+      </w:rPr>
+    </w:lvl>
+    <w:lvl w:ilvl="4" w:tplc="240A0003" w:tentative="1">
+      <w:start w:val="1"/>
+      <w:numFmt w:val="bullet"/>
+      <w:lvlText w:val="o"/>
+      <w:lvlJc w:val="left"/>
+      <w:pPr>
+        <w:ind w:left="4309" w:hanging="360"/>
+      </w:pPr>
+      <w:rPr>
+        <w:rFonts w:ascii="Courier New" w:hAnsi="Courier New" w:cs="Courier New" w:hint="default"/>
+      </w:rPr>
+    </w:lvl>
+    <w:lvl w:ilvl="5" w:tplc="240A0005" w:tentative="1">
+      <w:start w:val="1"/>
+      <w:numFmt w:val="bullet"/>
+      <w:lvlText w:val=""/>
+      <w:lvlJc w:val="left"/>
+      <w:pPr>
+        <w:ind w:left="5029" w:hanging="360"/>
+      </w:pPr>
+      <w:rPr>
+        <w:rFonts w:ascii="Wingdings" w:hAnsi="Wingdings" w:hint="default"/>
+      </w:rPr>
+    </w:lvl>
+    <w:lvl w:ilvl="6" w:tplc="240A0001" w:tentative="1">
+      <w:start w:val="1"/>
+      <w:numFmt w:val="bullet"/>
+      <w:lvlText w:val=""/>
+      <w:lvlJc w:val="left"/>
+      <w:pPr>
+        <w:ind w:left="5749" w:hanging="360"/>
+      </w:pPr>
+      <w:rPr>
+        <w:rFonts w:ascii="Symbol" w:hAnsi="Symbol" w:hint="default"/>
+      </w:rPr>
+    </w:lvl>
+    <w:lvl w:ilvl="7" w:tplc="240A0003" w:tentative="1">
+      <w:start w:val="1"/>
+      <w:numFmt w:val="bullet"/>
+      <w:lvlText w:val="o"/>
+      <w:lvlJc w:val="left"/>
+      <w:pPr>
+        <w:ind w:left="6469" w:hanging="360"/>
+      </w:pPr>
+      <w:rPr>
+        <w:rFonts w:ascii="Courier New" w:hAnsi="Courier New" w:cs="Courier New" w:hint="default"/>
+      </w:rPr>
+    </w:lvl>
+    <w:lvl w:ilvl="8" w:tplc="240A0005" w:tentative="1">
+      <w:start w:val="1"/>
+      <w:numFmt w:val="bullet"/>
+      <w:lvlText w:val=""/>
+      <w:lvlJc w:val="left"/>
+      <w:pPr>
+        <w:ind w:left="7189" w:hanging="360"/>
+      </w:pPr>
+      <w:rPr>
+        <w:rFonts w:ascii="Wingdings" w:hAnsi="Wingdings" w:hint="default"/>
+      </w:rPr>
+    </w:lvl>
+  </w:abstractNum>
+  <w:abstractNum w:abstractNumId="59" w15:restartNumberingAfterBreak="0">
     <w:nsid w:val="6A161089"/>
     <w:multiLevelType w:val="hybridMultilevel"/>
     <w:tmpl w:val="529C99E2"/>
@@ -23106,7 +23798,7 @@
       </w:rPr>
     </w:lvl>
   </w:abstractNum>
-  <w:abstractNum w:abstractNumId="56" w15:restartNumberingAfterBreak="0">
+  <w:abstractNum w:abstractNumId="60" w15:restartNumberingAfterBreak="0">
     <w:nsid w:val="6CE67F29"/>
     <w:multiLevelType w:val="hybridMultilevel"/>
     <w:tmpl w:val="5E345E08"/>
@@ -23219,7 +23911,7 @@
       </w:rPr>
     </w:lvl>
   </w:abstractNum>
-  <w:abstractNum w:abstractNumId="57" w15:restartNumberingAfterBreak="0">
+  <w:abstractNum w:abstractNumId="61" w15:restartNumberingAfterBreak="0">
     <w:nsid w:val="6D621E2C"/>
     <w:multiLevelType w:val="hybridMultilevel"/>
     <w:tmpl w:val="76AC4604"/>
@@ -23332,7 +24024,7 @@
       </w:rPr>
     </w:lvl>
   </w:abstractNum>
-  <w:abstractNum w:abstractNumId="58" w15:restartNumberingAfterBreak="0">
+  <w:abstractNum w:abstractNumId="62" w15:restartNumberingAfterBreak="0">
     <w:nsid w:val="6F4E5C38"/>
     <w:multiLevelType w:val="hybridMultilevel"/>
     <w:tmpl w:val="E1D08C0A"/>
@@ -23445,7 +24137,7 @@
       </w:rPr>
     </w:lvl>
   </w:abstractNum>
-  <w:abstractNum w:abstractNumId="59" w15:restartNumberingAfterBreak="0">
+  <w:abstractNum w:abstractNumId="63" w15:restartNumberingAfterBreak="0">
     <w:nsid w:val="70332BC4"/>
     <w:multiLevelType w:val="hybridMultilevel"/>
     <w:tmpl w:val="89D07C28"/>
@@ -23558,7 +24250,7 @@
       </w:rPr>
     </w:lvl>
   </w:abstractNum>
-  <w:abstractNum w:abstractNumId="60" w15:restartNumberingAfterBreak="0">
+  <w:abstractNum w:abstractNumId="64" w15:restartNumberingAfterBreak="0">
     <w:nsid w:val="714540A9"/>
     <w:multiLevelType w:val="hybridMultilevel"/>
     <w:tmpl w:val="C9CE91CA"/>
@@ -23671,7 +24363,7 @@
       </w:rPr>
     </w:lvl>
   </w:abstractNum>
-  <w:abstractNum w:abstractNumId="61" w15:restartNumberingAfterBreak="0">
+  <w:abstractNum w:abstractNumId="65" w15:restartNumberingAfterBreak="0">
     <w:nsid w:val="77820C2A"/>
     <w:multiLevelType w:val="hybridMultilevel"/>
     <w:tmpl w:val="B7E21210"/>
@@ -23784,7 +24476,7 @@
       </w:rPr>
     </w:lvl>
   </w:abstractNum>
-  <w:abstractNum w:abstractNumId="62" w15:restartNumberingAfterBreak="0">
+  <w:abstractNum w:abstractNumId="66" w15:restartNumberingAfterBreak="0">
     <w:nsid w:val="7D7A0B9A"/>
     <w:multiLevelType w:val="hybridMultilevel"/>
     <w:tmpl w:val="95CE9F86"/>
@@ -23897,7 +24589,7 @@
       </w:rPr>
     </w:lvl>
   </w:abstractNum>
-  <w:abstractNum w:abstractNumId="63" w15:restartNumberingAfterBreak="0">
+  <w:abstractNum w:abstractNumId="67" w15:restartNumberingAfterBreak="0">
     <w:nsid w:val="7E63600F"/>
     <w:multiLevelType w:val="hybridMultilevel"/>
     <w:tmpl w:val="DC38FA26"/>
@@ -24010,204 +24702,332 @@
       </w:rPr>
     </w:lvl>
   </w:abstractNum>
-  <w:num w:numId="1">
+  <w:abstractNum w:abstractNumId="68" w15:restartNumberingAfterBreak="0">
+    <w:nsid w:val="7F0D5B7C"/>
+    <w:multiLevelType w:val="hybridMultilevel"/>
+    <w:tmpl w:val="BBF41492"/>
+    <w:lvl w:ilvl="0" w:tplc="240A0001">
+      <w:start w:val="1"/>
+      <w:numFmt w:val="bullet"/>
+      <w:lvlText w:val=""/>
+      <w:lvlJc w:val="left"/>
+      <w:pPr>
+        <w:ind w:left="1429" w:hanging="360"/>
+      </w:pPr>
+      <w:rPr>
+        <w:rFonts w:ascii="Symbol" w:hAnsi="Symbol" w:hint="default"/>
+      </w:rPr>
+    </w:lvl>
+    <w:lvl w:ilvl="1" w:tplc="240A0003" w:tentative="1">
+      <w:start w:val="1"/>
+      <w:numFmt w:val="bullet"/>
+      <w:lvlText w:val="o"/>
+      <w:lvlJc w:val="left"/>
+      <w:pPr>
+        <w:ind w:left="2149" w:hanging="360"/>
+      </w:pPr>
+      <w:rPr>
+        <w:rFonts w:ascii="Courier New" w:hAnsi="Courier New" w:cs="Courier New" w:hint="default"/>
+      </w:rPr>
+    </w:lvl>
+    <w:lvl w:ilvl="2" w:tplc="240A0005" w:tentative="1">
+      <w:start w:val="1"/>
+      <w:numFmt w:val="bullet"/>
+      <w:lvlText w:val=""/>
+      <w:lvlJc w:val="left"/>
+      <w:pPr>
+        <w:ind w:left="2869" w:hanging="360"/>
+      </w:pPr>
+      <w:rPr>
+        <w:rFonts w:ascii="Wingdings" w:hAnsi="Wingdings" w:hint="default"/>
+      </w:rPr>
+    </w:lvl>
+    <w:lvl w:ilvl="3" w:tplc="240A0001" w:tentative="1">
+      <w:start w:val="1"/>
+      <w:numFmt w:val="bullet"/>
+      <w:lvlText w:val=""/>
+      <w:lvlJc w:val="left"/>
+      <w:pPr>
+        <w:ind w:left="3589" w:hanging="360"/>
+      </w:pPr>
+      <w:rPr>
+        <w:rFonts w:ascii="Symbol" w:hAnsi="Symbol" w:hint="default"/>
+      </w:rPr>
+    </w:lvl>
+    <w:lvl w:ilvl="4" w:tplc="240A0003" w:tentative="1">
+      <w:start w:val="1"/>
+      <w:numFmt w:val="bullet"/>
+      <w:lvlText w:val="o"/>
+      <w:lvlJc w:val="left"/>
+      <w:pPr>
+        <w:ind w:left="4309" w:hanging="360"/>
+      </w:pPr>
+      <w:rPr>
+        <w:rFonts w:ascii="Courier New" w:hAnsi="Courier New" w:cs="Courier New" w:hint="default"/>
+      </w:rPr>
+    </w:lvl>
+    <w:lvl w:ilvl="5" w:tplc="240A0005" w:tentative="1">
+      <w:start w:val="1"/>
+      <w:numFmt w:val="bullet"/>
+      <w:lvlText w:val=""/>
+      <w:lvlJc w:val="left"/>
+      <w:pPr>
+        <w:ind w:left="5029" w:hanging="360"/>
+      </w:pPr>
+      <w:rPr>
+        <w:rFonts w:ascii="Wingdings" w:hAnsi="Wingdings" w:hint="default"/>
+      </w:rPr>
+    </w:lvl>
+    <w:lvl w:ilvl="6" w:tplc="240A0001" w:tentative="1">
+      <w:start w:val="1"/>
+      <w:numFmt w:val="bullet"/>
+      <w:lvlText w:val=""/>
+      <w:lvlJc w:val="left"/>
+      <w:pPr>
+        <w:ind w:left="5749" w:hanging="360"/>
+      </w:pPr>
+      <w:rPr>
+        <w:rFonts w:ascii="Symbol" w:hAnsi="Symbol" w:hint="default"/>
+      </w:rPr>
+    </w:lvl>
+    <w:lvl w:ilvl="7" w:tplc="240A0003" w:tentative="1">
+      <w:start w:val="1"/>
+      <w:numFmt w:val="bullet"/>
+      <w:lvlText w:val="o"/>
+      <w:lvlJc w:val="left"/>
+      <w:pPr>
+        <w:ind w:left="6469" w:hanging="360"/>
+      </w:pPr>
+      <w:rPr>
+        <w:rFonts w:ascii="Courier New" w:hAnsi="Courier New" w:cs="Courier New" w:hint="default"/>
+      </w:rPr>
+    </w:lvl>
+    <w:lvl w:ilvl="8" w:tplc="240A0005" w:tentative="1">
+      <w:start w:val="1"/>
+      <w:numFmt w:val="bullet"/>
+      <w:lvlText w:val=""/>
+      <w:lvlJc w:val="left"/>
+      <w:pPr>
+        <w:ind w:left="7189" w:hanging="360"/>
+      </w:pPr>
+      <w:rPr>
+        <w:rFonts w:ascii="Wingdings" w:hAnsi="Wingdings" w:hint="default"/>
+      </w:rPr>
+    </w:lvl>
+  </w:abstractNum>
+  <w:num w:numId="1" w16cid:durableId="596644589">
     <w:abstractNumId w:val="0"/>
   </w:num>
-  <w:num w:numId="2">
+  <w:num w:numId="2" w16cid:durableId="91555299">
     <w:abstractNumId w:val="15"/>
   </w:num>
-  <w:num w:numId="3">
+  <w:num w:numId="3" w16cid:durableId="603610122">
+    <w:abstractNumId w:val="40"/>
+  </w:num>
+  <w:num w:numId="4" w16cid:durableId="1359038347">
+    <w:abstractNumId w:val="27"/>
+  </w:num>
+  <w:num w:numId="5" w16cid:durableId="1106465938">
+    <w:abstractNumId w:val="31"/>
+  </w:num>
+  <w:num w:numId="6" w16cid:durableId="464129042">
+    <w:abstractNumId w:val="46"/>
+  </w:num>
+  <w:num w:numId="7" w16cid:durableId="1133445788">
+    <w:abstractNumId w:val="59"/>
+  </w:num>
+  <w:num w:numId="8" w16cid:durableId="295333966">
+    <w:abstractNumId w:val="42"/>
+  </w:num>
+  <w:num w:numId="9" w16cid:durableId="361788624">
+    <w:abstractNumId w:val="63"/>
+  </w:num>
+  <w:num w:numId="10" w16cid:durableId="1206137655">
+    <w:abstractNumId w:val="38"/>
+  </w:num>
+  <w:num w:numId="11" w16cid:durableId="518158646">
+    <w:abstractNumId w:val="35"/>
+  </w:num>
+  <w:num w:numId="12" w16cid:durableId="627056523">
+    <w:abstractNumId w:val="14"/>
+  </w:num>
+  <w:num w:numId="13" w16cid:durableId="796146721">
+    <w:abstractNumId w:val="62"/>
+  </w:num>
+  <w:num w:numId="14" w16cid:durableId="556815293">
+    <w:abstractNumId w:val="43"/>
+  </w:num>
+  <w:num w:numId="15" w16cid:durableId="733236065">
+    <w:abstractNumId w:val="6"/>
+  </w:num>
+  <w:num w:numId="16" w16cid:durableId="1645892029">
+    <w:abstractNumId w:val="53"/>
+  </w:num>
+  <w:num w:numId="17" w16cid:durableId="257064426">
+    <w:abstractNumId w:val="52"/>
+  </w:num>
+  <w:num w:numId="18" w16cid:durableId="1144738090">
+    <w:abstractNumId w:val="57"/>
+  </w:num>
+  <w:num w:numId="19" w16cid:durableId="149564312">
+    <w:abstractNumId w:val="61"/>
+  </w:num>
+  <w:num w:numId="20" w16cid:durableId="407727529">
+    <w:abstractNumId w:val="1"/>
+  </w:num>
+  <w:num w:numId="21" w16cid:durableId="717896345">
+    <w:abstractNumId w:val="30"/>
+  </w:num>
+  <w:num w:numId="22" w16cid:durableId="2078285415">
+    <w:abstractNumId w:val="28"/>
+  </w:num>
+  <w:num w:numId="23" w16cid:durableId="1647078248">
+    <w:abstractNumId w:val="34"/>
+  </w:num>
+  <w:num w:numId="24" w16cid:durableId="930817621">
+    <w:abstractNumId w:val="8"/>
+  </w:num>
+  <w:num w:numId="25" w16cid:durableId="1960606236">
+    <w:abstractNumId w:val="11"/>
+  </w:num>
+  <w:num w:numId="26" w16cid:durableId="1605961745">
+    <w:abstractNumId w:val="54"/>
+  </w:num>
+  <w:num w:numId="27" w16cid:durableId="1230728616">
+    <w:abstractNumId w:val="41"/>
+  </w:num>
+  <w:num w:numId="28" w16cid:durableId="721488936">
+    <w:abstractNumId w:val="33"/>
+  </w:num>
+  <w:num w:numId="29" w16cid:durableId="823276652">
+    <w:abstractNumId w:val="18"/>
+  </w:num>
+  <w:num w:numId="30" w16cid:durableId="691495806">
+    <w:abstractNumId w:val="50"/>
+  </w:num>
+  <w:num w:numId="31" w16cid:durableId="1848057286">
+    <w:abstractNumId w:val="20"/>
+  </w:num>
+  <w:num w:numId="32" w16cid:durableId="1060858376">
+    <w:abstractNumId w:val="49"/>
+  </w:num>
+  <w:num w:numId="33" w16cid:durableId="170920291">
+    <w:abstractNumId w:val="19"/>
+  </w:num>
+  <w:num w:numId="34" w16cid:durableId="856234895">
+    <w:abstractNumId w:val="9"/>
+  </w:num>
+  <w:num w:numId="35" w16cid:durableId="1246763129">
+    <w:abstractNumId w:val="7"/>
+  </w:num>
+  <w:num w:numId="36" w16cid:durableId="1595241102">
+    <w:abstractNumId w:val="5"/>
+  </w:num>
+  <w:num w:numId="37" w16cid:durableId="585454704">
+    <w:abstractNumId w:val="66"/>
+  </w:num>
+  <w:num w:numId="38" w16cid:durableId="1427533655">
+    <w:abstractNumId w:val="32"/>
+  </w:num>
+  <w:num w:numId="39" w16cid:durableId="1742169428">
+    <w:abstractNumId w:val="10"/>
+  </w:num>
+  <w:num w:numId="40" w16cid:durableId="55786616">
+    <w:abstractNumId w:val="44"/>
+  </w:num>
+  <w:num w:numId="41" w16cid:durableId="1863981088">
+    <w:abstractNumId w:val="22"/>
+  </w:num>
+  <w:num w:numId="42" w16cid:durableId="943029371">
+    <w:abstractNumId w:val="51"/>
+  </w:num>
+  <w:num w:numId="43" w16cid:durableId="418143208">
+    <w:abstractNumId w:val="12"/>
+  </w:num>
+  <w:num w:numId="44" w16cid:durableId="1753700490">
+    <w:abstractNumId w:val="25"/>
+  </w:num>
+  <w:num w:numId="45" w16cid:durableId="127864560">
+    <w:abstractNumId w:val="26"/>
+  </w:num>
+  <w:num w:numId="46" w16cid:durableId="222721397">
+    <w:abstractNumId w:val="64"/>
+  </w:num>
+  <w:num w:numId="47" w16cid:durableId="2114661787">
+    <w:abstractNumId w:val="2"/>
+  </w:num>
+  <w:num w:numId="48" w16cid:durableId="1788694815">
+    <w:abstractNumId w:val="48"/>
+  </w:num>
+  <w:num w:numId="49" w16cid:durableId="2014339790">
+    <w:abstractNumId w:val="13"/>
+  </w:num>
+  <w:num w:numId="50" w16cid:durableId="1897428967">
+    <w:abstractNumId w:val="65"/>
+  </w:num>
+  <w:num w:numId="51" w16cid:durableId="2117751826">
+    <w:abstractNumId w:val="29"/>
+  </w:num>
+  <w:num w:numId="52" w16cid:durableId="419909019">
+    <w:abstractNumId w:val="56"/>
+  </w:num>
+  <w:num w:numId="53" w16cid:durableId="1241257694">
+    <w:abstractNumId w:val="24"/>
+  </w:num>
+  <w:num w:numId="54" w16cid:durableId="803548550">
     <w:abstractNumId w:val="37"/>
   </w:num>
-  <w:num w:numId="4">
-    <w:abstractNumId w:val="25"/>
-  </w:num>
-  <w:num w:numId="5">
-    <w:abstractNumId w:val="29"/>
-  </w:num>
-  <w:num w:numId="6">
-    <w:abstractNumId w:val="43"/>
-  </w:num>
-  <w:num w:numId="7">
+  <w:num w:numId="55" w16cid:durableId="63260626">
     <w:abstractNumId w:val="55"/>
   </w:num>
-  <w:num w:numId="8">
+  <w:num w:numId="56" w16cid:durableId="513228097">
+    <w:abstractNumId w:val="47"/>
+  </w:num>
+  <w:num w:numId="57" w16cid:durableId="1350717304">
+    <w:abstractNumId w:val="21"/>
+  </w:num>
+  <w:num w:numId="58" w16cid:durableId="68617425">
+    <w:abstractNumId w:val="3"/>
+  </w:num>
+  <w:num w:numId="59" w16cid:durableId="968781265">
+    <w:abstractNumId w:val="67"/>
+  </w:num>
+  <w:num w:numId="60" w16cid:durableId="1818522845">
+    <w:abstractNumId w:val="23"/>
+  </w:num>
+  <w:num w:numId="61" w16cid:durableId="1659336173">
+    <w:abstractNumId w:val="60"/>
+  </w:num>
+  <w:num w:numId="62" w16cid:durableId="1346245922">
+    <w:abstractNumId w:val="45"/>
+  </w:num>
+  <w:num w:numId="63" w16cid:durableId="142431256">
+    <w:abstractNumId w:val="4"/>
+  </w:num>
+  <w:num w:numId="64" w16cid:durableId="1928953101">
     <w:abstractNumId w:val="39"/>
   </w:num>
-  <w:num w:numId="9">
-    <w:abstractNumId w:val="59"/>
+  <w:num w:numId="65" w16cid:durableId="2098092366">
+    <w:abstractNumId w:val="36"/>
   </w:num>
-  <w:num w:numId="10">
-    <w:abstractNumId w:val="35"/>
-  </w:num>
-  <w:num w:numId="11">
-    <w:abstractNumId w:val="33"/>
-  </w:num>
-  <w:num w:numId="12">
-    <w:abstractNumId w:val="14"/>
-  </w:num>
-  <w:num w:numId="13">
+  <w:num w:numId="66" w16cid:durableId="1595476120">
     <w:abstractNumId w:val="58"/>
   </w:num>
-  <w:num w:numId="14">
-    <w:abstractNumId w:val="40"/>
+  <w:num w:numId="67" w16cid:durableId="836698454">
+    <w:abstractNumId w:val="68"/>
   </w:num>
-  <w:num w:numId="15">
-    <w:abstractNumId w:val="6"/>
-  </w:num>
-  <w:num w:numId="16">
-    <w:abstractNumId w:val="50"/>
-  </w:num>
-  <w:num w:numId="17">
-    <w:abstractNumId w:val="49"/>
-  </w:num>
-  <w:num w:numId="18">
-    <w:abstractNumId w:val="54"/>
-  </w:num>
-  <w:num w:numId="19">
-    <w:abstractNumId w:val="57"/>
-  </w:num>
-  <w:num w:numId="20">
-    <w:abstractNumId w:val="1"/>
-  </w:num>
-  <w:num w:numId="21">
-    <w:abstractNumId w:val="28"/>
-  </w:num>
-  <w:num w:numId="22">
-    <w:abstractNumId w:val="26"/>
-  </w:num>
-  <w:num w:numId="23">
-    <w:abstractNumId w:val="32"/>
-  </w:num>
-  <w:num w:numId="24">
-    <w:abstractNumId w:val="8"/>
-  </w:num>
-  <w:num w:numId="25">
-    <w:abstractNumId w:val="11"/>
-  </w:num>
-  <w:num w:numId="26">
-    <w:abstractNumId w:val="51"/>
-  </w:num>
-  <w:num w:numId="27">
-    <w:abstractNumId w:val="38"/>
-  </w:num>
-  <w:num w:numId="28">
-    <w:abstractNumId w:val="31"/>
-  </w:num>
-  <w:num w:numId="29">
-    <w:abstractNumId w:val="16"/>
-  </w:num>
-  <w:num w:numId="30">
-    <w:abstractNumId w:val="47"/>
-  </w:num>
-  <w:num w:numId="31">
-    <w:abstractNumId w:val="18"/>
-  </w:num>
-  <w:num w:numId="32">
-    <w:abstractNumId w:val="46"/>
-  </w:num>
-  <w:num w:numId="33">
+  <w:num w:numId="68" w16cid:durableId="405416689">
     <w:abstractNumId w:val="17"/>
   </w:num>
-  <w:num w:numId="34">
-    <w:abstractNumId w:val="9"/>
-  </w:num>
-  <w:num w:numId="35">
-    <w:abstractNumId w:val="7"/>
-  </w:num>
-  <w:num w:numId="36">
-    <w:abstractNumId w:val="5"/>
-  </w:num>
-  <w:num w:numId="37">
-    <w:abstractNumId w:val="62"/>
-  </w:num>
-  <w:num w:numId="38">
-    <w:abstractNumId w:val="30"/>
-  </w:num>
-  <w:num w:numId="39">
-    <w:abstractNumId w:val="10"/>
-  </w:num>
-  <w:num w:numId="40">
-    <w:abstractNumId w:val="41"/>
-  </w:num>
-  <w:num w:numId="41">
-    <w:abstractNumId w:val="20"/>
-  </w:num>
-  <w:num w:numId="42">
-    <w:abstractNumId w:val="48"/>
-  </w:num>
-  <w:num w:numId="43">
-    <w:abstractNumId w:val="12"/>
-  </w:num>
-  <w:num w:numId="44">
-    <w:abstractNumId w:val="23"/>
-  </w:num>
-  <w:num w:numId="45">
-    <w:abstractNumId w:val="24"/>
-  </w:num>
-  <w:num w:numId="46">
-    <w:abstractNumId w:val="60"/>
-  </w:num>
-  <w:num w:numId="47">
-    <w:abstractNumId w:val="2"/>
-  </w:num>
-  <w:num w:numId="48">
-    <w:abstractNumId w:val="45"/>
-  </w:num>
-  <w:num w:numId="49">
-    <w:abstractNumId w:val="13"/>
-  </w:num>
-  <w:num w:numId="50">
-    <w:abstractNumId w:val="61"/>
-  </w:num>
-  <w:num w:numId="51">
-    <w:abstractNumId w:val="27"/>
-  </w:num>
-  <w:num w:numId="52">
-    <w:abstractNumId w:val="53"/>
-  </w:num>
-  <w:num w:numId="53">
-    <w:abstractNumId w:val="22"/>
-  </w:num>
-  <w:num w:numId="54">
-    <w:abstractNumId w:val="34"/>
-  </w:num>
-  <w:num w:numId="55">
-    <w:abstractNumId w:val="52"/>
-  </w:num>
-  <w:num w:numId="56">
-    <w:abstractNumId w:val="44"/>
-  </w:num>
-  <w:num w:numId="57">
-    <w:abstractNumId w:val="19"/>
-  </w:num>
-  <w:num w:numId="58">
-    <w:abstractNumId w:val="3"/>
-  </w:num>
-  <w:num w:numId="59">
-    <w:abstractNumId w:val="63"/>
-  </w:num>
-  <w:num w:numId="60">
-    <w:abstractNumId w:val="21"/>
-  </w:num>
-  <w:num w:numId="61">
-    <w:abstractNumId w:val="56"/>
-  </w:num>
-  <w:num w:numId="62">
-    <w:abstractNumId w:val="42"/>
-  </w:num>
-  <w:num w:numId="63">
-    <w:abstractNumId w:val="4"/>
-  </w:num>
-  <w:num w:numId="64">
-    <w:abstractNumId w:val="36"/>
+  <w:num w:numId="69" w16cid:durableId="520243552">
+    <w:abstractNumId w:val="16"/>
   </w:num>
   <w:numIdMacAtCleanup w:val="60"/>
 </w:numbering>
 </file>
 
 <file path=word/styles.xml><?xml version="1.0" encoding="utf-8"?>
-<w:styles xmlns:mc="http://schemas.openxmlformats.org/markup-compatibility/2006" xmlns:r="http://schemas.openxmlformats.org/officeDocument/2006/relationships" xmlns:w="http://schemas.openxmlformats.org/wordprocessingml/2006/main" xmlns:w14="http://schemas.microsoft.com/office/word/2010/wordml" xmlns:w15="http://schemas.microsoft.com/office/word/2012/wordml" xmlns:w16cex="http://schemas.microsoft.com/office/word/2018/wordml/cex" xmlns:w16cid="http://schemas.microsoft.com/office/word/2016/wordml/cid" xmlns:w16="http://schemas.microsoft.com/office/word/2018/wordml" xmlns:w16sdtdh="http://schemas.microsoft.com/office/word/2020/wordml/sdtdatahash" xmlns:w16se="http://schemas.microsoft.com/office/word/2015/wordml/symex" mc:Ignorable="w14 w15 w16se w16cid w16 w16cex w16sdtdh">
+<w:styles xmlns:mc="http://schemas.openxmlformats.org/markup-compatibility/2006" xmlns:r="http://schemas.openxmlformats.org/officeDocument/2006/relationships" xmlns:w="http://schemas.openxmlformats.org/wordprocessingml/2006/main" xmlns:w14="http://schemas.microsoft.com/office/word/2010/wordml" xmlns:w15="http://schemas.microsoft.com/office/word/2012/wordml" xmlns:w16cex="http://schemas.microsoft.com/office/word/2018/wordml/cex" xmlns:w16cid="http://schemas.microsoft.com/office/word/2016/wordml/cid" xmlns:w16="http://schemas.microsoft.com/office/word/2018/wordml" xmlns:w16du="http://schemas.microsoft.com/office/word/2023/wordml/word16du" xmlns:w16sdtdh="http://schemas.microsoft.com/office/word/2020/wordml/sdtdatahash" xmlns:w16sdtfl="http://schemas.microsoft.com/office/word/2024/wordml/sdtformatlock" xmlns:w16se="http://schemas.microsoft.com/office/word/2015/wordml/symex" mc:Ignorable="w14 w15 w16se w16cid w16 w16cex w16sdtdh w16sdtfl w16du">
   <w:docDefaults>
     <w:rPrDefault>
       <w:rPr>
@@ -25555,7 +26375,7 @@
       </w:rPr>
     </w:tblStylePr>
   </w:style>
-  <w:style w:type="character" w:styleId="Textoennegrita">
+  <w:style w:type="character" w:styleId="Fuerte">
     <w:name w:val="Strong"/>
     <w:basedOn w:val="Fuentedeprrafopredeter"/>
     <w:uiPriority w:val="22"/>
@@ -26014,6 +26834,26 @@
 </file>
 
 <file path=customXml/item1.xml><?xml version="1.0" encoding="utf-8"?>
+<?mso-contentType ?>
+<FormTemplates xmlns="http://schemas.microsoft.com/sharepoint/v3/contenttype/forms">
+  <Display>DocumentLibraryForm</Display>
+  <Edit>DocumentLibraryForm</Edit>
+  <New>DocumentLibraryForm</New>
+</FormTemplates>
+</file>
+
+<file path=customXml/item2.xml><?xml version="1.0" encoding="utf-8"?>
+<p:properties xmlns:p="http://schemas.microsoft.com/office/2006/metadata/properties" xmlns:xsi="http://www.w3.org/2001/XMLSchema-instance" xmlns:pc="http://schemas.microsoft.com/office/infopath/2007/PartnerControls">
+  <documentManagement>
+    <TaxCatchAll xmlns="67a0edcd-0de5-43ed-8c27-e32f38a00c91" xsi:nil="true"/>
+    <lcf76f155ced4ddcb4097134ff3c332f xmlns="42760c81-fd8e-4d59-8953-7cdb9f38b14f">
+      <Terms xmlns="http://schemas.microsoft.com/office/infopath/2007/PartnerControls"/>
+    </lcf76f155ced4ddcb4097134ff3c332f>
+  </documentManagement>
+</p:properties>
+</file>
+
+<file path=customXml/item3.xml><?xml version="1.0" encoding="utf-8"?>
 <ct:contentTypeSchema xmlns:ct="http://schemas.microsoft.com/office/2006/metadata/contentType" xmlns:ma="http://schemas.microsoft.com/office/2006/metadata/properties/metaAttributes" ct:_="" ma:_="" ma:contentTypeName="Documento" ma:contentTypeID="0x01010005252A1EF3BD024F856B47B579AB5244" ma:contentTypeVersion="12" ma:contentTypeDescription="Crear nuevo documento." ma:contentTypeScope="" ma:versionID="32d0e18b85ac20c34eab62df21c0cf58">
   <xsd:schema xmlns:xsd="http://www.w3.org/2001/XMLSchema" xmlns:xs="http://www.w3.org/2001/XMLSchema" xmlns:p="http://schemas.microsoft.com/office/2006/metadata/properties" xmlns:ns2="42760c81-fd8e-4d59-8953-7cdb9f38b14f" xmlns:ns3="67a0edcd-0de5-43ed-8c27-e32f38a00c91" targetNamespace="http://schemas.microsoft.com/office/2006/metadata/properties" ma:root="true" ma:fieldsID="cc2c149e99f10870fd5bc3964e5386d3" ns2:_="" ns3:_="">
     <xsd:import namespace="42760c81-fd8e-4d59-8953-7cdb9f38b14f"/>
@@ -26214,31 +27054,30 @@
 </ct:contentTypeSchema>
 </file>
 
-<file path=customXml/item2.xml><?xml version="1.0" encoding="utf-8"?>
-<p:properties xmlns:p="http://schemas.microsoft.com/office/2006/metadata/properties" xmlns:xsi="http://www.w3.org/2001/XMLSchema-instance" xmlns:pc="http://schemas.microsoft.com/office/infopath/2007/PartnerControls">
-  <documentManagement>
-    <TaxCatchAll xmlns="67a0edcd-0de5-43ed-8c27-e32f38a00c91" xsi:nil="true"/>
-    <lcf76f155ced4ddcb4097134ff3c332f xmlns="42760c81-fd8e-4d59-8953-7cdb9f38b14f">
-      <Terms xmlns="http://schemas.microsoft.com/office/infopath/2007/PartnerControls"/>
-    </lcf76f155ced4ddcb4097134ff3c332f>
-  </documentManagement>
-</p:properties>
-</file>
-
-<file path=customXml/item3.xml><?xml version="1.0" encoding="utf-8"?>
-<?mso-contentType ?>
-<FormTemplates xmlns="http://schemas.microsoft.com/sharepoint/v3/contenttype/forms">
-  <Display>DocumentLibraryForm</Display>
-  <Edit>DocumentLibraryForm</Edit>
-  <New>DocumentLibraryForm</New>
-</FormTemplates>
-</file>
-
 <file path=customXml/item4.xml><?xml version="1.0" encoding="utf-8"?>
 <b:Sources xmlns:b="http://schemas.openxmlformats.org/officeDocument/2006/bibliography" xmlns="http://schemas.openxmlformats.org/officeDocument/2006/bibliography" SelectedStyle="\APASixthEditionOfficeOnline.xsl" StyleName="APA" Version="6"/>
 </file>
 
 <file path=customXml/itemProps1.xml><?xml version="1.0" encoding="utf-8"?>
+<ds:datastoreItem xmlns:ds="http://schemas.openxmlformats.org/officeDocument/2006/customXml" ds:itemID="{10663269-2064-4804-8290-36D4A57F5557}">
+  <ds:schemaRefs>
+    <ds:schemaRef ds:uri="http://schemas.microsoft.com/sharepoint/v3/contenttype/forms"/>
+  </ds:schemaRefs>
+</ds:datastoreItem>
+</file>
+
+<file path=customXml/itemProps2.xml><?xml version="1.0" encoding="utf-8"?>
+<ds:datastoreItem xmlns:ds="http://schemas.openxmlformats.org/officeDocument/2006/customXml" ds:itemID="{1279454D-02BE-4A9C-A117-DCD1573E2608}">
+  <ds:schemaRefs>
+    <ds:schemaRef ds:uri="http://schemas.microsoft.com/office/2006/metadata/properties"/>
+    <ds:schemaRef ds:uri="http://schemas.microsoft.com/office/infopath/2007/PartnerControls"/>
+    <ds:schemaRef ds:uri="67a0edcd-0de5-43ed-8c27-e32f38a00c91"/>
+    <ds:schemaRef ds:uri="42760c81-fd8e-4d59-8953-7cdb9f38b14f"/>
+  </ds:schemaRefs>
+</ds:datastoreItem>
+</file>
+
+<file path=customXml/itemProps3.xml><?xml version="1.0" encoding="utf-8"?>
 <ds:datastoreItem xmlns:ds="http://schemas.openxmlformats.org/officeDocument/2006/customXml" ds:itemID="{FD712249-23E9-4F2C-8A2B-E4C7F4CB1F1A}">
   <ds:schemaRefs>
     <ds:schemaRef ds:uri="http://schemas.microsoft.com/office/2006/metadata/contentType"/>
@@ -26257,25 +27096,6 @@
 </ds:datastoreItem>
 </file>
 
-<file path=customXml/itemProps2.xml><?xml version="1.0" encoding="utf-8"?>
-<ds:datastoreItem xmlns:ds="http://schemas.openxmlformats.org/officeDocument/2006/customXml" ds:itemID="{1279454D-02BE-4A9C-A117-DCD1573E2608}">
-  <ds:schemaRefs>
-    <ds:schemaRef ds:uri="http://schemas.microsoft.com/office/2006/metadata/properties"/>
-    <ds:schemaRef ds:uri="http://schemas.microsoft.com/office/infopath/2007/PartnerControls"/>
-    <ds:schemaRef ds:uri="67a0edcd-0de5-43ed-8c27-e32f38a00c91"/>
-    <ds:schemaRef ds:uri="42760c81-fd8e-4d59-8953-7cdb9f38b14f"/>
-  </ds:schemaRefs>
-</ds:datastoreItem>
-</file>
-
-<file path=customXml/itemProps3.xml><?xml version="1.0" encoding="utf-8"?>
-<ds:datastoreItem xmlns:ds="http://schemas.openxmlformats.org/officeDocument/2006/customXml" ds:itemID="{10663269-2064-4804-8290-36D4A57F5557}">
-  <ds:schemaRefs>
-    <ds:schemaRef ds:uri="http://schemas.microsoft.com/sharepoint/v3/contenttype/forms"/>
-  </ds:schemaRefs>
-</ds:datastoreItem>
-</file>
-
 <file path=customXml/itemProps4.xml><?xml version="1.0" encoding="utf-8"?>
 <ds:datastoreItem xmlns:ds="http://schemas.openxmlformats.org/officeDocument/2006/customXml" ds:itemID="{EAE431FD-7059-4C09-804B-C9D69EB7B213}">
   <ds:schemaRefs>
